--- a/report/국내_자율실험실_현황_사례중심.docx
+++ b/report/국내_자율실험실_현황_사례중심.docx
@@ -93,7 +93,7 @@
               </w:rPr>
               <w:t xml:space="preserve">자율실험실(Self-Driving Lab, SDL)은 AI가 가설과 실험조건을 설계하고 로봇·자동화 장비가 실험을 수행한 뒤 그 결과를 AI가 다시 학습하는 </w:t>
             </w:r>
-            <w:hyperlink w:history="1" r:id="rIdfgifs3rgvpuyyqfcs6d9n">
+            <w:hyperlink w:history="1" r:id="rIdhunsa9ufzjzudrnz4rjfq">
               <w:r>
                 <w:rPr>
                   <w:rFonts w:ascii="맑은 고딕" w:cs="맑은 고딕" w:eastAsia="맑은 고딕" w:hAnsi="맑은 고딕"/>
@@ -118,7 +118,7 @@
               </w:rPr>
               <w:t xml:space="preserve">으로, 24시간 무인 운영을 통해 수년 걸리던 탐색을 수개월로 단축한다. 국내에서는 KIST·재료연·화학연·에너지연 등 출연(연)과 KAIST·서울대·UNIST 등 대학이 소재·촉매·이차전지 분야에서 폐루프 실증에 성공했고, 2026년에는 </w:t>
             </w:r>
-            <w:hyperlink w:history="1" r:id="rIduwzwtj36rnnehxrgus_pt">
+            <w:hyperlink w:history="1" r:id="rIdvycv4nzy5xumrrgvizx2a">
               <w:r>
                 <w:rPr>
                   <w:rFonts w:ascii="맑은 고딕" w:cs="맑은 고딕" w:eastAsia="맑은 고딕" w:hAnsi="맑은 고딕"/>
@@ -143,7 +143,7 @@
               </w:rPr>
               <w:t xml:space="preserve">와 </w:t>
             </w:r>
-            <w:hyperlink w:history="1" r:id="rIdsticzqjh7tfh92zyyulfj">
+            <w:hyperlink w:history="1" r:id="rIdzj6c66ddk_lrfwz9kk_2m">
               <w:r>
                 <w:rPr>
                   <w:rFonts w:ascii="맑은 고딕" w:cs="맑은 고딕" w:eastAsia="맑은 고딕" w:hAnsi="맑은 고딕"/>
@@ -168,7 +168,7 @@
               </w:rPr>
               <w:t xml:space="preserve">로 확산되고 있다. 2026년 8월 11일에는 장비·AI 기업과 대학·출연(연) 등 </w:t>
             </w:r>
-            <w:hyperlink w:history="1" r:id="rIdbe8mq1mov4g3ykig-8ufw">
+            <w:hyperlink w:history="1" r:id="rIdujuuk1zhocfzaefzogkil">
               <w:r>
                 <w:rPr>
                   <w:rFonts w:ascii="맑은 고딕" w:cs="맑은 고딕" w:eastAsia="맑은 고딕" w:hAnsi="맑은 고딕"/>
@@ -539,7 +539,7 @@
               </w:rPr>
               <w:t xml:space="preserve">목표 물성 입력 → 로봇 합성 → 광특성 측정 → AI 재설계의 폐루프 구현. 실험 횟수를 </w:t>
             </w:r>
-            <w:hyperlink w:history="1" r:id="rIdg9-xx4p9eiqui6qvmirht">
+            <w:hyperlink w:history="1" r:id="rId79sv1eatr3vc0wwrbkvng">
               <w:r>
                 <w:rPr>
                   <w:rFonts w:ascii="맑은 고딕" w:cs="맑은 고딕" w:eastAsia="맑은 고딕" w:hAnsi="맑은 고딕"/>
@@ -564,7 +564,7 @@
               </w:rPr>
               <w:t xml:space="preserve">(3변수 기준 약 200회), </w:t>
             </w:r>
-            <w:hyperlink w:history="1" r:id="rIdand0nim6n6stpyqnufroz">
+            <w:hyperlink w:history="1" r:id="rIdcd4n59a8lqh544eykrtwp">
               <w:r>
                 <w:rPr>
                   <w:rFonts w:ascii="맑은 고딕" w:cs="맑은 고딕" w:eastAsia="맑은 고딕" w:hAnsi="맑은 고딕"/>
@@ -589,7 +589,7 @@
               </w:rPr>
               <w:t xml:space="preserve">. 원격·다중사용자 운영체계 </w:t>
             </w:r>
-            <w:hyperlink w:history="1" r:id="rId7yxecy21eepaxdbnfivoc">
+            <w:hyperlink w:history="1" r:id="rIdjo8z95gbqn7dd2gziemia">
               <w:r>
                 <w:rPr>
                   <w:rFonts w:ascii="맑은 고딕" w:cs="맑은 고딕" w:eastAsia="맑은 고딕" w:hAnsi="맑은 고딕"/>
@@ -720,7 +720,7 @@
               <w:spacing w:after="12" w:before="12" w:line="200" w:lineRule="auto"/>
               <w:jc w:val="left"/>
             </w:pPr>
-            <w:hyperlink w:history="1" r:id="rIdzsxpczlkqka1n-_vz1rtk">
+            <w:hyperlink w:history="1" r:id="rIdspouueoggfbcwczbco6n0">
               <w:r>
                 <w:rPr>
                   <w:rFonts w:ascii="맑은 고딕" w:cs="맑은 고딕" w:eastAsia="맑은 고딕" w:hAnsi="맑은 고딕"/>
@@ -817,7 +817,7 @@
               <w:spacing w:after="12" w:before="12" w:line="200" w:lineRule="auto"/>
               <w:jc w:val="left"/>
             </w:pPr>
-            <w:hyperlink w:history="1" r:id="rId40oiyumej4bquxbfmzqw9">
+            <w:hyperlink w:history="1" r:id="rIdo1wzgjnelydyxzjuy2jo8">
               <w:r>
                 <w:rPr>
                   <w:rFonts w:ascii="맑은 고딕" w:cs="맑은 고딕" w:eastAsia="맑은 고딕" w:hAnsi="맑은 고딕"/>
@@ -975,7 +975,7 @@
               <w:spacing w:after="12" w:before="12" w:line="200" w:lineRule="auto"/>
               <w:jc w:val="left"/>
             </w:pPr>
-            <w:hyperlink w:history="1" r:id="rIdy0usvp3dkpnslppm8qdch">
+            <w:hyperlink w:history="1" r:id="rIddrmld3rnrgllwfmkjwxye">
               <w:r>
                 <w:rPr>
                   <w:rFonts w:ascii="맑은 고딕" w:cs="맑은 고딕" w:eastAsia="맑은 고딕" w:hAnsi="맑은 고딕"/>
@@ -1064,7 +1064,7 @@
               </w:rPr>
               <w:t xml:space="preserve">지능형 로봇 기반 무인 실험실을 구축해 인간 연구자 대비 고속으로 실험 데이터 생산. </w:t>
             </w:r>
-            <w:hyperlink w:history="1" r:id="rIduu6kmwdpzqfxgsyz6ddvz">
+            <w:hyperlink w:history="1" r:id="rIddy5m-rwvwnezyt92nvnkt">
               <w:r>
                 <w:rPr>
                   <w:rFonts w:ascii="맑은 고딕" w:cs="맑은 고딕" w:eastAsia="맑은 고딕" w:hAnsi="맑은 고딕"/>
@@ -1217,7 +1217,7 @@
               </w:rPr>
               <w:t xml:space="preserve">신소재공학과 </w:t>
             </w:r>
-            <w:hyperlink w:history="1" r:id="rIdqds85r0j6la-qo0xckdg_">
+            <w:hyperlink w:history="1" r:id="rIdjthx5iukdzmfxhtwsth0g">
               <w:r>
                 <w:rPr>
                   <w:rFonts w:ascii="맑은 고딕" w:cs="맑은 고딕" w:eastAsia="맑은 고딕" w:hAnsi="맑은 고딕"/>
@@ -1314,7 +1314,7 @@
               <w:spacing w:after="12" w:before="12" w:line="200" w:lineRule="auto"/>
               <w:jc w:val="left"/>
             </w:pPr>
-            <w:hyperlink w:history="1" r:id="rIdwlfxgabpaqy0ame3ui0vd">
+            <w:hyperlink w:history="1" r:id="rIdmmbriqxdh9hldvtwtn6d8">
               <w:r>
                 <w:rPr>
                   <w:rFonts w:ascii="맑은 고딕" w:cs="맑은 고딕" w:eastAsia="맑은 고딕" w:hAnsi="맑은 고딕"/>
@@ -1339,7 +1339,7 @@
               </w:rPr>
               <w:t xml:space="preserve">하는 자동화 시스템 + 분석 데이터를 해석해 최적 후보를 고르는 AI 모델 결합. </w:t>
             </w:r>
-            <w:hyperlink w:history="1" r:id="rIdcr6tfvapxr9y9zgphodlz">
+            <w:hyperlink w:history="1" r:id="rId6glbnpfr0uovd0ztlxejw">
               <w:r>
                 <w:rPr>
                   <w:rFonts w:ascii="맑은 고딕" w:cs="맑은 고딕" w:eastAsia="맑은 고딕" w:hAnsi="맑은 고딕"/>
@@ -1544,7 +1544,7 @@
               <w:spacing w:after="12" w:before="12" w:line="200" w:lineRule="auto"/>
               <w:jc w:val="left"/>
             </w:pPr>
-            <w:hyperlink w:history="1" r:id="rIdbdolsmq_nzktbmrhxfa6b">
+            <w:hyperlink w:history="1" r:id="rIdbm_ua3zx3kdkttr-qskvo">
               <w:r>
                 <w:rPr>
                   <w:rFonts w:ascii="맑은 고딕" w:cs="맑은 고딕" w:eastAsia="맑은 고딕" w:hAnsi="맑은 고딕"/>
@@ -1569,7 +1569,7 @@
               </w:rPr>
               <w:t xml:space="preserve">. 로봇 2대가 공정을 분담해 전 과정 무인 수행, 수작업 대비 </w:t>
             </w:r>
-            <w:hyperlink w:history="1" r:id="rId2wzxfksgyegb0v-d2yyd4">
+            <w:hyperlink w:history="1" r:id="rIdwrb6yzr1w62rmzgbpqgiy">
               <w:r>
                 <w:rPr>
                   <w:rFonts w:ascii="맑은 고딕" w:cs="맑은 고딕" w:eastAsia="맑은 고딕" w:hAnsi="맑은 고딕"/>
@@ -1683,7 +1683,7 @@
               <w:spacing w:after="12" w:before="12" w:line="200" w:lineRule="auto"/>
               <w:jc w:val="left"/>
             </w:pPr>
-            <w:hyperlink w:history="1" r:id="rIdq0ipjabliqjijuiw-lvii">
+            <w:hyperlink w:history="1" r:id="rIdtrdb1nk2-ua_gje6rrj2j">
               <w:r>
                 <w:rPr>
                   <w:rFonts w:ascii="맑은 고딕" w:cs="맑은 고딕" w:eastAsia="맑은 고딕" w:hAnsi="맑은 고딕"/>
@@ -1780,7 +1780,7 @@
               <w:spacing w:after="12" w:before="12" w:line="200" w:lineRule="auto"/>
               <w:jc w:val="left"/>
             </w:pPr>
-            <w:hyperlink w:history="1" r:id="rIdvpeiwa37zdrqyy_vahx5r">
+            <w:hyperlink w:history="1" r:id="rIdzpaxmkdhkiaotimsfoth4">
               <w:r>
                 <w:rPr>
                   <w:rFonts w:ascii="맑은 고딕" w:cs="맑은 고딕" w:eastAsia="맑은 고딕" w:hAnsi="맑은 고딕"/>
@@ -1921,7 +1921,7 @@
               <w:spacing w:after="12" w:before="12" w:line="200" w:lineRule="auto"/>
               <w:jc w:val="left"/>
             </w:pPr>
-            <w:hyperlink w:history="1" r:id="rIdkjsiwxfap68airpgnotuu">
+            <w:hyperlink w:history="1" r:id="rIdi0jcihprfzwqeppw45d3a">
               <w:r>
                 <w:rPr>
                   <w:rFonts w:ascii="맑은 고딕" w:cs="맑은 고딕" w:eastAsia="맑은 고딕" w:hAnsi="맑은 고딕"/>
@@ -2072,24 +2072,7 @@
                 <w:sz w:val="16"/>
                 <w:szCs w:val="16"/>
               </w:rPr>
-              <w:t xml:space="preserve">가톨릭대 등</w:t>
-            </w:r>
-          </w:p>
-          <w:p>
-            <w:pPr>
-              <w:spacing w:after="12" w:before="12" w:line="200" w:lineRule="auto"/>
-              <w:jc w:val="center"/>
-            </w:pPr>
-            <w:r>
-              <w:rPr>
-                <w:rFonts w:ascii="맑은 고딕" w:cs="맑은 고딕" w:eastAsia="맑은 고딕" w:hAnsi="맑은 고딕"/>
-                <w:b/>
-                <w:bCs/>
-                <w:color w:val="222222"/>
-                <w:sz w:val="16"/>
-                <w:szCs w:val="16"/>
-              </w:rPr>
-              <w:t xml:space="preserve">6개 기관</w:t>
+              <w:t xml:space="preserve">이화여자대학교</w:t>
             </w:r>
           </w:p>
         </w:tc>
@@ -2110,7 +2093,7 @@
               <w:spacing w:after="12" w:before="12" w:line="200" w:lineRule="auto"/>
               <w:jc w:val="left"/>
             </w:pPr>
-            <w:hyperlink w:history="1" r:id="rIdvwowxddcbuqsuldl0dx9g">
+            <w:hyperlink w:history="1" r:id="rIdosq76ig5ysgs6rfviiadt">
               <w:r>
                 <w:rPr>
                   <w:rFonts w:ascii="맑은 고딕" w:cs="맑은 고딕" w:eastAsia="맑은 고딕" w:hAnsi="맑은 고딕"/>
@@ -2121,42 +2104,42 @@
                   <w:szCs w:val="16"/>
                   <w:u w:val="single"/>
                 </w:rPr>
-                <w:t xml:space="preserve">AI-네이티브 첨단바이오 자율실험실</w:t>
-              </w:r>
-            </w:hyperlink>
-          </w:p>
-          <w:p>
-            <w:pPr>
-              <w:spacing w:after="12" w:before="12" w:line="200" w:lineRule="auto"/>
-              <w:jc w:val="left"/>
-            </w:pPr>
-            <w:r>
-              <w:rPr>
-                <w:rFonts w:ascii="맑은 고딕" w:cs="맑은 고딕" w:eastAsia="맑은 고딕" w:hAnsi="맑은 고딕"/>
-                <w:b w:val="false"/>
-                <w:bCs w:val="false"/>
-                <w:color w:val="222222"/>
-                <w:sz w:val="16"/>
-                <w:szCs w:val="16"/>
-              </w:rPr>
-              <w:t xml:space="preserve">범용: 가톨릭대 K-Cell 플랫폼</w:t>
-            </w:r>
-          </w:p>
-          <w:p>
-            <w:pPr>
-              <w:spacing w:after="12" w:before="12" w:line="200" w:lineRule="auto"/>
-              <w:jc w:val="left"/>
-            </w:pPr>
-            <w:r>
-              <w:rPr>
-                <w:rFonts w:ascii="맑은 고딕" w:cs="맑은 고딕" w:eastAsia="맑은 고딕" w:hAnsi="맑은 고딕"/>
-                <w:b w:val="false"/>
-                <w:bCs w:val="false"/>
-                <w:color w:val="222222"/>
-                <w:sz w:val="16"/>
-                <w:szCs w:val="16"/>
-              </w:rPr>
-              <w:t xml:space="preserve">특화: DGIST(액체생검)·KAIST(감염병)·고려대(유전자 전달체)·POSTECH(효소공학)·UNIST(오가노이드 약효평가)</w:t>
+                <w:t xml:space="preserve">멀티스케일 물질 및 시스템 연구소(IMMS)</w:t>
+              </w:r>
+            </w:hyperlink>
+          </w:p>
+          <w:p>
+            <w:pPr>
+              <w:spacing w:after="12" w:before="12" w:line="200" w:lineRule="auto"/>
+              <w:jc w:val="left"/>
+            </w:pPr>
+            <w:r>
+              <w:rPr>
+                <w:rFonts w:ascii="맑은 고딕" w:cs="맑은 고딕" w:eastAsia="맑은 고딕" w:hAnsi="맑은 고딕"/>
+                <w:b w:val="false"/>
+                <w:bCs w:val="false"/>
+                <w:color w:val="222222"/>
+                <w:sz w:val="16"/>
+                <w:szCs w:val="16"/>
+              </w:rPr>
+              <w:t xml:space="preserve">OA-SDL(개방형 자율실험실)</w:t>
+            </w:r>
+          </w:p>
+          <w:p>
+            <w:pPr>
+              <w:spacing w:after="12" w:before="12" w:line="200" w:lineRule="auto"/>
+              <w:jc w:val="left"/>
+            </w:pPr>
+            <w:r>
+              <w:rPr>
+                <w:rFonts w:ascii="맑은 고딕" w:cs="맑은 고딕" w:eastAsia="맑은 고딕" w:hAnsi="맑은 고딕"/>
+                <w:b w:val="false"/>
+                <w:bCs w:val="false"/>
+                <w:color w:val="222222"/>
+                <w:sz w:val="16"/>
+                <w:szCs w:val="16"/>
+              </w:rPr>
+              <w:t xml:space="preserve">문회리 소장(화학·나노과학과)</w:t>
             </w:r>
           </w:p>
         </w:tc>
@@ -2186,7 +2169,7 @@
                 <w:sz w:val="16"/>
                 <w:szCs w:val="16"/>
               </w:rPr>
-              <w:t xml:space="preserve">첨단바이오·신약개발</w:t>
+              <w:t xml:space="preserve">멀티스케일 소재·에너지·반도체</w:t>
             </w:r>
           </w:p>
         </w:tc>
@@ -2207,18 +2190,7 @@
               <w:spacing w:after="12" w:before="12" w:line="200" w:lineRule="auto"/>
               <w:jc w:val="left"/>
             </w:pPr>
-            <w:r>
-              <w:rPr>
-                <w:rFonts w:ascii="맑은 고딕" w:cs="맑은 고딕" w:eastAsia="맑은 고딕" w:hAnsi="맑은 고딕"/>
-                <w:b w:val="false"/>
-                <w:bCs w:val="false"/>
-                <w:color w:val="222222"/>
-                <w:sz w:val="16"/>
-                <w:szCs w:val="16"/>
-              </w:rPr>
-              <w:t xml:space="preserve">K-문샷 신약개발 가속화의 기반 사업. </w:t>
-            </w:r>
-            <w:hyperlink w:history="1" r:id="rIdqf-y1ynhp1bqhlxgbgpyj">
+            <w:hyperlink w:history="1" r:id="rIddwjxee1wfehktueugdlkc">
               <w:r>
                 <w:rPr>
                   <w:rFonts w:ascii="맑은 고딕" w:cs="맑은 고딕" w:eastAsia="맑은 고딕" w:hAnsi="맑은 고딕"/>
@@ -2229,21 +2201,21 @@
                   <w:szCs w:val="16"/>
                   <w:u w:val="single"/>
                 </w:rPr>
-                <w:t xml:space="preserve">3년간 총 495억 원을 투입해 범용 1개·특화 5개 자율실험실 구축</w:t>
-              </w:r>
-            </w:hyperlink>
-            <w:r>
-              <w:rPr>
-                <w:rFonts w:ascii="맑은 고딕" w:cs="맑은 고딕" w:eastAsia="맑은 고딕" w:hAnsi="맑은 고딕"/>
-                <w:b w:val="false"/>
-                <w:bCs w:val="false"/>
-                <w:color w:val="222222"/>
-                <w:sz w:val="16"/>
-                <w:szCs w:val="16"/>
-              </w:rPr>
-              <w:t xml:space="preserve">, </w:t>
-            </w:r>
-            <w:hyperlink w:history="1" r:id="rId4gsumla0ul0agzeps5n72">
+                <w:t xml:space="preserve">산학협력관에 약 517㎡ 규모로 구축 중</w:t>
+              </w:r>
+            </w:hyperlink>
+            <w:r>
+              <w:rPr>
+                <w:rFonts w:ascii="맑은 고딕" w:cs="맑은 고딕" w:eastAsia="맑은 고딕" w:hAnsi="맑은 고딕"/>
+                <w:b w:val="false"/>
+                <w:bCs w:val="false"/>
+                <w:color w:val="222222"/>
+                <w:sz w:val="16"/>
+                <w:szCs w:val="16"/>
+              </w:rPr>
+              <w:t xml:space="preserve">. 클라우드 원격제어로 국내외 연구자가 어디서든 접속해 실험하는 개방형(Open-Access) 운영이 특징. </w:t>
+            </w:r>
+            <w:hyperlink w:history="1" r:id="rIdeaq9rn4nqldsrk_yjyj7d">
               <w:r>
                 <w:rPr>
                   <w:rFonts w:ascii="맑은 고딕" w:cs="맑은 고딕" w:eastAsia="맑은 고딕" w:hAnsi="맑은 고딕"/>
@@ -2254,7 +2226,32 @@
                   <w:szCs w:val="16"/>
                   <w:u w:val="single"/>
                 </w:rPr>
-                <w:t xml:space="preserve">2026년 135억 원 규모 6개 내외 과제로 착수</w:t>
+                <w:t xml:space="preserve">국가연구소(NRL 2.0)에 선정돼 10년간 1,000억 원(연 100억 원) 블록펀딩</w:t>
+              </w:r>
+            </w:hyperlink>
+            <w:r>
+              <w:rPr>
+                <w:rFonts w:ascii="맑은 고딕" w:cs="맑은 고딕" w:eastAsia="맑은 고딕" w:hAnsi="맑은 고딕"/>
+                <w:b w:val="false"/>
+                <w:bCs w:val="false"/>
+                <w:color w:val="222222"/>
+                <w:sz w:val="16"/>
+                <w:szCs w:val="16"/>
+              </w:rPr>
+              <w:t xml:space="preserve">, </w:t>
+            </w:r>
+            <w:hyperlink w:history="1" r:id="rIdh8iks42rko_zwrowbnbsi">
+              <w:r>
+                <w:rPr>
+                  <w:rFonts w:ascii="맑은 고딕" w:cs="맑은 고딕" w:eastAsia="맑은 고딕" w:hAnsi="맑은 고딕"/>
+                  <w:b w:val="false"/>
+                  <w:bCs w:val="false"/>
+                  <w:color w:val="1B54B5"/>
+                  <w:sz w:val="16"/>
+                  <w:szCs w:val="16"/>
+                  <w:u w:val="single"/>
+                </w:rPr>
+                <w:t xml:space="preserve">자율실험실 공정기술 개발에 착수</w:t>
               </w:r>
             </w:hyperlink>
           </w:p>
@@ -2285,24 +2282,24 @@
                 <w:sz w:val="16"/>
                 <w:szCs w:val="16"/>
               </w:rPr>
-              <w:t xml:space="preserve">★☆☆</w:t>
-            </w:r>
-          </w:p>
-          <w:p>
-            <w:pPr>
-              <w:spacing w:after="12" w:before="12" w:line="200" w:lineRule="auto"/>
-              <w:jc w:val="center"/>
-            </w:pPr>
-            <w:r>
-              <w:rPr>
-                <w:rFonts w:ascii="맑은 고딕" w:cs="맑은 고딕" w:eastAsia="맑은 고딕" w:hAnsi="맑은 고딕"/>
-                <w:b w:val="false"/>
-                <w:bCs w:val="false"/>
-                <w:color w:val="222222"/>
-                <w:sz w:val="16"/>
-                <w:szCs w:val="16"/>
-              </w:rPr>
-              <w:t xml:space="preserve">구축 착수 단계(2026~)</w:t>
+              <w:t xml:space="preserve">★★☆</w:t>
+            </w:r>
+          </w:p>
+          <w:p>
+            <w:pPr>
+              <w:spacing w:after="12" w:before="12" w:line="200" w:lineRule="auto"/>
+              <w:jc w:val="center"/>
+            </w:pPr>
+            <w:r>
+              <w:rPr>
+                <w:rFonts w:ascii="맑은 고딕" w:cs="맑은 고딕" w:eastAsia="맑은 고딕" w:hAnsi="맑은 고딕"/>
+                <w:b w:val="false"/>
+                <w:bCs w:val="false"/>
+                <w:color w:val="222222"/>
+                <w:sz w:val="16"/>
+                <w:szCs w:val="16"/>
+              </w:rPr>
+              <w:t xml:space="preserve">개방형 SDL 구축 중(2026~)</w:t>
             </w:r>
           </w:p>
         </w:tc>
@@ -2336,7 +2333,7 @@
                 <w:sz w:val="16"/>
                 <w:szCs w:val="16"/>
               </w:rPr>
-              <w:t xml:space="preserve">한국제약바이오</w:t>
+              <w:t xml:space="preserve">가톨릭대 등</w:t>
             </w:r>
           </w:p>
           <w:p>
@@ -2353,7 +2350,7 @@
                 <w:sz w:val="16"/>
                 <w:szCs w:val="16"/>
               </w:rPr>
-              <w:t xml:space="preserve">협회</w:t>
+              <w:t xml:space="preserve">6개 기관</w:t>
             </w:r>
           </w:p>
         </w:tc>
@@ -2373,7 +2370,7 @@
               <w:spacing w:after="12" w:before="12" w:line="200" w:lineRule="auto"/>
               <w:jc w:val="left"/>
             </w:pPr>
-            <w:hyperlink w:history="1" r:id="rIdvn9owwcla8lcgaka_di_d">
+            <w:hyperlink w:history="1" r:id="rIdtbrdfbi_blyxf_nmu5v-6">
               <w:r>
                 <w:rPr>
                   <w:rFonts w:ascii="맑은 고딕" w:cs="맑은 고딕" w:eastAsia="맑은 고딕" w:hAnsi="맑은 고딕"/>
@@ -2384,25 +2381,42 @@
                   <w:szCs w:val="16"/>
                   <w:u w:val="single"/>
                 </w:rPr>
-                <w:t xml:space="preserve">AI 신약개발 SDL 실습교육장</w:t>
-              </w:r>
-            </w:hyperlink>
-          </w:p>
-          <w:p>
-            <w:pPr>
-              <w:spacing w:after="12" w:before="12" w:line="200" w:lineRule="auto"/>
-              <w:jc w:val="left"/>
-            </w:pPr>
-            <w:r>
-              <w:rPr>
-                <w:rFonts w:ascii="맑은 고딕" w:cs="맑은 고딕" w:eastAsia="맑은 고딕" w:hAnsi="맑은 고딕"/>
-                <w:b w:val="false"/>
-                <w:bCs w:val="false"/>
-                <w:color w:val="222222"/>
-                <w:sz w:val="16"/>
-                <w:szCs w:val="16"/>
-              </w:rPr>
-              <w:t xml:space="preserve">(서울, 협회 운영)</w:t>
+                <w:t xml:space="preserve">AI-네이티브 첨단바이오 자율실험실</w:t>
+              </w:r>
+            </w:hyperlink>
+          </w:p>
+          <w:p>
+            <w:pPr>
+              <w:spacing w:after="12" w:before="12" w:line="200" w:lineRule="auto"/>
+              <w:jc w:val="left"/>
+            </w:pPr>
+            <w:r>
+              <w:rPr>
+                <w:rFonts w:ascii="맑은 고딕" w:cs="맑은 고딕" w:eastAsia="맑은 고딕" w:hAnsi="맑은 고딕"/>
+                <w:b w:val="false"/>
+                <w:bCs w:val="false"/>
+                <w:color w:val="222222"/>
+                <w:sz w:val="16"/>
+                <w:szCs w:val="16"/>
+              </w:rPr>
+              <w:t xml:space="preserve">범용: 가톨릭대 K-Cell 플랫폼</w:t>
+            </w:r>
+          </w:p>
+          <w:p>
+            <w:pPr>
+              <w:spacing w:after="12" w:before="12" w:line="200" w:lineRule="auto"/>
+              <w:jc w:val="left"/>
+            </w:pPr>
+            <w:r>
+              <w:rPr>
+                <w:rFonts w:ascii="맑은 고딕" w:cs="맑은 고딕" w:eastAsia="맑은 고딕" w:hAnsi="맑은 고딕"/>
+                <w:b w:val="false"/>
+                <w:bCs w:val="false"/>
+                <w:color w:val="222222"/>
+                <w:sz w:val="16"/>
+                <w:szCs w:val="16"/>
+              </w:rPr>
+              <w:t xml:space="preserve">특화: DGIST(액체생검)·KAIST(감염병)·고려대(유전자 전달체)·POSTECH(효소공학)·UNIST(오가노이드 약효평가)</w:t>
             </w:r>
           </w:p>
         </w:tc>
@@ -2431,7 +2445,7 @@
                 <w:sz w:val="16"/>
                 <w:szCs w:val="16"/>
               </w:rPr>
-              <w:t xml:space="preserve">유기합성 기반 신약개발</w:t>
+              <w:t xml:space="preserve">첨단바이오·신약개발</w:t>
             </w:r>
           </w:p>
         </w:tc>
@@ -2451,7 +2465,18 @@
               <w:spacing w:after="12" w:before="12" w:line="200" w:lineRule="auto"/>
               <w:jc w:val="left"/>
             </w:pPr>
-            <w:hyperlink w:history="1" r:id="rIduw5casjwgy9tslya7jre4">
+            <w:r>
+              <w:rPr>
+                <w:rFonts w:ascii="맑은 고딕" w:cs="맑은 고딕" w:eastAsia="맑은 고딕" w:hAnsi="맑은 고딕"/>
+                <w:b w:val="false"/>
+                <w:bCs w:val="false"/>
+                <w:color w:val="222222"/>
+                <w:sz w:val="16"/>
+                <w:szCs w:val="16"/>
+              </w:rPr>
+              <w:t xml:space="preserve">K-문샷 신약개발 가속화의 기반 사업. </w:t>
+            </w:r>
+            <w:hyperlink w:history="1" r:id="rIdmfkoqt1g0gcqsxdi9ls_x">
               <w:r>
                 <w:rPr>
                   <w:rFonts w:ascii="맑은 고딕" w:cs="맑은 고딕" w:eastAsia="맑은 고딕" w:hAnsi="맑은 고딕"/>
@@ -2462,6 +2487,242 @@
                   <w:szCs w:val="16"/>
                   <w:u w:val="single"/>
                 </w:rPr>
+                <w:t xml:space="preserve">3년간 총 495억 원을 투입해 범용 1개·특화 5개 자율실험실 구축</w:t>
+              </w:r>
+            </w:hyperlink>
+            <w:r>
+              <w:rPr>
+                <w:rFonts w:ascii="맑은 고딕" w:cs="맑은 고딕" w:eastAsia="맑은 고딕" w:hAnsi="맑은 고딕"/>
+                <w:b w:val="false"/>
+                <w:bCs w:val="false"/>
+                <w:color w:val="222222"/>
+                <w:sz w:val="16"/>
+                <w:szCs w:val="16"/>
+              </w:rPr>
+              <w:t xml:space="preserve">, </w:t>
+            </w:r>
+            <w:hyperlink w:history="1" r:id="rId3kbahnxcn22gqgkfrft7z">
+              <w:r>
+                <w:rPr>
+                  <w:rFonts w:ascii="맑은 고딕" w:cs="맑은 고딕" w:eastAsia="맑은 고딕" w:hAnsi="맑은 고딕"/>
+                  <w:b w:val="false"/>
+                  <w:bCs w:val="false"/>
+                  <w:color w:val="1B54B5"/>
+                  <w:sz w:val="16"/>
+                  <w:szCs w:val="16"/>
+                  <w:u w:val="single"/>
+                </w:rPr>
+                <w:t xml:space="preserve">2026년 135억 원 규모 6개 내외 과제로 착수</w:t>
+              </w:r>
+            </w:hyperlink>
+          </w:p>
+        </w:tc>
+        <w:tc>
+          <w:tcPr>
+            <w:tcW w:type="dxa" w:w="1306"/>
+            <w:tcMar>
+              <w:top w:type="dxa" w:w="105"/>
+              <w:left w:type="dxa" w:w="60"/>
+              <w:bottom w:type="dxa" w:w="105"/>
+              <w:right w:type="dxa" w:w="60"/>
+            </w:tcMar>
+            <w:vAlign w:val="center"/>
+          </w:tcPr>
+          <w:p>
+            <w:pPr>
+              <w:spacing w:after="12" w:before="12" w:line="200" w:lineRule="auto"/>
+              <w:jc w:val="center"/>
+            </w:pPr>
+            <w:r>
+              <w:rPr>
+                <w:rFonts w:ascii="맑은 고딕" w:cs="맑은 고딕" w:eastAsia="맑은 고딕" w:hAnsi="맑은 고딕"/>
+                <w:b w:val="false"/>
+                <w:bCs w:val="false"/>
+                <w:color w:val="222222"/>
+                <w:sz w:val="16"/>
+                <w:szCs w:val="16"/>
+              </w:rPr>
+              <w:t xml:space="preserve">★☆☆</w:t>
+            </w:r>
+          </w:p>
+          <w:p>
+            <w:pPr>
+              <w:spacing w:after="12" w:before="12" w:line="200" w:lineRule="auto"/>
+              <w:jc w:val="center"/>
+            </w:pPr>
+            <w:r>
+              <w:rPr>
+                <w:rFonts w:ascii="맑은 고딕" w:cs="맑은 고딕" w:eastAsia="맑은 고딕" w:hAnsi="맑은 고딕"/>
+                <w:b w:val="false"/>
+                <w:bCs w:val="false"/>
+                <w:color w:val="222222"/>
+                <w:sz w:val="16"/>
+                <w:szCs w:val="16"/>
+              </w:rPr>
+              <w:t xml:space="preserve">구축 착수 단계(2026~)</w:t>
+            </w:r>
+          </w:p>
+        </w:tc>
+      </w:tr>
+      <w:tr>
+        <w:trPr>
+          <w:cantSplit/>
+        </w:trPr>
+        <w:tc>
+          <w:tcPr>
+            <w:tcW w:type="dxa" w:w="1450"/>
+            <w:shd w:fill="F7F9FC" w:color="auto" w:val="clear"/>
+            <w:tcMar>
+              <w:top w:type="dxa" w:w="105"/>
+              <w:left w:type="dxa" w:w="60"/>
+              <w:bottom w:type="dxa" w:w="105"/>
+              <w:right w:type="dxa" w:w="60"/>
+            </w:tcMar>
+            <w:vAlign w:val="center"/>
+          </w:tcPr>
+          <w:p>
+            <w:pPr>
+              <w:spacing w:after="12" w:before="12" w:line="200" w:lineRule="auto"/>
+              <w:jc w:val="center"/>
+            </w:pPr>
+            <w:r>
+              <w:rPr>
+                <w:rFonts w:ascii="맑은 고딕" w:cs="맑은 고딕" w:eastAsia="맑은 고딕" w:hAnsi="맑은 고딕"/>
+                <w:b/>
+                <w:bCs/>
+                <w:color w:val="222222"/>
+                <w:sz w:val="16"/>
+                <w:szCs w:val="16"/>
+              </w:rPr>
+              <w:t xml:space="preserve">한국제약바이오</w:t>
+            </w:r>
+          </w:p>
+          <w:p>
+            <w:pPr>
+              <w:spacing w:after="12" w:before="12" w:line="200" w:lineRule="auto"/>
+              <w:jc w:val="center"/>
+            </w:pPr>
+            <w:r>
+              <w:rPr>
+                <w:rFonts w:ascii="맑은 고딕" w:cs="맑은 고딕" w:eastAsia="맑은 고딕" w:hAnsi="맑은 고딕"/>
+                <w:b/>
+                <w:bCs/>
+                <w:color w:val="222222"/>
+                <w:sz w:val="16"/>
+                <w:szCs w:val="16"/>
+              </w:rPr>
+              <w:t xml:space="preserve">협회</w:t>
+            </w:r>
+          </w:p>
+        </w:tc>
+        <w:tc>
+          <w:tcPr>
+            <w:tcW w:type="dxa" w:w="2320"/>
+            <w:shd w:fill="F7F9FC" w:color="auto" w:val="clear"/>
+            <w:tcMar>
+              <w:top w:type="dxa" w:w="105"/>
+              <w:left w:type="dxa" w:w="60"/>
+              <w:bottom w:type="dxa" w:w="105"/>
+              <w:right w:type="dxa" w:w="60"/>
+            </w:tcMar>
+            <w:vAlign w:val="center"/>
+          </w:tcPr>
+          <w:p>
+            <w:pPr>
+              <w:spacing w:after="12" w:before="12" w:line="200" w:lineRule="auto"/>
+              <w:jc w:val="left"/>
+            </w:pPr>
+            <w:hyperlink w:history="1" r:id="rIdv5il0hifzfla7wy6b_qbk">
+              <w:r>
+                <w:rPr>
+                  <w:rFonts w:ascii="맑은 고딕" w:cs="맑은 고딕" w:eastAsia="맑은 고딕" w:hAnsi="맑은 고딕"/>
+                  <w:b w:val="false"/>
+                  <w:bCs w:val="false"/>
+                  <w:color w:val="1B54B5"/>
+                  <w:sz w:val="16"/>
+                  <w:szCs w:val="16"/>
+                  <w:u w:val="single"/>
+                </w:rPr>
+                <w:t xml:space="preserve">AI 신약개발 SDL 실습교육장</w:t>
+              </w:r>
+            </w:hyperlink>
+          </w:p>
+          <w:p>
+            <w:pPr>
+              <w:spacing w:after="12" w:before="12" w:line="200" w:lineRule="auto"/>
+              <w:jc w:val="left"/>
+            </w:pPr>
+            <w:r>
+              <w:rPr>
+                <w:rFonts w:ascii="맑은 고딕" w:cs="맑은 고딕" w:eastAsia="맑은 고딕" w:hAnsi="맑은 고딕"/>
+                <w:b w:val="false"/>
+                <w:bCs w:val="false"/>
+                <w:color w:val="222222"/>
+                <w:sz w:val="16"/>
+                <w:szCs w:val="16"/>
+              </w:rPr>
+              <w:t xml:space="preserve">(서울, 협회 운영)</w:t>
+            </w:r>
+          </w:p>
+        </w:tc>
+        <w:tc>
+          <w:tcPr>
+            <w:tcW w:type="dxa" w:w="1150"/>
+            <w:shd w:fill="F7F9FC" w:color="auto" w:val="clear"/>
+            <w:tcMar>
+              <w:top w:type="dxa" w:w="105"/>
+              <w:left w:type="dxa" w:w="60"/>
+              <w:bottom w:type="dxa" w:w="105"/>
+              <w:right w:type="dxa" w:w="60"/>
+            </w:tcMar>
+            <w:vAlign w:val="center"/>
+          </w:tcPr>
+          <w:p>
+            <w:pPr>
+              <w:spacing w:after="12" w:before="12" w:line="200" w:lineRule="auto"/>
+              <w:jc w:val="left"/>
+            </w:pPr>
+            <w:r>
+              <w:rPr>
+                <w:rFonts w:ascii="맑은 고딕" w:cs="맑은 고딕" w:eastAsia="맑은 고딕" w:hAnsi="맑은 고딕"/>
+                <w:b w:val="false"/>
+                <w:bCs w:val="false"/>
+                <w:color w:val="222222"/>
+                <w:sz w:val="16"/>
+                <w:szCs w:val="16"/>
+              </w:rPr>
+              <w:t xml:space="preserve">유기합성 기반 신약개발</w:t>
+            </w:r>
+          </w:p>
+        </w:tc>
+        <w:tc>
+          <w:tcPr>
+            <w:tcW w:type="dxa" w:w="4092"/>
+            <w:shd w:fill="F7F9FC" w:color="auto" w:val="clear"/>
+            <w:tcMar>
+              <w:top w:type="dxa" w:w="105"/>
+              <w:left w:type="dxa" w:w="60"/>
+              <w:bottom w:type="dxa" w:w="105"/>
+              <w:right w:type="dxa" w:w="60"/>
+            </w:tcMar>
+            <w:vAlign w:val="center"/>
+          </w:tcPr>
+          <w:p>
+            <w:pPr>
+              <w:spacing w:after="12" w:before="12" w:line="200" w:lineRule="auto"/>
+              <w:jc w:val="left"/>
+            </w:pPr>
+            <w:hyperlink w:history="1" r:id="rIdipgl16o6wuvwg5bzjywq8">
+              <w:r>
+                <w:rPr>
+                  <w:rFonts w:ascii="맑은 고딕" w:cs="맑은 고딕" w:eastAsia="맑은 고딕" w:hAnsi="맑은 고딕"/>
+                  <w:b w:val="false"/>
+                  <w:bCs w:val="false"/>
+                  <w:color w:val="1B54B5"/>
+                  <w:sz w:val="16"/>
+                  <w:szCs w:val="16"/>
+                  <w:u w:val="single"/>
+                </w:rPr>
                 <w:t xml:space="preserve">국내 최초의 신약개발용 SDL 인프라</w:t>
               </w:r>
             </w:hyperlink>
@@ -2481,6 +2742,7 @@
         <w:tc>
           <w:tcPr>
             <w:tcW w:type="dxa" w:w="1306"/>
+            <w:shd w:fill="F7F9FC" w:color="auto" w:val="clear"/>
             <w:tcMar>
               <w:top w:type="dxa" w:w="105"/>
               <w:left w:type="dxa" w:w="60"/>
@@ -2887,7 +3149,7 @@
               </w:rPr>
               <w:t xml:space="preserve">설계–제작–시험–학습(DBTL) 사이클을 로봇으로 자동화. </w:t>
             </w:r>
-            <w:hyperlink w:history="1" r:id="rId4w_uqg6cbsfazazszvsd4">
+            <w:hyperlink w:history="1" r:id="rIdmlomhikovf5o_w82i5tas">
               <w:r>
                 <w:rPr>
                   <w:rFonts w:ascii="맑은 고딕" w:cs="맑은 고딕" w:eastAsia="맑은 고딕" w:hAnsi="맑은 고딕"/>
@@ -3043,7 +3305,7 @@
               <w:spacing w:after="12" w:before="12" w:line="200" w:lineRule="auto"/>
               <w:jc w:val="center"/>
             </w:pPr>
-            <w:hyperlink w:history="1" r:id="rIdgjoag7jqnra-deopyhhmc">
+            <w:hyperlink w:history="1" r:id="rIdeorh7zw4xi_ipjgncfvof">
               <w:r>
                 <w:rPr>
                   <w:rFonts w:ascii="맑은 고딕" w:cs="맑은 고딕" w:eastAsia="맑은 고딕" w:hAnsi="맑은 고딕"/>
@@ -3068,7 +3330,7 @@
               </w:rPr>
               <w:t xml:space="preserve">하고 AI 기반 데이터 해석까지 가능한 지능형 융합 실험실을 목표로 제시. </w:t>
             </w:r>
-            <w:hyperlink w:history="1" r:id="rIdba7gjwmebjfjqs4xcrt5k">
+            <w:hyperlink w:history="1" r:id="rId8chhxx07ah2nuy4xlmdsi">
               <w:r>
                 <w:rPr>
                   <w:rFonts w:ascii="맑은 고딕" w:cs="맑은 고딕" w:eastAsia="맑은 고딕" w:hAnsi="맑은 고딕"/>
@@ -3220,7 +3482,7 @@
               <w:spacing w:after="12" w:before="12" w:line="200" w:lineRule="auto"/>
               <w:jc w:val="center"/>
             </w:pPr>
-            <w:hyperlink w:history="1" r:id="rIdpmzahi0zvsjtina8dnogn">
+            <w:hyperlink w:history="1" r:id="rId2fivsbroei6kcbvazvaxn">
               <w:r>
                 <w:rPr>
                   <w:rFonts w:ascii="맑은 고딕" w:cs="맑은 고딕" w:eastAsia="맑은 고딕" w:hAnsi="맑은 고딕"/>
@@ -3376,7 +3638,7 @@
               <w:spacing w:after="12" w:before="12" w:line="200" w:lineRule="auto"/>
               <w:jc w:val="center"/>
             </w:pPr>
-            <w:hyperlink w:history="1" r:id="rIdzsjslp1tmjex3uowj824d">
+            <w:hyperlink w:history="1" r:id="rIdiipnhqd5qhyi2ursmvp0t">
               <w:r>
                 <w:rPr>
                   <w:rFonts w:ascii="맑은 고딕" w:cs="맑은 고딕" w:eastAsia="맑은 고딕" w:hAnsi="맑은 고딕"/>
@@ -3545,7 +3807,7 @@
               <w:spacing w:after="12" w:before="12" w:line="200" w:lineRule="auto"/>
               <w:jc w:val="center"/>
             </w:pPr>
-            <w:hyperlink w:history="1" r:id="rIdbsshxrx8tlcua8f6inp4g">
+            <w:hyperlink w:history="1" r:id="rIdqvzsonirry-gayfvqyb6f">
               <w:r>
                 <w:rPr>
                   <w:rFonts w:ascii="맑은 고딕" w:cs="맑은 고딕" w:eastAsia="맑은 고딕" w:hAnsi="맑은 고딕"/>
@@ -3701,7 +3963,7 @@
               <w:spacing w:after="12" w:before="12" w:line="200" w:lineRule="auto"/>
               <w:jc w:val="center"/>
             </w:pPr>
-            <w:hyperlink w:history="1" r:id="rIdeyvgy-iziar7nxepjjb-s">
+            <w:hyperlink w:history="1" r:id="rIdmeucbvuvdlf3g0q0kv4nz">
               <w:r>
                 <w:rPr>
                   <w:rFonts w:ascii="맑은 고딕" w:cs="맑은 고딕" w:eastAsia="맑은 고딕" w:hAnsi="맑은 고딕"/>
@@ -3775,6 +4037,201 @@
                 <w:sz w:val="16"/>
                 <w:szCs w:val="16"/>
               </w:rPr>
+              <w:t xml:space="preserve">(대형 인프라)</w:t>
+            </w:r>
+          </w:p>
+        </w:tc>
+        <w:tc>
+          <w:tcPr>
+            <w:tcW w:type="dxa" w:w="2600"/>
+            <w:tcMar>
+              <w:top w:type="dxa" w:w="105"/>
+              <w:left w:type="dxa" w:w="60"/>
+              <w:bottom w:type="dxa" w:w="105"/>
+              <w:right w:type="dxa" w:w="60"/>
+            </w:tcMar>
+            <w:vAlign w:val="center"/>
+          </w:tcPr>
+          <w:p>
+            <w:pPr>
+              <w:spacing w:after="12" w:before="12" w:line="200" w:lineRule="auto"/>
+              <w:jc w:val="left"/>
+            </w:pPr>
+            <w:r>
+              <w:rPr>
+                <w:rFonts w:ascii="맑은 고딕" w:cs="맑은 고딕" w:eastAsia="맑은 고딕" w:hAnsi="맑은 고딕"/>
+                <w:b w:val="false"/>
+                <w:bCs w:val="false"/>
+                <w:color w:val="222222"/>
+                <w:sz w:val="16"/>
+                <w:szCs w:val="16"/>
+              </w:rPr>
+              <w:t xml:space="preserve">포항가속기연구소(PAL)</w:t>
+            </w:r>
+          </w:p>
+          <w:p>
+            <w:pPr>
+              <w:spacing w:after="12" w:before="12" w:line="200" w:lineRule="auto"/>
+              <w:jc w:val="left"/>
+            </w:pPr>
+            <w:r>
+              <w:rPr>
+                <w:rFonts w:ascii="맑은 고딕" w:cs="맑은 고딕" w:eastAsia="맑은 고딕" w:hAnsi="맑은 고딕"/>
+                <w:b w:val="false"/>
+                <w:bCs w:val="false"/>
+                <w:color w:val="222222"/>
+                <w:sz w:val="16"/>
+                <w:szCs w:val="16"/>
+              </w:rPr>
+              <w:t xml:space="preserve">— POSTECH 부설</w:t>
+            </w:r>
+          </w:p>
+        </w:tc>
+        <w:tc>
+          <w:tcPr>
+            <w:tcW w:type="dxa" w:w="1300"/>
+            <w:tcMar>
+              <w:top w:type="dxa" w:w="105"/>
+              <w:left w:type="dxa" w:w="60"/>
+              <w:bottom w:type="dxa" w:w="105"/>
+              <w:right w:type="dxa" w:w="60"/>
+            </w:tcMar>
+            <w:vAlign w:val="center"/>
+          </w:tcPr>
+          <w:p>
+            <w:pPr>
+              <w:spacing w:after="12" w:before="12" w:line="200" w:lineRule="auto"/>
+              <w:jc w:val="left"/>
+            </w:pPr>
+            <w:r>
+              <w:rPr>
+                <w:rFonts w:ascii="맑은 고딕" w:cs="맑은 고딕" w:eastAsia="맑은 고딕" w:hAnsi="맑은 고딕"/>
+                <w:b w:val="false"/>
+                <w:bCs w:val="false"/>
+                <w:color w:val="222222"/>
+                <w:sz w:val="16"/>
+                <w:szCs w:val="16"/>
+              </w:rPr>
+              <w:t xml:space="preserve">방사광 기반 소재 분석</w:t>
+            </w:r>
+          </w:p>
+        </w:tc>
+        <w:tc>
+          <w:tcPr>
+            <w:tcW w:type="dxa" w:w="4926"/>
+            <w:tcMar>
+              <w:top w:type="dxa" w:w="105"/>
+              <w:left w:type="dxa" w:w="60"/>
+              <w:bottom w:type="dxa" w:w="105"/>
+              <w:right w:type="dxa" w:w="60"/>
+            </w:tcMar>
+            <w:vAlign w:val="center"/>
+          </w:tcPr>
+          <w:p>
+            <w:pPr>
+              <w:spacing w:after="12" w:before="12" w:line="200" w:lineRule="auto"/>
+              <w:jc w:val="center"/>
+            </w:pPr>
+            <w:hyperlink w:history="1" r:id="rIdem8si4vsfiuxx59bg_lba">
+              <w:r>
+                <w:rPr>
+                  <w:rFonts w:ascii="맑은 고딕" w:cs="맑은 고딕" w:eastAsia="맑은 고딕" w:hAnsi="맑은 고딕"/>
+                  <w:b w:val="false"/>
+                  <w:bCs w:val="false"/>
+                  <w:color w:val="1B54B5"/>
+                  <w:sz w:val="16"/>
+                  <w:szCs w:val="16"/>
+                  <w:u w:val="single"/>
+                </w:rPr>
+                <w:t xml:space="preserve">3세대 PLS-II와 4세대 PAL-XFEL, 31기 빔라인을 운영</w:t>
+              </w:r>
+            </w:hyperlink>
+            <w:r>
+              <w:rPr>
+                <w:rFonts w:ascii="맑은 고딕" w:cs="맑은 고딕" w:eastAsia="맑은 고딕" w:hAnsi="맑은 고딕"/>
+                <w:b w:val="false"/>
+                <w:bCs w:val="false"/>
+                <w:color w:val="222222"/>
+                <w:sz w:val="16"/>
+                <w:szCs w:val="16"/>
+              </w:rPr>
+              <w:t xml:space="preserve">하는 국내 유일의 대형 가속기 인프라로, 자율실험실이 필요로 하는 고속·정밀 구조분석을 뒷받침한다. </w:t>
+            </w:r>
+            <w:hyperlink w:history="1" r:id="rIdkbypj2rcn2li6ahkfdlue">
+              <w:r>
+                <w:rPr>
+                  <w:rFonts w:ascii="맑은 고딕" w:cs="맑은 고딕" w:eastAsia="맑은 고딕" w:hAnsi="맑은 고딕"/>
+                  <w:b w:val="false"/>
+                  <w:bCs w:val="false"/>
+                  <w:color w:val="1B54B5"/>
+                  <w:sz w:val="16"/>
+                  <w:szCs w:val="16"/>
+                  <w:u w:val="single"/>
+                </w:rPr>
+                <w:t xml:space="preserve">코스맥스 등 기업과 MOU를 맺어 첨단 분석 인프라를 개방</w:t>
+              </w:r>
+            </w:hyperlink>
+            <w:r>
+              <w:rPr>
+                <w:rFonts w:ascii="맑은 고딕" w:cs="맑은 고딕" w:eastAsia="맑은 고딕" w:hAnsi="맑은 고딕"/>
+                <w:b w:val="false"/>
+                <w:bCs w:val="false"/>
+                <w:color w:val="222222"/>
+                <w:sz w:val="16"/>
+                <w:szCs w:val="16"/>
+              </w:rPr>
+              <w:t xml:space="preserve">(공개 자료상 폐루프 자율실험 운영은 확인되지 않음)</w:t>
+            </w:r>
+          </w:p>
+        </w:tc>
+      </w:tr>
+      <w:tr>
+        <w:trPr>
+          <w:cantSplit/>
+        </w:trPr>
+        <w:tc>
+          <w:tcPr>
+            <w:tcW w:type="dxa" w:w="1450"/>
+            <w:shd w:fill="F7F9FC" w:color="auto" w:val="clear"/>
+            <w:tcMar>
+              <w:top w:type="dxa" w:w="105"/>
+              <w:left w:type="dxa" w:w="60"/>
+              <w:bottom w:type="dxa" w:w="105"/>
+              <w:right w:type="dxa" w:w="60"/>
+            </w:tcMar>
+            <w:vAlign w:val="center"/>
+          </w:tcPr>
+          <w:p>
+            <w:pPr>
+              <w:spacing w:after="12" w:before="12" w:line="200" w:lineRule="auto"/>
+              <w:jc w:val="center"/>
+            </w:pPr>
+            <w:r>
+              <w:rPr>
+                <w:rFonts w:ascii="맑은 고딕" w:cs="맑은 고딕" w:eastAsia="맑은 고딕" w:hAnsi="맑은 고딕"/>
+                <w:b/>
+                <w:bCs/>
+                <w:color w:val="222222"/>
+                <w:sz w:val="16"/>
+                <w:szCs w:val="16"/>
+              </w:rPr>
+              <w:t xml:space="preserve">자동화</w:t>
+            </w:r>
+          </w:p>
+          <w:p>
+            <w:pPr>
+              <w:spacing w:after="12" w:before="12" w:line="200" w:lineRule="auto"/>
+              <w:jc w:val="center"/>
+            </w:pPr>
+            <w:r>
+              <w:rPr>
+                <w:rFonts w:ascii="맑은 고딕" w:cs="맑은 고딕" w:eastAsia="맑은 고딕" w:hAnsi="맑은 고딕"/>
+                <w:b/>
+                <w:bCs/>
+                <w:color w:val="222222"/>
+                <w:sz w:val="16"/>
+                <w:szCs w:val="16"/>
+              </w:rPr>
               <w:t xml:space="preserve">(구축 예정)</w:t>
             </w:r>
           </w:p>
@@ -3782,6 +4239,7 @@
         <w:tc>
           <w:tcPr>
             <w:tcW w:type="dxa" w:w="2600"/>
+            <w:shd w:fill="F7F9FC" w:color="auto" w:val="clear"/>
             <w:tcMar>
               <w:top w:type="dxa" w:w="105"/>
               <w:left w:type="dxa" w:w="60"/>
@@ -3811,6 +4269,7 @@
         <w:tc>
           <w:tcPr>
             <w:tcW w:type="dxa" w:w="1300"/>
+            <w:shd w:fill="F7F9FC" w:color="auto" w:val="clear"/>
             <w:tcMar>
               <w:top w:type="dxa" w:w="105"/>
               <w:left w:type="dxa" w:w="60"/>
@@ -3840,20 +4299,21 @@
         <w:tc>
           <w:tcPr>
             <w:tcW w:type="dxa" w:w="4926"/>
-            <w:tcMar>
-              <w:top w:type="dxa" w:w="105"/>
-              <w:left w:type="dxa" w:w="60"/>
-              <w:bottom w:type="dxa" w:w="105"/>
-              <w:right w:type="dxa" w:w="60"/>
-            </w:tcMar>
-            <w:vAlign w:val="center"/>
-          </w:tcPr>
-          <w:p>
-            <w:pPr>
-              <w:spacing w:after="12" w:before="12" w:line="200" w:lineRule="auto"/>
-              <w:jc w:val="center"/>
-            </w:pPr>
-            <w:hyperlink w:history="1" r:id="rIdv_aiotkbjtunpk5ed-ny9">
+            <w:shd w:fill="F7F9FC" w:color="auto" w:val="clear"/>
+            <w:tcMar>
+              <w:top w:type="dxa" w:w="105"/>
+              <w:left w:type="dxa" w:w="60"/>
+              <w:bottom w:type="dxa" w:w="105"/>
+              <w:right w:type="dxa" w:w="60"/>
+            </w:tcMar>
+            <w:vAlign w:val="center"/>
+          </w:tcPr>
+          <w:p>
+            <w:pPr>
+              <w:spacing w:after="12" w:before="12" w:line="200" w:lineRule="auto"/>
+              <w:jc w:val="center"/>
+            </w:pPr>
+            <w:hyperlink w:history="1" r:id="rIdjmiqgqfjdhebb2aak8-h_">
               <w:r>
                 <w:rPr>
                   <w:rFonts w:ascii="맑은 고딕" w:cs="맑은 고딕" w:eastAsia="맑은 고딕" w:hAnsi="맑은 고딕"/>
@@ -3923,7 +4383,7 @@
         </w:rPr>
         <w:t xml:space="preserve">국가 차원 결집 — 2026년 8월 11일 출범한 </w:t>
       </w:r>
-      <w:hyperlink w:history="1" r:id="rIdtsod9wawty31x3h6d92dd">
+      <w:hyperlink w:history="1" r:id="rIdhq8d6lupvto9ajy0975hv">
         <w:r>
           <w:rPr>
             <w:rFonts w:ascii="맑은 고딕" w:cs="맑은 고딕" w:eastAsia="맑은 고딕" w:hAnsi="맑은 고딕"/>
@@ -3974,7 +4434,7 @@
         </w:rPr>
         <w:t xml:space="preserve">분야별 확산 — 소재 분야는 </w:t>
       </w:r>
-      <w:hyperlink w:history="1" r:id="rIdvg8b038goa63ecq6hv8jo">
+      <w:hyperlink w:history="1" r:id="rId6v8f7kaizdynwuf0rhxjb">
         <w:r>
           <w:rPr>
             <w:rFonts w:ascii="맑은 고딕" w:cs="맑은 고딕" w:eastAsia="맑은 고딕" w:hAnsi="맑은 고딕"/>
@@ -3999,7 +4459,7 @@
         </w:rPr>
         <w:t xml:space="preserve">을 함께 구축해 「소재 AI 모델–자율실험–데이터플랫폼」을 연결하는 방향이고, 바이오 분야는 </w:t>
       </w:r>
-      <w:hyperlink w:history="1" r:id="rId67_dr-ecrijy55hohy4s5">
+      <w:hyperlink w:history="1" r:id="rIdwl1ps0mtwujtlcc32uxzl">
         <w:r>
           <w:rPr>
             <w:rFonts w:ascii="맑은 고딕" w:cs="맑은 고딕" w:eastAsia="맑은 고딕" w:hAnsi="맑은 고딕"/>
@@ -4050,7 +4510,7 @@
         </w:rPr>
         <w:t xml:space="preserve">남은 과제 — 개별 실험실 단위의 성과는 축적됐지만, </w:t>
       </w:r>
-      <w:hyperlink w:history="1" r:id="rId0_kwjvevktbxaeqqiac94">
+      <w:hyperlink w:history="1" r:id="rIdzi-r7fpkyc-qtjafmoc0n">
         <w:r>
           <w:rPr>
             <w:rFonts w:ascii="맑은 고딕" w:cs="맑은 고딕" w:eastAsia="맑은 고딕" w:hAnsi="맑은 고딕"/>
@@ -4121,7 +4581,7 @@
           </w:tcPr>
           <w:p>
             <w:pPr>
-              <w:spacing w:after="14" w:before="14" w:line="205" w:lineRule="auto"/>
+              <w:spacing w:after="6" w:before="6" w:line="200" w:lineRule="auto"/>
             </w:pPr>
             <w:r>
               <w:rPr>
@@ -4132,7 +4592,7 @@
               </w:rPr>
               <w:t xml:space="preserve">[1] </w:t>
             </w:r>
-            <w:hyperlink w:history="1" r:id="rIdx-yyqllj-iwgu6yzt3osz">
+            <w:hyperlink w:history="1" r:id="rIdq9mw0-_3a26zoi8mrph_n">
               <w:r>
                 <w:rPr>
                   <w:rFonts w:ascii="맑은 고딕" w:cs="맑은 고딕" w:eastAsia="맑은 고딕" w:hAnsi="맑은 고딕"/>
@@ -4141,7 +4601,7 @@
                   <w:szCs w:val="13"/>
                   <w:u w:val="single"/>
                 </w:rPr>
-                <w:t xml:space="preserve">헬로디디, "AI가 가설 세우고 로봇이 24시간 실험…韓 첫 '자율실험실' 연합 출범"(2026.8.11)</w:t>
+                <w:t xml:space="preserve">헬로디디, "韓 첫 '자율실험실' 산·학·연 협의체 출범"(2026.8.11)</w:t>
               </w:r>
             </w:hyperlink>
           </w:p>
@@ -4158,7 +4618,7 @@
           </w:tcPr>
           <w:p>
             <w:pPr>
-              <w:spacing w:after="14" w:before="14" w:line="205" w:lineRule="auto"/>
+              <w:spacing w:after="6" w:before="6" w:line="200" w:lineRule="auto"/>
             </w:pPr>
             <w:r>
               <w:rPr>
@@ -4167,9 +4627,9 @@
                 <w:sz w:val="13"/>
                 <w:szCs w:val="13"/>
               </w:rPr>
-              <w:t xml:space="preserve">[15] </w:t>
-            </w:r>
-            <w:hyperlink w:history="1" r:id="rIdezzrsgowpsvgses8svfma">
+              <w:t xml:space="preserve">[18] </w:t>
+            </w:r>
+            <w:hyperlink w:history="1" r:id="rIdjrvzyyze5lhx4nilu4rib">
               <w:r>
                 <w:rPr>
                   <w:rFonts w:ascii="맑은 고딕" w:cs="맑은 고딕" w:eastAsia="맑은 고딕" w:hAnsi="맑은 고딕"/>
@@ -4178,7 +4638,7 @@
                   <w:szCs w:val="13"/>
                   <w:u w:val="single"/>
                 </w:rPr>
-                <w:t xml:space="preserve">한국에너지기술연구원 ENERGIUM, "국내 최초 로봇 기반 무인 촉매 평가 실험실 열리다"</w:t>
+                <w:t xml:space="preserve">서울대 AI연구원(AIIS), "선도혁신연구센터"(스마트실험실 자율화)</w:t>
               </w:r>
             </w:hyperlink>
           </w:p>
@@ -4197,7 +4657,7 @@
           </w:tcPr>
           <w:p>
             <w:pPr>
-              <w:spacing w:after="14" w:before="14" w:line="205" w:lineRule="auto"/>
+              <w:spacing w:after="6" w:before="6" w:line="200" w:lineRule="auto"/>
             </w:pPr>
             <w:r>
               <w:rPr>
@@ -4208,7 +4668,7 @@
               </w:rPr>
               <w:t xml:space="preserve">[2] </w:t>
             </w:r>
-            <w:hyperlink w:history="1" r:id="rIdvtlpbuiyb8lj-a6kidspo">
+            <w:hyperlink w:history="1" r:id="rIdkaffg688jffu_5zut92bs">
               <w:r>
                 <w:rPr>
                   <w:rFonts w:ascii="맑은 고딕" w:cs="맑은 고딕" w:eastAsia="맑은 고딕" w:hAnsi="맑은 고딕"/>
@@ -4217,7 +4677,7 @@
                   <w:szCs w:val="13"/>
                   <w:u w:val="single"/>
                 </w:rPr>
-                <w:t xml:space="preserve">서울경제, "정부 '자율실험실 생태계' 시동…삼성·SK 등 80여개 기관 뭉쳤다"(2026.8)</w:t>
+                <w:t xml:space="preserve">서울경제, "'자율실험실 생태계' 시동…80여개 기관 참여"(2026.8)</w:t>
               </w:r>
             </w:hyperlink>
           </w:p>
@@ -4234,7 +4694,7 @@
           </w:tcPr>
           <w:p>
             <w:pPr>
-              <w:spacing w:after="14" w:before="14" w:line="205" w:lineRule="auto"/>
+              <w:spacing w:after="6" w:before="6" w:line="200" w:lineRule="auto"/>
             </w:pPr>
             <w:r>
               <w:rPr>
@@ -4243,9 +4703,9 @@
                 <w:sz w:val="13"/>
                 <w:szCs w:val="13"/>
               </w:rPr>
-              <w:t xml:space="preserve">[16] </w:t>
-            </w:r>
-            <w:hyperlink w:history="1" r:id="rId3aur8lhelr9820wuuyc87">
+              <w:t xml:space="preserve">[19] </w:t>
+            </w:r>
+            <w:hyperlink w:history="1" r:id="rIdlpcbbx6xsrq31pbd2tbtb">
               <w:r>
                 <w:rPr>
                   <w:rFonts w:ascii="맑은 고딕" w:cs="맑은 고딕" w:eastAsia="맑은 고딕" w:hAnsi="맑은 고딕"/>
@@ -4254,7 +4714,7 @@
                   <w:szCs w:val="13"/>
                   <w:u w:val="single"/>
                 </w:rPr>
-                <w:t xml:space="preserve">인더스트리뉴스, "UNIST, 자동화 실험 플랫폼 개발…'AI·로봇이 하루 1000번 화학실험'"</w:t>
+                <w:t xml:space="preserve">핀포인트뉴스, "이화여대 '멀티스케일 물질 및 시스템 연구소' 출범"(2026.1.22)</w:t>
               </w:r>
             </w:hyperlink>
           </w:p>
@@ -4273,7 +4733,7 @@
           </w:tcPr>
           <w:p>
             <w:pPr>
-              <w:spacing w:after="14" w:before="14" w:line="205" w:lineRule="auto"/>
+              <w:spacing w:after="6" w:before="6" w:line="200" w:lineRule="auto"/>
             </w:pPr>
             <w:r>
               <w:rPr>
@@ -4284,7 +4744,7 @@
               </w:rPr>
               <w:t xml:space="preserve">[3] </w:t>
             </w:r>
-            <w:hyperlink w:history="1" r:id="rIdxvkcskfayu0utzgy3qpdj">
+            <w:hyperlink w:history="1" r:id="rIdkqnljhq4_0kt3ziaa8-mx">
               <w:r>
                 <w:rPr>
                   <w:rFonts w:ascii="맑은 고딕" w:cs="맑은 고딕" w:eastAsia="맑은 고딕" w:hAnsi="맑은 고딕"/>
@@ -4310,7 +4770,7 @@
           </w:tcPr>
           <w:p>
             <w:pPr>
-              <w:spacing w:after="14" w:before="14" w:line="205" w:lineRule="auto"/>
+              <w:spacing w:after="6" w:before="6" w:line="200" w:lineRule="auto"/>
             </w:pPr>
             <w:r>
               <w:rPr>
@@ -4319,9 +4779,9 @@
                 <w:sz w:val="13"/>
                 <w:szCs w:val="13"/>
               </w:rPr>
-              <w:t xml:space="preserve">[17] </w:t>
-            </w:r>
-            <w:hyperlink w:history="1" r:id="rIda_c660ifoxgkhp_qdmbsl">
+              <w:t xml:space="preserve">[20] </w:t>
+            </w:r>
+            <w:hyperlink w:history="1" r:id="rIdrfs7upjmm-9s2hcnjt0bf">
               <w:r>
                 <w:rPr>
                   <w:rFonts w:ascii="맑은 고딕" w:cs="맑은 고딕" w:eastAsia="맑은 고딕" w:hAnsi="맑은 고딕"/>
@@ -4330,7 +4790,7 @@
                   <w:szCs w:val="13"/>
                   <w:u w:val="single"/>
                 </w:rPr>
-                <w:t xml:space="preserve">기초과학연구원(IBS), "인공지능 및 로봇 기반 합성 연구단" 연구단 소개</w:t>
+                <w:t xml:space="preserve">이화여대 IMMS, "Research Platforms" — OA-SDL 소개</w:t>
               </w:r>
             </w:hyperlink>
           </w:p>
@@ -4349,7 +4809,7 @@
           </w:tcPr>
           <w:p>
             <w:pPr>
-              <w:spacing w:after="14" w:before="14" w:line="205" w:lineRule="auto"/>
+              <w:spacing w:after="6" w:before="6" w:line="200" w:lineRule="auto"/>
             </w:pPr>
             <w:r>
               <w:rPr>
@@ -4360,7 +4820,7 @@
               </w:rPr>
               <w:t xml:space="preserve">[4] </w:t>
             </w:r>
-            <w:hyperlink w:history="1" r:id="rIdjp-aqoj_iqsjommqj9s2f">
+            <w:hyperlink w:history="1" r:id="rId65zmbjdnismkb1wo5vh8y">
               <w:r>
                 <w:rPr>
                   <w:rFonts w:ascii="맑은 고딕" w:cs="맑은 고딕" w:eastAsia="맑은 고딕" w:hAnsi="맑은 고딕"/>
@@ -4369,7 +4829,7 @@
                   <w:szCs w:val="13"/>
                   <w:u w:val="single"/>
                 </w:rPr>
-                <w:t xml:space="preserve">머니투데이, "AI가 신소재 개발부터 상용화까지…과기정통부, 소재 특화 독자 AI 만든다"(2026.4.30)</w:t>
+                <w:t xml:space="preserve">머니투데이, "과기정통부, 소재 특화 독자 AI·자율실험센터 추진"(2026.4.30)</w:t>
               </w:r>
             </w:hyperlink>
           </w:p>
@@ -4386,7 +4846,7 @@
           </w:tcPr>
           <w:p>
             <w:pPr>
-              <w:spacing w:after="14" w:before="14" w:line="205" w:lineRule="auto"/>
+              <w:spacing w:after="6" w:before="6" w:line="200" w:lineRule="auto"/>
             </w:pPr>
             <w:r>
               <w:rPr>
@@ -4395,9 +4855,9 @@
                 <w:sz w:val="13"/>
                 <w:szCs w:val="13"/>
               </w:rPr>
-              <w:t xml:space="preserve">[18] </w:t>
-            </w:r>
-            <w:hyperlink w:history="1" r:id="rIdcjo_bjtb9dwjyev5nyj61">
+              <w:t xml:space="preserve">[21] </w:t>
+            </w:r>
+            <w:hyperlink w:history="1" r:id="rIdhlut1t1oahuiiwmm47hcz">
               <w:r>
                 <w:rPr>
                   <w:rFonts w:ascii="맑은 고딕" w:cs="맑은 고딕" w:eastAsia="맑은 고딕" w:hAnsi="맑은 고딕"/>
@@ -4406,7 +4866,7 @@
                   <w:szCs w:val="13"/>
                   <w:u w:val="single"/>
                 </w:rPr>
-                <w:t xml:space="preserve">서울대학교 AI연구원(AIIS), "선도혁신연구센터"(스마트실험실 완전 자율화 과제)</w:t>
+                <w:t xml:space="preserve">이화여대 Na Group, "NRL 2.0 선정! 자율실험실 공정기술 개발 착수"</w:t>
               </w:r>
             </w:hyperlink>
           </w:p>
@@ -4425,7 +4885,7 @@
           </w:tcPr>
           <w:p>
             <w:pPr>
-              <w:spacing w:after="14" w:before="14" w:line="205" w:lineRule="auto"/>
+              <w:spacing w:after="6" w:before="6" w:line="200" w:lineRule="auto"/>
             </w:pPr>
             <w:r>
               <w:rPr>
@@ -4436,7 +4896,7 @@
               </w:rPr>
               <w:t xml:space="preserve">[5] </w:t>
             </w:r>
-            <w:hyperlink w:history="1" r:id="rIdbjowqqmmdu1eg8qfabjss">
+            <w:hyperlink w:history="1" r:id="rIdjj0yafmbbdfwmvnjuwjid">
               <w:r>
                 <w:rPr>
                   <w:rFonts w:ascii="맑은 고딕" w:cs="맑은 고딕" w:eastAsia="맑은 고딕" w:hAnsi="맑은 고딕"/>
@@ -4445,7 +4905,7 @@
                   <w:szCs w:val="13"/>
                   <w:u w:val="single"/>
                 </w:rPr>
-                <w:t xml:space="preserve">헤럴드경제, "'AI가 설계하고 로봇이 실험' 자율실험실 구축…K-문샷 신약개발 속도"</w:t>
+                <w:t xml:space="preserve">헤럴드경제, "자율실험실 구축…K-문샷 신약개발 속도"</w:t>
               </w:r>
             </w:hyperlink>
           </w:p>
@@ -4462,7 +4922,7 @@
           </w:tcPr>
           <w:p>
             <w:pPr>
-              <w:spacing w:after="14" w:before="14" w:line="205" w:lineRule="auto"/>
+              <w:spacing w:after="6" w:before="6" w:line="200" w:lineRule="auto"/>
             </w:pPr>
             <w:r>
               <w:rPr>
@@ -4471,9 +4931,9 @@
                 <w:sz w:val="13"/>
                 <w:szCs w:val="13"/>
               </w:rPr>
-              <w:t xml:space="preserve">[19] </w:t>
-            </w:r>
-            <w:hyperlink w:history="1" r:id="rId4jpwj7vp6qkp-bbzxdi8l">
+              <w:t xml:space="preserve">[22] </w:t>
+            </w:r>
+            <w:hyperlink w:history="1" r:id="rIde987bokpl0rrwdkbqbnby">
               <w:r>
                 <w:rPr>
                   <w:rFonts w:ascii="맑은 고딕" w:cs="맑은 고딕" w:eastAsia="맑은 고딕" w:hAnsi="맑은 고딕"/>
@@ -4482,7 +4942,7 @@
                   <w:szCs w:val="13"/>
                   <w:u w:val="single"/>
                 </w:rPr>
-                <w:t xml:space="preserve">히트뉴스, "AI 신약개발 다음은 '자율실험실'…인프라 구축 필요"</w:t>
+                <w:t xml:space="preserve">포항가속기연구소(PAL) 공식 홈페이지(PLS-II·PAL-XFEL·빔라인)</w:t>
               </w:r>
             </w:hyperlink>
           </w:p>
@@ -4501,7 +4961,7 @@
           </w:tcPr>
           <w:p>
             <w:pPr>
-              <w:spacing w:after="14" w:before="14" w:line="205" w:lineRule="auto"/>
+              <w:spacing w:after="6" w:before="6" w:line="200" w:lineRule="auto"/>
             </w:pPr>
             <w:r>
               <w:rPr>
@@ -4512,7 +4972,7 @@
               </w:rPr>
               <w:t xml:space="preserve">[6] </w:t>
             </w:r>
-            <w:hyperlink w:history="1" r:id="rIdlr7egx5ltfxx6ggyzlgey">
+            <w:hyperlink w:history="1" r:id="rIdyqo64-urn0ccezrhhh1xw">
               <w:r>
                 <w:rPr>
                   <w:rFonts w:ascii="맑은 고딕" w:cs="맑은 고딕" w:eastAsia="맑은 고딕" w:hAnsi="맑은 고딕"/>
@@ -4538,7 +4998,7 @@
           </w:tcPr>
           <w:p>
             <w:pPr>
-              <w:spacing w:after="14" w:before="14" w:line="205" w:lineRule="auto"/>
+              <w:spacing w:after="6" w:before="6" w:line="200" w:lineRule="auto"/>
             </w:pPr>
             <w:r>
               <w:rPr>
@@ -4547,9 +5007,9 @@
                 <w:sz w:val="13"/>
                 <w:szCs w:val="13"/>
               </w:rPr>
-              <w:t xml:space="preserve">[20] </w:t>
-            </w:r>
-            <w:hyperlink w:history="1" r:id="rIdoie9ljz2dkqp0vlkzsiel">
+              <w:t xml:space="preserve">[23] </w:t>
+            </w:r>
+            <w:hyperlink w:history="1" r:id="rIdxvcvzzrx5pn0sl1h4wv5t">
               <w:r>
                 <w:rPr>
                   <w:rFonts w:ascii="맑은 고딕" w:cs="맑은 고딕" w:eastAsia="맑은 고딕" w:hAnsi="맑은 고딕"/>
@@ -4558,7 +5018,7 @@
                   <w:szCs w:val="13"/>
                   <w:u w:val="single"/>
                 </w:rPr>
-                <w:t xml:space="preserve">메디포뉴스, "제약바이오협회, 2026 제1차 AI신약개발자문위원회 개최"(SDL 실습교육장 운영)</w:t>
+                <w:t xml:space="preserve">라이브뉴스, "코스맥스, 포항가속기연구소와 첨단 분석 인프라 MOU"</w:t>
               </w:r>
             </w:hyperlink>
           </w:p>
@@ -4577,7 +5037,7 @@
           </w:tcPr>
           <w:p>
             <w:pPr>
-              <w:spacing w:after="14" w:before="14" w:line="205" w:lineRule="auto"/>
+              <w:spacing w:after="6" w:before="6" w:line="200" w:lineRule="auto"/>
             </w:pPr>
             <w:r>
               <w:rPr>
@@ -4588,7 +5048,7 @@
               </w:rPr>
               <w:t xml:space="preserve">[7] </w:t>
             </w:r>
-            <w:hyperlink w:history="1" r:id="rIdl8q5ydjme2v9yurh9cdec">
+            <w:hyperlink w:history="1" r:id="rIdso1panwft112bm1cax6hq">
               <w:r>
                 <w:rPr>
                   <w:rFonts w:ascii="맑은 고딕" w:cs="맑은 고딕" w:eastAsia="맑은 고딕" w:hAnsi="맑은 고딕"/>
@@ -4614,7 +5074,7 @@
           </w:tcPr>
           <w:p>
             <w:pPr>
-              <w:spacing w:after="14" w:before="14" w:line="205" w:lineRule="auto"/>
+              <w:spacing w:after="6" w:before="6" w:line="200" w:lineRule="auto"/>
             </w:pPr>
             <w:r>
               <w:rPr>
@@ -4623,9 +5083,9 @@
                 <w:sz w:val="13"/>
                 <w:szCs w:val="13"/>
               </w:rPr>
-              <w:t xml:space="preserve">[21] </w:t>
-            </w:r>
-            <w:hyperlink w:history="1" r:id="rIdwh7l1edmpsmutcjljea97">
+              <w:t xml:space="preserve">[24] </w:t>
+            </w:r>
+            <w:hyperlink w:history="1" r:id="rIdap_bhrqlcsxobvm-__gzv">
               <w:r>
                 <w:rPr>
                   <w:rFonts w:ascii="맑은 고딕" w:cs="맑은 고딕" w:eastAsia="맑은 고딕" w:hAnsi="맑은 고딕"/>
@@ -4634,7 +5094,7 @@
                   <w:szCs w:val="13"/>
                   <w:u w:val="single"/>
                 </w:rPr>
-                <w:t xml:space="preserve">Telescope Innovations, "Installs Korea's First Self-Driving Lab for Pharma R&amp;D and Education"(2025.12.9)</w:t>
+                <w:t xml:space="preserve">히트뉴스, "AI 신약개발 다음은 '자율실험실'…인프라 구축 필요"</w:t>
               </w:r>
             </w:hyperlink>
           </w:p>
@@ -4653,7 +5113,7 @@
           </w:tcPr>
           <w:p>
             <w:pPr>
-              <w:spacing w:after="14" w:before="14" w:line="205" w:lineRule="auto"/>
+              <w:spacing w:after="6" w:before="6" w:line="200" w:lineRule="auto"/>
             </w:pPr>
             <w:r>
               <w:rPr>
@@ -4664,7 +5124,7 @@
               </w:rPr>
               <w:t xml:space="preserve">[8] </w:t>
             </w:r>
-            <w:hyperlink w:history="1" r:id="rIdoqws6ag6sqk3jxpyvi_pb">
+            <w:hyperlink w:history="1" r:id="rIdfptloezktc3hy1jamzjww">
               <w:r>
                 <w:rPr>
                   <w:rFonts w:ascii="맑은 고딕" w:cs="맑은 고딕" w:eastAsia="맑은 고딕" w:hAnsi="맑은 고딕"/>
@@ -4673,7 +5133,7 @@
                   <w:szCs w:val="13"/>
                   <w:u w:val="single"/>
                 </w:rPr>
-                <w:t xml:space="preserve">서울경제, "1만 번 실험을 24번으로…'AI 동료 과학자', 연구실 패러다임을 바꾸다"</w:t>
+                <w:t xml:space="preserve">서울경제, "1만 번 실험을 24번으로…'AI 동료 과학자'"</w:t>
               </w:r>
             </w:hyperlink>
           </w:p>
@@ -4690,7 +5150,7 @@
           </w:tcPr>
           <w:p>
             <w:pPr>
-              <w:spacing w:after="14" w:before="14" w:line="205" w:lineRule="auto"/>
+              <w:spacing w:after="6" w:before="6" w:line="200" w:lineRule="auto"/>
             </w:pPr>
             <w:r>
               <w:rPr>
@@ -4699,9 +5159,9 @@
                 <w:sz w:val="13"/>
                 <w:szCs w:val="13"/>
               </w:rPr>
-              <w:t xml:space="preserve">[22] </w:t>
-            </w:r>
-            <w:hyperlink w:history="1" r:id="rIdhgs0pk_j_dspitfhrtkpl">
+              <w:t xml:space="preserve">[25] </w:t>
+            </w:r>
+            <w:hyperlink w:history="1" r:id="rIdkjncxyyzakshmk1a5oais">
               <w:r>
                 <w:rPr>
                   <w:rFonts w:ascii="맑은 고딕" w:cs="맑은 고딕" w:eastAsia="맑은 고딕" w:hAnsi="맑은 고딕"/>
@@ -4710,7 +5170,7 @@
                   <w:szCs w:val="13"/>
                   <w:u w:val="single"/>
                 </w:rPr>
-                <w:t xml:space="preserve">한국생명공학연구원, "K-바이오파운드리, 전 세계 합성생물학 연구실을 하나로 잇는다"</w:t>
+                <w:t xml:space="preserve">메디포뉴스, "제약바이오협회 AI신약개발자문위"(SDL 실습교육장 운영)</w:t>
               </w:r>
             </w:hyperlink>
           </w:p>
@@ -4729,7 +5189,7 @@
           </w:tcPr>
           <w:p>
             <w:pPr>
-              <w:spacing w:after="14" w:before="14" w:line="205" w:lineRule="auto"/>
+              <w:spacing w:after="6" w:before="6" w:line="200" w:lineRule="auto"/>
             </w:pPr>
             <w:r>
               <w:rPr>
@@ -4740,7 +5200,7 @@
               </w:rPr>
               <w:t xml:space="preserve">[9] </w:t>
             </w:r>
-            <w:hyperlink w:history="1" r:id="rIdxlbca-gygep-e3v47x1us">
+            <w:hyperlink w:history="1" r:id="rId3k9tyhhlssdn-xcm0xfxl">
               <w:r>
                 <w:rPr>
                   <w:rFonts w:ascii="맑은 고딕" w:cs="맑은 고딕" w:eastAsia="맑은 고딕" w:hAnsi="맑은 고딕"/>
@@ -4749,7 +5209,7 @@
                   <w:szCs w:val="13"/>
                   <w:u w:val="single"/>
                 </w:rPr>
-                <w:t xml:space="preserve">아이뉴스24, "'문어 실험실'을 아시나요 [지금은 과학]" (KIST OCTOPUS 원격 자율실험 시스템)</w:t>
+                <w:t xml:space="preserve">아이뉴스24, "'문어 실험실'을 아시나요"(KIST OCTOPUS 원격 자율실험)</w:t>
               </w:r>
             </w:hyperlink>
           </w:p>
@@ -4766,7 +5226,7 @@
           </w:tcPr>
           <w:p>
             <w:pPr>
-              <w:spacing w:after="14" w:before="14" w:line="205" w:lineRule="auto"/>
+              <w:spacing w:after="6" w:before="6" w:line="200" w:lineRule="auto"/>
             </w:pPr>
             <w:r>
               <w:rPr>
@@ -4775,9 +5235,9 @@
                 <w:sz w:val="13"/>
                 <w:szCs w:val="13"/>
               </w:rPr>
-              <w:t xml:space="preserve">[23] </w:t>
-            </w:r>
-            <w:hyperlink w:history="1" r:id="rIddbn5q68vcagi1hvrvmbqn">
+              <w:t xml:space="preserve">[26] </w:t>
+            </w:r>
+            <w:hyperlink w:history="1" r:id="rIdw51sam6hhkg6k1ehwr3e3">
               <w:r>
                 <w:rPr>
                   <w:rFonts w:ascii="맑은 고딕" w:cs="맑은 고딕" w:eastAsia="맑은 고딕" w:hAnsi="맑은 고딕"/>
@@ -4786,7 +5246,7 @@
                   <w:szCs w:val="13"/>
                   <w:u w:val="single"/>
                 </w:rPr>
-                <w:t xml:space="preserve">LG화학, "안전은 올리고 속도는 빠르게, LG화학 자동화 실험실"(2025.12.11)</w:t>
+                <w:t xml:space="preserve">Telescope Innovations, "Korea's First Self-Driving Lab for Pharma R&amp;D"(2025.12.9)</w:t>
               </w:r>
             </w:hyperlink>
           </w:p>
@@ -4805,7 +5265,7 @@
           </w:tcPr>
           <w:p>
             <w:pPr>
-              <w:spacing w:after="14" w:before="14" w:line="205" w:lineRule="auto"/>
+              <w:spacing w:after="6" w:before="6" w:line="200" w:lineRule="auto"/>
             </w:pPr>
             <w:r>
               <w:rPr>
@@ -4816,7 +5276,7 @@
               </w:rPr>
               <w:t xml:space="preserve">[10] </w:t>
             </w:r>
-            <w:hyperlink w:history="1" r:id="rIduijn0ck63jol1tzasm1k2">
+            <w:hyperlink w:history="1" r:id="rIdrif4m_rmloycy7-qxnmrx">
               <w:r>
                 <w:rPr>
                   <w:rFonts w:ascii="맑은 고딕" w:cs="맑은 고딕" w:eastAsia="맑은 고딕" w:hAnsi="맑은 고딕"/>
@@ -4842,7 +5302,7 @@
           </w:tcPr>
           <w:p>
             <w:pPr>
-              <w:spacing w:after="14" w:before="14" w:line="205" w:lineRule="auto"/>
+              <w:spacing w:after="6" w:before="6" w:line="200" w:lineRule="auto"/>
             </w:pPr>
             <w:r>
               <w:rPr>
@@ -4851,9 +5311,9 @@
                 <w:sz w:val="13"/>
                 <w:szCs w:val="13"/>
               </w:rPr>
-              <w:t xml:space="preserve">[24] </w:t>
-            </w:r>
-            <w:hyperlink w:history="1" r:id="rIdhjkx4qjxt_y5mlvauhbhz">
+              <w:t xml:space="preserve">[27] </w:t>
+            </w:r>
+            <w:hyperlink w:history="1" r:id="rIdc9wmnme6q6q3dxjhjgmhw">
               <w:r>
                 <w:rPr>
                   <w:rFonts w:ascii="맑은 고딕" w:cs="맑은 고딕" w:eastAsia="맑은 고딕" w:hAnsi="맑은 고딕"/>
@@ -4862,7 +5322,7 @@
                   <w:szCs w:val="13"/>
                   <w:u w:val="single"/>
                 </w:rPr>
-                <w:t xml:space="preserve">더바이오뉴스, "에이블랩스, 100억 투자 발판 '자율실험실' 속도"</w:t>
+                <w:t xml:space="preserve">한국생명공학연구원, "K-바이오파운드리, 합성생물학 국제표준 주도"</w:t>
               </w:r>
             </w:hyperlink>
           </w:p>
@@ -4881,7 +5341,7 @@
           </w:tcPr>
           <w:p>
             <w:pPr>
-              <w:spacing w:after="14" w:before="14" w:line="205" w:lineRule="auto"/>
+              <w:spacing w:after="6" w:before="6" w:line="200" w:lineRule="auto"/>
             </w:pPr>
             <w:r>
               <w:rPr>
@@ -4892,7 +5352,7 @@
               </w:rPr>
               <w:t xml:space="preserve">[11] </w:t>
             </w:r>
-            <w:hyperlink w:history="1" r:id="rIdiayajktz-pjsxy5pgf-jj">
+            <w:hyperlink w:history="1" r:id="rIdguojrqkijnjtjp3sekoqk">
               <w:r>
                 <w:rPr>
                   <w:rFonts w:ascii="맑은 고딕" w:cs="맑은 고딕" w:eastAsia="맑은 고딕" w:hAnsi="맑은 고딕"/>
@@ -4918,7 +5378,7 @@
           </w:tcPr>
           <w:p>
             <w:pPr>
-              <w:spacing w:after="14" w:before="14" w:line="205" w:lineRule="auto"/>
+              <w:spacing w:after="6" w:before="6" w:line="200" w:lineRule="auto"/>
             </w:pPr>
             <w:r>
               <w:rPr>
@@ -4927,9 +5387,9 @@
                 <w:sz w:val="13"/>
                 <w:szCs w:val="13"/>
               </w:rPr>
-              <w:t xml:space="preserve">[25] </w:t>
-            </w:r>
-            <w:hyperlink w:history="1" r:id="rId4t5kb672ru1hx4keupwj4">
+              <w:t xml:space="preserve">[28] </w:t>
+            </w:r>
+            <w:hyperlink w:history="1" r:id="rIdhxuwkybpcc6vhyzx2xxst">
               <w:r>
                 <w:rPr>
                   <w:rFonts w:ascii="맑은 고딕" w:cs="맑은 고딕" w:eastAsia="맑은 고딕" w:hAnsi="맑은 고딕"/>
@@ -4938,7 +5398,7 @@
                   <w:szCs w:val="13"/>
                   <w:u w:val="single"/>
                 </w:rPr>
-                <w:t xml:space="preserve">서울대학교 공과대학, "정유성 교수팀, AI로 합성 어려운 신소재 되살렸다…LLM 기반 재설계 기술 개발"</w:t>
+                <w:t xml:space="preserve">LG화학, "안전은 올리고 속도는 빠르게, LG화학 자동화 실험실"(2025.12.11)</w:t>
               </w:r>
             </w:hyperlink>
           </w:p>
@@ -4957,7 +5417,7 @@
           </w:tcPr>
           <w:p>
             <w:pPr>
-              <w:spacing w:after="14" w:before="14" w:line="205" w:lineRule="auto"/>
+              <w:spacing w:after="6" w:before="6" w:line="200" w:lineRule="auto"/>
             </w:pPr>
             <w:r>
               <w:rPr>
@@ -4968,7 +5428,7 @@
               </w:rPr>
               <w:t xml:space="preserve">[12] </w:t>
             </w:r>
-            <w:hyperlink w:history="1" r:id="rIdy79znzrckpgxe9gesc7j6">
+            <w:hyperlink w:history="1" r:id="rIdnr7vp9zldjzdhbttx-2li">
               <w:r>
                 <w:rPr>
                   <w:rFonts w:ascii="맑은 고딕" w:cs="맑은 고딕" w:eastAsia="맑은 고딕" w:hAnsi="맑은 고딕"/>
@@ -4977,7 +5437,7 @@
                   <w:szCs w:val="13"/>
                   <w:u w:val="single"/>
                 </w:rPr>
-                <w:t xml:space="preserve">대한화학회 Chemworld, "한국화학연구원 화학데이터기반연구센터" 소개</w:t>
+                <w:t xml:space="preserve">대한화학회 Chemworld, "한국화학연구원 화학데이터기반연구센터"</w:t>
               </w:r>
             </w:hyperlink>
           </w:p>
@@ -4994,7 +5454,7 @@
           </w:tcPr>
           <w:p>
             <w:pPr>
-              <w:spacing w:after="14" w:before="14" w:line="205" w:lineRule="auto"/>
+              <w:spacing w:after="6" w:before="6" w:line="200" w:lineRule="auto"/>
             </w:pPr>
             <w:r>
               <w:rPr>
@@ -5003,9 +5463,9 @@
                 <w:sz w:val="13"/>
                 <w:szCs w:val="13"/>
               </w:rPr>
-              <w:t xml:space="preserve">[26] </w:t>
-            </w:r>
-            <w:hyperlink w:history="1" r:id="rId3ukxgb7exw-kayqfmr_lg">
+              <w:t xml:space="preserve">[29] </w:t>
+            </w:r>
+            <w:hyperlink w:history="1" r:id="rId-dpmfaunkgozx_iyzreed">
               <w:r>
                 <w:rPr>
                   <w:rFonts w:ascii="맑은 고딕" w:cs="맑은 고딕" w:eastAsia="맑은 고딕" w:hAnsi="맑은 고딕"/>
@@ -5014,7 +5474,7 @@
                   <w:szCs w:val="13"/>
                   <w:u w:val="single"/>
                 </w:rPr>
-                <w:t xml:space="preserve">K-MELLODDY 사업단 공식 홈페이지(연합학습 기반 신약개발 가속화 프로젝트)</w:t>
+                <w:t xml:space="preserve">더바이오뉴스, "에이블랩스, 100억 투자 발판 '자율실험실' 속도"</w:t>
               </w:r>
             </w:hyperlink>
           </w:p>
@@ -5033,7 +5493,7 @@
           </w:tcPr>
           <w:p>
             <w:pPr>
-              <w:spacing w:after="14" w:before="14" w:line="205" w:lineRule="auto"/>
+              <w:spacing w:after="6" w:before="6" w:line="200" w:lineRule="auto"/>
             </w:pPr>
             <w:r>
               <w:rPr>
@@ -5044,7 +5504,7 @@
               </w:rPr>
               <w:t xml:space="preserve">[13] </w:t>
             </w:r>
-            <w:hyperlink w:history="1" r:id="rId4fgtgjud6ynuhugk-4hdp">
+            <w:hyperlink w:history="1" r:id="rIdnxeqkau55lhyr8pl49m_n">
               <w:r>
                 <w:rPr>
                   <w:rFonts w:ascii="맑은 고딕" w:cs="맑은 고딕" w:eastAsia="맑은 고딕" w:hAnsi="맑은 고딕"/>
@@ -5053,7 +5513,7 @@
                   <w:szCs w:val="13"/>
                   <w:u w:val="single"/>
                 </w:rPr>
-                <w:t xml:space="preserve">KAIST 신소재공학과, "서동화 교수 연구팀-포스코홀딩스, 연구자 없이 로봇팔·AI로 소재 혁신 실현"</w:t>
+                <w:t xml:space="preserve">KAIST 신소재공학과, "서동화 교수팀-포스코홀딩스, 로봇팔·AI로 소재 혁신"</w:t>
               </w:r>
             </w:hyperlink>
           </w:p>
@@ -5070,7 +5530,7 @@
           </w:tcPr>
           <w:p>
             <w:pPr>
-              <w:spacing w:after="14" w:before="14" w:line="205" w:lineRule="auto"/>
+              <w:spacing w:after="6" w:before="6" w:line="200" w:lineRule="auto"/>
             </w:pPr>
             <w:r>
               <w:rPr>
@@ -5079,9 +5539,9 @@
                 <w:sz w:val="13"/>
                 <w:szCs w:val="13"/>
               </w:rPr>
-              <w:t xml:space="preserve">[27] </w:t>
-            </w:r>
-            <w:hyperlink w:history="1" r:id="rIdczhpli3ihnstqc2zq8x1z">
+              <w:t xml:space="preserve">[30] </w:t>
+            </w:r>
+            <w:hyperlink w:history="1" r:id="rIdx4fffpiew45l4wrg_vlbr">
               <w:r>
                 <w:rPr>
                   <w:rFonts w:ascii="맑은 고딕" w:cs="맑은 고딕" w:eastAsia="맑은 고딕" w:hAnsi="맑은 고딕"/>
@@ -5090,7 +5550,7 @@
                   <w:szCs w:val="13"/>
                   <w:u w:val="single"/>
                 </w:rPr>
-                <w:t xml:space="preserve">KISTI 국가연구데이터플랫폼 DataON</w:t>
+                <w:t xml:space="preserve">서울대 공대, "정유성 교수팀, LLM 기반 신소재 재설계 기술 개발"</w:t>
               </w:r>
             </w:hyperlink>
           </w:p>
@@ -5109,7 +5569,7 @@
           </w:tcPr>
           <w:p>
             <w:pPr>
-              <w:spacing w:after="14" w:before="14" w:line="205" w:lineRule="auto"/>
+              <w:spacing w:after="6" w:before="6" w:line="200" w:lineRule="auto"/>
             </w:pPr>
             <w:r>
               <w:rPr>
@@ -5120,7 +5580,7 @@
               </w:rPr>
               <w:t xml:space="preserve">[14] </w:t>
             </w:r>
-            <w:hyperlink w:history="1" r:id="rIdgkst0_arjg3fysjadyd-m">
+            <w:hyperlink w:history="1" r:id="rIdfanvaqysbi6gcjleuwqzh">
               <w:r>
                 <w:rPr>
                   <w:rFonts w:ascii="맑은 고딕" w:cs="맑은 고딕" w:eastAsia="맑은 고딕" w:hAnsi="맑은 고딕"/>
@@ -5129,7 +5589,7 @@
                   <w:szCs w:val="13"/>
                   <w:u w:val="single"/>
                 </w:rPr>
-                <w:t xml:space="preserve">아시아경제, "'AI·자동화 기술 중심' KAIST-포스코홀딩스, 자율탐색 실험실 구축"(2025.8.3)</w:t>
+                <w:t xml:space="preserve">아시아경제, "KAIST-포스코홀딩스, 자율탐색 실험실 구축"(2025.8.3)</w:t>
               </w:r>
             </w:hyperlink>
           </w:p>
@@ -5146,7 +5606,7 @@
           </w:tcPr>
           <w:p>
             <w:pPr>
-              <w:spacing w:after="14" w:before="14" w:line="205" w:lineRule="auto"/>
+              <w:spacing w:after="6" w:before="6" w:line="200" w:lineRule="auto"/>
             </w:pPr>
             <w:r>
               <w:rPr>
@@ -5155,9 +5615,9 @@
                 <w:sz w:val="13"/>
                 <w:szCs w:val="13"/>
               </w:rPr>
-              <w:t xml:space="preserve">[28] </w:t>
-            </w:r>
-            <w:hyperlink w:history="1" r:id="rIdzt5ftcqhugvlhs-cqcfgy">
+              <w:t xml:space="preserve">[31] </w:t>
+            </w:r>
+            <w:hyperlink w:history="1" r:id="rId5tdr4p1ta2pdafskrmuoi">
               <w:r>
                 <w:rPr>
                   <w:rFonts w:ascii="맑은 고딕" w:cs="맑은 고딕" w:eastAsia="맑은 고딕" w:hAnsi="맑은 고딕"/>
@@ -5166,9 +5626,210 @@
                   <w:szCs w:val="13"/>
                   <w:u w:val="single"/>
                 </w:rPr>
+                <w:t xml:space="preserve">K-MELLODDY 사업단 공식 홈페이지(연합학습 기반 신약개발 가속화 프로젝트)</w:t>
+              </w:r>
+            </w:hyperlink>
+          </w:p>
+        </w:tc>
+      </w:tr>
+      <w:tr>
+        <w:tc>
+          <w:tcPr>
+            <w:tcW w:type="dxa" w:w="5159"/>
+            <w:tcMar>
+              <w:top w:type="dxa" w:w="10"/>
+              <w:left w:type="dxa" w:w="0"/>
+              <w:bottom w:type="dxa" w:w="10"/>
+              <w:right w:type="dxa" w:w="120"/>
+            </w:tcMar>
+          </w:tcPr>
+          <w:p>
+            <w:pPr>
+              <w:spacing w:after="6" w:before="6" w:line="200" w:lineRule="auto"/>
+            </w:pPr>
+            <w:r>
+              <w:rPr>
+                <w:rFonts w:ascii="맑은 고딕" w:cs="맑은 고딕" w:eastAsia="맑은 고딕" w:hAnsi="맑은 고딕"/>
+                <w:color w:val="444444"/>
+                <w:sz w:val="13"/>
+                <w:szCs w:val="13"/>
+              </w:rPr>
+              <w:t xml:space="preserve">[15] </w:t>
+            </w:r>
+            <w:hyperlink w:history="1" r:id="rIdh1ptgxwh-fbphppu1tuzd">
+              <w:r>
+                <w:rPr>
+                  <w:rFonts w:ascii="맑은 고딕" w:cs="맑은 고딕" w:eastAsia="맑은 고딕" w:hAnsi="맑은 고딕"/>
+                  <w:color w:val="1B54B5"/>
+                  <w:sz w:val="13"/>
+                  <w:szCs w:val="13"/>
+                  <w:u w:val="single"/>
+                </w:rPr>
+                <w:t xml:space="preserve">한국에너지기술연구원, "국내 최초 로봇 기반 무인 촉매 평가 실험실"</w:t>
+              </w:r>
+            </w:hyperlink>
+          </w:p>
+        </w:tc>
+        <w:tc>
+          <w:tcPr>
+            <w:tcW w:type="dxa" w:w="5159"/>
+            <w:tcMar>
+              <w:top w:type="dxa" w:w="10"/>
+              <w:left w:type="dxa" w:w="0"/>
+              <w:bottom w:type="dxa" w:w="10"/>
+              <w:right w:type="dxa" w:w="120"/>
+            </w:tcMar>
+          </w:tcPr>
+          <w:p>
+            <w:pPr>
+              <w:spacing w:after="6" w:before="6" w:line="200" w:lineRule="auto"/>
+            </w:pPr>
+            <w:r>
+              <w:rPr>
+                <w:rFonts w:ascii="맑은 고딕" w:cs="맑은 고딕" w:eastAsia="맑은 고딕" w:hAnsi="맑은 고딕"/>
+                <w:color w:val="444444"/>
+                <w:sz w:val="13"/>
+                <w:szCs w:val="13"/>
+              </w:rPr>
+              <w:t xml:space="preserve">[32] </w:t>
+            </w:r>
+            <w:hyperlink w:history="1" r:id="rIdrghvww2wqrapwcfoknkm7">
+              <w:r>
+                <w:rPr>
+                  <w:rFonts w:ascii="맑은 고딕" w:cs="맑은 고딕" w:eastAsia="맑은 고딕" w:hAnsi="맑은 고딕"/>
+                  <w:color w:val="1B54B5"/>
+                  <w:sz w:val="13"/>
+                  <w:szCs w:val="13"/>
+                  <w:u w:val="single"/>
+                </w:rPr>
+                <w:t xml:space="preserve">KISTI 국가연구데이터플랫폼 DataON</w:t>
+              </w:r>
+            </w:hyperlink>
+          </w:p>
+        </w:tc>
+      </w:tr>
+      <w:tr>
+        <w:tc>
+          <w:tcPr>
+            <w:tcW w:type="dxa" w:w="5159"/>
+            <w:tcMar>
+              <w:top w:type="dxa" w:w="10"/>
+              <w:left w:type="dxa" w:w="0"/>
+              <w:bottom w:type="dxa" w:w="10"/>
+              <w:right w:type="dxa" w:w="120"/>
+            </w:tcMar>
+          </w:tcPr>
+          <w:p>
+            <w:pPr>
+              <w:spacing w:after="6" w:before="6" w:line="200" w:lineRule="auto"/>
+            </w:pPr>
+            <w:r>
+              <w:rPr>
+                <w:rFonts w:ascii="맑은 고딕" w:cs="맑은 고딕" w:eastAsia="맑은 고딕" w:hAnsi="맑은 고딕"/>
+                <w:color w:val="444444"/>
+                <w:sz w:val="13"/>
+                <w:szCs w:val="13"/>
+              </w:rPr>
+              <w:t xml:space="preserve">[16] </w:t>
+            </w:r>
+            <w:hyperlink w:history="1" r:id="rIdav2o3mrcyhzt8wlj3qkba">
+              <w:r>
+                <w:rPr>
+                  <w:rFonts w:ascii="맑은 고딕" w:cs="맑은 고딕" w:eastAsia="맑은 고딕" w:hAnsi="맑은 고딕"/>
+                  <w:color w:val="1B54B5"/>
+                  <w:sz w:val="13"/>
+                  <w:szCs w:val="13"/>
+                  <w:u w:val="single"/>
+                </w:rPr>
+                <w:t xml:space="preserve">인더스트리뉴스, "UNIST, 'AI·로봇이 하루 1000번 화학실험'"</w:t>
+              </w:r>
+            </w:hyperlink>
+          </w:p>
+        </w:tc>
+        <w:tc>
+          <w:tcPr>
+            <w:tcW w:type="dxa" w:w="5159"/>
+            <w:tcMar>
+              <w:top w:type="dxa" w:w="10"/>
+              <w:left w:type="dxa" w:w="0"/>
+              <w:bottom w:type="dxa" w:w="10"/>
+              <w:right w:type="dxa" w:w="120"/>
+            </w:tcMar>
+          </w:tcPr>
+          <w:p>
+            <w:pPr>
+              <w:spacing w:after="6" w:before="6" w:line="200" w:lineRule="auto"/>
+            </w:pPr>
+            <w:r>
+              <w:rPr>
+                <w:rFonts w:ascii="맑은 고딕" w:cs="맑은 고딕" w:eastAsia="맑은 고딕" w:hAnsi="맑은 고딕"/>
+                <w:color w:val="444444"/>
+                <w:sz w:val="13"/>
+                <w:szCs w:val="13"/>
+              </w:rPr>
+              <w:t xml:space="preserve">[33] </w:t>
+            </w:r>
+            <w:hyperlink w:history="1" r:id="rIdjhuxd1zu8n2ijekagypgo">
+              <w:r>
+                <w:rPr>
+                  <w:rFonts w:ascii="맑은 고딕" w:cs="맑은 고딕" w:eastAsia="맑은 고딕" w:hAnsi="맑은 고딕"/>
+                  <w:color w:val="1B54B5"/>
+                  <w:sz w:val="13"/>
+                  <w:szCs w:val="13"/>
+                  <w:u w:val="single"/>
+                </w:rPr>
                 <w:t xml:space="preserve">J. Hwang et al., "Self-driving laboratories in Korea: a new era of autonomous discovery", Digital Discovery 5, 1968 (2026)</w:t>
               </w:r>
             </w:hyperlink>
+          </w:p>
+        </w:tc>
+      </w:tr>
+      <w:tr>
+        <w:tc>
+          <w:tcPr>
+            <w:tcW w:type="dxa" w:w="5159"/>
+            <w:tcMar>
+              <w:top w:type="dxa" w:w="10"/>
+              <w:left w:type="dxa" w:w="0"/>
+              <w:bottom w:type="dxa" w:w="10"/>
+              <w:right w:type="dxa" w:w="120"/>
+            </w:tcMar>
+          </w:tcPr>
+          <w:p>
+            <w:pPr>
+              <w:spacing w:after="6" w:before="6" w:line="200" w:lineRule="auto"/>
+            </w:pPr>
+            <w:r>
+              <w:rPr>
+                <w:rFonts w:ascii="맑은 고딕" w:cs="맑은 고딕" w:eastAsia="맑은 고딕" w:hAnsi="맑은 고딕"/>
+                <w:color w:val="444444"/>
+                <w:sz w:val="13"/>
+                <w:szCs w:val="13"/>
+              </w:rPr>
+              <w:t xml:space="preserve">[17] </w:t>
+            </w:r>
+            <w:hyperlink w:history="1" r:id="rIdtid753w_uemrz6-nro48-">
+              <w:r>
+                <w:rPr>
+                  <w:rFonts w:ascii="맑은 고딕" w:cs="맑은 고딕" w:eastAsia="맑은 고딕" w:hAnsi="맑은 고딕"/>
+                  <w:color w:val="1B54B5"/>
+                  <w:sz w:val="13"/>
+                  <w:szCs w:val="13"/>
+                  <w:u w:val="single"/>
+                </w:rPr>
+                <w:t xml:space="preserve">기초과학연구원(IBS), "인공지능 및 로봇 기반 합성 연구단" 연구단 소개</w:t>
+              </w:r>
+            </w:hyperlink>
+          </w:p>
+        </w:tc>
+        <w:tc>
+          <w:tcPr>
+            <w:tcW w:type="dxa" w:w="5159"/>
+          </w:tcPr>
+          <w:p>
+            <w:r>
+              <w:t xml:space="preserve"/>
+            </w:r>
           </w:p>
         </w:tc>
       </w:tr>
@@ -5188,7 +5849,7 @@
         </w:rPr>
         <w:t xml:space="preserve">본 보고서의 사례·수치는 위 공개 자료에 보도·발표된 내용을 그대로 인용한 것이다. 국내 SDL 전반의 학술적 개관은 </w:t>
       </w:r>
-      <w:hyperlink w:history="1" r:id="rIdvfedohj-cikctpmnh8gz6">
+      <w:hyperlink w:history="1" r:id="rIdd5qnbnkdhu4w-tpf6c-yq">
         <w:r>
           <w:rPr>
             <w:rFonts w:ascii="맑은 고딕" w:cs="맑은 고딕" w:eastAsia="맑은 고딕" w:hAnsi="맑은 고딕"/>

--- a/report/국내_자율실험실_현황_사례중심.docx
+++ b/report/국내_자율실험실_현황_사례중심.docx
@@ -93,7 +93,7 @@
               </w:rPr>
               <w:t xml:space="preserve">자율실험실(Self-Driving Lab, SDL)은 AI가 가설과 실험조건을 설계하고 로봇·자동화 장비가 실험을 수행한 뒤 그 결과를 AI가 다시 학습하는 </w:t>
             </w:r>
-            <w:hyperlink w:history="1" r:id="rIdhunsa9ufzjzudrnz4rjfq">
+            <w:hyperlink w:history="1" r:id="rIdijz3tym1zhahkwas5erbq">
               <w:r>
                 <w:rPr>
                   <w:rFonts w:ascii="맑은 고딕" w:cs="맑은 고딕" w:eastAsia="맑은 고딕" w:hAnsi="맑은 고딕"/>
@@ -118,7 +118,7 @@
               </w:rPr>
               <w:t xml:space="preserve">으로, 24시간 무인 운영을 통해 수년 걸리던 탐색을 수개월로 단축한다. 국내에서는 KIST·재료연·화학연·에너지연 등 출연(연)과 KAIST·서울대·UNIST 등 대학이 소재·촉매·이차전지 분야에서 폐루프 실증에 성공했고, 2026년에는 </w:t>
             </w:r>
-            <w:hyperlink w:history="1" r:id="rIdvycv4nzy5xumrrgvizx2a">
+            <w:hyperlink w:history="1" r:id="rIdyognqipw1pisxq6o_t5vp">
               <w:r>
                 <w:rPr>
                   <w:rFonts w:ascii="맑은 고딕" w:cs="맑은 고딕" w:eastAsia="맑은 고딕" w:hAnsi="맑은 고딕"/>
@@ -143,7 +143,7 @@
               </w:rPr>
               <w:t xml:space="preserve">와 </w:t>
             </w:r>
-            <w:hyperlink w:history="1" r:id="rIdzj6c66ddk_lrfwz9kk_2m">
+            <w:hyperlink w:history="1" r:id="rId-a9ssnkpdrhpvsiio1l9c">
               <w:r>
                 <w:rPr>
                   <w:rFonts w:ascii="맑은 고딕" w:cs="맑은 고딕" w:eastAsia="맑은 고딕" w:hAnsi="맑은 고딕"/>
@@ -168,7 +168,7 @@
               </w:rPr>
               <w:t xml:space="preserve">로 확산되고 있다. 2026년 8월 11일에는 장비·AI 기업과 대학·출연(연) 등 </w:t>
             </w:r>
-            <w:hyperlink w:history="1" r:id="rIdujuuk1zhocfzaefzogkil">
+            <w:hyperlink w:history="1" r:id="rIdejhzpw9b7picf6d1oe3jq">
               <w:r>
                 <w:rPr>
                   <w:rFonts w:ascii="맑은 고딕" w:cs="맑은 고딕" w:eastAsia="맑은 고딕" w:hAnsi="맑은 고딕"/>
@@ -539,7 +539,7 @@
               </w:rPr>
               <w:t xml:space="preserve">목표 물성 입력 → 로봇 합성 → 광특성 측정 → AI 재설계의 폐루프 구현. 실험 횟수를 </w:t>
             </w:r>
-            <w:hyperlink w:history="1" r:id="rId79sv1eatr3vc0wwrbkvng">
+            <w:hyperlink w:history="1" r:id="rId5kc_date7jdvgzyh0wqjd">
               <w:r>
                 <w:rPr>
                   <w:rFonts w:ascii="맑은 고딕" w:cs="맑은 고딕" w:eastAsia="맑은 고딕" w:hAnsi="맑은 고딕"/>
@@ -564,7 +564,7 @@
               </w:rPr>
               <w:t xml:space="preserve">(3변수 기준 약 200회), </w:t>
             </w:r>
-            <w:hyperlink w:history="1" r:id="rIdcd4n59a8lqh544eykrtwp">
+            <w:hyperlink w:history="1" r:id="rId_poxxc5sbsnvxp9ruo4mo">
               <w:r>
                 <w:rPr>
                   <w:rFonts w:ascii="맑은 고딕" w:cs="맑은 고딕" w:eastAsia="맑은 고딕" w:hAnsi="맑은 고딕"/>
@@ -589,7 +589,7 @@
               </w:rPr>
               <w:t xml:space="preserve">. 원격·다중사용자 운영체계 </w:t>
             </w:r>
-            <w:hyperlink w:history="1" r:id="rIdjo8z95gbqn7dd2gziemia">
+            <w:hyperlink w:history="1" r:id="rIdrzqqvuvfs_pg4wcwmehdu">
               <w:r>
                 <w:rPr>
                   <w:rFonts w:ascii="맑은 고딕" w:cs="맑은 고딕" w:eastAsia="맑은 고딕" w:hAnsi="맑은 고딕"/>
@@ -720,7 +720,7 @@
               <w:spacing w:after="12" w:before="12" w:line="200" w:lineRule="auto"/>
               <w:jc w:val="left"/>
             </w:pPr>
-            <w:hyperlink w:history="1" r:id="rIdspouueoggfbcwczbco6n0">
+            <w:hyperlink w:history="1" r:id="rIduae71wvonvm3rpovwfheg">
               <w:r>
                 <w:rPr>
                   <w:rFonts w:ascii="맑은 고딕" w:cs="맑은 고딕" w:eastAsia="맑은 고딕" w:hAnsi="맑은 고딕"/>
@@ -817,7 +817,7 @@
               <w:spacing w:after="12" w:before="12" w:line="200" w:lineRule="auto"/>
               <w:jc w:val="left"/>
             </w:pPr>
-            <w:hyperlink w:history="1" r:id="rIdo1wzgjnelydyxzjuy2jo8">
+            <w:hyperlink w:history="1" r:id="rIddnpyremrwg1hu5tskamf7">
               <w:r>
                 <w:rPr>
                   <w:rFonts w:ascii="맑은 고딕" w:cs="맑은 고딕" w:eastAsia="맑은 고딕" w:hAnsi="맑은 고딕"/>
@@ -975,7 +975,7 @@
               <w:spacing w:after="12" w:before="12" w:line="200" w:lineRule="auto"/>
               <w:jc w:val="left"/>
             </w:pPr>
-            <w:hyperlink w:history="1" r:id="rIddrmld3rnrgllwfmkjwxye">
+            <w:hyperlink w:history="1" r:id="rIdcqh6wpnmoro1j3v7etlwt">
               <w:r>
                 <w:rPr>
                   <w:rFonts w:ascii="맑은 고딕" w:cs="맑은 고딕" w:eastAsia="맑은 고딕" w:hAnsi="맑은 고딕"/>
@@ -1064,7 +1064,7 @@
               </w:rPr>
               <w:t xml:space="preserve">지능형 로봇 기반 무인 실험실을 구축해 인간 연구자 대비 고속으로 실험 데이터 생산. </w:t>
             </w:r>
-            <w:hyperlink w:history="1" r:id="rIddy5m-rwvwnezyt92nvnkt">
+            <w:hyperlink w:history="1" r:id="rIdlc6uoqoyqw91hq5aum3cv">
               <w:r>
                 <w:rPr>
                   <w:rFonts w:ascii="맑은 고딕" w:cs="맑은 고딕" w:eastAsia="맑은 고딕" w:hAnsi="맑은 고딕"/>
@@ -1217,7 +1217,7 @@
               </w:rPr>
               <w:t xml:space="preserve">신소재공학과 </w:t>
             </w:r>
-            <w:hyperlink w:history="1" r:id="rIdjthx5iukdzmfxhtwsth0g">
+            <w:hyperlink w:history="1" r:id="rIdcpt22lo8h23dntodae911">
               <w:r>
                 <w:rPr>
                   <w:rFonts w:ascii="맑은 고딕" w:cs="맑은 고딕" w:eastAsia="맑은 고딕" w:hAnsi="맑은 고딕"/>
@@ -1314,7 +1314,7 @@
               <w:spacing w:after="12" w:before="12" w:line="200" w:lineRule="auto"/>
               <w:jc w:val="left"/>
             </w:pPr>
-            <w:hyperlink w:history="1" r:id="rIdmmbriqxdh9hldvtwtn6d8">
+            <w:hyperlink w:history="1" r:id="rId2lsbnmgx7dcvsuclfxhgs">
               <w:r>
                 <w:rPr>
                   <w:rFonts w:ascii="맑은 고딕" w:cs="맑은 고딕" w:eastAsia="맑은 고딕" w:hAnsi="맑은 고딕"/>
@@ -1339,7 +1339,7 @@
               </w:rPr>
               <w:t xml:space="preserve">하는 자동화 시스템 + 분석 데이터를 해석해 최적 후보를 고르는 AI 모델 결합. </w:t>
             </w:r>
-            <w:hyperlink w:history="1" r:id="rId6glbnpfr0uovd0ztlxejw">
+            <w:hyperlink w:history="1" r:id="rIdsjymdhcqtaqdwvw2d0usv">
               <w:r>
                 <w:rPr>
                   <w:rFonts w:ascii="맑은 고딕" w:cs="맑은 고딕" w:eastAsia="맑은 고딕" w:hAnsi="맑은 고딕"/>
@@ -1544,7 +1544,7 @@
               <w:spacing w:after="12" w:before="12" w:line="200" w:lineRule="auto"/>
               <w:jc w:val="left"/>
             </w:pPr>
-            <w:hyperlink w:history="1" r:id="rIdbm_ua3zx3kdkttr-qskvo">
+            <w:hyperlink w:history="1" r:id="rIdkhfihfjs7p694z8xidrgq">
               <w:r>
                 <w:rPr>
                   <w:rFonts w:ascii="맑은 고딕" w:cs="맑은 고딕" w:eastAsia="맑은 고딕" w:hAnsi="맑은 고딕"/>
@@ -1569,7 +1569,7 @@
               </w:rPr>
               <w:t xml:space="preserve">. 로봇 2대가 공정을 분담해 전 과정 무인 수행, 수작업 대비 </w:t>
             </w:r>
-            <w:hyperlink w:history="1" r:id="rIdwrb6yzr1w62rmzgbpqgiy">
+            <w:hyperlink w:history="1" r:id="rId5vpnwe5dxwnrkz7wegedz">
               <w:r>
                 <w:rPr>
                   <w:rFonts w:ascii="맑은 고딕" w:cs="맑은 고딕" w:eastAsia="맑은 고딕" w:hAnsi="맑은 고딕"/>
@@ -1683,7 +1683,7 @@
               <w:spacing w:after="12" w:before="12" w:line="200" w:lineRule="auto"/>
               <w:jc w:val="left"/>
             </w:pPr>
-            <w:hyperlink w:history="1" r:id="rIdtrdb1nk2-ua_gje6rrj2j">
+            <w:hyperlink w:history="1" r:id="rIdgqg_2j8dlfptuf6v34r9g">
               <w:r>
                 <w:rPr>
                   <w:rFonts w:ascii="맑은 고딕" w:cs="맑은 고딕" w:eastAsia="맑은 고딕" w:hAnsi="맑은 고딕"/>
@@ -1780,7 +1780,7 @@
               <w:spacing w:after="12" w:before="12" w:line="200" w:lineRule="auto"/>
               <w:jc w:val="left"/>
             </w:pPr>
-            <w:hyperlink w:history="1" r:id="rIdzpaxmkdhkiaotimsfoth4">
+            <w:hyperlink w:history="1" r:id="rId9tjgtotnn9svvjc9rtlkn">
               <w:r>
                 <w:rPr>
                   <w:rFonts w:ascii="맑은 고딕" w:cs="맑은 고딕" w:eastAsia="맑은 고딕" w:hAnsi="맑은 고딕"/>
@@ -1921,7 +1921,7 @@
               <w:spacing w:after="12" w:before="12" w:line="200" w:lineRule="auto"/>
               <w:jc w:val="left"/>
             </w:pPr>
-            <w:hyperlink w:history="1" r:id="rIdi0jcihprfzwqeppw45d3a">
+            <w:hyperlink w:history="1" r:id="rIdt5gpnmw7jxwztyp-nmy5r">
               <w:r>
                 <w:rPr>
                   <w:rFonts w:ascii="맑은 고딕" w:cs="맑은 고딕" w:eastAsia="맑은 고딕" w:hAnsi="맑은 고딕"/>
@@ -2093,7 +2093,7 @@
               <w:spacing w:after="12" w:before="12" w:line="200" w:lineRule="auto"/>
               <w:jc w:val="left"/>
             </w:pPr>
-            <w:hyperlink w:history="1" r:id="rIdosq76ig5ysgs6rfviiadt">
+            <w:hyperlink w:history="1" r:id="rIdkft9na6zi6xgpfxqagzgu">
               <w:r>
                 <w:rPr>
                   <w:rFonts w:ascii="맑은 고딕" w:cs="맑은 고딕" w:eastAsia="맑은 고딕" w:hAnsi="맑은 고딕"/>
@@ -2190,7 +2190,7 @@
               <w:spacing w:after="12" w:before="12" w:line="200" w:lineRule="auto"/>
               <w:jc w:val="left"/>
             </w:pPr>
-            <w:hyperlink w:history="1" r:id="rIddwjxee1wfehktueugdlkc">
+            <w:hyperlink w:history="1" r:id="rIdkgijprdltp4jzhriy2eie">
               <w:r>
                 <w:rPr>
                   <w:rFonts w:ascii="맑은 고딕" w:cs="맑은 고딕" w:eastAsia="맑은 고딕" w:hAnsi="맑은 고딕"/>
@@ -2213,9 +2213,9 @@
                 <w:sz w:val="16"/>
                 <w:szCs w:val="16"/>
               </w:rPr>
-              <w:t xml:space="preserve">. 클라우드 원격제어로 국내외 연구자가 어디서든 접속해 실험하는 개방형(Open-Access) 운영이 특징. </w:t>
-            </w:r>
-            <w:hyperlink w:history="1" r:id="rIdeaq9rn4nqldsrk_yjyj7d">
+              <w:t xml:space="preserve">으로, 아직 본격 구동 전이라 실험 성과는 나오지 않았다. 다만 개방형(Open-Access) 자율실험실로 설계돼 외부 연구자도 클라우드 원격제어로 접속해 실험할 수 있다는 점이 다른 사례와 구분된다. </w:t>
+            </w:r>
+            <w:hyperlink w:history="1" r:id="rId3fucam2kt0egg3iczr4ww">
               <w:r>
                 <w:rPr>
                   <w:rFonts w:ascii="맑은 고딕" w:cs="맑은 고딕" w:eastAsia="맑은 고딕" w:hAnsi="맑은 고딕"/>
@@ -2226,21 +2226,21 @@
                   <w:szCs w:val="16"/>
                   <w:u w:val="single"/>
                 </w:rPr>
-                <w:t xml:space="preserve">국가연구소(NRL 2.0)에 선정돼 10년간 1,000억 원(연 100억 원) 블록펀딩</w:t>
-              </w:r>
-            </w:hyperlink>
-            <w:r>
-              <w:rPr>
-                <w:rFonts w:ascii="맑은 고딕" w:cs="맑은 고딕" w:eastAsia="맑은 고딕" w:hAnsi="맑은 고딕"/>
-                <w:b w:val="false"/>
-                <w:bCs w:val="false"/>
-                <w:color w:val="222222"/>
-                <w:sz w:val="16"/>
-                <w:szCs w:val="16"/>
-              </w:rPr>
-              <w:t xml:space="preserve">, </w:t>
-            </w:r>
-            <w:hyperlink w:history="1" r:id="rIdh8iks42rko_zwrowbnbsi">
+                <w:t xml:space="preserve">국가연구소(NRL 2.0) 선정으로 10년간 1,000억 원(연 100억 원) 블록펀딩</w:t>
+              </w:r>
+            </w:hyperlink>
+            <w:r>
+              <w:rPr>
+                <w:rFonts w:ascii="맑은 고딕" w:cs="맑은 고딕" w:eastAsia="맑은 고딕" w:hAnsi="맑은 고딕"/>
+                <w:b w:val="false"/>
+                <w:bCs w:val="false"/>
+                <w:color w:val="222222"/>
+                <w:sz w:val="16"/>
+                <w:szCs w:val="16"/>
+              </w:rPr>
+              <w:t xml:space="preserve">을 받아 </w:t>
+            </w:r>
+            <w:hyperlink w:history="1" r:id="rId2n9z76zals5rngahleaby">
               <w:r>
                 <w:rPr>
                   <w:rFonts w:ascii="맑은 고딕" w:cs="맑은 고딕" w:eastAsia="맑은 고딕" w:hAnsi="맑은 고딕"/>
@@ -2282,24 +2282,24 @@
                 <w:sz w:val="16"/>
                 <w:szCs w:val="16"/>
               </w:rPr>
-              <w:t xml:space="preserve">★★☆</w:t>
-            </w:r>
-          </w:p>
-          <w:p>
-            <w:pPr>
-              <w:spacing w:after="12" w:before="12" w:line="200" w:lineRule="auto"/>
-              <w:jc w:val="center"/>
-            </w:pPr>
-            <w:r>
-              <w:rPr>
-                <w:rFonts w:ascii="맑은 고딕" w:cs="맑은 고딕" w:eastAsia="맑은 고딕" w:hAnsi="맑은 고딕"/>
-                <w:b w:val="false"/>
-                <w:bCs w:val="false"/>
-                <w:color w:val="222222"/>
-                <w:sz w:val="16"/>
-                <w:szCs w:val="16"/>
-              </w:rPr>
-              <w:t xml:space="preserve">개방형 SDL 구축 중(2026~)</w:t>
+              <w:t xml:space="preserve">★☆☆</w:t>
+            </w:r>
+          </w:p>
+          <w:p>
+            <w:pPr>
+              <w:spacing w:after="12" w:before="12" w:line="200" w:lineRule="auto"/>
+              <w:jc w:val="center"/>
+            </w:pPr>
+            <w:r>
+              <w:rPr>
+                <w:rFonts w:ascii="맑은 고딕" w:cs="맑은 고딕" w:eastAsia="맑은 고딕" w:hAnsi="맑은 고딕"/>
+                <w:b w:val="false"/>
+                <w:bCs w:val="false"/>
+                <w:color w:val="222222"/>
+                <w:sz w:val="16"/>
+                <w:szCs w:val="16"/>
+              </w:rPr>
+              <w:t xml:space="preserve">구축 단계(구동 전)</w:t>
             </w:r>
           </w:p>
         </w:tc>
@@ -2370,7 +2370,7 @@
               <w:spacing w:after="12" w:before="12" w:line="200" w:lineRule="auto"/>
               <w:jc w:val="left"/>
             </w:pPr>
-            <w:hyperlink w:history="1" r:id="rIdtbrdfbi_blyxf_nmu5v-6">
+            <w:hyperlink w:history="1" r:id="rIdw2d89ugshybptnqmsc4ow">
               <w:r>
                 <w:rPr>
                   <w:rFonts w:ascii="맑은 고딕" w:cs="맑은 고딕" w:eastAsia="맑은 고딕" w:hAnsi="맑은 고딕"/>
@@ -2476,7 +2476,7 @@
               </w:rPr>
               <w:t xml:space="preserve">K-문샷 신약개발 가속화의 기반 사업. </w:t>
             </w:r>
-            <w:hyperlink w:history="1" r:id="rIdmfkoqt1g0gcqsxdi9ls_x">
+            <w:hyperlink w:history="1" r:id="rIdnds4ct2ig32fb-gu5x1_q">
               <w:r>
                 <w:rPr>
                   <w:rFonts w:ascii="맑은 고딕" w:cs="맑은 고딕" w:eastAsia="맑은 고딕" w:hAnsi="맑은 고딕"/>
@@ -2501,7 +2501,7 @@
               </w:rPr>
               <w:t xml:space="preserve">, </w:t>
             </w:r>
-            <w:hyperlink w:history="1" r:id="rId3kbahnxcn22gqgkfrft7z">
+            <w:hyperlink w:history="1" r:id="rIdtunoeyorwrcpkeihkm2lx">
               <w:r>
                 <w:rPr>
                   <w:rFonts w:ascii="맑은 고딕" w:cs="맑은 고딕" w:eastAsia="맑은 고딕" w:hAnsi="맑은 고딕"/>
@@ -2632,7 +2632,7 @@
               <w:spacing w:after="12" w:before="12" w:line="200" w:lineRule="auto"/>
               <w:jc w:val="left"/>
             </w:pPr>
-            <w:hyperlink w:history="1" r:id="rIdv5il0hifzfla7wy6b_qbk">
+            <w:hyperlink w:history="1" r:id="rIdkq9dzp38wfebgo2hcnj3u">
               <w:r>
                 <w:rPr>
                   <w:rFonts w:ascii="맑은 고딕" w:cs="맑은 고딕" w:eastAsia="맑은 고딕" w:hAnsi="맑은 고딕"/>
@@ -2712,7 +2712,7 @@
               <w:spacing w:after="12" w:before="12" w:line="200" w:lineRule="auto"/>
               <w:jc w:val="left"/>
             </w:pPr>
-            <w:hyperlink w:history="1" r:id="rIdipgl16o6wuvwg5bzjywq8">
+            <w:hyperlink w:history="1" r:id="rIdnfjw1a-uo9szkjjzw4ljm">
               <w:r>
                 <w:rPr>
                   <w:rFonts w:ascii="맑은 고딕" w:cs="맑은 고딕" w:eastAsia="맑은 고딕" w:hAnsi="맑은 고딕"/>
@@ -3149,7 +3149,7 @@
               </w:rPr>
               <w:t xml:space="preserve">설계–제작–시험–학습(DBTL) 사이클을 로봇으로 자동화. </w:t>
             </w:r>
-            <w:hyperlink w:history="1" r:id="rIdmlomhikovf5o_w82i5tas">
+            <w:hyperlink w:history="1" r:id="rIdfpkxowajopzduzsf6bauw">
               <w:r>
                 <w:rPr>
                   <w:rFonts w:ascii="맑은 고딕" w:cs="맑은 고딕" w:eastAsia="맑은 고딕" w:hAnsi="맑은 고딕"/>
@@ -3305,7 +3305,7 @@
               <w:spacing w:after="12" w:before="12" w:line="200" w:lineRule="auto"/>
               <w:jc w:val="center"/>
             </w:pPr>
-            <w:hyperlink w:history="1" r:id="rIdeorh7zw4xi_ipjgncfvof">
+            <w:hyperlink w:history="1" r:id="rIdaxdedfa1ykmscreh7e9i3">
               <w:r>
                 <w:rPr>
                   <w:rFonts w:ascii="맑은 고딕" w:cs="맑은 고딕" w:eastAsia="맑은 고딕" w:hAnsi="맑은 고딕"/>
@@ -3330,7 +3330,7 @@
               </w:rPr>
               <w:t xml:space="preserve">하고 AI 기반 데이터 해석까지 가능한 지능형 융합 실험실을 목표로 제시. </w:t>
             </w:r>
-            <w:hyperlink w:history="1" r:id="rId8chhxx07ah2nuy4xlmdsi">
+            <w:hyperlink w:history="1" r:id="rIdp4dkqi7_rr7d86fbadtfc">
               <w:r>
                 <w:rPr>
                   <w:rFonts w:ascii="맑은 고딕" w:cs="맑은 고딕" w:eastAsia="맑은 고딕" w:hAnsi="맑은 고딕"/>
@@ -3482,7 +3482,7 @@
               <w:spacing w:after="12" w:before="12" w:line="200" w:lineRule="auto"/>
               <w:jc w:val="center"/>
             </w:pPr>
-            <w:hyperlink w:history="1" r:id="rId2fivsbroei6kcbvazvaxn">
+            <w:hyperlink w:history="1" r:id="rIdegt6nllnoqq3nwml0vaxe">
               <w:r>
                 <w:rPr>
                   <w:rFonts w:ascii="맑은 고딕" w:cs="맑은 고딕" w:eastAsia="맑은 고딕" w:hAnsi="맑은 고딕"/>
@@ -3638,7 +3638,7 @@
               <w:spacing w:after="12" w:before="12" w:line="200" w:lineRule="auto"/>
               <w:jc w:val="center"/>
             </w:pPr>
-            <w:hyperlink w:history="1" r:id="rIdiipnhqd5qhyi2ursmvp0t">
+            <w:hyperlink w:history="1" r:id="rIdnncnwvqk_gbho_xtokezd">
               <w:r>
                 <w:rPr>
                   <w:rFonts w:ascii="맑은 고딕" w:cs="맑은 고딕" w:eastAsia="맑은 고딕" w:hAnsi="맑은 고딕"/>
@@ -3807,7 +3807,7 @@
               <w:spacing w:after="12" w:before="12" w:line="200" w:lineRule="auto"/>
               <w:jc w:val="center"/>
             </w:pPr>
-            <w:hyperlink w:history="1" r:id="rIdqvzsonirry-gayfvqyb6f">
+            <w:hyperlink w:history="1" r:id="rIds4nty1pm2qxqn6rotkq7z">
               <w:r>
                 <w:rPr>
                   <w:rFonts w:ascii="맑은 고딕" w:cs="맑은 고딕" w:eastAsia="맑은 고딕" w:hAnsi="맑은 고딕"/>
@@ -3963,7 +3963,7 @@
               <w:spacing w:after="12" w:before="12" w:line="200" w:lineRule="auto"/>
               <w:jc w:val="center"/>
             </w:pPr>
-            <w:hyperlink w:history="1" r:id="rIdmeucbvuvdlf3g0q0kv4nz">
+            <w:hyperlink w:history="1" r:id="rIduz0ul2hbrzov1hmd9lz34">
               <w:r>
                 <w:rPr>
                   <w:rFonts w:ascii="맑은 고딕" w:cs="맑은 고딕" w:eastAsia="맑은 고딕" w:hAnsi="맑은 고딕"/>
@@ -4020,7 +4020,7 @@
                 <w:sz w:val="16"/>
                 <w:szCs w:val="16"/>
               </w:rPr>
-              <w:t xml:space="preserve">자동화</w:t>
+              <w:t xml:space="preserve">기술개발</w:t>
             </w:r>
           </w:p>
           <w:p>
@@ -4037,7 +4037,7 @@
                 <w:sz w:val="16"/>
                 <w:szCs w:val="16"/>
               </w:rPr>
-              <w:t xml:space="preserve">(대형 인프라)</w:t>
+              <w:t xml:space="preserve">(자율랩 플랫폼)</w:t>
             </w:r>
           </w:p>
         </w:tc>
@@ -4066,24 +4066,24 @@
                 <w:sz w:val="16"/>
                 <w:szCs w:val="16"/>
               </w:rPr>
-              <w:t xml:space="preserve">포항가속기연구소(PAL)</w:t>
-            </w:r>
-          </w:p>
-          <w:p>
-            <w:pPr>
-              <w:spacing w:after="12" w:before="12" w:line="200" w:lineRule="auto"/>
-              <w:jc w:val="left"/>
-            </w:pPr>
-            <w:r>
-              <w:rPr>
-                <w:rFonts w:ascii="맑은 고딕" w:cs="맑은 고딕" w:eastAsia="맑은 고딕" w:hAnsi="맑은 고딕"/>
-                <w:b w:val="false"/>
-                <w:bCs w:val="false"/>
-                <w:color w:val="222222"/>
-                <w:sz w:val="16"/>
-                <w:szCs w:val="16"/>
-              </w:rPr>
-              <w:t xml:space="preserve">— POSTECH 부설</w:t>
+              <w:t xml:space="preserve">한국기계연구원(KIMM)</w:t>
+            </w:r>
+          </w:p>
+          <w:p>
+            <w:pPr>
+              <w:spacing w:after="12" w:before="12" w:line="200" w:lineRule="auto"/>
+              <w:jc w:val="left"/>
+            </w:pPr>
+            <w:r>
+              <w:rPr>
+                <w:rFonts w:ascii="맑은 고딕" w:cs="맑은 고딕" w:eastAsia="맑은 고딕" w:hAnsi="맑은 고딕"/>
+                <w:b w:val="false"/>
+                <w:bCs w:val="false"/>
+                <w:color w:val="222222"/>
+                <w:sz w:val="16"/>
+                <w:szCs w:val="16"/>
+              </w:rPr>
+              <w:t xml:space="preserve">임현의 연구단장</w:t>
             </w:r>
           </w:p>
         </w:tc>
@@ -4112,7 +4112,7 @@
                 <w:sz w:val="16"/>
                 <w:szCs w:val="16"/>
               </w:rPr>
-              <w:t xml:space="preserve">방사광 기반 소재 분석</w:t>
+              <w:t xml:space="preserve">자율랩 장비·플랫폼 기술</w:t>
             </w:r>
           </w:p>
         </w:tc>
@@ -4132,7 +4132,7 @@
               <w:spacing w:after="12" w:before="12" w:line="200" w:lineRule="auto"/>
               <w:jc w:val="center"/>
             </w:pPr>
-            <w:hyperlink w:history="1" r:id="rIdem8si4vsfiuxx59bg_lba">
+            <w:hyperlink w:history="1" r:id="rIdgbwsxdytlfhpb8swnsshs">
               <w:r>
                 <w:rPr>
                   <w:rFonts w:ascii="맑은 고딕" w:cs="맑은 고딕" w:eastAsia="맑은 고딕" w:hAnsi="맑은 고딕"/>
@@ -4143,44 +4143,19 @@
                   <w:szCs w:val="16"/>
                   <w:u w:val="single"/>
                 </w:rPr>
-                <w:t xml:space="preserve">3세대 PLS-II와 4세대 PAL-XFEL, 31기 빔라인을 운영</w:t>
-              </w:r>
-            </w:hyperlink>
-            <w:r>
-              <w:rPr>
-                <w:rFonts w:ascii="맑은 고딕" w:cs="맑은 고딕" w:eastAsia="맑은 고딕" w:hAnsi="맑은 고딕"/>
-                <w:b w:val="false"/>
-                <w:bCs w:val="false"/>
-                <w:color w:val="222222"/>
-                <w:sz w:val="16"/>
-                <w:szCs w:val="16"/>
-              </w:rPr>
-              <w:t xml:space="preserve">하는 국내 유일의 대형 가속기 인프라로, 자율실험실이 필요로 하는 고속·정밀 구조분석을 뒷받침한다. </w:t>
-            </w:r>
-            <w:hyperlink w:history="1" r:id="rIdkbypj2rcn2li6ahkfdlue">
-              <w:r>
-                <w:rPr>
-                  <w:rFonts w:ascii="맑은 고딕" w:cs="맑은 고딕" w:eastAsia="맑은 고딕" w:hAnsi="맑은 고딕"/>
-                  <w:b w:val="false"/>
-                  <w:bCs w:val="false"/>
-                  <w:color w:val="1B54B5"/>
-                  <w:sz w:val="16"/>
-                  <w:szCs w:val="16"/>
-                  <w:u w:val="single"/>
-                </w:rPr>
-                <w:t xml:space="preserve">코스맥스 등 기업과 MOU를 맺어 첨단 분석 인프라를 개방</w:t>
-              </w:r>
-            </w:hyperlink>
-            <w:r>
-              <w:rPr>
-                <w:rFonts w:ascii="맑은 고딕" w:cs="맑은 고딕" w:eastAsia="맑은 고딕" w:hAnsi="맑은 고딕"/>
-                <w:b w:val="false"/>
-                <w:bCs w:val="false"/>
-                <w:color w:val="222222"/>
-                <w:sz w:val="16"/>
-                <w:szCs w:val="16"/>
-              </w:rPr>
-              <w:t xml:space="preserve">(공개 자료상 폐루프 자율실험 운영은 확인되지 않음)</w:t>
+                <w:t xml:space="preserve">AI가 논문을 읽어 실험 조합을 제안하면 로봇이 수행하고, 결과가 좋지 않으면 다시 실험하는 시스템을 개발 중</w:t>
+              </w:r>
+            </w:hyperlink>
+            <w:r>
+              <w:rPr>
+                <w:rFonts w:ascii="맑은 고딕" w:cs="맑은 고딕" w:eastAsia="맑은 고딕" w:hAnsi="맑은 고딕"/>
+                <w:b w:val="false"/>
+                <w:bCs w:val="false"/>
+                <w:color w:val="222222"/>
+                <w:sz w:val="16"/>
+                <w:szCs w:val="16"/>
+              </w:rPr>
+              <w:t xml:space="preserve">. 로봇이 직접 다룰 수 있는 배양기·실험장비와 제어 소프트웨어를 국산 장비기업들과 함께 개발해 ‘한국형 자율랩 생태계’를 만드는 것이 목표</w:t>
             </w:r>
           </w:p>
         </w:tc>
@@ -4232,7 +4207,7 @@
                 <w:sz w:val="16"/>
                 <w:szCs w:val="16"/>
               </w:rPr>
-              <w:t xml:space="preserve">(구축 예정)</w:t>
+              <w:t xml:space="preserve">(대형 인프라)</w:t>
             </w:r>
           </w:p>
         </w:tc>
@@ -4262,7 +4237,24 @@
                 <w:sz w:val="16"/>
                 <w:szCs w:val="16"/>
               </w:rPr>
-              <w:t xml:space="preserve">연세대학교 K-NIBRT 사업단</w:t>
+              <w:t xml:space="preserve">포항가속기연구소(PAL)</w:t>
+            </w:r>
+          </w:p>
+          <w:p>
+            <w:pPr>
+              <w:spacing w:after="12" w:before="12" w:line="200" w:lineRule="auto"/>
+              <w:jc w:val="left"/>
+            </w:pPr>
+            <w:r>
+              <w:rPr>
+                <w:rFonts w:ascii="맑은 고딕" w:cs="맑은 고딕" w:eastAsia="맑은 고딕" w:hAnsi="맑은 고딕"/>
+                <w:b w:val="false"/>
+                <w:bCs w:val="false"/>
+                <w:color w:val="222222"/>
+                <w:sz w:val="16"/>
+                <w:szCs w:val="16"/>
+              </w:rPr>
+              <w:t xml:space="preserve">— POSTECH 부설</w:t>
             </w:r>
           </w:p>
         </w:tc>
@@ -4292,7 +4284,7 @@
                 <w:sz w:val="16"/>
                 <w:szCs w:val="16"/>
               </w:rPr>
-              <w:t xml:space="preserve">바이오의약품</w:t>
+              <w:t xml:space="preserve">방사광 기반 소재 분석</w:t>
             </w:r>
           </w:p>
         </w:tc>
@@ -4313,7 +4305,184 @@
               <w:spacing w:after="12" w:before="12" w:line="200" w:lineRule="auto"/>
               <w:jc w:val="center"/>
             </w:pPr>
-            <w:hyperlink w:history="1" r:id="rIdjmiqgqfjdhebb2aak8-h_">
+            <w:hyperlink w:history="1" r:id="rIdshsupabggwucn8ty2wzji">
+              <w:r>
+                <w:rPr>
+                  <w:rFonts w:ascii="맑은 고딕" w:cs="맑은 고딕" w:eastAsia="맑은 고딕" w:hAnsi="맑은 고딕"/>
+                  <w:b w:val="false"/>
+                  <w:bCs w:val="false"/>
+                  <w:color w:val="1B54B5"/>
+                  <w:sz w:val="16"/>
+                  <w:szCs w:val="16"/>
+                  <w:u w:val="single"/>
+                </w:rPr>
+                <w:t xml:space="preserve">3세대 PLS-II와 4세대 PAL-XFEL, 31기 빔라인을 운영</w:t>
+              </w:r>
+            </w:hyperlink>
+            <w:r>
+              <w:rPr>
+                <w:rFonts w:ascii="맑은 고딕" w:cs="맑은 고딕" w:eastAsia="맑은 고딕" w:hAnsi="맑은 고딕"/>
+                <w:b w:val="false"/>
+                <w:bCs w:val="false"/>
+                <w:color w:val="222222"/>
+                <w:sz w:val="16"/>
+                <w:szCs w:val="16"/>
+              </w:rPr>
+              <w:t xml:space="preserve">하는 국내 유일의 대형 가속기 인프라로, 자율실험실이 필요로 하는 고속·정밀 구조분석을 뒷받침한다. </w:t>
+            </w:r>
+            <w:hyperlink w:history="1" r:id="rIddtb_ms0ppjcacgv6d9adx">
+              <w:r>
+                <w:rPr>
+                  <w:rFonts w:ascii="맑은 고딕" w:cs="맑은 고딕" w:eastAsia="맑은 고딕" w:hAnsi="맑은 고딕"/>
+                  <w:b w:val="false"/>
+                  <w:bCs w:val="false"/>
+                  <w:color w:val="1B54B5"/>
+                  <w:sz w:val="16"/>
+                  <w:szCs w:val="16"/>
+                  <w:u w:val="single"/>
+                </w:rPr>
+                <w:t xml:space="preserve">코스맥스 등 기업과 MOU를 맺어 첨단 분석 인프라를 개방</w:t>
+              </w:r>
+            </w:hyperlink>
+            <w:r>
+              <w:rPr>
+                <w:rFonts w:ascii="맑은 고딕" w:cs="맑은 고딕" w:eastAsia="맑은 고딕" w:hAnsi="맑은 고딕"/>
+                <w:b w:val="false"/>
+                <w:bCs w:val="false"/>
+                <w:color w:val="222222"/>
+                <w:sz w:val="16"/>
+                <w:szCs w:val="16"/>
+              </w:rPr>
+              <w:t xml:space="preserve">(공개 자료상 폐루프 자율실험 운영은 확인되지 않음)</w:t>
+            </w:r>
+          </w:p>
+        </w:tc>
+      </w:tr>
+      <w:tr>
+        <w:trPr>
+          <w:cantSplit/>
+        </w:trPr>
+        <w:tc>
+          <w:tcPr>
+            <w:tcW w:type="dxa" w:w="1450"/>
+            <w:tcMar>
+              <w:top w:type="dxa" w:w="105"/>
+              <w:left w:type="dxa" w:w="60"/>
+              <w:bottom w:type="dxa" w:w="105"/>
+              <w:right w:type="dxa" w:w="60"/>
+            </w:tcMar>
+            <w:vAlign w:val="center"/>
+          </w:tcPr>
+          <w:p>
+            <w:pPr>
+              <w:spacing w:after="12" w:before="12" w:line="200" w:lineRule="auto"/>
+              <w:jc w:val="center"/>
+            </w:pPr>
+            <w:r>
+              <w:rPr>
+                <w:rFonts w:ascii="맑은 고딕" w:cs="맑은 고딕" w:eastAsia="맑은 고딕" w:hAnsi="맑은 고딕"/>
+                <w:b/>
+                <w:bCs/>
+                <w:color w:val="222222"/>
+                <w:sz w:val="16"/>
+                <w:szCs w:val="16"/>
+              </w:rPr>
+              <w:t xml:space="preserve">자동화</w:t>
+            </w:r>
+          </w:p>
+          <w:p>
+            <w:pPr>
+              <w:spacing w:after="12" w:before="12" w:line="200" w:lineRule="auto"/>
+              <w:jc w:val="center"/>
+            </w:pPr>
+            <w:r>
+              <w:rPr>
+                <w:rFonts w:ascii="맑은 고딕" w:cs="맑은 고딕" w:eastAsia="맑은 고딕" w:hAnsi="맑은 고딕"/>
+                <w:b/>
+                <w:bCs/>
+                <w:color w:val="222222"/>
+                <w:sz w:val="16"/>
+                <w:szCs w:val="16"/>
+              </w:rPr>
+              <w:t xml:space="preserve">(구축 예정)</w:t>
+            </w:r>
+          </w:p>
+        </w:tc>
+        <w:tc>
+          <w:tcPr>
+            <w:tcW w:type="dxa" w:w="2600"/>
+            <w:tcMar>
+              <w:top w:type="dxa" w:w="105"/>
+              <w:left w:type="dxa" w:w="60"/>
+              <w:bottom w:type="dxa" w:w="105"/>
+              <w:right w:type="dxa" w:w="60"/>
+            </w:tcMar>
+            <w:vAlign w:val="center"/>
+          </w:tcPr>
+          <w:p>
+            <w:pPr>
+              <w:spacing w:after="12" w:before="12" w:line="200" w:lineRule="auto"/>
+              <w:jc w:val="left"/>
+            </w:pPr>
+            <w:r>
+              <w:rPr>
+                <w:rFonts w:ascii="맑은 고딕" w:cs="맑은 고딕" w:eastAsia="맑은 고딕" w:hAnsi="맑은 고딕"/>
+                <w:b w:val="false"/>
+                <w:bCs w:val="false"/>
+                <w:color w:val="222222"/>
+                <w:sz w:val="16"/>
+                <w:szCs w:val="16"/>
+              </w:rPr>
+              <w:t xml:space="preserve">연세대학교 K-NIBRT 사업단</w:t>
+            </w:r>
+          </w:p>
+        </w:tc>
+        <w:tc>
+          <w:tcPr>
+            <w:tcW w:type="dxa" w:w="1300"/>
+            <w:tcMar>
+              <w:top w:type="dxa" w:w="105"/>
+              <w:left w:type="dxa" w:w="60"/>
+              <w:bottom w:type="dxa" w:w="105"/>
+              <w:right w:type="dxa" w:w="60"/>
+            </w:tcMar>
+            <w:vAlign w:val="center"/>
+          </w:tcPr>
+          <w:p>
+            <w:pPr>
+              <w:spacing w:after="12" w:before="12" w:line="200" w:lineRule="auto"/>
+              <w:jc w:val="left"/>
+            </w:pPr>
+            <w:r>
+              <w:rPr>
+                <w:rFonts w:ascii="맑은 고딕" w:cs="맑은 고딕" w:eastAsia="맑은 고딕" w:hAnsi="맑은 고딕"/>
+                <w:b w:val="false"/>
+                <w:bCs w:val="false"/>
+                <w:color w:val="222222"/>
+                <w:sz w:val="16"/>
+                <w:szCs w:val="16"/>
+              </w:rPr>
+              <w:t xml:space="preserve">바이오의약품</w:t>
+            </w:r>
+          </w:p>
+        </w:tc>
+        <w:tc>
+          <w:tcPr>
+            <w:tcW w:type="dxa" w:w="4926"/>
+            <w:tcMar>
+              <w:top w:type="dxa" w:w="105"/>
+              <w:left w:type="dxa" w:w="60"/>
+              <w:bottom w:type="dxa" w:w="105"/>
+              <w:right w:type="dxa" w:w="60"/>
+            </w:tcMar>
+            <w:vAlign w:val="center"/>
+          </w:tcPr>
+          <w:p>
+            <w:pPr>
+              <w:spacing w:after="12" w:before="12" w:line="200" w:lineRule="auto"/>
+              <w:jc w:val="center"/>
+            </w:pPr>
+            <w:hyperlink w:history="1" r:id="rIdnlvffb4ymp3sfvrli8xe1">
               <w:r>
                 <w:rPr>
                   <w:rFonts w:ascii="맑은 고딕" w:cs="맑은 고딕" w:eastAsia="맑은 고딕" w:hAnsi="맑은 고딕"/>
@@ -4383,7 +4552,7 @@
         </w:rPr>
         <w:t xml:space="preserve">국가 차원 결집 — 2026년 8월 11일 출범한 </w:t>
       </w:r>
-      <w:hyperlink w:history="1" r:id="rIdhq8d6lupvto9ajy0975hv">
+      <w:hyperlink w:history="1" r:id="rIdacydaybq2za6gmhzsklyo">
         <w:r>
           <w:rPr>
             <w:rFonts w:ascii="맑은 고딕" w:cs="맑은 고딕" w:eastAsia="맑은 고딕" w:hAnsi="맑은 고딕"/>
@@ -4434,7 +4603,7 @@
         </w:rPr>
         <w:t xml:space="preserve">분야별 확산 — 소재 분야는 </w:t>
       </w:r>
-      <w:hyperlink w:history="1" r:id="rId6v8f7kaizdynwuf0rhxjb">
+      <w:hyperlink w:history="1" r:id="rIdjtnuxxmc-dqd9ia-8cutf">
         <w:r>
           <w:rPr>
             <w:rFonts w:ascii="맑은 고딕" w:cs="맑은 고딕" w:eastAsia="맑은 고딕" w:hAnsi="맑은 고딕"/>
@@ -4459,7 +4628,7 @@
         </w:rPr>
         <w:t xml:space="preserve">을 함께 구축해 「소재 AI 모델–자율실험–데이터플랫폼」을 연결하는 방향이고, 바이오 분야는 </w:t>
       </w:r>
-      <w:hyperlink w:history="1" r:id="rIdwl1ps0mtwujtlcc32uxzl">
+      <w:hyperlink w:history="1" r:id="rId3dl65wvy1sba_gqihyzg6">
         <w:r>
           <w:rPr>
             <w:rFonts w:ascii="맑은 고딕" w:cs="맑은 고딕" w:eastAsia="맑은 고딕" w:hAnsi="맑은 고딕"/>
@@ -4510,7 +4679,7 @@
         </w:rPr>
         <w:t xml:space="preserve">남은 과제 — 개별 실험실 단위의 성과는 축적됐지만, </w:t>
       </w:r>
-      <w:hyperlink w:history="1" r:id="rIdzi-r7fpkyc-qtjafmoc0n">
+      <w:hyperlink w:history="1" r:id="rIdsc1c5-lmcxfamzbwumoke">
         <w:r>
           <w:rPr>
             <w:rFonts w:ascii="맑은 고딕" w:cs="맑은 고딕" w:eastAsia="맑은 고딕" w:hAnsi="맑은 고딕"/>
@@ -4592,7 +4761,7 @@
               </w:rPr>
               <w:t xml:space="preserve">[1] </w:t>
             </w:r>
-            <w:hyperlink w:history="1" r:id="rIdq9mw0-_3a26zoi8mrph_n">
+            <w:hyperlink w:history="1" r:id="rIdl-vdg25gopptydckckant">
               <w:r>
                 <w:rPr>
                   <w:rFonts w:ascii="맑은 고딕" w:cs="맑은 고딕" w:eastAsia="맑은 고딕" w:hAnsi="맑은 고딕"/>
@@ -4629,7 +4798,7 @@
               </w:rPr>
               <w:t xml:space="preserve">[18] </w:t>
             </w:r>
-            <w:hyperlink w:history="1" r:id="rIdjrvzyyze5lhx4nilu4rib">
+            <w:hyperlink w:history="1" r:id="rIdvnnglsx41mgi42c_2asa-">
               <w:r>
                 <w:rPr>
                   <w:rFonts w:ascii="맑은 고딕" w:cs="맑은 고딕" w:eastAsia="맑은 고딕" w:hAnsi="맑은 고딕"/>
@@ -4668,7 +4837,7 @@
               </w:rPr>
               <w:t xml:space="preserve">[2] </w:t>
             </w:r>
-            <w:hyperlink w:history="1" r:id="rIdkaffg688jffu_5zut92bs">
+            <w:hyperlink w:history="1" r:id="rId5uii-fvhhfqzlpobnsnuj">
               <w:r>
                 <w:rPr>
                   <w:rFonts w:ascii="맑은 고딕" w:cs="맑은 고딕" w:eastAsia="맑은 고딕" w:hAnsi="맑은 고딕"/>
@@ -4705,7 +4874,7 @@
               </w:rPr>
               <w:t xml:space="preserve">[19] </w:t>
             </w:r>
-            <w:hyperlink w:history="1" r:id="rIdlpcbbx6xsrq31pbd2tbtb">
+            <w:hyperlink w:history="1" r:id="rId1ju1dldvjekpitsbqf4qw">
               <w:r>
                 <w:rPr>
                   <w:rFonts w:ascii="맑은 고딕" w:cs="맑은 고딕" w:eastAsia="맑은 고딕" w:hAnsi="맑은 고딕"/>
@@ -4744,7 +4913,7 @@
               </w:rPr>
               <w:t xml:space="preserve">[3] </w:t>
             </w:r>
-            <w:hyperlink w:history="1" r:id="rIdkqnljhq4_0kt3ziaa8-mx">
+            <w:hyperlink w:history="1" r:id="rId8dkyd2z7e3xpaf4usgkj-">
               <w:r>
                 <w:rPr>
                   <w:rFonts w:ascii="맑은 고딕" w:cs="맑은 고딕" w:eastAsia="맑은 고딕" w:hAnsi="맑은 고딕"/>
@@ -4781,7 +4950,7 @@
               </w:rPr>
               <w:t xml:space="preserve">[20] </w:t>
             </w:r>
-            <w:hyperlink w:history="1" r:id="rIdrfs7upjmm-9s2hcnjt0bf">
+            <w:hyperlink w:history="1" r:id="rIdd2r6phjla-t-hmlzops5_">
               <w:r>
                 <w:rPr>
                   <w:rFonts w:ascii="맑은 고딕" w:cs="맑은 고딕" w:eastAsia="맑은 고딕" w:hAnsi="맑은 고딕"/>
@@ -4820,7 +4989,7 @@
               </w:rPr>
               <w:t xml:space="preserve">[4] </w:t>
             </w:r>
-            <w:hyperlink w:history="1" r:id="rId65zmbjdnismkb1wo5vh8y">
+            <w:hyperlink w:history="1" r:id="rIdladej55nboxgbkmha7mgw">
               <w:r>
                 <w:rPr>
                   <w:rFonts w:ascii="맑은 고딕" w:cs="맑은 고딕" w:eastAsia="맑은 고딕" w:hAnsi="맑은 고딕"/>
@@ -4857,7 +5026,7 @@
               </w:rPr>
               <w:t xml:space="preserve">[21] </w:t>
             </w:r>
-            <w:hyperlink w:history="1" r:id="rIdhlut1t1oahuiiwmm47hcz">
+            <w:hyperlink w:history="1" r:id="rIdafbffakojrvcb_4ak5n1t">
               <w:r>
                 <w:rPr>
                   <w:rFonts w:ascii="맑은 고딕" w:cs="맑은 고딕" w:eastAsia="맑은 고딕" w:hAnsi="맑은 고딕"/>
@@ -4896,7 +5065,7 @@
               </w:rPr>
               <w:t xml:space="preserve">[5] </w:t>
             </w:r>
-            <w:hyperlink w:history="1" r:id="rIdjj0yafmbbdfwmvnjuwjid">
+            <w:hyperlink w:history="1" r:id="rIdpm8gsco1xcwnfbclo8rpi">
               <w:r>
                 <w:rPr>
                   <w:rFonts w:ascii="맑은 고딕" w:cs="맑은 고딕" w:eastAsia="맑은 고딕" w:hAnsi="맑은 고딕"/>
@@ -4933,7 +5102,7 @@
               </w:rPr>
               <w:t xml:space="preserve">[22] </w:t>
             </w:r>
-            <w:hyperlink w:history="1" r:id="rIde987bokpl0rrwdkbqbnby">
+            <w:hyperlink w:history="1" r:id="rIdl_l7z2ytx8lfmwv81oowk">
               <w:r>
                 <w:rPr>
                   <w:rFonts w:ascii="맑은 고딕" w:cs="맑은 고딕" w:eastAsia="맑은 고딕" w:hAnsi="맑은 고딕"/>
@@ -4972,7 +5141,7 @@
               </w:rPr>
               <w:t xml:space="preserve">[6] </w:t>
             </w:r>
-            <w:hyperlink w:history="1" r:id="rIdyqo64-urn0ccezrhhh1xw">
+            <w:hyperlink w:history="1" r:id="rId9xswyskkqx-jlwzdc9xa1">
               <w:r>
                 <w:rPr>
                   <w:rFonts w:ascii="맑은 고딕" w:cs="맑은 고딕" w:eastAsia="맑은 고딕" w:hAnsi="맑은 고딕"/>
@@ -5009,7 +5178,7 @@
               </w:rPr>
               <w:t xml:space="preserve">[23] </w:t>
             </w:r>
-            <w:hyperlink w:history="1" r:id="rIdxvcvzzrx5pn0sl1h4wv5t">
+            <w:hyperlink w:history="1" r:id="rIdhdu9teuvsqocph6cfmea1">
               <w:r>
                 <w:rPr>
                   <w:rFonts w:ascii="맑은 고딕" w:cs="맑은 고딕" w:eastAsia="맑은 고딕" w:hAnsi="맑은 고딕"/>
@@ -5048,7 +5217,7 @@
               </w:rPr>
               <w:t xml:space="preserve">[7] </w:t>
             </w:r>
-            <w:hyperlink w:history="1" r:id="rIdso1panwft112bm1cax6hq">
+            <w:hyperlink w:history="1" r:id="rIdkux8koh4yb-aicqpnfhzb">
               <w:r>
                 <w:rPr>
                   <w:rFonts w:ascii="맑은 고딕" w:cs="맑은 고딕" w:eastAsia="맑은 고딕" w:hAnsi="맑은 고딕"/>
@@ -5085,7 +5254,7 @@
               </w:rPr>
               <w:t xml:space="preserve">[24] </w:t>
             </w:r>
-            <w:hyperlink w:history="1" r:id="rIdap_bhrqlcsxobvm-__gzv">
+            <w:hyperlink w:history="1" r:id="rId3_4ll_egdn7pukjjcr5vt">
               <w:r>
                 <w:rPr>
                   <w:rFonts w:ascii="맑은 고딕" w:cs="맑은 고딕" w:eastAsia="맑은 고딕" w:hAnsi="맑은 고딕"/>
@@ -5094,7 +5263,7 @@
                   <w:szCs w:val="13"/>
                   <w:u w:val="single"/>
                 </w:rPr>
-                <w:t xml:space="preserve">히트뉴스, "AI 신약개발 다음은 '자율실험실'…인프라 구축 필요"</w:t>
+                <w:t xml:space="preserve">헬로디디, "'외산 장비만 바라볼 수 없다'···韓 '자율랩' 생태계 만든다"</w:t>
               </w:r>
             </w:hyperlink>
           </w:p>
@@ -5124,7 +5293,7 @@
               </w:rPr>
               <w:t xml:space="preserve">[8] </w:t>
             </w:r>
-            <w:hyperlink w:history="1" r:id="rIdfptloezktc3hy1jamzjww">
+            <w:hyperlink w:history="1" r:id="rIdbxvg5rnf1bukmds1dx5ix">
               <w:r>
                 <w:rPr>
                   <w:rFonts w:ascii="맑은 고딕" w:cs="맑은 고딕" w:eastAsia="맑은 고딕" w:hAnsi="맑은 고딕"/>
@@ -5161,7 +5330,7 @@
               </w:rPr>
               <w:t xml:space="preserve">[25] </w:t>
             </w:r>
-            <w:hyperlink w:history="1" r:id="rIdkjncxyyzakshmk1a5oais">
+            <w:hyperlink w:history="1" r:id="rIdma4cb-yyqg339neqrjyis">
               <w:r>
                 <w:rPr>
                   <w:rFonts w:ascii="맑은 고딕" w:cs="맑은 고딕" w:eastAsia="맑은 고딕" w:hAnsi="맑은 고딕"/>
@@ -5170,7 +5339,7 @@
                   <w:szCs w:val="13"/>
                   <w:u w:val="single"/>
                 </w:rPr>
-                <w:t xml:space="preserve">메디포뉴스, "제약바이오협회 AI신약개발자문위"(SDL 실습교육장 운영)</w:t>
+                <w:t xml:space="preserve">히트뉴스, "AI 신약개발 다음은 '자율실험실'…인프라 구축 필요"</w:t>
               </w:r>
             </w:hyperlink>
           </w:p>
@@ -5200,7 +5369,7 @@
               </w:rPr>
               <w:t xml:space="preserve">[9] </w:t>
             </w:r>
-            <w:hyperlink w:history="1" r:id="rId3k9tyhhlssdn-xcm0xfxl">
+            <w:hyperlink w:history="1" r:id="rIdwljd2_dsp_kbrh_dg4q0r">
               <w:r>
                 <w:rPr>
                   <w:rFonts w:ascii="맑은 고딕" w:cs="맑은 고딕" w:eastAsia="맑은 고딕" w:hAnsi="맑은 고딕"/>
@@ -5237,7 +5406,7 @@
               </w:rPr>
               <w:t xml:space="preserve">[26] </w:t>
             </w:r>
-            <w:hyperlink w:history="1" r:id="rIdw51sam6hhkg6k1ehwr3e3">
+            <w:hyperlink w:history="1" r:id="rIdnhsg9aexpzpdm4oajt2pe">
               <w:r>
                 <w:rPr>
                   <w:rFonts w:ascii="맑은 고딕" w:cs="맑은 고딕" w:eastAsia="맑은 고딕" w:hAnsi="맑은 고딕"/>
@@ -5246,7 +5415,7 @@
                   <w:szCs w:val="13"/>
                   <w:u w:val="single"/>
                 </w:rPr>
-                <w:t xml:space="preserve">Telescope Innovations, "Korea's First Self-Driving Lab for Pharma R&amp;D"(2025.12.9)</w:t>
+                <w:t xml:space="preserve">메디포뉴스, "제약바이오협회 AI신약개발자문위"(SDL 실습교육장 운영)</w:t>
               </w:r>
             </w:hyperlink>
           </w:p>
@@ -5276,7 +5445,7 @@
               </w:rPr>
               <w:t xml:space="preserve">[10] </w:t>
             </w:r>
-            <w:hyperlink w:history="1" r:id="rIdrif4m_rmloycy7-qxnmrx">
+            <w:hyperlink w:history="1" r:id="rIdj6_jktjqbroqi9h8xk-2l">
               <w:r>
                 <w:rPr>
                   <w:rFonts w:ascii="맑은 고딕" w:cs="맑은 고딕" w:eastAsia="맑은 고딕" w:hAnsi="맑은 고딕"/>
@@ -5313,7 +5482,7 @@
               </w:rPr>
               <w:t xml:space="preserve">[27] </w:t>
             </w:r>
-            <w:hyperlink w:history="1" r:id="rIdc9wmnme6q6q3dxjhjgmhw">
+            <w:hyperlink w:history="1" r:id="rIdimrr70wnep5iigzqyqt82">
               <w:r>
                 <w:rPr>
                   <w:rFonts w:ascii="맑은 고딕" w:cs="맑은 고딕" w:eastAsia="맑은 고딕" w:hAnsi="맑은 고딕"/>
@@ -5322,7 +5491,7 @@
                   <w:szCs w:val="13"/>
                   <w:u w:val="single"/>
                 </w:rPr>
-                <w:t xml:space="preserve">한국생명공학연구원, "K-바이오파운드리, 합성생물학 국제표준 주도"</w:t>
+                <w:t xml:space="preserve">Telescope Innovations, "Korea's First Self-Driving Lab for Pharma R&amp;D"(2025.12.9)</w:t>
               </w:r>
             </w:hyperlink>
           </w:p>
@@ -5352,7 +5521,7 @@
               </w:rPr>
               <w:t xml:space="preserve">[11] </w:t>
             </w:r>
-            <w:hyperlink w:history="1" r:id="rIdguojrqkijnjtjp3sekoqk">
+            <w:hyperlink w:history="1" r:id="rIdeboyrgtcjuoajrq44jzq6">
               <w:r>
                 <w:rPr>
                   <w:rFonts w:ascii="맑은 고딕" w:cs="맑은 고딕" w:eastAsia="맑은 고딕" w:hAnsi="맑은 고딕"/>
@@ -5389,7 +5558,7 @@
               </w:rPr>
               <w:t xml:space="preserve">[28] </w:t>
             </w:r>
-            <w:hyperlink w:history="1" r:id="rIdhxuwkybpcc6vhyzx2xxst">
+            <w:hyperlink w:history="1" r:id="rIdk9o2anvbbrtnbxje6wapn">
               <w:r>
                 <w:rPr>
                   <w:rFonts w:ascii="맑은 고딕" w:cs="맑은 고딕" w:eastAsia="맑은 고딕" w:hAnsi="맑은 고딕"/>
@@ -5398,7 +5567,7 @@
                   <w:szCs w:val="13"/>
                   <w:u w:val="single"/>
                 </w:rPr>
-                <w:t xml:space="preserve">LG화학, "안전은 올리고 속도는 빠르게, LG화학 자동화 실험실"(2025.12.11)</w:t>
+                <w:t xml:space="preserve">한국생명공학연구원, "K-바이오파운드리, 합성생물학 국제표준 주도"</w:t>
               </w:r>
             </w:hyperlink>
           </w:p>
@@ -5428,7 +5597,7 @@
               </w:rPr>
               <w:t xml:space="preserve">[12] </w:t>
             </w:r>
-            <w:hyperlink w:history="1" r:id="rIdnr7vp9zldjzdhbttx-2li">
+            <w:hyperlink w:history="1" r:id="rIdglk3h79v2efki5rfuadbb">
               <w:r>
                 <w:rPr>
                   <w:rFonts w:ascii="맑은 고딕" w:cs="맑은 고딕" w:eastAsia="맑은 고딕" w:hAnsi="맑은 고딕"/>
@@ -5465,7 +5634,7 @@
               </w:rPr>
               <w:t xml:space="preserve">[29] </w:t>
             </w:r>
-            <w:hyperlink w:history="1" r:id="rId-dpmfaunkgozx_iyzreed">
+            <w:hyperlink w:history="1" r:id="rIdcghmpi4-swzti68jn_9ub">
               <w:r>
                 <w:rPr>
                   <w:rFonts w:ascii="맑은 고딕" w:cs="맑은 고딕" w:eastAsia="맑은 고딕" w:hAnsi="맑은 고딕"/>
@@ -5474,7 +5643,7 @@
                   <w:szCs w:val="13"/>
                   <w:u w:val="single"/>
                 </w:rPr>
-                <w:t xml:space="preserve">더바이오뉴스, "에이블랩스, 100억 투자 발판 '자율실험실' 속도"</w:t>
+                <w:t xml:space="preserve">LG화학, "안전은 올리고 속도는 빠르게, LG화학 자동화 실험실"(2025.12.11)</w:t>
               </w:r>
             </w:hyperlink>
           </w:p>
@@ -5504,7 +5673,7 @@
               </w:rPr>
               <w:t xml:space="preserve">[13] </w:t>
             </w:r>
-            <w:hyperlink w:history="1" r:id="rIdnxeqkau55lhyr8pl49m_n">
+            <w:hyperlink w:history="1" r:id="rIddk3uahranwk-khxgycdtp">
               <w:r>
                 <w:rPr>
                   <w:rFonts w:ascii="맑은 고딕" w:cs="맑은 고딕" w:eastAsia="맑은 고딕" w:hAnsi="맑은 고딕"/>
@@ -5541,7 +5710,7 @@
               </w:rPr>
               <w:t xml:space="preserve">[30] </w:t>
             </w:r>
-            <w:hyperlink w:history="1" r:id="rIdx4fffpiew45l4wrg_vlbr">
+            <w:hyperlink w:history="1" r:id="rId1ydf2zk9ufmcuvhuvxoia">
               <w:r>
                 <w:rPr>
                   <w:rFonts w:ascii="맑은 고딕" w:cs="맑은 고딕" w:eastAsia="맑은 고딕" w:hAnsi="맑은 고딕"/>
@@ -5550,7 +5719,7 @@
                   <w:szCs w:val="13"/>
                   <w:u w:val="single"/>
                 </w:rPr>
-                <w:t xml:space="preserve">서울대 공대, "정유성 교수팀, LLM 기반 신소재 재설계 기술 개발"</w:t>
+                <w:t xml:space="preserve">더바이오뉴스, "에이블랩스, 100억 투자 발판 '자율실험실' 속도"</w:t>
               </w:r>
             </w:hyperlink>
           </w:p>
@@ -5580,7 +5749,7 @@
               </w:rPr>
               <w:t xml:space="preserve">[14] </w:t>
             </w:r>
-            <w:hyperlink w:history="1" r:id="rIdfanvaqysbi6gcjleuwqzh">
+            <w:hyperlink w:history="1" r:id="rIdqmzo0yj3opxtdarmlng-l">
               <w:r>
                 <w:rPr>
                   <w:rFonts w:ascii="맑은 고딕" w:cs="맑은 고딕" w:eastAsia="맑은 고딕" w:hAnsi="맑은 고딕"/>
@@ -5617,7 +5786,7 @@
               </w:rPr>
               <w:t xml:space="preserve">[31] </w:t>
             </w:r>
-            <w:hyperlink w:history="1" r:id="rId5tdr4p1ta2pdafskrmuoi">
+            <w:hyperlink w:history="1" r:id="rIdjrh7wzumpccj0nvb8mg3a">
               <w:r>
                 <w:rPr>
                   <w:rFonts w:ascii="맑은 고딕" w:cs="맑은 고딕" w:eastAsia="맑은 고딕" w:hAnsi="맑은 고딕"/>
@@ -5626,7 +5795,7 @@
                   <w:szCs w:val="13"/>
                   <w:u w:val="single"/>
                 </w:rPr>
-                <w:t xml:space="preserve">K-MELLODDY 사업단 공식 홈페이지(연합학습 기반 신약개발 가속화 프로젝트)</w:t>
+                <w:t xml:space="preserve">서울대 공대, "정유성 교수팀, LLM 기반 신소재 재설계 기술 개발"</w:t>
               </w:r>
             </w:hyperlink>
           </w:p>
@@ -5656,7 +5825,7 @@
               </w:rPr>
               <w:t xml:space="preserve">[15] </w:t>
             </w:r>
-            <w:hyperlink w:history="1" r:id="rIdh1ptgxwh-fbphppu1tuzd">
+            <w:hyperlink w:history="1" r:id="rIdn6twioy0iaxj89yawrjv0">
               <w:r>
                 <w:rPr>
                   <w:rFonts w:ascii="맑은 고딕" w:cs="맑은 고딕" w:eastAsia="맑은 고딕" w:hAnsi="맑은 고딕"/>
@@ -5693,7 +5862,7 @@
               </w:rPr>
               <w:t xml:space="preserve">[32] </w:t>
             </w:r>
-            <w:hyperlink w:history="1" r:id="rIdrghvww2wqrapwcfoknkm7">
+            <w:hyperlink w:history="1" r:id="rIdu0ad6y4z2rfqiqlgpakyp">
               <w:r>
                 <w:rPr>
                   <w:rFonts w:ascii="맑은 고딕" w:cs="맑은 고딕" w:eastAsia="맑은 고딕" w:hAnsi="맑은 고딕"/>
@@ -5702,7 +5871,7 @@
                   <w:szCs w:val="13"/>
                   <w:u w:val="single"/>
                 </w:rPr>
-                <w:t xml:space="preserve">KISTI 국가연구데이터플랫폼 DataON</w:t>
+                <w:t xml:space="preserve">K-MELLODDY 사업단 공식 홈페이지(연합학습 기반 신약개발 가속화 프로젝트)</w:t>
               </w:r>
             </w:hyperlink>
           </w:p>
@@ -5732,7 +5901,7 @@
               </w:rPr>
               <w:t xml:space="preserve">[16] </w:t>
             </w:r>
-            <w:hyperlink w:history="1" r:id="rIdav2o3mrcyhzt8wlj3qkba">
+            <w:hyperlink w:history="1" r:id="rIdh2jfqzdzr1gseai0d3d6q">
               <w:r>
                 <w:rPr>
                   <w:rFonts w:ascii="맑은 고딕" w:cs="맑은 고딕" w:eastAsia="맑은 고딕" w:hAnsi="맑은 고딕"/>
@@ -5769,7 +5938,7 @@
               </w:rPr>
               <w:t xml:space="preserve">[33] </w:t>
             </w:r>
-            <w:hyperlink w:history="1" r:id="rIdjhuxd1zu8n2ijekagypgo">
+            <w:hyperlink w:history="1" r:id="rIdc6we36fpa-z_fccssbrz1">
               <w:r>
                 <w:rPr>
                   <w:rFonts w:ascii="맑은 고딕" w:cs="맑은 고딕" w:eastAsia="맑은 고딕" w:hAnsi="맑은 고딕"/>
@@ -5778,7 +5947,7 @@
                   <w:szCs w:val="13"/>
                   <w:u w:val="single"/>
                 </w:rPr>
-                <w:t xml:space="preserve">J. Hwang et al., "Self-driving laboratories in Korea: a new era of autonomous discovery", Digital Discovery 5, 1968 (2026)</w:t>
+                <w:t xml:space="preserve">KISTI 국가연구데이터플랫폼 DataON</w:t>
               </w:r>
             </w:hyperlink>
           </w:p>
@@ -5808,7 +5977,7 @@
               </w:rPr>
               <w:t xml:space="preserve">[17] </w:t>
             </w:r>
-            <w:hyperlink w:history="1" r:id="rIdtid753w_uemrz6-nro48-">
+            <w:hyperlink w:history="1" r:id="rId3wvnkpzvj6fselgcom3g4">
               <w:r>
                 <w:rPr>
                   <w:rFonts w:ascii="맑은 고딕" w:cs="맑은 고딕" w:eastAsia="맑은 고딕" w:hAnsi="맑은 고딕"/>
@@ -5825,11 +5994,38 @@
         <w:tc>
           <w:tcPr>
             <w:tcW w:type="dxa" w:w="5159"/>
-          </w:tcPr>
-          <w:p>
-            <w:r>
-              <w:t xml:space="preserve"/>
-            </w:r>
+            <w:tcMar>
+              <w:top w:type="dxa" w:w="10"/>
+              <w:left w:type="dxa" w:w="0"/>
+              <w:bottom w:type="dxa" w:w="10"/>
+              <w:right w:type="dxa" w:w="120"/>
+            </w:tcMar>
+          </w:tcPr>
+          <w:p>
+            <w:pPr>
+              <w:spacing w:after="6" w:before="6" w:line="200" w:lineRule="auto"/>
+            </w:pPr>
+            <w:r>
+              <w:rPr>
+                <w:rFonts w:ascii="맑은 고딕" w:cs="맑은 고딕" w:eastAsia="맑은 고딕" w:hAnsi="맑은 고딕"/>
+                <w:color w:val="444444"/>
+                <w:sz w:val="13"/>
+                <w:szCs w:val="13"/>
+              </w:rPr>
+              <w:t xml:space="preserve">[34] </w:t>
+            </w:r>
+            <w:hyperlink w:history="1" r:id="rId7cw-cx0u-xrpfdlrpjdj5">
+              <w:r>
+                <w:rPr>
+                  <w:rFonts w:ascii="맑은 고딕" w:cs="맑은 고딕" w:eastAsia="맑은 고딕" w:hAnsi="맑은 고딕"/>
+                  <w:color w:val="1B54B5"/>
+                  <w:sz w:val="13"/>
+                  <w:szCs w:val="13"/>
+                  <w:u w:val="single"/>
+                </w:rPr>
+                <w:t xml:space="preserve">J. Hwang et al., "Self-driving laboratories in Korea: a new era of autonomous discovery", Digital Discovery 5, 1968 (2026)</w:t>
+              </w:r>
+            </w:hyperlink>
           </w:p>
         </w:tc>
       </w:tr>
@@ -5849,7 +6045,7 @@
         </w:rPr>
         <w:t xml:space="preserve">본 보고서의 사례·수치는 위 공개 자료에 보도·발표된 내용을 그대로 인용한 것이다. 국내 SDL 전반의 학술적 개관은 </w:t>
       </w:r>
-      <w:hyperlink w:history="1" r:id="rIdd5qnbnkdhu4w-tpf6c-yq">
+      <w:hyperlink w:history="1" r:id="rIdtkgd0rcboe2eudsukkiz1">
         <w:r>
           <w:rPr>
             <w:rFonts w:ascii="맑은 고딕" w:cs="맑은 고딕" w:eastAsia="맑은 고딕" w:hAnsi="맑은 고딕"/>

--- a/report/국내_자율실험실_현황_사례중심.docx
+++ b/report/국내_자율실험실_현황_사례중심.docx
@@ -93,7 +93,7 @@
               </w:rPr>
               <w:t xml:space="preserve">자율실험실(Self-Driving Lab, SDL)은 AI가 가설과 실험조건을 설계하고 로봇·자동화 장비가 실험을 수행한 뒤 그 결과를 AI가 다시 학습하는 </w:t>
             </w:r>
-            <w:hyperlink w:history="1" r:id="rIdijz3tym1zhahkwas5erbq">
+            <w:hyperlink w:history="1" r:id="rIdmpkjvcav3wvjjxdrvwyhs">
               <w:r>
                 <w:rPr>
                   <w:rFonts w:ascii="맑은 고딕" w:cs="맑은 고딕" w:eastAsia="맑은 고딕" w:hAnsi="맑은 고딕"/>
@@ -118,7 +118,7 @@
               </w:rPr>
               <w:t xml:space="preserve">으로, 24시간 무인 운영을 통해 수년 걸리던 탐색을 수개월로 단축한다. 국내에서는 KIST·재료연·화학연·에너지연 등 출연(연)과 KAIST·서울대·UNIST 등 대학이 소재·촉매·이차전지 분야에서 폐루프 실증에 성공했고, 2026년에는 </w:t>
             </w:r>
-            <w:hyperlink w:history="1" r:id="rIdyognqipw1pisxq6o_t5vp">
+            <w:hyperlink w:history="1" r:id="rIddfydrl3mzkm09o_c8wdzo">
               <w:r>
                 <w:rPr>
                   <w:rFonts w:ascii="맑은 고딕" w:cs="맑은 고딕" w:eastAsia="맑은 고딕" w:hAnsi="맑은 고딕"/>
@@ -143,7 +143,7 @@
               </w:rPr>
               <w:t xml:space="preserve">와 </w:t>
             </w:r>
-            <w:hyperlink w:history="1" r:id="rId-a9ssnkpdrhpvsiio1l9c">
+            <w:hyperlink w:history="1" r:id="rIdfnqigj_sogbj7mzeomg0b">
               <w:r>
                 <w:rPr>
                   <w:rFonts w:ascii="맑은 고딕" w:cs="맑은 고딕" w:eastAsia="맑은 고딕" w:hAnsi="맑은 고딕"/>
@@ -168,7 +168,7 @@
               </w:rPr>
               <w:t xml:space="preserve">로 확산되고 있다. 2026년 8월 11일에는 장비·AI 기업과 대학·출연(연) 등 </w:t>
             </w:r>
-            <w:hyperlink w:history="1" r:id="rIdejhzpw9b7picf6d1oe3jq">
+            <w:hyperlink w:history="1" r:id="rIdpgfx2e7vpsqwu1heudim-">
               <w:r>
                 <w:rPr>
                   <w:rFonts w:ascii="맑은 고딕" w:cs="맑은 고딕" w:eastAsia="맑은 고딕" w:hAnsi="맑은 고딕"/>
@@ -539,7 +539,7 @@
               </w:rPr>
               <w:t xml:space="preserve">목표 물성 입력 → 로봇 합성 → 광특성 측정 → AI 재설계의 폐루프 구현. 실험 횟수를 </w:t>
             </w:r>
-            <w:hyperlink w:history="1" r:id="rId5kc_date7jdvgzyh0wqjd">
+            <w:hyperlink w:history="1" r:id="rIdybb0tdlyfpigiuvw_ahqc">
               <w:r>
                 <w:rPr>
                   <w:rFonts w:ascii="맑은 고딕" w:cs="맑은 고딕" w:eastAsia="맑은 고딕" w:hAnsi="맑은 고딕"/>
@@ -564,7 +564,7 @@
               </w:rPr>
               <w:t xml:space="preserve">(3변수 기준 약 200회), </w:t>
             </w:r>
-            <w:hyperlink w:history="1" r:id="rId_poxxc5sbsnvxp9ruo4mo">
+            <w:hyperlink w:history="1" r:id="rIdxbq5xrwmp1v0ltkeyjddj">
               <w:r>
                 <w:rPr>
                   <w:rFonts w:ascii="맑은 고딕" w:cs="맑은 고딕" w:eastAsia="맑은 고딕" w:hAnsi="맑은 고딕"/>
@@ -589,7 +589,7 @@
               </w:rPr>
               <w:t xml:space="preserve">. 원격·다중사용자 운영체계 </w:t>
             </w:r>
-            <w:hyperlink w:history="1" r:id="rIdrzqqvuvfs_pg4wcwmehdu">
+            <w:hyperlink w:history="1" r:id="rIdn2z24jkj3vldjh2xcdyrr">
               <w:r>
                 <w:rPr>
                   <w:rFonts w:ascii="맑은 고딕" w:cs="맑은 고딕" w:eastAsia="맑은 고딕" w:hAnsi="맑은 고딕"/>
@@ -720,7 +720,7 @@
               <w:spacing w:after="12" w:before="12" w:line="200" w:lineRule="auto"/>
               <w:jc w:val="left"/>
             </w:pPr>
-            <w:hyperlink w:history="1" r:id="rIduae71wvonvm3rpovwfheg">
+            <w:hyperlink w:history="1" r:id="rId9vokg23xis2pshvhlsmp-">
               <w:r>
                 <w:rPr>
                   <w:rFonts w:ascii="맑은 고딕" w:cs="맑은 고딕" w:eastAsia="맑은 고딕" w:hAnsi="맑은 고딕"/>
@@ -817,7 +817,7 @@
               <w:spacing w:after="12" w:before="12" w:line="200" w:lineRule="auto"/>
               <w:jc w:val="left"/>
             </w:pPr>
-            <w:hyperlink w:history="1" r:id="rIddnpyremrwg1hu5tskamf7">
+            <w:hyperlink w:history="1" r:id="rIdgmvj4o9anxz5zfd-3bxyw">
               <w:r>
                 <w:rPr>
                   <w:rFonts w:ascii="맑은 고딕" w:cs="맑은 고딕" w:eastAsia="맑은 고딕" w:hAnsi="맑은 고딕"/>
@@ -975,7 +975,7 @@
               <w:spacing w:after="12" w:before="12" w:line="200" w:lineRule="auto"/>
               <w:jc w:val="left"/>
             </w:pPr>
-            <w:hyperlink w:history="1" r:id="rIdcqh6wpnmoro1j3v7etlwt">
+            <w:hyperlink w:history="1" r:id="rIdieo_euv9ne0dipa-qe_en">
               <w:r>
                 <w:rPr>
                   <w:rFonts w:ascii="맑은 고딕" w:cs="맑은 고딕" w:eastAsia="맑은 고딕" w:hAnsi="맑은 고딕"/>
@@ -1053,18 +1053,7 @@
               <w:spacing w:after="12" w:before="12" w:line="200" w:lineRule="auto"/>
               <w:jc w:val="left"/>
             </w:pPr>
-            <w:r>
-              <w:rPr>
-                <w:rFonts w:ascii="맑은 고딕" w:cs="맑은 고딕" w:eastAsia="맑은 고딕" w:hAnsi="맑은 고딕"/>
-                <w:b w:val="false"/>
-                <w:bCs w:val="false"/>
-                <w:color w:val="222222"/>
-                <w:sz w:val="16"/>
-                <w:szCs w:val="16"/>
-              </w:rPr>
-              <w:t xml:space="preserve">지능형 로봇 기반 무인 실험실을 구축해 인간 연구자 대비 고속으로 실험 데이터 생산. </w:t>
-            </w:r>
-            <w:hyperlink w:history="1" r:id="rIdlc6uoqoyqw91hq5aum3cv">
+            <w:hyperlink w:history="1" r:id="rIdenc8hvj4leiw7gk9nxwpk">
               <w:r>
                 <w:rPr>
                   <w:rFonts w:ascii="맑은 고딕" w:cs="맑은 고딕" w:eastAsia="맑은 고딕" w:hAnsi="맑은 고딕"/>
@@ -1075,19 +1064,44 @@
                   <w:szCs w:val="16"/>
                   <w:u w:val="single"/>
                 </w:rPr>
-                <w:t xml:space="preserve">신소재 개발기간을 평균 10.2년 → 6.6년으로 단축</w:t>
-              </w:r>
-            </w:hyperlink>
-            <w:r>
-              <w:rPr>
-                <w:rFonts w:ascii="맑은 고딕" w:cs="맑은 고딕" w:eastAsia="맑은 고딕" w:hAnsi="맑은 고딕"/>
-                <w:b w:val="false"/>
-                <w:bCs w:val="false"/>
-                <w:color w:val="222222"/>
-                <w:sz w:val="16"/>
-                <w:szCs w:val="16"/>
-              </w:rPr>
-              <w:t xml:space="preserve">하는 효과 제시</w:t>
+                <w:t xml:space="preserve">태양전지와 촉매 두 분야에서 로봇팔 기반 무인 실험실을 구축 중</w:t>
+              </w:r>
+            </w:hyperlink>
+            <w:r>
+              <w:rPr>
+                <w:rFonts w:ascii="맑은 고딕" w:cs="맑은 고딕" w:eastAsia="맑은 고딕" w:hAnsi="맑은 고딕"/>
+                <w:b w:val="false"/>
+                <w:bCs w:val="false"/>
+                <w:color w:val="222222"/>
+                <w:sz w:val="16"/>
+                <w:szCs w:val="16"/>
+              </w:rPr>
+              <w:t xml:space="preserve">. 페로브스카이트 태양전지의 스핀코팅 공정을 자동화한 실험실에서 </w:t>
+            </w:r>
+            <w:hyperlink w:history="1" r:id="rIdzn36gtr8vkkb0sqiui0ln">
+              <w:r>
+                <w:rPr>
+                  <w:rFonts w:ascii="맑은 고딕" w:cs="맑은 고딕" w:eastAsia="맑은 고딕" w:hAnsi="맑은 고딕"/>
+                  <w:b w:val="false"/>
+                  <w:bCs w:val="false"/>
+                  <w:color w:val="1B54B5"/>
+                  <w:sz w:val="16"/>
+                  <w:szCs w:val="16"/>
+                  <w:u w:val="single"/>
+                </w:rPr>
+                <w:t xml:space="preserve">숙련된 연구자가 제작한 소자에 근접한 성능을 확보</w:t>
+              </w:r>
+            </w:hyperlink>
+            <w:r>
+              <w:rPr>
+                <w:rFonts w:ascii="맑은 고딕" w:cs="맑은 고딕" w:eastAsia="맑은 고딕" w:hAnsi="맑은 고딕"/>
+                <w:b w:val="false"/>
+                <w:bCs w:val="false"/>
+                <w:color w:val="222222"/>
+                <w:sz w:val="16"/>
+                <w:szCs w:val="16"/>
+              </w:rPr>
+              <w:t xml:space="preserve">했다. 태양전지 분야는 화학소재연구본부 전남중 센터장·김범수 선임연구원 팀과 공동 수행</w:t>
             </w:r>
           </w:p>
         </w:tc>
@@ -1217,7 +1231,7 @@
               </w:rPr>
               <w:t xml:space="preserve">신소재공학과 </w:t>
             </w:r>
-            <w:hyperlink w:history="1" r:id="rIdcpt22lo8h23dntodae911">
+            <w:hyperlink w:history="1" r:id="rIdqnjvzw03egcsc7c8nxeqq">
               <w:r>
                 <w:rPr>
                   <w:rFonts w:ascii="맑은 고딕" w:cs="맑은 고딕" w:eastAsia="맑은 고딕" w:hAnsi="맑은 고딕"/>
@@ -1314,7 +1328,7 @@
               <w:spacing w:after="12" w:before="12" w:line="200" w:lineRule="auto"/>
               <w:jc w:val="left"/>
             </w:pPr>
-            <w:hyperlink w:history="1" r:id="rId2lsbnmgx7dcvsuclfxhgs">
+            <w:hyperlink w:history="1" r:id="rIdcenmpqnmrqhkjw6nnbo8v">
               <w:r>
                 <w:rPr>
                   <w:rFonts w:ascii="맑은 고딕" w:cs="맑은 고딕" w:eastAsia="맑은 고딕" w:hAnsi="맑은 고딕"/>
@@ -1339,7 +1353,7 @@
               </w:rPr>
               <w:t xml:space="preserve">하는 자동화 시스템 + 분석 데이터를 해석해 최적 후보를 고르는 AI 모델 결합. </w:t>
             </w:r>
-            <w:hyperlink w:history="1" r:id="rIdsjymdhcqtaqdwvw2d0usv">
+            <w:hyperlink w:history="1" r:id="rIdoji_qvs2gvu1nhf5zxpcl">
               <w:r>
                 <w:rPr>
                   <w:rFonts w:ascii="맑은 고딕" w:cs="맑은 고딕" w:eastAsia="맑은 고딕" w:hAnsi="맑은 고딕"/>
@@ -1544,7 +1558,7 @@
               <w:spacing w:after="12" w:before="12" w:line="200" w:lineRule="auto"/>
               <w:jc w:val="left"/>
             </w:pPr>
-            <w:hyperlink w:history="1" r:id="rIdkhfihfjs7p694z8xidrgq">
+            <w:hyperlink w:history="1" r:id="rIdscuebwfbuugswq560vsqa">
               <w:r>
                 <w:rPr>
                   <w:rFonts w:ascii="맑은 고딕" w:cs="맑은 고딕" w:eastAsia="맑은 고딕" w:hAnsi="맑은 고딕"/>
@@ -1569,7 +1583,7 @@
               </w:rPr>
               <w:t xml:space="preserve">. 로봇 2대가 공정을 분담해 전 과정 무인 수행, 수작업 대비 </w:t>
             </w:r>
-            <w:hyperlink w:history="1" r:id="rId5vpnwe5dxwnrkz7wegedz">
+            <w:hyperlink w:history="1" r:id="rIdbbe_nxl6rgaqchggddhqa">
               <w:r>
                 <w:rPr>
                   <w:rFonts w:ascii="맑은 고딕" w:cs="맑은 고딕" w:eastAsia="맑은 고딕" w:hAnsi="맑은 고딕"/>
@@ -1683,7 +1697,7 @@
               <w:spacing w:after="12" w:before="12" w:line="200" w:lineRule="auto"/>
               <w:jc w:val="left"/>
             </w:pPr>
-            <w:hyperlink w:history="1" r:id="rIdgqg_2j8dlfptuf6v34r9g">
+            <w:hyperlink w:history="1" r:id="rIdl7f8wjmrxkyjqef1nv3ld">
               <w:r>
                 <w:rPr>
                   <w:rFonts w:ascii="맑은 고딕" w:cs="맑은 고딕" w:eastAsia="맑은 고딕" w:hAnsi="맑은 고딕"/>
@@ -1780,7 +1794,7 @@
               <w:spacing w:after="12" w:before="12" w:line="200" w:lineRule="auto"/>
               <w:jc w:val="left"/>
             </w:pPr>
-            <w:hyperlink w:history="1" r:id="rId9tjgtotnn9svvjc9rtlkn">
+            <w:hyperlink w:history="1" r:id="rId-8djwozhkiknfnz528-hl">
               <w:r>
                 <w:rPr>
                   <w:rFonts w:ascii="맑은 고딕" w:cs="맑은 고딕" w:eastAsia="맑은 고딕" w:hAnsi="맑은 고딕"/>
@@ -1921,7 +1935,7 @@
               <w:spacing w:after="12" w:before="12" w:line="200" w:lineRule="auto"/>
               <w:jc w:val="left"/>
             </w:pPr>
-            <w:hyperlink w:history="1" r:id="rIdt5gpnmw7jxwztyp-nmy5r">
+            <w:hyperlink w:history="1" r:id="rIdba8ed2t0awbkewjyiemax">
               <w:r>
                 <w:rPr>
                   <w:rFonts w:ascii="맑은 고딕" w:cs="맑은 고딕" w:eastAsia="맑은 고딕" w:hAnsi="맑은 고딕"/>
@@ -2093,7 +2107,7 @@
               <w:spacing w:after="12" w:before="12" w:line="200" w:lineRule="auto"/>
               <w:jc w:val="left"/>
             </w:pPr>
-            <w:hyperlink w:history="1" r:id="rIdkft9na6zi6xgpfxqagzgu">
+            <w:hyperlink w:history="1" r:id="rIdmeh_v1voikv0vg45oywqy">
               <w:r>
                 <w:rPr>
                   <w:rFonts w:ascii="맑은 고딕" w:cs="맑은 고딕" w:eastAsia="맑은 고딕" w:hAnsi="맑은 고딕"/>
@@ -2190,7 +2204,7 @@
               <w:spacing w:after="12" w:before="12" w:line="200" w:lineRule="auto"/>
               <w:jc w:val="left"/>
             </w:pPr>
-            <w:hyperlink w:history="1" r:id="rIdkgijprdltp4jzhriy2eie">
+            <w:hyperlink w:history="1" r:id="rId74mart4izau1izijks_ur">
               <w:r>
                 <w:rPr>
                   <w:rFonts w:ascii="맑은 고딕" w:cs="맑은 고딕" w:eastAsia="맑은 고딕" w:hAnsi="맑은 고딕"/>
@@ -2215,7 +2229,7 @@
               </w:rPr>
               <w:t xml:space="preserve">으로, 아직 본격 구동 전이라 실험 성과는 나오지 않았다. 다만 개방형(Open-Access) 자율실험실로 설계돼 외부 연구자도 클라우드 원격제어로 접속해 실험할 수 있다는 점이 다른 사례와 구분된다. </w:t>
             </w:r>
-            <w:hyperlink w:history="1" r:id="rId3fucam2kt0egg3iczr4ww">
+            <w:hyperlink w:history="1" r:id="rIdjc1dwlsrno_af_c0du4sg">
               <w:r>
                 <w:rPr>
                   <w:rFonts w:ascii="맑은 고딕" w:cs="맑은 고딕" w:eastAsia="맑은 고딕" w:hAnsi="맑은 고딕"/>
@@ -2240,7 +2254,7 @@
               </w:rPr>
               <w:t xml:space="preserve">을 받아 </w:t>
             </w:r>
-            <w:hyperlink w:history="1" r:id="rId2n9z76zals5rngahleaby">
+            <w:hyperlink w:history="1" r:id="rIdy0ijdbinc3fptzpuicbvg">
               <w:r>
                 <w:rPr>
                   <w:rFonts w:ascii="맑은 고딕" w:cs="맑은 고딕" w:eastAsia="맑은 고딕" w:hAnsi="맑은 고딕"/>
@@ -2370,7 +2384,7 @@
               <w:spacing w:after="12" w:before="12" w:line="200" w:lineRule="auto"/>
               <w:jc w:val="left"/>
             </w:pPr>
-            <w:hyperlink w:history="1" r:id="rIdw2d89ugshybptnqmsc4ow">
+            <w:hyperlink w:history="1" r:id="rIdceg9_lpiobfkbx3wdt0wp">
               <w:r>
                 <w:rPr>
                   <w:rFonts w:ascii="맑은 고딕" w:cs="맑은 고딕" w:eastAsia="맑은 고딕" w:hAnsi="맑은 고딕"/>
@@ -2476,7 +2490,7 @@
               </w:rPr>
               <w:t xml:space="preserve">K-문샷 신약개발 가속화의 기반 사업. </w:t>
             </w:r>
-            <w:hyperlink w:history="1" r:id="rIdnds4ct2ig32fb-gu5x1_q">
+            <w:hyperlink w:history="1" r:id="rId_jr5hxn6zpwttc1kr0sog">
               <w:r>
                 <w:rPr>
                   <w:rFonts w:ascii="맑은 고딕" w:cs="맑은 고딕" w:eastAsia="맑은 고딕" w:hAnsi="맑은 고딕"/>
@@ -2501,7 +2515,7 @@
               </w:rPr>
               <w:t xml:space="preserve">, </w:t>
             </w:r>
-            <w:hyperlink w:history="1" r:id="rIdtunoeyorwrcpkeihkm2lx">
+            <w:hyperlink w:history="1" r:id="rIdrssa124vhznczwkphokkd">
               <w:r>
                 <w:rPr>
                   <w:rFonts w:ascii="맑은 고딕" w:cs="맑은 고딕" w:eastAsia="맑은 고딕" w:hAnsi="맑은 고딕"/>
@@ -2632,7 +2646,7 @@
               <w:spacing w:after="12" w:before="12" w:line="200" w:lineRule="auto"/>
               <w:jc w:val="left"/>
             </w:pPr>
-            <w:hyperlink w:history="1" r:id="rIdkq9dzp38wfebgo2hcnj3u">
+            <w:hyperlink w:history="1" r:id="rIdxyqx_z80ihi5gecrcylt5">
               <w:r>
                 <w:rPr>
                   <w:rFonts w:ascii="맑은 고딕" w:cs="맑은 고딕" w:eastAsia="맑은 고딕" w:hAnsi="맑은 고딕"/>
@@ -2712,7 +2726,7 @@
               <w:spacing w:after="12" w:before="12" w:line="200" w:lineRule="auto"/>
               <w:jc w:val="left"/>
             </w:pPr>
-            <w:hyperlink w:history="1" r:id="rIdnfjw1a-uo9szkjjzw4ljm">
+            <w:hyperlink w:history="1" r:id="rIdxbo1so1jyq9jru1k-dudd">
               <w:r>
                 <w:rPr>
                   <w:rFonts w:ascii="맑은 고딕" w:cs="맑은 고딕" w:eastAsia="맑은 고딕" w:hAnsi="맑은 고딕"/>
@@ -3149,7 +3163,7 @@
               </w:rPr>
               <w:t xml:space="preserve">설계–제작–시험–학습(DBTL) 사이클을 로봇으로 자동화. </w:t>
             </w:r>
-            <w:hyperlink w:history="1" r:id="rIdfpkxowajopzduzsf6bauw">
+            <w:hyperlink w:history="1" r:id="rId7w9jzszfsdgsgkysiyn24">
               <w:r>
                 <w:rPr>
                   <w:rFonts w:ascii="맑은 고딕" w:cs="맑은 고딕" w:eastAsia="맑은 고딕" w:hAnsi="맑은 고딕"/>
@@ -3305,7 +3319,7 @@
               <w:spacing w:after="12" w:before="12" w:line="200" w:lineRule="auto"/>
               <w:jc w:val="center"/>
             </w:pPr>
-            <w:hyperlink w:history="1" r:id="rIdaxdedfa1ykmscreh7e9i3">
+            <w:hyperlink w:history="1" r:id="rIdkww6-nzf9r_qoycc4w-hh">
               <w:r>
                 <w:rPr>
                   <w:rFonts w:ascii="맑은 고딕" w:cs="맑은 고딕" w:eastAsia="맑은 고딕" w:hAnsi="맑은 고딕"/>
@@ -3330,7 +3344,7 @@
               </w:rPr>
               <w:t xml:space="preserve">하고 AI 기반 데이터 해석까지 가능한 지능형 융합 실험실을 목표로 제시. </w:t>
             </w:r>
-            <w:hyperlink w:history="1" r:id="rIdp4dkqi7_rr7d86fbadtfc">
+            <w:hyperlink w:history="1" r:id="rId1fdqddd1kovyllmm4vdeu">
               <w:r>
                 <w:rPr>
                   <w:rFonts w:ascii="맑은 고딕" w:cs="맑은 고딕" w:eastAsia="맑은 고딕" w:hAnsi="맑은 고딕"/>
@@ -3482,7 +3496,7 @@
               <w:spacing w:after="12" w:before="12" w:line="200" w:lineRule="auto"/>
               <w:jc w:val="center"/>
             </w:pPr>
-            <w:hyperlink w:history="1" r:id="rIdegt6nllnoqq3nwml0vaxe">
+            <w:hyperlink w:history="1" r:id="rIdgi0rrwzxyno_bclrpyi_a">
               <w:r>
                 <w:rPr>
                   <w:rFonts w:ascii="맑은 고딕" w:cs="맑은 고딕" w:eastAsia="맑은 고딕" w:hAnsi="맑은 고딕"/>
@@ -3638,7 +3652,7 @@
               <w:spacing w:after="12" w:before="12" w:line="200" w:lineRule="auto"/>
               <w:jc w:val="center"/>
             </w:pPr>
-            <w:hyperlink w:history="1" r:id="rIdnncnwvqk_gbho_xtokezd">
+            <w:hyperlink w:history="1" r:id="rIdkb-i2_nezsshclig1z-kk">
               <w:r>
                 <w:rPr>
                   <w:rFonts w:ascii="맑은 고딕" w:cs="맑은 고딕" w:eastAsia="맑은 고딕" w:hAnsi="맑은 고딕"/>
@@ -3807,7 +3821,7 @@
               <w:spacing w:after="12" w:before="12" w:line="200" w:lineRule="auto"/>
               <w:jc w:val="center"/>
             </w:pPr>
-            <w:hyperlink w:history="1" r:id="rIds4nty1pm2qxqn6rotkq7z">
+            <w:hyperlink w:history="1" r:id="rIdg44b2oijdez5lscscfhxs">
               <w:r>
                 <w:rPr>
                   <w:rFonts w:ascii="맑은 고딕" w:cs="맑은 고딕" w:eastAsia="맑은 고딕" w:hAnsi="맑은 고딕"/>
@@ -3963,7 +3977,7 @@
               <w:spacing w:after="12" w:before="12" w:line="200" w:lineRule="auto"/>
               <w:jc w:val="center"/>
             </w:pPr>
-            <w:hyperlink w:history="1" r:id="rIduz0ul2hbrzov1hmd9lz34">
+            <w:hyperlink w:history="1" r:id="rIda9z3yd6nfjqedbymfinnp">
               <w:r>
                 <w:rPr>
                   <w:rFonts w:ascii="맑은 고딕" w:cs="맑은 고딕" w:eastAsia="맑은 고딕" w:hAnsi="맑은 고딕"/>
@@ -4132,7 +4146,7 @@
               <w:spacing w:after="12" w:before="12" w:line="200" w:lineRule="auto"/>
               <w:jc w:val="center"/>
             </w:pPr>
-            <w:hyperlink w:history="1" r:id="rIdgbwsxdytlfhpb8swnsshs">
+            <w:hyperlink w:history="1" r:id="rIdmbj3gv5ptaiuzixqxj-4l">
               <w:r>
                 <w:rPr>
                   <w:rFonts w:ascii="맑은 고딕" w:cs="맑은 고딕" w:eastAsia="맑은 고딕" w:hAnsi="맑은 고딕"/>
@@ -4305,7 +4319,7 @@
               <w:spacing w:after="12" w:before="12" w:line="200" w:lineRule="auto"/>
               <w:jc w:val="center"/>
             </w:pPr>
-            <w:hyperlink w:history="1" r:id="rIdshsupabggwucn8ty2wzji">
+            <w:hyperlink w:history="1" r:id="rIdkneggjxiucwn2rtxap-53">
               <w:r>
                 <w:rPr>
                   <w:rFonts w:ascii="맑은 고딕" w:cs="맑은 고딕" w:eastAsia="맑은 고딕" w:hAnsi="맑은 고딕"/>
@@ -4330,7 +4344,7 @@
               </w:rPr>
               <w:t xml:space="preserve">하는 국내 유일의 대형 가속기 인프라로, 자율실험실이 필요로 하는 고속·정밀 구조분석을 뒷받침한다. </w:t>
             </w:r>
-            <w:hyperlink w:history="1" r:id="rIddtb_ms0ppjcacgv6d9adx">
+            <w:hyperlink w:history="1" r:id="rIdt0ga_5ymjdhw2zaeyzdy_">
               <w:r>
                 <w:rPr>
                   <w:rFonts w:ascii="맑은 고딕" w:cs="맑은 고딕" w:eastAsia="맑은 고딕" w:hAnsi="맑은 고딕"/>
@@ -4482,7 +4496,7 @@
               <w:spacing w:after="12" w:before="12" w:line="200" w:lineRule="auto"/>
               <w:jc w:val="center"/>
             </w:pPr>
-            <w:hyperlink w:history="1" r:id="rIdnlvffb4ymp3sfvrli8xe1">
+            <w:hyperlink w:history="1" r:id="rIdqo30litso3hhbtiyeiyob">
               <w:r>
                 <w:rPr>
                   <w:rFonts w:ascii="맑은 고딕" w:cs="맑은 고딕" w:eastAsia="맑은 고딕" w:hAnsi="맑은 고딕"/>
@@ -4552,7 +4566,7 @@
         </w:rPr>
         <w:t xml:space="preserve">국가 차원 결집 — 2026년 8월 11일 출범한 </w:t>
       </w:r>
-      <w:hyperlink w:history="1" r:id="rIdacydaybq2za6gmhzsklyo">
+      <w:hyperlink w:history="1" r:id="rIdxnozzxllw2xzqddora3vw">
         <w:r>
           <w:rPr>
             <w:rFonts w:ascii="맑은 고딕" w:cs="맑은 고딕" w:eastAsia="맑은 고딕" w:hAnsi="맑은 고딕"/>
@@ -4603,7 +4617,7 @@
         </w:rPr>
         <w:t xml:space="preserve">분야별 확산 — 소재 분야는 </w:t>
       </w:r>
-      <w:hyperlink w:history="1" r:id="rIdjtnuxxmc-dqd9ia-8cutf">
+      <w:hyperlink w:history="1" r:id="rIdcqgph8vtskdy93mjfddi2">
         <w:r>
           <w:rPr>
             <w:rFonts w:ascii="맑은 고딕" w:cs="맑은 고딕" w:eastAsia="맑은 고딕" w:hAnsi="맑은 고딕"/>
@@ -4628,7 +4642,7 @@
         </w:rPr>
         <w:t xml:space="preserve">을 함께 구축해 「소재 AI 모델–자율실험–데이터플랫폼」을 연결하는 방향이고, 바이오 분야는 </w:t>
       </w:r>
-      <w:hyperlink w:history="1" r:id="rId3dl65wvy1sba_gqihyzg6">
+      <w:hyperlink w:history="1" r:id="rId66avucffmrpwc5-ahupb7">
         <w:r>
           <w:rPr>
             <w:rFonts w:ascii="맑은 고딕" w:cs="맑은 고딕" w:eastAsia="맑은 고딕" w:hAnsi="맑은 고딕"/>
@@ -4679,7 +4693,7 @@
         </w:rPr>
         <w:t xml:space="preserve">남은 과제 — 개별 실험실 단위의 성과는 축적됐지만, </w:t>
       </w:r>
-      <w:hyperlink w:history="1" r:id="rIdsc1c5-lmcxfamzbwumoke">
+      <w:hyperlink w:history="1" r:id="rIdnwdyye9gnaskr8yrjkbek">
         <w:r>
           <w:rPr>
             <w:rFonts w:ascii="맑은 고딕" w:cs="맑은 고딕" w:eastAsia="맑은 고딕" w:hAnsi="맑은 고딕"/>
@@ -4761,7 +4775,7 @@
               </w:rPr>
               <w:t xml:space="preserve">[1] </w:t>
             </w:r>
-            <w:hyperlink w:history="1" r:id="rIdl-vdg25gopptydckckant">
+            <w:hyperlink w:history="1" r:id="rIduoloqxjwe5ct2sfdqpw1s">
               <w:r>
                 <w:rPr>
                   <w:rFonts w:ascii="맑은 고딕" w:cs="맑은 고딕" w:eastAsia="맑은 고딕" w:hAnsi="맑은 고딕"/>
@@ -4798,7 +4812,7 @@
               </w:rPr>
               <w:t xml:space="preserve">[18] </w:t>
             </w:r>
-            <w:hyperlink w:history="1" r:id="rIdvnnglsx41mgi42c_2asa-">
+            <w:hyperlink w:history="1" r:id="rIdgegppuic-148vqaooyh3q">
               <w:r>
                 <w:rPr>
                   <w:rFonts w:ascii="맑은 고딕" w:cs="맑은 고딕" w:eastAsia="맑은 고딕" w:hAnsi="맑은 고딕"/>
@@ -4837,7 +4851,7 @@
               </w:rPr>
               <w:t xml:space="preserve">[2] </w:t>
             </w:r>
-            <w:hyperlink w:history="1" r:id="rId5uii-fvhhfqzlpobnsnuj">
+            <w:hyperlink w:history="1" r:id="rIdhtik6_6jcflxjclolplss">
               <w:r>
                 <w:rPr>
                   <w:rFonts w:ascii="맑은 고딕" w:cs="맑은 고딕" w:eastAsia="맑은 고딕" w:hAnsi="맑은 고딕"/>
@@ -4874,7 +4888,7 @@
               </w:rPr>
               <w:t xml:space="preserve">[19] </w:t>
             </w:r>
-            <w:hyperlink w:history="1" r:id="rId1ju1dldvjekpitsbqf4qw">
+            <w:hyperlink w:history="1" r:id="rIdblgtursbkguima_cq20nc">
               <w:r>
                 <w:rPr>
                   <w:rFonts w:ascii="맑은 고딕" w:cs="맑은 고딕" w:eastAsia="맑은 고딕" w:hAnsi="맑은 고딕"/>
@@ -4913,7 +4927,7 @@
               </w:rPr>
               <w:t xml:space="preserve">[3] </w:t>
             </w:r>
-            <w:hyperlink w:history="1" r:id="rId8dkyd2z7e3xpaf4usgkj-">
+            <w:hyperlink w:history="1" r:id="rIdqqal8rubbx4ukjzkpolui">
               <w:r>
                 <w:rPr>
                   <w:rFonts w:ascii="맑은 고딕" w:cs="맑은 고딕" w:eastAsia="맑은 고딕" w:hAnsi="맑은 고딕"/>
@@ -4950,7 +4964,7 @@
               </w:rPr>
               <w:t xml:space="preserve">[20] </w:t>
             </w:r>
-            <w:hyperlink w:history="1" r:id="rIdd2r6phjla-t-hmlzops5_">
+            <w:hyperlink w:history="1" r:id="rIdesop_cynt2lkqg3t1mmra">
               <w:r>
                 <w:rPr>
                   <w:rFonts w:ascii="맑은 고딕" w:cs="맑은 고딕" w:eastAsia="맑은 고딕" w:hAnsi="맑은 고딕"/>
@@ -4989,7 +5003,7 @@
               </w:rPr>
               <w:t xml:space="preserve">[4] </w:t>
             </w:r>
-            <w:hyperlink w:history="1" r:id="rIdladej55nboxgbkmha7mgw">
+            <w:hyperlink w:history="1" r:id="rId-ooes59zzmsebrbnwn5e5">
               <w:r>
                 <w:rPr>
                   <w:rFonts w:ascii="맑은 고딕" w:cs="맑은 고딕" w:eastAsia="맑은 고딕" w:hAnsi="맑은 고딕"/>
@@ -5026,7 +5040,7 @@
               </w:rPr>
               <w:t xml:space="preserve">[21] </w:t>
             </w:r>
-            <w:hyperlink w:history="1" r:id="rIdafbffakojrvcb_4ak5n1t">
+            <w:hyperlink w:history="1" r:id="rId4ady1ywt2kvbqrbtys88o">
               <w:r>
                 <w:rPr>
                   <w:rFonts w:ascii="맑은 고딕" w:cs="맑은 고딕" w:eastAsia="맑은 고딕" w:hAnsi="맑은 고딕"/>
@@ -5065,7 +5079,7 @@
               </w:rPr>
               <w:t xml:space="preserve">[5] </w:t>
             </w:r>
-            <w:hyperlink w:history="1" r:id="rIdpm8gsco1xcwnfbclo8rpi">
+            <w:hyperlink w:history="1" r:id="rIdie0dejit4ugt81b1acol7">
               <w:r>
                 <w:rPr>
                   <w:rFonts w:ascii="맑은 고딕" w:cs="맑은 고딕" w:eastAsia="맑은 고딕" w:hAnsi="맑은 고딕"/>
@@ -5102,7 +5116,7 @@
               </w:rPr>
               <w:t xml:space="preserve">[22] </w:t>
             </w:r>
-            <w:hyperlink w:history="1" r:id="rIdl_l7z2ytx8lfmwv81oowk">
+            <w:hyperlink w:history="1" r:id="rIdlwekufhy3rhxtbcwkwxcz">
               <w:r>
                 <w:rPr>
                   <w:rFonts w:ascii="맑은 고딕" w:cs="맑은 고딕" w:eastAsia="맑은 고딕" w:hAnsi="맑은 고딕"/>
@@ -5141,7 +5155,7 @@
               </w:rPr>
               <w:t xml:space="preserve">[6] </w:t>
             </w:r>
-            <w:hyperlink w:history="1" r:id="rId9xswyskkqx-jlwzdc9xa1">
+            <w:hyperlink w:history="1" r:id="rIdljsnhgdbgd0o_h1-nhj8f">
               <w:r>
                 <w:rPr>
                   <w:rFonts w:ascii="맑은 고딕" w:cs="맑은 고딕" w:eastAsia="맑은 고딕" w:hAnsi="맑은 고딕"/>
@@ -5178,7 +5192,7 @@
               </w:rPr>
               <w:t xml:space="preserve">[23] </w:t>
             </w:r>
-            <w:hyperlink w:history="1" r:id="rIdhdu9teuvsqocph6cfmea1">
+            <w:hyperlink w:history="1" r:id="rIdn41xuexrtjo8-ju2a29nd">
               <w:r>
                 <w:rPr>
                   <w:rFonts w:ascii="맑은 고딕" w:cs="맑은 고딕" w:eastAsia="맑은 고딕" w:hAnsi="맑은 고딕"/>
@@ -5217,7 +5231,7 @@
               </w:rPr>
               <w:t xml:space="preserve">[7] </w:t>
             </w:r>
-            <w:hyperlink w:history="1" r:id="rIdkux8koh4yb-aicqpnfhzb">
+            <w:hyperlink w:history="1" r:id="rIdsbupztlf8c3v9rs89yiak">
               <w:r>
                 <w:rPr>
                   <w:rFonts w:ascii="맑은 고딕" w:cs="맑은 고딕" w:eastAsia="맑은 고딕" w:hAnsi="맑은 고딕"/>
@@ -5254,7 +5268,7 @@
               </w:rPr>
               <w:t xml:space="preserve">[24] </w:t>
             </w:r>
-            <w:hyperlink w:history="1" r:id="rId3_4ll_egdn7pukjjcr5vt">
+            <w:hyperlink w:history="1" r:id="rId5q4kxljyz6vgt8uyja3z7">
               <w:r>
                 <w:rPr>
                   <w:rFonts w:ascii="맑은 고딕" w:cs="맑은 고딕" w:eastAsia="맑은 고딕" w:hAnsi="맑은 고딕"/>
@@ -5293,7 +5307,7 @@
               </w:rPr>
               <w:t xml:space="preserve">[8] </w:t>
             </w:r>
-            <w:hyperlink w:history="1" r:id="rIdbxvg5rnf1bukmds1dx5ix">
+            <w:hyperlink w:history="1" r:id="rIdmaans8hmxdozt7x0rzyzd">
               <w:r>
                 <w:rPr>
                   <w:rFonts w:ascii="맑은 고딕" w:cs="맑은 고딕" w:eastAsia="맑은 고딕" w:hAnsi="맑은 고딕"/>
@@ -5330,7 +5344,7 @@
               </w:rPr>
               <w:t xml:space="preserve">[25] </w:t>
             </w:r>
-            <w:hyperlink w:history="1" r:id="rIdma4cb-yyqg339neqrjyis">
+            <w:hyperlink w:history="1" r:id="rIdj_vfnemjp77i-jzlmux-1">
               <w:r>
                 <w:rPr>
                   <w:rFonts w:ascii="맑은 고딕" w:cs="맑은 고딕" w:eastAsia="맑은 고딕" w:hAnsi="맑은 고딕"/>
@@ -5369,7 +5383,7 @@
               </w:rPr>
               <w:t xml:space="preserve">[9] </w:t>
             </w:r>
-            <w:hyperlink w:history="1" r:id="rIdwljd2_dsp_kbrh_dg4q0r">
+            <w:hyperlink w:history="1" r:id="rIdpdcrfbej68s1uarxkweti">
               <w:r>
                 <w:rPr>
                   <w:rFonts w:ascii="맑은 고딕" w:cs="맑은 고딕" w:eastAsia="맑은 고딕" w:hAnsi="맑은 고딕"/>
@@ -5406,7 +5420,7 @@
               </w:rPr>
               <w:t xml:space="preserve">[26] </w:t>
             </w:r>
-            <w:hyperlink w:history="1" r:id="rIdnhsg9aexpzpdm4oajt2pe">
+            <w:hyperlink w:history="1" r:id="rIdmwxlvugful_qeycnyhc0r">
               <w:r>
                 <w:rPr>
                   <w:rFonts w:ascii="맑은 고딕" w:cs="맑은 고딕" w:eastAsia="맑은 고딕" w:hAnsi="맑은 고딕"/>
@@ -5445,7 +5459,7 @@
               </w:rPr>
               <w:t xml:space="preserve">[10] </w:t>
             </w:r>
-            <w:hyperlink w:history="1" r:id="rIdj6_jktjqbroqi9h8xk-2l">
+            <w:hyperlink w:history="1" r:id="rId9l-nazl1ynzor80-ws0ry">
               <w:r>
                 <w:rPr>
                   <w:rFonts w:ascii="맑은 고딕" w:cs="맑은 고딕" w:eastAsia="맑은 고딕" w:hAnsi="맑은 고딕"/>
@@ -5482,7 +5496,7 @@
               </w:rPr>
               <w:t xml:space="preserve">[27] </w:t>
             </w:r>
-            <w:hyperlink w:history="1" r:id="rIdimrr70wnep5iigzqyqt82">
+            <w:hyperlink w:history="1" r:id="rIdhba67hf6i5zxgdhkdkf8r">
               <w:r>
                 <w:rPr>
                   <w:rFonts w:ascii="맑은 고딕" w:cs="맑은 고딕" w:eastAsia="맑은 고딕" w:hAnsi="맑은 고딕"/>
@@ -5521,7 +5535,7 @@
               </w:rPr>
               <w:t xml:space="preserve">[11] </w:t>
             </w:r>
-            <w:hyperlink w:history="1" r:id="rIdeboyrgtcjuoajrq44jzq6">
+            <w:hyperlink w:history="1" r:id="rId39t-_cv5gryr5exm3xwjn">
               <w:r>
                 <w:rPr>
                   <w:rFonts w:ascii="맑은 고딕" w:cs="맑은 고딕" w:eastAsia="맑은 고딕" w:hAnsi="맑은 고딕"/>
@@ -5558,7 +5572,7 @@
               </w:rPr>
               <w:t xml:space="preserve">[28] </w:t>
             </w:r>
-            <w:hyperlink w:history="1" r:id="rIdk9o2anvbbrtnbxje6wapn">
+            <w:hyperlink w:history="1" r:id="rIdvpgtkhoss6rayoc4w284j">
               <w:r>
                 <w:rPr>
                   <w:rFonts w:ascii="맑은 고딕" w:cs="맑은 고딕" w:eastAsia="맑은 고딕" w:hAnsi="맑은 고딕"/>
@@ -5597,7 +5611,7 @@
               </w:rPr>
               <w:t xml:space="preserve">[12] </w:t>
             </w:r>
-            <w:hyperlink w:history="1" r:id="rIdglk3h79v2efki5rfuadbb">
+            <w:hyperlink w:history="1" r:id="rIddohajioklqez1tdn_xvwq">
               <w:r>
                 <w:rPr>
                   <w:rFonts w:ascii="맑은 고딕" w:cs="맑은 고딕" w:eastAsia="맑은 고딕" w:hAnsi="맑은 고딕"/>
@@ -5634,7 +5648,7 @@
               </w:rPr>
               <w:t xml:space="preserve">[29] </w:t>
             </w:r>
-            <w:hyperlink w:history="1" r:id="rIdcghmpi4-swzti68jn_9ub">
+            <w:hyperlink w:history="1" r:id="rIdea35k2umxo85k09odfsqb">
               <w:r>
                 <w:rPr>
                   <w:rFonts w:ascii="맑은 고딕" w:cs="맑은 고딕" w:eastAsia="맑은 고딕" w:hAnsi="맑은 고딕"/>
@@ -5673,7 +5687,7 @@
               </w:rPr>
               <w:t xml:space="preserve">[13] </w:t>
             </w:r>
-            <w:hyperlink w:history="1" r:id="rIddk3uahranwk-khxgycdtp">
+            <w:hyperlink w:history="1" r:id="rIdnyzanabofxnl79ql-ptb7">
               <w:r>
                 <w:rPr>
                   <w:rFonts w:ascii="맑은 고딕" w:cs="맑은 고딕" w:eastAsia="맑은 고딕" w:hAnsi="맑은 고딕"/>
@@ -5710,7 +5724,7 @@
               </w:rPr>
               <w:t xml:space="preserve">[30] </w:t>
             </w:r>
-            <w:hyperlink w:history="1" r:id="rId1ydf2zk9ufmcuvhuvxoia">
+            <w:hyperlink w:history="1" r:id="rIdvuoha7_q4abbtky1ojuzc">
               <w:r>
                 <w:rPr>
                   <w:rFonts w:ascii="맑은 고딕" w:cs="맑은 고딕" w:eastAsia="맑은 고딕" w:hAnsi="맑은 고딕"/>
@@ -5749,7 +5763,7 @@
               </w:rPr>
               <w:t xml:space="preserve">[14] </w:t>
             </w:r>
-            <w:hyperlink w:history="1" r:id="rIdqmzo0yj3opxtdarmlng-l">
+            <w:hyperlink w:history="1" r:id="rIdpdqmyqjbiw11ewwvkwq1k">
               <w:r>
                 <w:rPr>
                   <w:rFonts w:ascii="맑은 고딕" w:cs="맑은 고딕" w:eastAsia="맑은 고딕" w:hAnsi="맑은 고딕"/>
@@ -5786,7 +5800,7 @@
               </w:rPr>
               <w:t xml:space="preserve">[31] </w:t>
             </w:r>
-            <w:hyperlink w:history="1" r:id="rIdjrh7wzumpccj0nvb8mg3a">
+            <w:hyperlink w:history="1" r:id="rIdcwfv39389t22qhryf9zc9">
               <w:r>
                 <w:rPr>
                   <w:rFonts w:ascii="맑은 고딕" w:cs="맑은 고딕" w:eastAsia="맑은 고딕" w:hAnsi="맑은 고딕"/>
@@ -5825,7 +5839,7 @@
               </w:rPr>
               <w:t xml:space="preserve">[15] </w:t>
             </w:r>
-            <w:hyperlink w:history="1" r:id="rIdn6twioy0iaxj89yawrjv0">
+            <w:hyperlink w:history="1" r:id="rIdykwrtjjyqtkhsygyezvix">
               <w:r>
                 <w:rPr>
                   <w:rFonts w:ascii="맑은 고딕" w:cs="맑은 고딕" w:eastAsia="맑은 고딕" w:hAnsi="맑은 고딕"/>
@@ -5862,7 +5876,7 @@
               </w:rPr>
               <w:t xml:space="preserve">[32] </w:t>
             </w:r>
-            <w:hyperlink w:history="1" r:id="rIdu0ad6y4z2rfqiqlgpakyp">
+            <w:hyperlink w:history="1" r:id="rIdtfogmbgwvp-sl_o4trlt3">
               <w:r>
                 <w:rPr>
                   <w:rFonts w:ascii="맑은 고딕" w:cs="맑은 고딕" w:eastAsia="맑은 고딕" w:hAnsi="맑은 고딕"/>
@@ -5901,7 +5915,7 @@
               </w:rPr>
               <w:t xml:space="preserve">[16] </w:t>
             </w:r>
-            <w:hyperlink w:history="1" r:id="rIdh2jfqzdzr1gseai0d3d6q">
+            <w:hyperlink w:history="1" r:id="rIdpx9k6ftaqhpqli6s4spo2">
               <w:r>
                 <w:rPr>
                   <w:rFonts w:ascii="맑은 고딕" w:cs="맑은 고딕" w:eastAsia="맑은 고딕" w:hAnsi="맑은 고딕"/>
@@ -5938,7 +5952,7 @@
               </w:rPr>
               <w:t xml:space="preserve">[33] </w:t>
             </w:r>
-            <w:hyperlink w:history="1" r:id="rIdc6we36fpa-z_fccssbrz1">
+            <w:hyperlink w:history="1" r:id="rId2tob3fxwsc1npspqxlhot">
               <w:r>
                 <w:rPr>
                   <w:rFonts w:ascii="맑은 고딕" w:cs="맑은 고딕" w:eastAsia="맑은 고딕" w:hAnsi="맑은 고딕"/>
@@ -5977,7 +5991,7 @@
               </w:rPr>
               <w:t xml:space="preserve">[17] </w:t>
             </w:r>
-            <w:hyperlink w:history="1" r:id="rId3wvnkpzvj6fselgcom3g4">
+            <w:hyperlink w:history="1" r:id="rIdrj2wdq9vtael-5e6vdpv9">
               <w:r>
                 <w:rPr>
                   <w:rFonts w:ascii="맑은 고딕" w:cs="맑은 고딕" w:eastAsia="맑은 고딕" w:hAnsi="맑은 고딕"/>
@@ -6014,7 +6028,7 @@
               </w:rPr>
               <w:t xml:space="preserve">[34] </w:t>
             </w:r>
-            <w:hyperlink w:history="1" r:id="rId7cw-cx0u-xrpfdlrpjdj5">
+            <w:hyperlink w:history="1" r:id="rIdrmwcwnd2kaazwsmvrzej-">
               <w:r>
                 <w:rPr>
                   <w:rFonts w:ascii="맑은 고딕" w:cs="맑은 고딕" w:eastAsia="맑은 고딕" w:hAnsi="맑은 고딕"/>
@@ -6045,7 +6059,7 @@
         </w:rPr>
         <w:t xml:space="preserve">본 보고서의 사례·수치는 위 공개 자료에 보도·발표된 내용을 그대로 인용한 것이다. 국내 SDL 전반의 학술적 개관은 </w:t>
       </w:r>
-      <w:hyperlink w:history="1" r:id="rIdtkgd0rcboe2eudsukkiz1">
+      <w:hyperlink w:history="1" r:id="rIdkp_c5mgq8du0sk6mcgxmb">
         <w:r>
           <w:rPr>
             <w:rFonts w:ascii="맑은 고딕" w:cs="맑은 고딕" w:eastAsia="맑은 고딕" w:hAnsi="맑은 고딕"/>

--- a/report/국내_자율실험실_현황_사례중심.docx
+++ b/report/국내_자율실험실_현황_사례중심.docx
@@ -93,7 +93,7 @@
               </w:rPr>
               <w:t xml:space="preserve">자율실험실(Self-Driving Lab, SDL)은 AI가 가설과 실험조건을 설계하고 로봇·자동화 장비가 실험을 수행한 뒤 그 결과를 AI가 다시 학습하는 </w:t>
             </w:r>
-            <w:hyperlink w:history="1" r:id="rIdmpkjvcav3wvjjxdrvwyhs">
+            <w:hyperlink w:history="1" r:id="rIdfqwoiau4hjr0fyfzxv7oa">
               <w:r>
                 <w:rPr>
                   <w:rFonts w:ascii="맑은 고딕" w:cs="맑은 고딕" w:eastAsia="맑은 고딕" w:hAnsi="맑은 고딕"/>
@@ -118,7 +118,7 @@
               </w:rPr>
               <w:t xml:space="preserve">으로, 24시간 무인 운영을 통해 수년 걸리던 탐색을 수개월로 단축한다. 국내에서는 KIST·재료연·화학연·에너지연 등 출연(연)과 KAIST·서울대·UNIST 등 대학이 소재·촉매·이차전지 분야에서 폐루프 실증에 성공했고, 2026년에는 </w:t>
             </w:r>
-            <w:hyperlink w:history="1" r:id="rIddfydrl3mzkm09o_c8wdzo">
+            <w:hyperlink w:history="1" r:id="rIdzr-ijmmpidkejbf9fbrl7">
               <w:r>
                 <w:rPr>
                   <w:rFonts w:ascii="맑은 고딕" w:cs="맑은 고딕" w:eastAsia="맑은 고딕" w:hAnsi="맑은 고딕"/>
@@ -143,7 +143,7 @@
               </w:rPr>
               <w:t xml:space="preserve">와 </w:t>
             </w:r>
-            <w:hyperlink w:history="1" r:id="rIdfnqigj_sogbj7mzeomg0b">
+            <w:hyperlink w:history="1" r:id="rId3cf7njpzf4oe3l3xf1eib">
               <w:r>
                 <w:rPr>
                   <w:rFonts w:ascii="맑은 고딕" w:cs="맑은 고딕" w:eastAsia="맑은 고딕" w:hAnsi="맑은 고딕"/>
@@ -168,7 +168,7 @@
               </w:rPr>
               <w:t xml:space="preserve">로 확산되고 있다. 2026년 8월 11일에는 장비·AI 기업과 대학·출연(연) 등 </w:t>
             </w:r>
-            <w:hyperlink w:history="1" r:id="rIdpgfx2e7vpsqwu1heudim-">
+            <w:hyperlink w:history="1" r:id="rIdfyzyv80o7d8psj2hflbdv">
               <w:r>
                 <w:rPr>
                   <w:rFonts w:ascii="맑은 고딕" w:cs="맑은 고딕" w:eastAsia="맑은 고딕" w:hAnsi="맑은 고딕"/>
@@ -241,9 +241,9 @@
             <w:tcW w:type="dxa" w:w="1450"/>
             <w:shd w:fill="1D3567" w:color="auto" w:val="clear"/>
             <w:tcMar>
-              <w:top w:type="dxa" w:w="105"/>
-              <w:left w:type="dxa" w:w="60"/>
-              <w:bottom w:type="dxa" w:w="105"/>
+              <w:top w:type="dxa" w:w="82"/>
+              <w:left w:type="dxa" w:w="60"/>
+              <w:bottom w:type="dxa" w:w="82"/>
               <w:right w:type="dxa" w:w="60"/>
             </w:tcMar>
             <w:vAlign w:val="center"/>
@@ -271,9 +271,9 @@
             <w:tcW w:type="dxa" w:w="2320"/>
             <w:shd w:fill="1D3567" w:color="auto" w:val="clear"/>
             <w:tcMar>
-              <w:top w:type="dxa" w:w="105"/>
-              <w:left w:type="dxa" w:w="60"/>
-              <w:bottom w:type="dxa" w:w="105"/>
+              <w:top w:type="dxa" w:w="82"/>
+              <w:left w:type="dxa" w:w="60"/>
+              <w:bottom w:type="dxa" w:w="82"/>
               <w:right w:type="dxa" w:w="60"/>
             </w:tcMar>
             <w:vAlign w:val="center"/>
@@ -301,9 +301,9 @@
             <w:tcW w:type="dxa" w:w="1150"/>
             <w:shd w:fill="1D3567" w:color="auto" w:val="clear"/>
             <w:tcMar>
-              <w:top w:type="dxa" w:w="105"/>
-              <w:left w:type="dxa" w:w="60"/>
-              <w:bottom w:type="dxa" w:w="105"/>
+              <w:top w:type="dxa" w:w="82"/>
+              <w:left w:type="dxa" w:w="60"/>
+              <w:bottom w:type="dxa" w:w="82"/>
               <w:right w:type="dxa" w:w="60"/>
             </w:tcMar>
             <w:vAlign w:val="center"/>
@@ -331,9 +331,9 @@
             <w:tcW w:type="dxa" w:w="4092"/>
             <w:shd w:fill="1D3567" w:color="auto" w:val="clear"/>
             <w:tcMar>
-              <w:top w:type="dxa" w:w="105"/>
-              <w:left w:type="dxa" w:w="60"/>
-              <w:bottom w:type="dxa" w:w="105"/>
+              <w:top w:type="dxa" w:w="82"/>
+              <w:left w:type="dxa" w:w="60"/>
+              <w:bottom w:type="dxa" w:w="82"/>
               <w:right w:type="dxa" w:w="60"/>
             </w:tcMar>
             <w:vAlign w:val="center"/>
@@ -361,9 +361,9 @@
             <w:tcW w:type="dxa" w:w="1306"/>
             <w:shd w:fill="1D3567" w:color="auto" w:val="clear"/>
             <w:tcMar>
-              <w:top w:type="dxa" w:w="105"/>
-              <w:left w:type="dxa" w:w="60"/>
-              <w:bottom w:type="dxa" w:w="105"/>
+              <w:top w:type="dxa" w:w="82"/>
+              <w:left w:type="dxa" w:w="60"/>
+              <w:bottom w:type="dxa" w:w="82"/>
               <w:right w:type="dxa" w:w="60"/>
             </w:tcMar>
             <w:vAlign w:val="center"/>
@@ -395,9 +395,9 @@
           <w:tcPr>
             <w:tcW w:type="dxa" w:w="1450"/>
             <w:tcMar>
-              <w:top w:type="dxa" w:w="105"/>
-              <w:left w:type="dxa" w:w="60"/>
-              <w:bottom w:type="dxa" w:w="105"/>
+              <w:top w:type="dxa" w:w="82"/>
+              <w:left w:type="dxa" w:w="60"/>
+              <w:bottom w:type="dxa" w:w="82"/>
               <w:right w:type="dxa" w:w="60"/>
             </w:tcMar>
             <w:vAlign w:val="center"/>
@@ -424,9 +424,9 @@
           <w:tcPr>
             <w:tcW w:type="dxa" w:w="2320"/>
             <w:tcMar>
-              <w:top w:type="dxa" w:w="105"/>
-              <w:left w:type="dxa" w:w="60"/>
-              <w:bottom w:type="dxa" w:w="105"/>
+              <w:top w:type="dxa" w:w="82"/>
+              <w:left w:type="dxa" w:w="60"/>
+              <w:bottom w:type="dxa" w:w="82"/>
               <w:right w:type="dxa" w:w="60"/>
             </w:tcMar>
             <w:vAlign w:val="center"/>
@@ -487,9 +487,9 @@
           <w:tcPr>
             <w:tcW w:type="dxa" w:w="1150"/>
             <w:tcMar>
-              <w:top w:type="dxa" w:w="105"/>
-              <w:left w:type="dxa" w:w="60"/>
-              <w:bottom w:type="dxa" w:w="105"/>
+              <w:top w:type="dxa" w:w="82"/>
+              <w:left w:type="dxa" w:w="60"/>
+              <w:bottom w:type="dxa" w:w="82"/>
               <w:right w:type="dxa" w:w="60"/>
             </w:tcMar>
             <w:vAlign w:val="center"/>
@@ -516,9 +516,9 @@
           <w:tcPr>
             <w:tcW w:type="dxa" w:w="4092"/>
             <w:tcMar>
-              <w:top w:type="dxa" w:w="105"/>
-              <w:left w:type="dxa" w:w="60"/>
-              <w:bottom w:type="dxa" w:w="105"/>
+              <w:top w:type="dxa" w:w="82"/>
+              <w:left w:type="dxa" w:w="60"/>
+              <w:bottom w:type="dxa" w:w="82"/>
               <w:right w:type="dxa" w:w="60"/>
             </w:tcMar>
             <w:vAlign w:val="center"/>
@@ -539,7 +539,7 @@
               </w:rPr>
               <w:t xml:space="preserve">목표 물성 입력 → 로봇 합성 → 광특성 측정 → AI 재설계의 폐루프 구현. 실험 횟수를 </w:t>
             </w:r>
-            <w:hyperlink w:history="1" r:id="rIdybb0tdlyfpigiuvw_ahqc">
+            <w:hyperlink w:history="1" r:id="rIdmob2zdif1lnfb7qyopswd">
               <w:r>
                 <w:rPr>
                   <w:rFonts w:ascii="맑은 고딕" w:cs="맑은 고딕" w:eastAsia="맑은 고딕" w:hAnsi="맑은 고딕"/>
@@ -564,7 +564,7 @@
               </w:rPr>
               <w:t xml:space="preserve">(3변수 기준 약 200회), </w:t>
             </w:r>
-            <w:hyperlink w:history="1" r:id="rIdxbq5xrwmp1v0ltkeyjddj">
+            <w:hyperlink w:history="1" r:id="rIdxuctrbishlozsr-rzywbm">
               <w:r>
                 <w:rPr>
                   <w:rFonts w:ascii="맑은 고딕" w:cs="맑은 고딕" w:eastAsia="맑은 고딕" w:hAnsi="맑은 고딕"/>
@@ -589,7 +589,7 @@
               </w:rPr>
               <w:t xml:space="preserve">. 원격·다중사용자 운영체계 </w:t>
             </w:r>
-            <w:hyperlink w:history="1" r:id="rIdn2z24jkj3vldjh2xcdyrr">
+            <w:hyperlink w:history="1" r:id="rIdkzmgxsopv4nbrxrwdwf0c">
               <w:r>
                 <w:rPr>
                   <w:rFonts w:ascii="맑은 고딕" w:cs="맑은 고딕" w:eastAsia="맑은 고딕" w:hAnsi="맑은 고딕"/>
@@ -609,9 +609,9 @@
           <w:tcPr>
             <w:tcW w:type="dxa" w:w="1306"/>
             <w:tcMar>
-              <w:top w:type="dxa" w:w="105"/>
-              <w:left w:type="dxa" w:w="60"/>
-              <w:bottom w:type="dxa" w:w="105"/>
+              <w:top w:type="dxa" w:w="82"/>
+              <w:left w:type="dxa" w:w="60"/>
+              <w:bottom w:type="dxa" w:w="82"/>
               <w:right w:type="dxa" w:w="60"/>
             </w:tcMar>
             <w:vAlign w:val="center"/>
@@ -661,9 +661,9 @@
             <w:tcW w:type="dxa" w:w="1450"/>
             <w:shd w:fill="F7F9FC" w:color="auto" w:val="clear"/>
             <w:tcMar>
-              <w:top w:type="dxa" w:w="105"/>
-              <w:left w:type="dxa" w:w="60"/>
-              <w:bottom w:type="dxa" w:w="105"/>
+              <w:top w:type="dxa" w:w="82"/>
+              <w:left w:type="dxa" w:w="60"/>
+              <w:bottom w:type="dxa" w:w="82"/>
               <w:right w:type="dxa" w:w="60"/>
             </w:tcMar>
             <w:vAlign w:val="center"/>
@@ -708,19 +708,19 @@
             <w:tcW w:type="dxa" w:w="2320"/>
             <w:shd w:fill="F7F9FC" w:color="auto" w:val="clear"/>
             <w:tcMar>
-              <w:top w:type="dxa" w:w="105"/>
-              <w:left w:type="dxa" w:w="60"/>
-              <w:bottom w:type="dxa" w:w="105"/>
-              <w:right w:type="dxa" w:w="60"/>
-            </w:tcMar>
-            <w:vAlign w:val="center"/>
-          </w:tcPr>
-          <w:p>
-            <w:pPr>
-              <w:spacing w:after="12" w:before="12" w:line="200" w:lineRule="auto"/>
-              <w:jc w:val="left"/>
-            </w:pPr>
-            <w:hyperlink w:history="1" r:id="rId9vokg23xis2pshvhlsmp-">
+              <w:top w:type="dxa" w:w="82"/>
+              <w:left w:type="dxa" w:w="60"/>
+              <w:bottom w:type="dxa" w:w="82"/>
+              <w:right w:type="dxa" w:w="60"/>
+            </w:tcMar>
+            <w:vAlign w:val="center"/>
+          </w:tcPr>
+          <w:p>
+            <w:pPr>
+              <w:spacing w:after="12" w:before="12" w:line="200" w:lineRule="auto"/>
+              <w:jc w:val="left"/>
+            </w:pPr>
+            <w:hyperlink w:history="1" r:id="rIdjqp__cliqlzjfdqqxjhy5">
               <w:r>
                 <w:rPr>
                   <w:rFonts w:ascii="맑은 고딕" w:cs="맑은 고딕" w:eastAsia="맑은 고딕" w:hAnsi="맑은 고딕"/>
@@ -758,9 +758,9 @@
             <w:tcW w:type="dxa" w:w="1150"/>
             <w:shd w:fill="F7F9FC" w:color="auto" w:val="clear"/>
             <w:tcMar>
-              <w:top w:type="dxa" w:w="105"/>
-              <w:left w:type="dxa" w:w="60"/>
-              <w:bottom w:type="dxa" w:w="105"/>
+              <w:top w:type="dxa" w:w="82"/>
+              <w:left w:type="dxa" w:w="60"/>
+              <w:bottom w:type="dxa" w:w="82"/>
               <w:right w:type="dxa" w:w="60"/>
             </w:tcMar>
             <w:vAlign w:val="center"/>
@@ -805,19 +805,19 @@
             <w:tcW w:type="dxa" w:w="4092"/>
             <w:shd w:fill="F7F9FC" w:color="auto" w:val="clear"/>
             <w:tcMar>
-              <w:top w:type="dxa" w:w="105"/>
-              <w:left w:type="dxa" w:w="60"/>
-              <w:bottom w:type="dxa" w:w="105"/>
-              <w:right w:type="dxa" w:w="60"/>
-            </w:tcMar>
-            <w:vAlign w:val="center"/>
-          </w:tcPr>
-          <w:p>
-            <w:pPr>
-              <w:spacing w:after="12" w:before="12" w:line="200" w:lineRule="auto"/>
-              <w:jc w:val="left"/>
-            </w:pPr>
-            <w:hyperlink w:history="1" r:id="rIdgmvj4o9anxz5zfd-3bxyw">
+              <w:top w:type="dxa" w:w="82"/>
+              <w:left w:type="dxa" w:w="60"/>
+              <w:bottom w:type="dxa" w:w="82"/>
+              <w:right w:type="dxa" w:w="60"/>
+            </w:tcMar>
+            <w:vAlign w:val="center"/>
+          </w:tcPr>
+          <w:p>
+            <w:pPr>
+              <w:spacing w:after="12" w:before="12" w:line="200" w:lineRule="auto"/>
+              <w:jc w:val="left"/>
+            </w:pPr>
+            <w:hyperlink w:history="1" r:id="rIdv9wvyqec5wjl0dbjdcknb">
               <w:r>
                 <w:rPr>
                   <w:rFonts w:ascii="맑은 고딕" w:cs="맑은 고딕" w:eastAsia="맑은 고딕" w:hAnsi="맑은 고딕"/>
@@ -849,9 +849,9 @@
             <w:tcW w:type="dxa" w:w="1306"/>
             <w:shd w:fill="F7F9FC" w:color="auto" w:val="clear"/>
             <w:tcMar>
-              <w:top w:type="dxa" w:w="105"/>
-              <w:left w:type="dxa" w:w="60"/>
-              <w:bottom w:type="dxa" w:w="105"/>
+              <w:top w:type="dxa" w:w="82"/>
+              <w:left w:type="dxa" w:w="60"/>
+              <w:bottom w:type="dxa" w:w="82"/>
               <w:right w:type="dxa" w:w="60"/>
             </w:tcMar>
             <w:vAlign w:val="center"/>
@@ -900,9 +900,9 @@
           <w:tcPr>
             <w:tcW w:type="dxa" w:w="1450"/>
             <w:tcMar>
-              <w:top w:type="dxa" w:w="105"/>
-              <w:left w:type="dxa" w:w="60"/>
-              <w:bottom w:type="dxa" w:w="105"/>
+              <w:top w:type="dxa" w:w="82"/>
+              <w:left w:type="dxa" w:w="60"/>
+              <w:bottom w:type="dxa" w:w="82"/>
               <w:right w:type="dxa" w:w="60"/>
             </w:tcMar>
             <w:vAlign w:val="center"/>
@@ -946,9 +946,9 @@
           <w:tcPr>
             <w:tcW w:type="dxa" w:w="2320"/>
             <w:tcMar>
-              <w:top w:type="dxa" w:w="105"/>
-              <w:left w:type="dxa" w:w="60"/>
-              <w:bottom w:type="dxa" w:w="105"/>
+              <w:top w:type="dxa" w:w="82"/>
+              <w:left w:type="dxa" w:w="60"/>
+              <w:bottom w:type="dxa" w:w="82"/>
               <w:right w:type="dxa" w:w="60"/>
             </w:tcMar>
             <w:vAlign w:val="center"/>
@@ -975,7 +975,7 @@
               <w:spacing w:after="12" w:before="12" w:line="200" w:lineRule="auto"/>
               <w:jc w:val="left"/>
             </w:pPr>
-            <w:hyperlink w:history="1" r:id="rIdieo_euv9ne0dipa-qe_en">
+            <w:hyperlink w:history="1" r:id="rIdlcjpu0inv3zxvp97xzcnj">
               <w:r>
                 <w:rPr>
                   <w:rFonts w:ascii="맑은 고딕" w:cs="맑은 고딕" w:eastAsia="맑은 고딕" w:hAnsi="맑은 고딕"/>
@@ -1012,9 +1012,9 @@
           <w:tcPr>
             <w:tcW w:type="dxa" w:w="1150"/>
             <w:tcMar>
-              <w:top w:type="dxa" w:w="105"/>
-              <w:left w:type="dxa" w:w="60"/>
-              <w:bottom w:type="dxa" w:w="105"/>
+              <w:top w:type="dxa" w:w="82"/>
+              <w:left w:type="dxa" w:w="60"/>
+              <w:bottom w:type="dxa" w:w="82"/>
               <w:right w:type="dxa" w:w="60"/>
             </w:tcMar>
             <w:vAlign w:val="center"/>
@@ -1041,19 +1041,19 @@
           <w:tcPr>
             <w:tcW w:type="dxa" w:w="4092"/>
             <w:tcMar>
-              <w:top w:type="dxa" w:w="105"/>
-              <w:left w:type="dxa" w:w="60"/>
-              <w:bottom w:type="dxa" w:w="105"/>
-              <w:right w:type="dxa" w:w="60"/>
-            </w:tcMar>
-            <w:vAlign w:val="center"/>
-          </w:tcPr>
-          <w:p>
-            <w:pPr>
-              <w:spacing w:after="12" w:before="12" w:line="200" w:lineRule="auto"/>
-              <w:jc w:val="left"/>
-            </w:pPr>
-            <w:hyperlink w:history="1" r:id="rIdenc8hvj4leiw7gk9nxwpk">
+              <w:top w:type="dxa" w:w="82"/>
+              <w:left w:type="dxa" w:w="60"/>
+              <w:bottom w:type="dxa" w:w="82"/>
+              <w:right w:type="dxa" w:w="60"/>
+            </w:tcMar>
+            <w:vAlign w:val="center"/>
+          </w:tcPr>
+          <w:p>
+            <w:pPr>
+              <w:spacing w:after="12" w:before="12" w:line="200" w:lineRule="auto"/>
+              <w:jc w:val="left"/>
+            </w:pPr>
+            <w:hyperlink w:history="1" r:id="rIdpldcrget-usce68bh4qwk">
               <w:r>
                 <w:rPr>
                   <w:rFonts w:ascii="맑은 고딕" w:cs="맑은 고딕" w:eastAsia="맑은 고딕" w:hAnsi="맑은 고딕"/>
@@ -1078,7 +1078,7 @@
               </w:rPr>
               <w:t xml:space="preserve">. 페로브스카이트 태양전지의 스핀코팅 공정을 자동화한 실험실에서 </w:t>
             </w:r>
-            <w:hyperlink w:history="1" r:id="rIdzn36gtr8vkkb0sqiui0ln">
+            <w:hyperlink w:history="1" r:id="rIdup6_emnlam8a9qbjb1w7y">
               <w:r>
                 <w:rPr>
                   <w:rFonts w:ascii="맑은 고딕" w:cs="맑은 고딕" w:eastAsia="맑은 고딕" w:hAnsi="맑은 고딕"/>
@@ -1109,9 +1109,9 @@
           <w:tcPr>
             <w:tcW w:type="dxa" w:w="1306"/>
             <w:tcMar>
-              <w:top w:type="dxa" w:w="105"/>
-              <w:left w:type="dxa" w:w="60"/>
-              <w:bottom w:type="dxa" w:w="105"/>
+              <w:top w:type="dxa" w:w="82"/>
+              <w:left w:type="dxa" w:w="60"/>
+              <w:bottom w:type="dxa" w:w="82"/>
               <w:right w:type="dxa" w:w="60"/>
             </w:tcMar>
             <w:vAlign w:val="center"/>
@@ -1161,9 +1161,9 @@
             <w:tcW w:type="dxa" w:w="1450"/>
             <w:shd w:fill="F7F9FC" w:color="auto" w:val="clear"/>
             <w:tcMar>
-              <w:top w:type="dxa" w:w="105"/>
-              <w:left w:type="dxa" w:w="60"/>
-              <w:bottom w:type="dxa" w:w="105"/>
+              <w:top w:type="dxa" w:w="82"/>
+              <w:left w:type="dxa" w:w="60"/>
+              <w:bottom w:type="dxa" w:w="82"/>
               <w:right w:type="dxa" w:w="60"/>
             </w:tcMar>
             <w:vAlign w:val="center"/>
@@ -1208,9 +1208,9 @@
             <w:tcW w:type="dxa" w:w="2320"/>
             <w:shd w:fill="F7F9FC" w:color="auto" w:val="clear"/>
             <w:tcMar>
-              <w:top w:type="dxa" w:w="105"/>
-              <w:left w:type="dxa" w:w="60"/>
-              <w:bottom w:type="dxa" w:w="105"/>
+              <w:top w:type="dxa" w:w="82"/>
+              <w:left w:type="dxa" w:w="60"/>
+              <w:bottom w:type="dxa" w:w="82"/>
               <w:right w:type="dxa" w:w="60"/>
             </w:tcMar>
             <w:vAlign w:val="center"/>
@@ -1231,7 +1231,7 @@
               </w:rPr>
               <w:t xml:space="preserve">신소재공학과 </w:t>
             </w:r>
-            <w:hyperlink w:history="1" r:id="rIdqnjvzw03egcsc7c8nxeqq">
+            <w:hyperlink w:history="1" r:id="rIdeogkyvyygj_alvilqfwco">
               <w:r>
                 <w:rPr>
                   <w:rFonts w:ascii="맑은 고딕" w:cs="맑은 고딕" w:eastAsia="맑은 고딕" w:hAnsi="맑은 고딕"/>
@@ -1286,9 +1286,9 @@
             <w:tcW w:type="dxa" w:w="1150"/>
             <w:shd w:fill="F7F9FC" w:color="auto" w:val="clear"/>
             <w:tcMar>
-              <w:top w:type="dxa" w:w="105"/>
-              <w:left w:type="dxa" w:w="60"/>
-              <w:bottom w:type="dxa" w:w="105"/>
+              <w:top w:type="dxa" w:w="82"/>
+              <w:left w:type="dxa" w:w="60"/>
+              <w:bottom w:type="dxa" w:w="82"/>
               <w:right w:type="dxa" w:w="60"/>
             </w:tcMar>
             <w:vAlign w:val="center"/>
@@ -1316,19 +1316,19 @@
             <w:tcW w:type="dxa" w:w="4092"/>
             <w:shd w:fill="F7F9FC" w:color="auto" w:val="clear"/>
             <w:tcMar>
-              <w:top w:type="dxa" w:w="105"/>
-              <w:left w:type="dxa" w:w="60"/>
-              <w:bottom w:type="dxa" w:w="105"/>
-              <w:right w:type="dxa" w:w="60"/>
-            </w:tcMar>
-            <w:vAlign w:val="center"/>
-          </w:tcPr>
-          <w:p>
-            <w:pPr>
-              <w:spacing w:after="12" w:before="12" w:line="200" w:lineRule="auto"/>
-              <w:jc w:val="left"/>
-            </w:pPr>
-            <w:hyperlink w:history="1" r:id="rIdcenmpqnmrqhkjw6nnbo8v">
+              <w:top w:type="dxa" w:w="82"/>
+              <w:left w:type="dxa" w:w="60"/>
+              <w:bottom w:type="dxa" w:w="82"/>
+              <w:right w:type="dxa" w:w="60"/>
+            </w:tcMar>
+            <w:vAlign w:val="center"/>
+          </w:tcPr>
+          <w:p>
+            <w:pPr>
+              <w:spacing w:after="12" w:before="12" w:line="200" w:lineRule="auto"/>
+              <w:jc w:val="left"/>
+            </w:pPr>
+            <w:hyperlink w:history="1" r:id="rIdbect-0qbdmdkgbejavr07">
               <w:r>
                 <w:rPr>
                   <w:rFonts w:ascii="맑은 고딕" w:cs="맑은 고딕" w:eastAsia="맑은 고딕" w:hAnsi="맑은 고딕"/>
@@ -1353,7 +1353,7 @@
               </w:rPr>
               <w:t xml:space="preserve">하는 자동화 시스템 + 분석 데이터를 해석해 최적 후보를 고르는 AI 모델 결합. </w:t>
             </w:r>
-            <w:hyperlink w:history="1" r:id="rIdoji_qvs2gvu1nhf5zxpcl">
+            <w:hyperlink w:history="1" r:id="rIdkpjg307ounp3v8schlasm">
               <w:r>
                 <w:rPr>
                   <w:rFonts w:ascii="맑은 고딕" w:cs="맑은 고딕" w:eastAsia="맑은 고딕" w:hAnsi="맑은 고딕"/>
@@ -1374,9 +1374,9 @@
             <w:tcW w:type="dxa" w:w="1306"/>
             <w:shd w:fill="F7F9FC" w:color="auto" w:val="clear"/>
             <w:tcMar>
-              <w:top w:type="dxa" w:w="105"/>
-              <w:left w:type="dxa" w:w="60"/>
-              <w:bottom w:type="dxa" w:w="105"/>
+              <w:top w:type="dxa" w:w="82"/>
+              <w:left w:type="dxa" w:w="60"/>
+              <w:bottom w:type="dxa" w:w="82"/>
               <w:right w:type="dxa" w:w="60"/>
             </w:tcMar>
             <w:vAlign w:val="center"/>
@@ -1425,9 +1425,9 @@
           <w:tcPr>
             <w:tcW w:type="dxa" w:w="1450"/>
             <w:tcMar>
-              <w:top w:type="dxa" w:w="105"/>
-              <w:left w:type="dxa" w:w="60"/>
-              <w:bottom w:type="dxa" w:w="105"/>
+              <w:top w:type="dxa" w:w="82"/>
+              <w:left w:type="dxa" w:w="60"/>
+              <w:bottom w:type="dxa" w:w="82"/>
               <w:right w:type="dxa" w:w="60"/>
             </w:tcMar>
             <w:vAlign w:val="center"/>
@@ -1471,9 +1471,9 @@
           <w:tcPr>
             <w:tcW w:type="dxa" w:w="2320"/>
             <w:tcMar>
-              <w:top w:type="dxa" w:w="105"/>
-              <w:left w:type="dxa" w:w="60"/>
-              <w:bottom w:type="dxa" w:w="105"/>
+              <w:top w:type="dxa" w:w="82"/>
+              <w:left w:type="dxa" w:w="60"/>
+              <w:bottom w:type="dxa" w:w="82"/>
               <w:right w:type="dxa" w:w="60"/>
             </w:tcMar>
             <w:vAlign w:val="center"/>
@@ -1517,9 +1517,9 @@
           <w:tcPr>
             <w:tcW w:type="dxa" w:w="1150"/>
             <w:tcMar>
-              <w:top w:type="dxa" w:w="105"/>
-              <w:left w:type="dxa" w:w="60"/>
-              <w:bottom w:type="dxa" w:w="105"/>
+              <w:top w:type="dxa" w:w="82"/>
+              <w:left w:type="dxa" w:w="60"/>
+              <w:bottom w:type="dxa" w:w="82"/>
               <w:right w:type="dxa" w:w="60"/>
             </w:tcMar>
             <w:vAlign w:val="center"/>
@@ -1546,19 +1546,19 @@
           <w:tcPr>
             <w:tcW w:type="dxa" w:w="4092"/>
             <w:tcMar>
-              <w:top w:type="dxa" w:w="105"/>
-              <w:left w:type="dxa" w:w="60"/>
-              <w:bottom w:type="dxa" w:w="105"/>
-              <w:right w:type="dxa" w:w="60"/>
-            </w:tcMar>
-            <w:vAlign w:val="center"/>
-          </w:tcPr>
-          <w:p>
-            <w:pPr>
-              <w:spacing w:after="12" w:before="12" w:line="200" w:lineRule="auto"/>
-              <w:jc w:val="left"/>
-            </w:pPr>
-            <w:hyperlink w:history="1" r:id="rIdscuebwfbuugswq560vsqa">
+              <w:top w:type="dxa" w:w="82"/>
+              <w:left w:type="dxa" w:w="60"/>
+              <w:bottom w:type="dxa" w:w="82"/>
+              <w:right w:type="dxa" w:w="60"/>
+            </w:tcMar>
+            <w:vAlign w:val="center"/>
+          </w:tcPr>
+          <w:p>
+            <w:pPr>
+              <w:spacing w:after="12" w:before="12" w:line="200" w:lineRule="auto"/>
+              <w:jc w:val="left"/>
+            </w:pPr>
+            <w:hyperlink w:history="1" r:id="rIdiq3ivq6dof3r2tjahkzu_">
               <w:r>
                 <w:rPr>
                   <w:rFonts w:ascii="맑은 고딕" w:cs="맑은 고딕" w:eastAsia="맑은 고딕" w:hAnsi="맑은 고딕"/>
@@ -1581,9 +1581,9 @@
                 <w:sz w:val="16"/>
                 <w:szCs w:val="16"/>
               </w:rPr>
-              <w:t xml:space="preserve">. 로봇 2대가 공정을 분담해 전 과정 무인 수행, 수작업 대비 </w:t>
-            </w:r>
-            <w:hyperlink w:history="1" r:id="rIdbbe_nxl6rgaqchggddhqa">
+              <w:t xml:space="preserve">. </w:t>
+            </w:r>
+            <w:hyperlink w:history="1" r:id="rId3jyckvkwd-vnk95hgts3x">
               <w:r>
                 <w:rPr>
                   <w:rFonts w:ascii="맑은 고딕" w:cs="맑은 고딕" w:eastAsia="맑은 고딕" w:hAnsi="맑은 고딕"/>
@@ -1594,18 +1594,54 @@
                   <w:szCs w:val="16"/>
                   <w:u w:val="single"/>
                 </w:rPr>
-                <w:t xml:space="preserve">실험 속도 45배 향상·결과 변동성 32% 감소</w:t>
-              </w:r>
-            </w:hyperlink>
+                <w:t xml:space="preserve">숙련 연구원이 하루 3회 하던 촉매 사전평가를 무인으로 시간당 6회(하루 100회 이상) 수행</w:t>
+              </w:r>
+            </w:hyperlink>
+            <w:r>
+              <w:rPr>
+                <w:rFonts w:ascii="맑은 고딕" w:cs="맑은 고딕" w:eastAsia="맑은 고딕" w:hAnsi="맑은 고딕"/>
+                <w:b w:val="false"/>
+                <w:bCs w:val="false"/>
+                <w:color w:val="222222"/>
+                <w:sz w:val="16"/>
+                <w:szCs w:val="16"/>
+              </w:rPr>
+              <w:t xml:space="preserve">해 월 30~50명 인력에 해당하는 생산성 확보. 다만 </w:t>
+            </w:r>
+            <w:hyperlink w:history="1" r:id="rIdicdbyj4y7ma9emrqbnrij">
+              <w:r>
+                <w:rPr>
+                  <w:rFonts w:ascii="맑은 고딕" w:cs="맑은 고딕" w:eastAsia="맑은 고딕" w:hAnsi="맑은 고딕"/>
+                  <w:b w:val="false"/>
+                  <w:bCs w:val="false"/>
+                  <w:color w:val="1B54B5"/>
+                  <w:sz w:val="16"/>
+                  <w:szCs w:val="16"/>
+                  <w:u w:val="single"/>
+                </w:rPr>
+                <w:t xml:space="preserve">AI를 접목한 ‘자율 수행 실험실’은 연구진이 다음 단계로 제시한 목표</w:t>
+              </w:r>
+            </w:hyperlink>
+            <w:r>
+              <w:rPr>
+                <w:rFonts w:ascii="맑은 고딕" w:cs="맑은 고딕" w:eastAsia="맑은 고딕" w:hAnsi="맑은 고딕"/>
+                <w:b w:val="false"/>
+                <w:bCs w:val="false"/>
+                <w:color w:val="222222"/>
+                <w:sz w:val="16"/>
+                <w:szCs w:val="16"/>
+              </w:rPr>
+              <w:t xml:space="preserve">다</w:t>
+            </w:r>
           </w:p>
         </w:tc>
         <w:tc>
           <w:tcPr>
             <w:tcW w:type="dxa" w:w="1306"/>
             <w:tcMar>
-              <w:top w:type="dxa" w:w="105"/>
-              <w:left w:type="dxa" w:w="60"/>
-              <w:bottom w:type="dxa" w:w="105"/>
+              <w:top w:type="dxa" w:w="82"/>
+              <w:left w:type="dxa" w:w="60"/>
+              <w:bottom w:type="dxa" w:w="82"/>
               <w:right w:type="dxa" w:w="60"/>
             </w:tcMar>
             <w:vAlign w:val="center"/>
@@ -1641,7 +1677,24 @@
                 <w:sz w:val="16"/>
                 <w:szCs w:val="16"/>
               </w:rPr>
-              <w:t xml:space="preserve">평가 전과정 무인화</w:t>
+              <w:t xml:space="preserve">무인 자동화 완료,</w:t>
+            </w:r>
+          </w:p>
+          <w:p>
+            <w:pPr>
+              <w:spacing w:after="12" w:before="12" w:line="200" w:lineRule="auto"/>
+              <w:jc w:val="center"/>
+            </w:pPr>
+            <w:r>
+              <w:rPr>
+                <w:rFonts w:ascii="맑은 고딕" w:cs="맑은 고딕" w:eastAsia="맑은 고딕" w:hAnsi="맑은 고딕"/>
+                <w:b w:val="false"/>
+                <w:bCs w:val="false"/>
+                <w:color w:val="222222"/>
+                <w:sz w:val="16"/>
+                <w:szCs w:val="16"/>
+              </w:rPr>
+              <w:t xml:space="preserve">AI는 다음 단계</w:t>
             </w:r>
           </w:p>
         </w:tc>
@@ -1655,9 +1708,9 @@
             <w:tcW w:type="dxa" w:w="1450"/>
             <w:shd w:fill="F7F9FC" w:color="auto" w:val="clear"/>
             <w:tcMar>
-              <w:top w:type="dxa" w:w="105"/>
-              <w:left w:type="dxa" w:w="60"/>
-              <w:bottom w:type="dxa" w:w="105"/>
+              <w:top w:type="dxa" w:w="82"/>
+              <w:left w:type="dxa" w:w="60"/>
+              <w:bottom w:type="dxa" w:w="82"/>
               <w:right w:type="dxa" w:w="60"/>
             </w:tcMar>
             <w:vAlign w:val="center"/>
@@ -1685,19 +1738,19 @@
             <w:tcW w:type="dxa" w:w="2320"/>
             <w:shd w:fill="F7F9FC" w:color="auto" w:val="clear"/>
             <w:tcMar>
-              <w:top w:type="dxa" w:w="105"/>
-              <w:left w:type="dxa" w:w="60"/>
-              <w:bottom w:type="dxa" w:w="105"/>
-              <w:right w:type="dxa" w:w="60"/>
-            </w:tcMar>
-            <w:vAlign w:val="center"/>
-          </w:tcPr>
-          <w:p>
-            <w:pPr>
-              <w:spacing w:after="12" w:before="12" w:line="200" w:lineRule="auto"/>
-              <w:jc w:val="left"/>
-            </w:pPr>
-            <w:hyperlink w:history="1" r:id="rIdl7f8wjmrxkyjqef1nv3ld">
+              <w:top w:type="dxa" w:w="82"/>
+              <w:left w:type="dxa" w:w="60"/>
+              <w:bottom w:type="dxa" w:w="82"/>
+              <w:right w:type="dxa" w:w="60"/>
+            </w:tcMar>
+            <w:vAlign w:val="center"/>
+          </w:tcPr>
+          <w:p>
+            <w:pPr>
+              <w:spacing w:after="12" w:before="12" w:line="200" w:lineRule="auto"/>
+              <w:jc w:val="left"/>
+            </w:pPr>
+            <w:hyperlink w:history="1" r:id="rIda04_o1_t8m9wzylx5isck">
               <w:r>
                 <w:rPr>
                   <w:rFonts w:ascii="맑은 고딕" w:cs="맑은 고딕" w:eastAsia="맑은 고딕" w:hAnsi="맑은 고딕"/>
@@ -1752,9 +1805,9 @@
             <w:tcW w:type="dxa" w:w="1150"/>
             <w:shd w:fill="F7F9FC" w:color="auto" w:val="clear"/>
             <w:tcMar>
-              <w:top w:type="dxa" w:w="105"/>
-              <w:left w:type="dxa" w:w="60"/>
-              <w:bottom w:type="dxa" w:w="105"/>
+              <w:top w:type="dxa" w:w="82"/>
+              <w:left w:type="dxa" w:w="60"/>
+              <w:bottom w:type="dxa" w:w="82"/>
               <w:right w:type="dxa" w:w="60"/>
             </w:tcMar>
             <w:vAlign w:val="center"/>
@@ -1782,19 +1835,19 @@
             <w:tcW w:type="dxa" w:w="4092"/>
             <w:shd w:fill="F7F9FC" w:color="auto" w:val="clear"/>
             <w:tcMar>
-              <w:top w:type="dxa" w:w="105"/>
-              <w:left w:type="dxa" w:w="60"/>
-              <w:bottom w:type="dxa" w:w="105"/>
-              <w:right w:type="dxa" w:w="60"/>
-            </w:tcMar>
-            <w:vAlign w:val="center"/>
-          </w:tcPr>
-          <w:p>
-            <w:pPr>
-              <w:spacing w:after="12" w:before="12" w:line="200" w:lineRule="auto"/>
-              <w:jc w:val="left"/>
-            </w:pPr>
-            <w:hyperlink w:history="1" r:id="rId-8djwozhkiknfnz528-hl">
+              <w:top w:type="dxa" w:w="82"/>
+              <w:left w:type="dxa" w:w="60"/>
+              <w:bottom w:type="dxa" w:w="82"/>
+              <w:right w:type="dxa" w:w="60"/>
+            </w:tcMar>
+            <w:vAlign w:val="center"/>
+          </w:tcPr>
+          <w:p>
+            <w:pPr>
+              <w:spacing w:after="12" w:before="12" w:line="200" w:lineRule="auto"/>
+              <w:jc w:val="left"/>
+            </w:pPr>
+            <w:hyperlink w:history="1" r:id="rIdq5yday4zcqroxaf1obu4c">
               <w:r>
                 <w:rPr>
                   <w:rFonts w:ascii="맑은 고딕" w:cs="맑은 고딕" w:eastAsia="맑은 고딕" w:hAnsi="맑은 고딕"/>
@@ -1826,9 +1879,9 @@
             <w:tcW w:type="dxa" w:w="1306"/>
             <w:shd w:fill="F7F9FC" w:color="auto" w:val="clear"/>
             <w:tcMar>
-              <w:top w:type="dxa" w:w="105"/>
-              <w:left w:type="dxa" w:w="60"/>
-              <w:bottom w:type="dxa" w:w="105"/>
+              <w:top w:type="dxa" w:w="82"/>
+              <w:left w:type="dxa" w:w="60"/>
+              <w:bottom w:type="dxa" w:w="82"/>
               <w:right w:type="dxa" w:w="60"/>
             </w:tcMar>
             <w:vAlign w:val="center"/>
@@ -1877,9 +1930,9 @@
           <w:tcPr>
             <w:tcW w:type="dxa" w:w="1450"/>
             <w:tcMar>
-              <w:top w:type="dxa" w:w="105"/>
-              <w:left w:type="dxa" w:w="60"/>
-              <w:bottom w:type="dxa" w:w="105"/>
+              <w:top w:type="dxa" w:w="82"/>
+              <w:left w:type="dxa" w:w="60"/>
+              <w:bottom w:type="dxa" w:w="82"/>
               <w:right w:type="dxa" w:w="60"/>
             </w:tcMar>
             <w:vAlign w:val="center"/>
@@ -1906,9 +1959,9 @@
           <w:tcPr>
             <w:tcW w:type="dxa" w:w="2320"/>
             <w:tcMar>
-              <w:top w:type="dxa" w:w="105"/>
-              <w:left w:type="dxa" w:w="60"/>
-              <w:bottom w:type="dxa" w:w="105"/>
+              <w:top w:type="dxa" w:w="82"/>
+              <w:left w:type="dxa" w:w="60"/>
+              <w:bottom w:type="dxa" w:w="82"/>
               <w:right w:type="dxa" w:w="60"/>
             </w:tcMar>
             <w:vAlign w:val="center"/>
@@ -1935,7 +1988,7 @@
               <w:spacing w:after="12" w:before="12" w:line="200" w:lineRule="auto"/>
               <w:jc w:val="left"/>
             </w:pPr>
-            <w:hyperlink w:history="1" r:id="rIdba8ed2t0awbkewjyiemax">
+            <w:hyperlink w:history="1" r:id="rIdrig9ax48o195elmry0h3j">
               <w:r>
                 <w:rPr>
                   <w:rFonts w:ascii="맑은 고딕" w:cs="맑은 고딕" w:eastAsia="맑은 고딕" w:hAnsi="맑은 고딕"/>
@@ -1955,9 +2008,9 @@
           <w:tcPr>
             <w:tcW w:type="dxa" w:w="1150"/>
             <w:tcMar>
-              <w:top w:type="dxa" w:w="105"/>
-              <w:left w:type="dxa" w:w="60"/>
-              <w:bottom w:type="dxa" w:w="105"/>
+              <w:top w:type="dxa" w:w="82"/>
+              <w:left w:type="dxa" w:w="60"/>
+              <w:bottom w:type="dxa" w:w="82"/>
               <w:right w:type="dxa" w:w="60"/>
             </w:tcMar>
             <w:vAlign w:val="center"/>
@@ -1984,9 +2037,9 @@
           <w:tcPr>
             <w:tcW w:type="dxa" w:w="4092"/>
             <w:tcMar>
-              <w:top w:type="dxa" w:w="105"/>
-              <w:left w:type="dxa" w:w="60"/>
-              <w:bottom w:type="dxa" w:w="105"/>
+              <w:top w:type="dxa" w:w="82"/>
+              <w:left w:type="dxa" w:w="60"/>
+              <w:bottom w:type="dxa" w:w="82"/>
               <w:right w:type="dxa" w:w="60"/>
             </w:tcMar>
             <w:vAlign w:val="center"/>
@@ -2013,9 +2066,9 @@
           <w:tcPr>
             <w:tcW w:type="dxa" w:w="1306"/>
             <w:tcMar>
-              <w:top w:type="dxa" w:w="105"/>
-              <w:left w:type="dxa" w:w="60"/>
-              <w:bottom w:type="dxa" w:w="105"/>
+              <w:top w:type="dxa" w:w="82"/>
+              <w:left w:type="dxa" w:w="60"/>
+              <w:bottom w:type="dxa" w:w="82"/>
               <w:right w:type="dxa" w:w="60"/>
             </w:tcMar>
             <w:vAlign w:val="center"/>
@@ -2065,9 +2118,9 @@
             <w:tcW w:type="dxa" w:w="1450"/>
             <w:shd w:fill="F7F9FC" w:color="auto" w:val="clear"/>
             <w:tcMar>
-              <w:top w:type="dxa" w:w="105"/>
-              <w:left w:type="dxa" w:w="60"/>
-              <w:bottom w:type="dxa" w:w="105"/>
+              <w:top w:type="dxa" w:w="82"/>
+              <w:left w:type="dxa" w:w="60"/>
+              <w:bottom w:type="dxa" w:w="82"/>
               <w:right w:type="dxa" w:w="60"/>
             </w:tcMar>
             <w:vAlign w:val="center"/>
@@ -2095,19 +2148,19 @@
             <w:tcW w:type="dxa" w:w="2320"/>
             <w:shd w:fill="F7F9FC" w:color="auto" w:val="clear"/>
             <w:tcMar>
-              <w:top w:type="dxa" w:w="105"/>
-              <w:left w:type="dxa" w:w="60"/>
-              <w:bottom w:type="dxa" w:w="105"/>
-              <w:right w:type="dxa" w:w="60"/>
-            </w:tcMar>
-            <w:vAlign w:val="center"/>
-          </w:tcPr>
-          <w:p>
-            <w:pPr>
-              <w:spacing w:after="12" w:before="12" w:line="200" w:lineRule="auto"/>
-              <w:jc w:val="left"/>
-            </w:pPr>
-            <w:hyperlink w:history="1" r:id="rIdmeh_v1voikv0vg45oywqy">
+              <w:top w:type="dxa" w:w="82"/>
+              <w:left w:type="dxa" w:w="60"/>
+              <w:bottom w:type="dxa" w:w="82"/>
+              <w:right w:type="dxa" w:w="60"/>
+            </w:tcMar>
+            <w:vAlign w:val="center"/>
+          </w:tcPr>
+          <w:p>
+            <w:pPr>
+              <w:spacing w:after="12" w:before="12" w:line="200" w:lineRule="auto"/>
+              <w:jc w:val="left"/>
+            </w:pPr>
+            <w:hyperlink w:history="1" r:id="rIdrosysjovylgdxtor4-8z5">
               <w:r>
                 <w:rPr>
                   <w:rFonts w:ascii="맑은 고딕" w:cs="맑은 고딕" w:eastAsia="맑은 고딕" w:hAnsi="맑은 고딕"/>
@@ -2162,9 +2215,9 @@
             <w:tcW w:type="dxa" w:w="1150"/>
             <w:shd w:fill="F7F9FC" w:color="auto" w:val="clear"/>
             <w:tcMar>
-              <w:top w:type="dxa" w:w="105"/>
-              <w:left w:type="dxa" w:w="60"/>
-              <w:bottom w:type="dxa" w:w="105"/>
+              <w:top w:type="dxa" w:w="82"/>
+              <w:left w:type="dxa" w:w="60"/>
+              <w:bottom w:type="dxa" w:w="82"/>
               <w:right w:type="dxa" w:w="60"/>
             </w:tcMar>
             <w:vAlign w:val="center"/>
@@ -2192,19 +2245,19 @@
             <w:tcW w:type="dxa" w:w="4092"/>
             <w:shd w:fill="F7F9FC" w:color="auto" w:val="clear"/>
             <w:tcMar>
-              <w:top w:type="dxa" w:w="105"/>
-              <w:left w:type="dxa" w:w="60"/>
-              <w:bottom w:type="dxa" w:w="105"/>
-              <w:right w:type="dxa" w:w="60"/>
-            </w:tcMar>
-            <w:vAlign w:val="center"/>
-          </w:tcPr>
-          <w:p>
-            <w:pPr>
-              <w:spacing w:after="12" w:before="12" w:line="200" w:lineRule="auto"/>
-              <w:jc w:val="left"/>
-            </w:pPr>
-            <w:hyperlink w:history="1" r:id="rId74mart4izau1izijks_ur">
+              <w:top w:type="dxa" w:w="82"/>
+              <w:left w:type="dxa" w:w="60"/>
+              <w:bottom w:type="dxa" w:w="82"/>
+              <w:right w:type="dxa" w:w="60"/>
+            </w:tcMar>
+            <w:vAlign w:val="center"/>
+          </w:tcPr>
+          <w:p>
+            <w:pPr>
+              <w:spacing w:after="12" w:before="12" w:line="200" w:lineRule="auto"/>
+              <w:jc w:val="left"/>
+            </w:pPr>
+            <w:hyperlink w:history="1" r:id="rIdecwnktuooopa0ayihvsyi">
               <w:r>
                 <w:rPr>
                   <w:rFonts w:ascii="맑은 고딕" w:cs="맑은 고딕" w:eastAsia="맑은 고딕" w:hAnsi="맑은 고딕"/>
@@ -2229,7 +2282,7 @@
               </w:rPr>
               <w:t xml:space="preserve">으로, 아직 본격 구동 전이라 실험 성과는 나오지 않았다. 다만 개방형(Open-Access) 자율실험실로 설계돼 외부 연구자도 클라우드 원격제어로 접속해 실험할 수 있다는 점이 다른 사례와 구분된다. </w:t>
             </w:r>
-            <w:hyperlink w:history="1" r:id="rIdjc1dwlsrno_af_c0du4sg">
+            <w:hyperlink w:history="1" r:id="rIdfcs_1wszes1piesbkhpcf">
               <w:r>
                 <w:rPr>
                   <w:rFonts w:ascii="맑은 고딕" w:cs="맑은 고딕" w:eastAsia="맑은 고딕" w:hAnsi="맑은 고딕"/>
@@ -2254,7 +2307,7 @@
               </w:rPr>
               <w:t xml:space="preserve">을 받아 </w:t>
             </w:r>
-            <w:hyperlink w:history="1" r:id="rIdy0ijdbinc3fptzpuicbvg">
+            <w:hyperlink w:history="1" r:id="rIdkr5t_s3_swpatskxldxay">
               <w:r>
                 <w:rPr>
                   <w:rFonts w:ascii="맑은 고딕" w:cs="맑은 고딕" w:eastAsia="맑은 고딕" w:hAnsi="맑은 고딕"/>
@@ -2275,9 +2328,9 @@
             <w:tcW w:type="dxa" w:w="1306"/>
             <w:shd w:fill="F7F9FC" w:color="auto" w:val="clear"/>
             <w:tcMar>
-              <w:top w:type="dxa" w:w="105"/>
-              <w:left w:type="dxa" w:w="60"/>
-              <w:bottom w:type="dxa" w:w="105"/>
+              <w:top w:type="dxa" w:w="82"/>
+              <w:left w:type="dxa" w:w="60"/>
+              <w:bottom w:type="dxa" w:w="82"/>
               <w:right w:type="dxa" w:w="60"/>
             </w:tcMar>
             <w:vAlign w:val="center"/>
@@ -2326,9 +2379,9 @@
           <w:tcPr>
             <w:tcW w:type="dxa" w:w="1450"/>
             <w:tcMar>
-              <w:top w:type="dxa" w:w="105"/>
-              <w:left w:type="dxa" w:w="60"/>
-              <w:bottom w:type="dxa" w:w="105"/>
+              <w:top w:type="dxa" w:w="82"/>
+              <w:left w:type="dxa" w:w="60"/>
+              <w:bottom w:type="dxa" w:w="82"/>
               <w:right w:type="dxa" w:w="60"/>
             </w:tcMar>
             <w:vAlign w:val="center"/>
@@ -2372,19 +2425,19 @@
           <w:tcPr>
             <w:tcW w:type="dxa" w:w="2320"/>
             <w:tcMar>
-              <w:top w:type="dxa" w:w="105"/>
-              <w:left w:type="dxa" w:w="60"/>
-              <w:bottom w:type="dxa" w:w="105"/>
-              <w:right w:type="dxa" w:w="60"/>
-            </w:tcMar>
-            <w:vAlign w:val="center"/>
-          </w:tcPr>
-          <w:p>
-            <w:pPr>
-              <w:spacing w:after="12" w:before="12" w:line="200" w:lineRule="auto"/>
-              <w:jc w:val="left"/>
-            </w:pPr>
-            <w:hyperlink w:history="1" r:id="rIdceg9_lpiobfkbx3wdt0wp">
+              <w:top w:type="dxa" w:w="82"/>
+              <w:left w:type="dxa" w:w="60"/>
+              <w:bottom w:type="dxa" w:w="82"/>
+              <w:right w:type="dxa" w:w="60"/>
+            </w:tcMar>
+            <w:vAlign w:val="center"/>
+          </w:tcPr>
+          <w:p>
+            <w:pPr>
+              <w:spacing w:after="12" w:before="12" w:line="200" w:lineRule="auto"/>
+              <w:jc w:val="left"/>
+            </w:pPr>
+            <w:hyperlink w:history="1" r:id="rIdhnoffeaehjhaajzkqecc5">
               <w:r>
                 <w:rPr>
                   <w:rFonts w:ascii="맑은 고딕" w:cs="맑은 고딕" w:eastAsia="맑은 고딕" w:hAnsi="맑은 고딕"/>
@@ -2438,9 +2491,9 @@
           <w:tcPr>
             <w:tcW w:type="dxa" w:w="1150"/>
             <w:tcMar>
-              <w:top w:type="dxa" w:w="105"/>
-              <w:left w:type="dxa" w:w="60"/>
-              <w:bottom w:type="dxa" w:w="105"/>
+              <w:top w:type="dxa" w:w="82"/>
+              <w:left w:type="dxa" w:w="60"/>
+              <w:bottom w:type="dxa" w:w="82"/>
               <w:right w:type="dxa" w:w="60"/>
             </w:tcMar>
             <w:vAlign w:val="center"/>
@@ -2467,9 +2520,9 @@
           <w:tcPr>
             <w:tcW w:type="dxa" w:w="4092"/>
             <w:tcMar>
-              <w:top w:type="dxa" w:w="105"/>
-              <w:left w:type="dxa" w:w="60"/>
-              <w:bottom w:type="dxa" w:w="105"/>
+              <w:top w:type="dxa" w:w="82"/>
+              <w:left w:type="dxa" w:w="60"/>
+              <w:bottom w:type="dxa" w:w="82"/>
               <w:right w:type="dxa" w:w="60"/>
             </w:tcMar>
             <w:vAlign w:val="center"/>
@@ -2490,7 +2543,7 @@
               </w:rPr>
               <w:t xml:space="preserve">K-문샷 신약개발 가속화의 기반 사업. </w:t>
             </w:r>
-            <w:hyperlink w:history="1" r:id="rId_jr5hxn6zpwttc1kr0sog">
+            <w:hyperlink w:history="1" r:id="rIdzmbf7fwjacrbddznr0pss">
               <w:r>
                 <w:rPr>
                   <w:rFonts w:ascii="맑은 고딕" w:cs="맑은 고딕" w:eastAsia="맑은 고딕" w:hAnsi="맑은 고딕"/>
@@ -2515,7 +2568,7 @@
               </w:rPr>
               <w:t xml:space="preserve">, </w:t>
             </w:r>
-            <w:hyperlink w:history="1" r:id="rIdrssa124vhznczwkphokkd">
+            <w:hyperlink w:history="1" r:id="rIdlnbkuhvdevu-bvb9uoq8a">
               <w:r>
                 <w:rPr>
                   <w:rFonts w:ascii="맑은 고딕" w:cs="맑은 고딕" w:eastAsia="맑은 고딕" w:hAnsi="맑은 고딕"/>
@@ -2535,9 +2588,9 @@
           <w:tcPr>
             <w:tcW w:type="dxa" w:w="1306"/>
             <w:tcMar>
-              <w:top w:type="dxa" w:w="105"/>
-              <w:left w:type="dxa" w:w="60"/>
-              <w:bottom w:type="dxa" w:w="105"/>
+              <w:top w:type="dxa" w:w="82"/>
+              <w:left w:type="dxa" w:w="60"/>
+              <w:bottom w:type="dxa" w:w="82"/>
               <w:right w:type="dxa" w:w="60"/>
             </w:tcMar>
             <w:vAlign w:val="center"/>
@@ -2587,9 +2640,9 @@
             <w:tcW w:type="dxa" w:w="1450"/>
             <w:shd w:fill="F7F9FC" w:color="auto" w:val="clear"/>
             <w:tcMar>
-              <w:top w:type="dxa" w:w="105"/>
-              <w:left w:type="dxa" w:w="60"/>
-              <w:bottom w:type="dxa" w:w="105"/>
+              <w:top w:type="dxa" w:w="82"/>
+              <w:left w:type="dxa" w:w="60"/>
+              <w:bottom w:type="dxa" w:w="82"/>
               <w:right w:type="dxa" w:w="60"/>
             </w:tcMar>
             <w:vAlign w:val="center"/>
@@ -2634,19 +2687,19 @@
             <w:tcW w:type="dxa" w:w="2320"/>
             <w:shd w:fill="F7F9FC" w:color="auto" w:val="clear"/>
             <w:tcMar>
-              <w:top w:type="dxa" w:w="105"/>
-              <w:left w:type="dxa" w:w="60"/>
-              <w:bottom w:type="dxa" w:w="105"/>
-              <w:right w:type="dxa" w:w="60"/>
-            </w:tcMar>
-            <w:vAlign w:val="center"/>
-          </w:tcPr>
-          <w:p>
-            <w:pPr>
-              <w:spacing w:after="12" w:before="12" w:line="200" w:lineRule="auto"/>
-              <w:jc w:val="left"/>
-            </w:pPr>
-            <w:hyperlink w:history="1" r:id="rIdxyqx_z80ihi5gecrcylt5">
+              <w:top w:type="dxa" w:w="82"/>
+              <w:left w:type="dxa" w:w="60"/>
+              <w:bottom w:type="dxa" w:w="82"/>
+              <w:right w:type="dxa" w:w="60"/>
+            </w:tcMar>
+            <w:vAlign w:val="center"/>
+          </w:tcPr>
+          <w:p>
+            <w:pPr>
+              <w:spacing w:after="12" w:before="12" w:line="200" w:lineRule="auto"/>
+              <w:jc w:val="left"/>
+            </w:pPr>
+            <w:hyperlink w:history="1" r:id="rIdo4tlzsjgv_kghecqdxki6">
               <w:r>
                 <w:rPr>
                   <w:rFonts w:ascii="맑은 고딕" w:cs="맑은 고딕" w:eastAsia="맑은 고딕" w:hAnsi="맑은 고딕"/>
@@ -2684,9 +2737,9 @@
             <w:tcW w:type="dxa" w:w="1150"/>
             <w:shd w:fill="F7F9FC" w:color="auto" w:val="clear"/>
             <w:tcMar>
-              <w:top w:type="dxa" w:w="105"/>
-              <w:left w:type="dxa" w:w="60"/>
-              <w:bottom w:type="dxa" w:w="105"/>
+              <w:top w:type="dxa" w:w="82"/>
+              <w:left w:type="dxa" w:w="60"/>
+              <w:bottom w:type="dxa" w:w="82"/>
               <w:right w:type="dxa" w:w="60"/>
             </w:tcMar>
             <w:vAlign w:val="center"/>
@@ -2714,19 +2767,19 @@
             <w:tcW w:type="dxa" w:w="4092"/>
             <w:shd w:fill="F7F9FC" w:color="auto" w:val="clear"/>
             <w:tcMar>
-              <w:top w:type="dxa" w:w="105"/>
-              <w:left w:type="dxa" w:w="60"/>
-              <w:bottom w:type="dxa" w:w="105"/>
-              <w:right w:type="dxa" w:w="60"/>
-            </w:tcMar>
-            <w:vAlign w:val="center"/>
-          </w:tcPr>
-          <w:p>
-            <w:pPr>
-              <w:spacing w:after="12" w:before="12" w:line="200" w:lineRule="auto"/>
-              <w:jc w:val="left"/>
-            </w:pPr>
-            <w:hyperlink w:history="1" r:id="rIdxbo1so1jyq9jru1k-dudd">
+              <w:top w:type="dxa" w:w="82"/>
+              <w:left w:type="dxa" w:w="60"/>
+              <w:bottom w:type="dxa" w:w="82"/>
+              <w:right w:type="dxa" w:w="60"/>
+            </w:tcMar>
+            <w:vAlign w:val="center"/>
+          </w:tcPr>
+          <w:p>
+            <w:pPr>
+              <w:spacing w:after="12" w:before="12" w:line="200" w:lineRule="auto"/>
+              <w:jc w:val="left"/>
+            </w:pPr>
+            <w:hyperlink w:history="1" r:id="rIdp9yaxrbunqdpoh__sbh6t">
               <w:r>
                 <w:rPr>
                   <w:rFonts w:ascii="맑은 고딕" w:cs="맑은 고딕" w:eastAsia="맑은 고딕" w:hAnsi="맑은 고딕"/>
@@ -2758,9 +2811,9 @@
             <w:tcW w:type="dxa" w:w="1306"/>
             <w:shd w:fill="F7F9FC" w:color="auto" w:val="clear"/>
             <w:tcMar>
-              <w:top w:type="dxa" w:w="105"/>
-              <w:left w:type="dxa" w:w="60"/>
-              <w:bottom w:type="dxa" w:w="105"/>
+              <w:top w:type="dxa" w:w="82"/>
+              <w:left w:type="dxa" w:w="60"/>
+              <w:bottom w:type="dxa" w:w="82"/>
               <w:right w:type="dxa" w:w="60"/>
             </w:tcMar>
             <w:vAlign w:val="center"/>
@@ -2878,9 +2931,9 @@
             <w:tcW w:type="dxa" w:w="1450"/>
             <w:shd w:fill="1D3567" w:color="auto" w:val="clear"/>
             <w:tcMar>
-              <w:top w:type="dxa" w:w="105"/>
-              <w:left w:type="dxa" w:w="60"/>
-              <w:bottom w:type="dxa" w:w="105"/>
+              <w:top w:type="dxa" w:w="82"/>
+              <w:left w:type="dxa" w:w="60"/>
+              <w:bottom w:type="dxa" w:w="82"/>
               <w:right w:type="dxa" w:w="60"/>
             </w:tcMar>
             <w:vAlign w:val="center"/>
@@ -2908,9 +2961,9 @@
             <w:tcW w:type="dxa" w:w="2600"/>
             <w:shd w:fill="1D3567" w:color="auto" w:val="clear"/>
             <w:tcMar>
-              <w:top w:type="dxa" w:w="105"/>
-              <w:left w:type="dxa" w:w="60"/>
-              <w:bottom w:type="dxa" w:w="105"/>
+              <w:top w:type="dxa" w:w="82"/>
+              <w:left w:type="dxa" w:w="60"/>
+              <w:bottom w:type="dxa" w:w="82"/>
               <w:right w:type="dxa" w:w="60"/>
             </w:tcMar>
             <w:vAlign w:val="center"/>
@@ -2938,9 +2991,9 @@
             <w:tcW w:type="dxa" w:w="1300"/>
             <w:shd w:fill="1D3567" w:color="auto" w:val="clear"/>
             <w:tcMar>
-              <w:top w:type="dxa" w:w="105"/>
-              <w:left w:type="dxa" w:w="60"/>
-              <w:bottom w:type="dxa" w:w="105"/>
+              <w:top w:type="dxa" w:w="82"/>
+              <w:left w:type="dxa" w:w="60"/>
+              <w:bottom w:type="dxa" w:w="82"/>
               <w:right w:type="dxa" w:w="60"/>
             </w:tcMar>
             <w:vAlign w:val="center"/>
@@ -2968,9 +3021,9 @@
             <w:tcW w:type="dxa" w:w="4926"/>
             <w:shd w:fill="1D3567" w:color="auto" w:val="clear"/>
             <w:tcMar>
-              <w:top w:type="dxa" w:w="105"/>
-              <w:left w:type="dxa" w:w="60"/>
-              <w:bottom w:type="dxa" w:w="105"/>
+              <w:top w:type="dxa" w:w="82"/>
+              <w:left w:type="dxa" w:w="60"/>
+              <w:bottom w:type="dxa" w:w="82"/>
               <w:right w:type="dxa" w:w="60"/>
             </w:tcMar>
             <w:vAlign w:val="center"/>
@@ -3002,9 +3055,9 @@
           <w:tcPr>
             <w:tcW w:type="dxa" w:w="1450"/>
             <w:tcMar>
-              <w:top w:type="dxa" w:w="105"/>
-              <w:left w:type="dxa" w:w="60"/>
-              <w:bottom w:type="dxa" w:w="105"/>
+              <w:top w:type="dxa" w:w="82"/>
+              <w:left w:type="dxa" w:w="60"/>
+              <w:bottom w:type="dxa" w:w="82"/>
               <w:right w:type="dxa" w:w="60"/>
             </w:tcMar>
             <w:vAlign w:val="center"/>
@@ -3048,9 +3101,9 @@
           <w:tcPr>
             <w:tcW w:type="dxa" w:w="2600"/>
             <w:tcMar>
-              <w:top w:type="dxa" w:w="105"/>
-              <w:left w:type="dxa" w:w="60"/>
-              <w:bottom w:type="dxa" w:w="105"/>
+              <w:top w:type="dxa" w:w="82"/>
+              <w:left w:type="dxa" w:w="60"/>
+              <w:bottom w:type="dxa" w:w="82"/>
               <w:right w:type="dxa" w:w="60"/>
             </w:tcMar>
             <w:vAlign w:val="center"/>
@@ -3111,9 +3164,9 @@
           <w:tcPr>
             <w:tcW w:type="dxa" w:w="1300"/>
             <w:tcMar>
-              <w:top w:type="dxa" w:w="105"/>
-              <w:left w:type="dxa" w:w="60"/>
-              <w:bottom w:type="dxa" w:w="105"/>
+              <w:top w:type="dxa" w:w="82"/>
+              <w:left w:type="dxa" w:w="60"/>
+              <w:bottom w:type="dxa" w:w="82"/>
               <w:right w:type="dxa" w:w="60"/>
             </w:tcMar>
             <w:vAlign w:val="center"/>
@@ -3140,9 +3193,9 @@
           <w:tcPr>
             <w:tcW w:type="dxa" w:w="4926"/>
             <w:tcMar>
-              <w:top w:type="dxa" w:w="105"/>
-              <w:left w:type="dxa" w:w="60"/>
-              <w:bottom w:type="dxa" w:w="105"/>
+              <w:top w:type="dxa" w:w="82"/>
+              <w:left w:type="dxa" w:w="60"/>
+              <w:bottom w:type="dxa" w:w="82"/>
               <w:right w:type="dxa" w:w="60"/>
             </w:tcMar>
             <w:vAlign w:val="center"/>
@@ -3163,7 +3216,7 @@
               </w:rPr>
               <w:t xml:space="preserve">설계–제작–시험–학습(DBTL) 사이클을 로봇으로 자동화. </w:t>
             </w:r>
-            <w:hyperlink w:history="1" r:id="rId7w9jzszfsdgsgkysiyn24">
+            <w:hyperlink w:history="1" r:id="rIdfx_xaadarv_93lxukns9w">
               <w:r>
                 <w:rPr>
                   <w:rFonts w:ascii="맑은 고딕" w:cs="맑은 고딕" w:eastAsia="맑은 고딕" w:hAnsi="맑은 고딕"/>
@@ -3200,9 +3253,9 @@
             <w:tcW w:type="dxa" w:w="1450"/>
             <w:shd w:fill="F7F9FC" w:color="auto" w:val="clear"/>
             <w:tcMar>
-              <w:top w:type="dxa" w:w="105"/>
-              <w:left w:type="dxa" w:w="60"/>
-              <w:bottom w:type="dxa" w:w="105"/>
+              <w:top w:type="dxa" w:w="82"/>
+              <w:left w:type="dxa" w:w="60"/>
+              <w:bottom w:type="dxa" w:w="82"/>
               <w:right w:type="dxa" w:w="60"/>
             </w:tcMar>
             <w:vAlign w:val="center"/>
@@ -3247,9 +3300,9 @@
             <w:tcW w:type="dxa" w:w="2600"/>
             <w:shd w:fill="F7F9FC" w:color="auto" w:val="clear"/>
             <w:tcMar>
-              <w:top w:type="dxa" w:w="105"/>
-              <w:left w:type="dxa" w:w="60"/>
-              <w:bottom w:type="dxa" w:w="105"/>
+              <w:top w:type="dxa" w:w="82"/>
+              <w:left w:type="dxa" w:w="60"/>
+              <w:bottom w:type="dxa" w:w="82"/>
               <w:right w:type="dxa" w:w="60"/>
             </w:tcMar>
             <w:vAlign w:val="center"/>
@@ -3277,9 +3330,9 @@
             <w:tcW w:type="dxa" w:w="1300"/>
             <w:shd w:fill="F7F9FC" w:color="auto" w:val="clear"/>
             <w:tcMar>
-              <w:top w:type="dxa" w:w="105"/>
-              <w:left w:type="dxa" w:w="60"/>
-              <w:bottom w:type="dxa" w:w="105"/>
+              <w:top w:type="dxa" w:w="82"/>
+              <w:left w:type="dxa" w:w="60"/>
+              <w:bottom w:type="dxa" w:w="82"/>
               <w:right w:type="dxa" w:w="60"/>
             </w:tcMar>
             <w:vAlign w:val="center"/>
@@ -3307,19 +3360,19 @@
             <w:tcW w:type="dxa" w:w="4926"/>
             <w:shd w:fill="F7F9FC" w:color="auto" w:val="clear"/>
             <w:tcMar>
-              <w:top w:type="dxa" w:w="105"/>
-              <w:left w:type="dxa" w:w="60"/>
-              <w:bottom w:type="dxa" w:w="105"/>
-              <w:right w:type="dxa" w:w="60"/>
-            </w:tcMar>
-            <w:vAlign w:val="center"/>
-          </w:tcPr>
-          <w:p>
-            <w:pPr>
-              <w:spacing w:after="12" w:before="12" w:line="200" w:lineRule="auto"/>
-              <w:jc w:val="center"/>
-            </w:pPr>
-            <w:hyperlink w:history="1" r:id="rIdkww6-nzf9r_qoycc4w-hh">
+              <w:top w:type="dxa" w:w="82"/>
+              <w:left w:type="dxa" w:w="60"/>
+              <w:bottom w:type="dxa" w:w="82"/>
+              <w:right w:type="dxa" w:w="60"/>
+            </w:tcMar>
+            <w:vAlign w:val="center"/>
+          </w:tcPr>
+          <w:p>
+            <w:pPr>
+              <w:spacing w:after="12" w:before="12" w:line="200" w:lineRule="auto"/>
+              <w:jc w:val="center"/>
+            </w:pPr>
+            <w:hyperlink w:history="1" r:id="rIdkxrle-pguawl1elea5dqb">
               <w:r>
                 <w:rPr>
                   <w:rFonts w:ascii="맑은 고딕" w:cs="맑은 고딕" w:eastAsia="맑은 고딕" w:hAnsi="맑은 고딕"/>
@@ -3344,7 +3397,7 @@
               </w:rPr>
               <w:t xml:space="preserve">하고 AI 기반 데이터 해석까지 가능한 지능형 융합 실험실을 목표로 제시. </w:t>
             </w:r>
-            <w:hyperlink w:history="1" r:id="rId1fdqddd1kovyllmm4vdeu">
+            <w:hyperlink w:history="1" r:id="rIdigdu_enppbefy55-b_2u7">
               <w:r>
                 <w:rPr>
                   <w:rFonts w:ascii="맑은 고딕" w:cs="맑은 고딕" w:eastAsia="맑은 고딕" w:hAnsi="맑은 고딕"/>
@@ -3380,9 +3433,9 @@
           <w:tcPr>
             <w:tcW w:type="dxa" w:w="1450"/>
             <w:tcMar>
-              <w:top w:type="dxa" w:w="105"/>
-              <w:left w:type="dxa" w:w="60"/>
-              <w:bottom w:type="dxa" w:w="105"/>
+              <w:top w:type="dxa" w:w="82"/>
+              <w:left w:type="dxa" w:w="60"/>
+              <w:bottom w:type="dxa" w:w="82"/>
               <w:right w:type="dxa" w:w="60"/>
             </w:tcMar>
             <w:vAlign w:val="center"/>
@@ -3426,9 +3479,9 @@
           <w:tcPr>
             <w:tcW w:type="dxa" w:w="2600"/>
             <w:tcMar>
-              <w:top w:type="dxa" w:w="105"/>
-              <w:left w:type="dxa" w:w="60"/>
-              <w:bottom w:type="dxa" w:w="105"/>
+              <w:top w:type="dxa" w:w="82"/>
+              <w:left w:type="dxa" w:w="60"/>
+              <w:bottom w:type="dxa" w:w="82"/>
               <w:right w:type="dxa" w:w="60"/>
             </w:tcMar>
             <w:vAlign w:val="center"/>
@@ -3455,9 +3508,9 @@
           <w:tcPr>
             <w:tcW w:type="dxa" w:w="1300"/>
             <w:tcMar>
-              <w:top w:type="dxa" w:w="105"/>
-              <w:left w:type="dxa" w:w="60"/>
-              <w:bottom w:type="dxa" w:w="105"/>
+              <w:top w:type="dxa" w:w="82"/>
+              <w:left w:type="dxa" w:w="60"/>
+              <w:bottom w:type="dxa" w:w="82"/>
               <w:right w:type="dxa" w:w="60"/>
             </w:tcMar>
             <w:vAlign w:val="center"/>
@@ -3484,19 +3537,19 @@
           <w:tcPr>
             <w:tcW w:type="dxa" w:w="4926"/>
             <w:tcMar>
-              <w:top w:type="dxa" w:w="105"/>
-              <w:left w:type="dxa" w:w="60"/>
-              <w:bottom w:type="dxa" w:w="105"/>
-              <w:right w:type="dxa" w:w="60"/>
-            </w:tcMar>
-            <w:vAlign w:val="center"/>
-          </w:tcPr>
-          <w:p>
-            <w:pPr>
-              <w:spacing w:after="12" w:before="12" w:line="200" w:lineRule="auto"/>
-              <w:jc w:val="center"/>
-            </w:pPr>
-            <w:hyperlink w:history="1" r:id="rIdgi0rrwzxyno_bclrpyi_a">
+              <w:top w:type="dxa" w:w="82"/>
+              <w:left w:type="dxa" w:w="60"/>
+              <w:bottom w:type="dxa" w:w="82"/>
+              <w:right w:type="dxa" w:w="60"/>
+            </w:tcMar>
+            <w:vAlign w:val="center"/>
+          </w:tcPr>
+          <w:p>
+            <w:pPr>
+              <w:spacing w:after="12" w:before="12" w:line="200" w:lineRule="auto"/>
+              <w:jc w:val="center"/>
+            </w:pPr>
+            <w:hyperlink w:history="1" r:id="rIdawurzckxgz8yzk8uqwxai">
               <w:r>
                 <w:rPr>
                   <w:rFonts w:ascii="맑은 고딕" w:cs="맑은 고딕" w:eastAsia="맑은 고딕" w:hAnsi="맑은 고딕"/>
@@ -3533,9 +3586,9 @@
             <w:tcW w:type="dxa" w:w="1450"/>
             <w:shd w:fill="F7F9FC" w:color="auto" w:val="clear"/>
             <w:tcMar>
-              <w:top w:type="dxa" w:w="105"/>
-              <w:left w:type="dxa" w:w="60"/>
-              <w:bottom w:type="dxa" w:w="105"/>
+              <w:top w:type="dxa" w:w="82"/>
+              <w:left w:type="dxa" w:w="60"/>
+              <w:bottom w:type="dxa" w:w="82"/>
               <w:right w:type="dxa" w:w="60"/>
             </w:tcMar>
             <w:vAlign w:val="center"/>
@@ -3563,9 +3616,9 @@
             <w:tcW w:type="dxa" w:w="2600"/>
             <w:shd w:fill="F7F9FC" w:color="auto" w:val="clear"/>
             <w:tcMar>
-              <w:top w:type="dxa" w:w="105"/>
-              <w:left w:type="dxa" w:w="60"/>
-              <w:bottom w:type="dxa" w:w="105"/>
+              <w:top w:type="dxa" w:w="82"/>
+              <w:left w:type="dxa" w:w="60"/>
+              <w:bottom w:type="dxa" w:w="82"/>
               <w:right w:type="dxa" w:w="60"/>
             </w:tcMar>
             <w:vAlign w:val="center"/>
@@ -3610,9 +3663,9 @@
             <w:tcW w:type="dxa" w:w="1300"/>
             <w:shd w:fill="F7F9FC" w:color="auto" w:val="clear"/>
             <w:tcMar>
-              <w:top w:type="dxa" w:w="105"/>
-              <w:left w:type="dxa" w:w="60"/>
-              <w:bottom w:type="dxa" w:w="105"/>
+              <w:top w:type="dxa" w:w="82"/>
+              <w:left w:type="dxa" w:w="60"/>
+              <w:bottom w:type="dxa" w:w="82"/>
               <w:right w:type="dxa" w:w="60"/>
             </w:tcMar>
             <w:vAlign w:val="center"/>
@@ -3640,19 +3693,19 @@
             <w:tcW w:type="dxa" w:w="4926"/>
             <w:shd w:fill="F7F9FC" w:color="auto" w:val="clear"/>
             <w:tcMar>
-              <w:top w:type="dxa" w:w="105"/>
-              <w:left w:type="dxa" w:w="60"/>
-              <w:bottom w:type="dxa" w:w="105"/>
-              <w:right w:type="dxa" w:w="60"/>
-            </w:tcMar>
-            <w:vAlign w:val="center"/>
-          </w:tcPr>
-          <w:p>
-            <w:pPr>
-              <w:spacing w:after="12" w:before="12" w:line="200" w:lineRule="auto"/>
-              <w:jc w:val="center"/>
-            </w:pPr>
-            <w:hyperlink w:history="1" r:id="rIdkb-i2_nezsshclig1z-kk">
+              <w:top w:type="dxa" w:w="82"/>
+              <w:left w:type="dxa" w:w="60"/>
+              <w:bottom w:type="dxa" w:w="82"/>
+              <w:right w:type="dxa" w:w="60"/>
+            </w:tcMar>
+            <w:vAlign w:val="center"/>
+          </w:tcPr>
+          <w:p>
+            <w:pPr>
+              <w:spacing w:after="12" w:before="12" w:line="200" w:lineRule="auto"/>
+              <w:jc w:val="center"/>
+            </w:pPr>
+            <w:hyperlink w:history="1" r:id="rIdtewwevlzykmop3q5vvrzb">
               <w:r>
                 <w:rPr>
                   <w:rFonts w:ascii="맑은 고딕" w:cs="맑은 고딕" w:eastAsia="맑은 고딕" w:hAnsi="맑은 고딕"/>
@@ -3688,9 +3741,9 @@
           <w:tcPr>
             <w:tcW w:type="dxa" w:w="1450"/>
             <w:tcMar>
-              <w:top w:type="dxa" w:w="105"/>
-              <w:left w:type="dxa" w:w="60"/>
-              <w:bottom w:type="dxa" w:w="105"/>
+              <w:top w:type="dxa" w:w="82"/>
+              <w:left w:type="dxa" w:w="60"/>
+              <w:bottom w:type="dxa" w:w="82"/>
               <w:right w:type="dxa" w:w="60"/>
             </w:tcMar>
             <w:vAlign w:val="center"/>
@@ -3734,9 +3787,9 @@
           <w:tcPr>
             <w:tcW w:type="dxa" w:w="2600"/>
             <w:tcMar>
-              <w:top w:type="dxa" w:w="105"/>
-              <w:left w:type="dxa" w:w="60"/>
-              <w:bottom w:type="dxa" w:w="105"/>
+              <w:top w:type="dxa" w:w="82"/>
+              <w:left w:type="dxa" w:w="60"/>
+              <w:bottom w:type="dxa" w:w="82"/>
               <w:right w:type="dxa" w:w="60"/>
             </w:tcMar>
             <w:vAlign w:val="center"/>
@@ -3780,9 +3833,9 @@
           <w:tcPr>
             <w:tcW w:type="dxa" w:w="1300"/>
             <w:tcMar>
-              <w:top w:type="dxa" w:w="105"/>
-              <w:left w:type="dxa" w:w="60"/>
-              <w:bottom w:type="dxa" w:w="105"/>
+              <w:top w:type="dxa" w:w="82"/>
+              <w:left w:type="dxa" w:w="60"/>
+              <w:bottom w:type="dxa" w:w="82"/>
               <w:right w:type="dxa" w:w="60"/>
             </w:tcMar>
             <w:vAlign w:val="center"/>
@@ -3809,19 +3862,19 @@
           <w:tcPr>
             <w:tcW w:type="dxa" w:w="4926"/>
             <w:tcMar>
-              <w:top w:type="dxa" w:w="105"/>
-              <w:left w:type="dxa" w:w="60"/>
-              <w:bottom w:type="dxa" w:w="105"/>
-              <w:right w:type="dxa" w:w="60"/>
-            </w:tcMar>
-            <w:vAlign w:val="center"/>
-          </w:tcPr>
-          <w:p>
-            <w:pPr>
-              <w:spacing w:after="12" w:before="12" w:line="200" w:lineRule="auto"/>
-              <w:jc w:val="center"/>
-            </w:pPr>
-            <w:hyperlink w:history="1" r:id="rIdg44b2oijdez5lscscfhxs">
+              <w:top w:type="dxa" w:w="82"/>
+              <w:left w:type="dxa" w:w="60"/>
+              <w:bottom w:type="dxa" w:w="82"/>
+              <w:right w:type="dxa" w:w="60"/>
+            </w:tcMar>
+            <w:vAlign w:val="center"/>
+          </w:tcPr>
+          <w:p>
+            <w:pPr>
+              <w:spacing w:after="12" w:before="12" w:line="200" w:lineRule="auto"/>
+              <w:jc w:val="center"/>
+            </w:pPr>
+            <w:hyperlink w:history="1" r:id="rIdeqqa76c8dn_unaubvhfl2">
               <w:r>
                 <w:rPr>
                   <w:rFonts w:ascii="맑은 고딕" w:cs="맑은 고딕" w:eastAsia="맑은 고딕" w:hAnsi="맑은 고딕"/>
@@ -3858,9 +3911,9 @@
             <w:tcW w:type="dxa" w:w="1450"/>
             <w:shd w:fill="F7F9FC" w:color="auto" w:val="clear"/>
             <w:tcMar>
-              <w:top w:type="dxa" w:w="105"/>
-              <w:left w:type="dxa" w:w="60"/>
-              <w:bottom w:type="dxa" w:w="105"/>
+              <w:top w:type="dxa" w:w="82"/>
+              <w:left w:type="dxa" w:w="60"/>
+              <w:bottom w:type="dxa" w:w="82"/>
               <w:right w:type="dxa" w:w="60"/>
             </w:tcMar>
             <w:vAlign w:val="center"/>
@@ -3905,9 +3958,9 @@
             <w:tcW w:type="dxa" w:w="2600"/>
             <w:shd w:fill="F7F9FC" w:color="auto" w:val="clear"/>
             <w:tcMar>
-              <w:top w:type="dxa" w:w="105"/>
-              <w:left w:type="dxa" w:w="60"/>
-              <w:bottom w:type="dxa" w:w="105"/>
+              <w:top w:type="dxa" w:w="82"/>
+              <w:left w:type="dxa" w:w="60"/>
+              <w:bottom w:type="dxa" w:w="82"/>
               <w:right w:type="dxa" w:w="60"/>
             </w:tcMar>
             <w:vAlign w:val="center"/>
@@ -3935,9 +3988,9 @@
             <w:tcW w:type="dxa" w:w="1300"/>
             <w:shd w:fill="F7F9FC" w:color="auto" w:val="clear"/>
             <w:tcMar>
-              <w:top w:type="dxa" w:w="105"/>
-              <w:left w:type="dxa" w:w="60"/>
-              <w:bottom w:type="dxa" w:w="105"/>
+              <w:top w:type="dxa" w:w="82"/>
+              <w:left w:type="dxa" w:w="60"/>
+              <w:bottom w:type="dxa" w:w="82"/>
               <w:right w:type="dxa" w:w="60"/>
             </w:tcMar>
             <w:vAlign w:val="center"/>
@@ -3965,19 +4018,19 @@
             <w:tcW w:type="dxa" w:w="4926"/>
             <w:shd w:fill="F7F9FC" w:color="auto" w:val="clear"/>
             <w:tcMar>
-              <w:top w:type="dxa" w:w="105"/>
-              <w:left w:type="dxa" w:w="60"/>
-              <w:bottom w:type="dxa" w:w="105"/>
-              <w:right w:type="dxa" w:w="60"/>
-            </w:tcMar>
-            <w:vAlign w:val="center"/>
-          </w:tcPr>
-          <w:p>
-            <w:pPr>
-              <w:spacing w:after="12" w:before="12" w:line="200" w:lineRule="auto"/>
-              <w:jc w:val="center"/>
-            </w:pPr>
-            <w:hyperlink w:history="1" r:id="rIda9z3yd6nfjqedbymfinnp">
+              <w:top w:type="dxa" w:w="82"/>
+              <w:left w:type="dxa" w:w="60"/>
+              <w:bottom w:type="dxa" w:w="82"/>
+              <w:right w:type="dxa" w:w="60"/>
+            </w:tcMar>
+            <w:vAlign w:val="center"/>
+          </w:tcPr>
+          <w:p>
+            <w:pPr>
+              <w:spacing w:after="12" w:before="12" w:line="200" w:lineRule="auto"/>
+              <w:jc w:val="center"/>
+            </w:pPr>
+            <w:hyperlink w:history="1" r:id="rId_tcxcfaspr-ez1zalj3qc">
               <w:r>
                 <w:rPr>
                   <w:rFonts w:ascii="맑은 고딕" w:cs="맑은 고딕" w:eastAsia="맑은 고딕" w:hAnsi="맑은 고딕"/>
@@ -4013,9 +4066,9 @@
           <w:tcPr>
             <w:tcW w:type="dxa" w:w="1450"/>
             <w:tcMar>
-              <w:top w:type="dxa" w:w="105"/>
-              <w:left w:type="dxa" w:w="60"/>
-              <w:bottom w:type="dxa" w:w="105"/>
+              <w:top w:type="dxa" w:w="82"/>
+              <w:left w:type="dxa" w:w="60"/>
+              <w:bottom w:type="dxa" w:w="82"/>
               <w:right w:type="dxa" w:w="60"/>
             </w:tcMar>
             <w:vAlign w:val="center"/>
@@ -4059,9 +4112,9 @@
           <w:tcPr>
             <w:tcW w:type="dxa" w:w="2600"/>
             <w:tcMar>
-              <w:top w:type="dxa" w:w="105"/>
-              <w:left w:type="dxa" w:w="60"/>
-              <w:bottom w:type="dxa" w:w="105"/>
+              <w:top w:type="dxa" w:w="82"/>
+              <w:left w:type="dxa" w:w="60"/>
+              <w:bottom w:type="dxa" w:w="82"/>
               <w:right w:type="dxa" w:w="60"/>
             </w:tcMar>
             <w:vAlign w:val="center"/>
@@ -4105,9 +4158,9 @@
           <w:tcPr>
             <w:tcW w:type="dxa" w:w="1300"/>
             <w:tcMar>
-              <w:top w:type="dxa" w:w="105"/>
-              <w:left w:type="dxa" w:w="60"/>
-              <w:bottom w:type="dxa" w:w="105"/>
+              <w:top w:type="dxa" w:w="82"/>
+              <w:left w:type="dxa" w:w="60"/>
+              <w:bottom w:type="dxa" w:w="82"/>
               <w:right w:type="dxa" w:w="60"/>
             </w:tcMar>
             <w:vAlign w:val="center"/>
@@ -4134,19 +4187,19 @@
           <w:tcPr>
             <w:tcW w:type="dxa" w:w="4926"/>
             <w:tcMar>
-              <w:top w:type="dxa" w:w="105"/>
-              <w:left w:type="dxa" w:w="60"/>
-              <w:bottom w:type="dxa" w:w="105"/>
-              <w:right w:type="dxa" w:w="60"/>
-            </w:tcMar>
-            <w:vAlign w:val="center"/>
-          </w:tcPr>
-          <w:p>
-            <w:pPr>
-              <w:spacing w:after="12" w:before="12" w:line="200" w:lineRule="auto"/>
-              <w:jc w:val="center"/>
-            </w:pPr>
-            <w:hyperlink w:history="1" r:id="rIdmbj3gv5ptaiuzixqxj-4l">
+              <w:top w:type="dxa" w:w="82"/>
+              <w:left w:type="dxa" w:w="60"/>
+              <w:bottom w:type="dxa" w:w="82"/>
+              <w:right w:type="dxa" w:w="60"/>
+            </w:tcMar>
+            <w:vAlign w:val="center"/>
+          </w:tcPr>
+          <w:p>
+            <w:pPr>
+              <w:spacing w:after="12" w:before="12" w:line="200" w:lineRule="auto"/>
+              <w:jc w:val="center"/>
+            </w:pPr>
+            <w:hyperlink w:history="1" r:id="rIdjx8cxyxttirmftqwkx_9y">
               <w:r>
                 <w:rPr>
                   <w:rFonts w:ascii="맑은 고딕" w:cs="맑은 고딕" w:eastAsia="맑은 고딕" w:hAnsi="맑은 고딕"/>
@@ -4183,9 +4236,9 @@
             <w:tcW w:type="dxa" w:w="1450"/>
             <w:shd w:fill="F7F9FC" w:color="auto" w:val="clear"/>
             <w:tcMar>
-              <w:top w:type="dxa" w:w="105"/>
-              <w:left w:type="dxa" w:w="60"/>
-              <w:bottom w:type="dxa" w:w="105"/>
+              <w:top w:type="dxa" w:w="82"/>
+              <w:left w:type="dxa" w:w="60"/>
+              <w:bottom w:type="dxa" w:w="82"/>
               <w:right w:type="dxa" w:w="60"/>
             </w:tcMar>
             <w:vAlign w:val="center"/>
@@ -4230,9 +4283,9 @@
             <w:tcW w:type="dxa" w:w="2600"/>
             <w:shd w:fill="F7F9FC" w:color="auto" w:val="clear"/>
             <w:tcMar>
-              <w:top w:type="dxa" w:w="105"/>
-              <w:left w:type="dxa" w:w="60"/>
-              <w:bottom w:type="dxa" w:w="105"/>
+              <w:top w:type="dxa" w:w="82"/>
+              <w:left w:type="dxa" w:w="60"/>
+              <w:bottom w:type="dxa" w:w="82"/>
               <w:right w:type="dxa" w:w="60"/>
             </w:tcMar>
             <w:vAlign w:val="center"/>
@@ -4277,9 +4330,9 @@
             <w:tcW w:type="dxa" w:w="1300"/>
             <w:shd w:fill="F7F9FC" w:color="auto" w:val="clear"/>
             <w:tcMar>
-              <w:top w:type="dxa" w:w="105"/>
-              <w:left w:type="dxa" w:w="60"/>
-              <w:bottom w:type="dxa" w:w="105"/>
+              <w:top w:type="dxa" w:w="82"/>
+              <w:left w:type="dxa" w:w="60"/>
+              <w:bottom w:type="dxa" w:w="82"/>
               <w:right w:type="dxa" w:w="60"/>
             </w:tcMar>
             <w:vAlign w:val="center"/>
@@ -4307,19 +4360,19 @@
             <w:tcW w:type="dxa" w:w="4926"/>
             <w:shd w:fill="F7F9FC" w:color="auto" w:val="clear"/>
             <w:tcMar>
-              <w:top w:type="dxa" w:w="105"/>
-              <w:left w:type="dxa" w:w="60"/>
-              <w:bottom w:type="dxa" w:w="105"/>
-              <w:right w:type="dxa" w:w="60"/>
-            </w:tcMar>
-            <w:vAlign w:val="center"/>
-          </w:tcPr>
-          <w:p>
-            <w:pPr>
-              <w:spacing w:after="12" w:before="12" w:line="200" w:lineRule="auto"/>
-              <w:jc w:val="center"/>
-            </w:pPr>
-            <w:hyperlink w:history="1" r:id="rIdkneggjxiucwn2rtxap-53">
+              <w:top w:type="dxa" w:w="82"/>
+              <w:left w:type="dxa" w:w="60"/>
+              <w:bottom w:type="dxa" w:w="82"/>
+              <w:right w:type="dxa" w:w="60"/>
+            </w:tcMar>
+            <w:vAlign w:val="center"/>
+          </w:tcPr>
+          <w:p>
+            <w:pPr>
+              <w:spacing w:after="12" w:before="12" w:line="200" w:lineRule="auto"/>
+              <w:jc w:val="center"/>
+            </w:pPr>
+            <w:hyperlink w:history="1" r:id="rIdmf-_nt6t8vngjznkf4kim">
               <w:r>
                 <w:rPr>
                   <w:rFonts w:ascii="맑은 고딕" w:cs="맑은 고딕" w:eastAsia="맑은 고딕" w:hAnsi="맑은 고딕"/>
@@ -4344,7 +4397,7 @@
               </w:rPr>
               <w:t xml:space="preserve">하는 국내 유일의 대형 가속기 인프라로, 자율실험실이 필요로 하는 고속·정밀 구조분석을 뒷받침한다. </w:t>
             </w:r>
-            <w:hyperlink w:history="1" r:id="rIdt0ga_5ymjdhw2zaeyzdy_">
+            <w:hyperlink w:history="1" r:id="rId-_-_iojlcf8rmq7in91fn">
               <w:r>
                 <w:rPr>
                   <w:rFonts w:ascii="맑은 고딕" w:cs="맑은 고딕" w:eastAsia="맑은 고딕" w:hAnsi="맑은 고딕"/>
@@ -4380,9 +4433,9 @@
           <w:tcPr>
             <w:tcW w:type="dxa" w:w="1450"/>
             <w:tcMar>
-              <w:top w:type="dxa" w:w="105"/>
-              <w:left w:type="dxa" w:w="60"/>
-              <w:bottom w:type="dxa" w:w="105"/>
+              <w:top w:type="dxa" w:w="82"/>
+              <w:left w:type="dxa" w:w="60"/>
+              <w:bottom w:type="dxa" w:w="82"/>
               <w:right w:type="dxa" w:w="60"/>
             </w:tcMar>
             <w:vAlign w:val="center"/>
@@ -4426,9 +4479,9 @@
           <w:tcPr>
             <w:tcW w:type="dxa" w:w="2600"/>
             <w:tcMar>
-              <w:top w:type="dxa" w:w="105"/>
-              <w:left w:type="dxa" w:w="60"/>
-              <w:bottom w:type="dxa" w:w="105"/>
+              <w:top w:type="dxa" w:w="82"/>
+              <w:left w:type="dxa" w:w="60"/>
+              <w:bottom w:type="dxa" w:w="82"/>
               <w:right w:type="dxa" w:w="60"/>
             </w:tcMar>
             <w:vAlign w:val="center"/>
@@ -4455,9 +4508,9 @@
           <w:tcPr>
             <w:tcW w:type="dxa" w:w="1300"/>
             <w:tcMar>
-              <w:top w:type="dxa" w:w="105"/>
-              <w:left w:type="dxa" w:w="60"/>
-              <w:bottom w:type="dxa" w:w="105"/>
+              <w:top w:type="dxa" w:w="82"/>
+              <w:left w:type="dxa" w:w="60"/>
+              <w:bottom w:type="dxa" w:w="82"/>
               <w:right w:type="dxa" w:w="60"/>
             </w:tcMar>
             <w:vAlign w:val="center"/>
@@ -4484,19 +4537,19 @@
           <w:tcPr>
             <w:tcW w:type="dxa" w:w="4926"/>
             <w:tcMar>
-              <w:top w:type="dxa" w:w="105"/>
-              <w:left w:type="dxa" w:w="60"/>
-              <w:bottom w:type="dxa" w:w="105"/>
-              <w:right w:type="dxa" w:w="60"/>
-            </w:tcMar>
-            <w:vAlign w:val="center"/>
-          </w:tcPr>
-          <w:p>
-            <w:pPr>
-              <w:spacing w:after="12" w:before="12" w:line="200" w:lineRule="auto"/>
-              <w:jc w:val="center"/>
-            </w:pPr>
-            <w:hyperlink w:history="1" r:id="rIdqo30litso3hhbtiyeiyob">
+              <w:top w:type="dxa" w:w="82"/>
+              <w:left w:type="dxa" w:w="60"/>
+              <w:bottom w:type="dxa" w:w="82"/>
+              <w:right w:type="dxa" w:w="60"/>
+            </w:tcMar>
+            <w:vAlign w:val="center"/>
+          </w:tcPr>
+          <w:p>
+            <w:pPr>
+              <w:spacing w:after="12" w:before="12" w:line="200" w:lineRule="auto"/>
+              <w:jc w:val="center"/>
+            </w:pPr>
+            <w:hyperlink w:history="1" r:id="rIdhmxegntlcklxcoj_ayk5o">
               <w:r>
                 <w:rPr>
                   <w:rFonts w:ascii="맑은 고딕" w:cs="맑은 고딕" w:eastAsia="맑은 고딕" w:hAnsi="맑은 고딕"/>
@@ -4566,7 +4619,7 @@
         </w:rPr>
         <w:t xml:space="preserve">국가 차원 결집 — 2026년 8월 11일 출범한 </w:t>
       </w:r>
-      <w:hyperlink w:history="1" r:id="rIdxnozzxllw2xzqddora3vw">
+      <w:hyperlink w:history="1" r:id="rIdhdpunrolkeu9-lrjez19n">
         <w:r>
           <w:rPr>
             <w:rFonts w:ascii="맑은 고딕" w:cs="맑은 고딕" w:eastAsia="맑은 고딕" w:hAnsi="맑은 고딕"/>
@@ -4617,7 +4670,7 @@
         </w:rPr>
         <w:t xml:space="preserve">분야별 확산 — 소재 분야는 </w:t>
       </w:r>
-      <w:hyperlink w:history="1" r:id="rIdcqgph8vtskdy93mjfddi2">
+      <w:hyperlink w:history="1" r:id="rId7xx_xezxpc1yw5qlab5gy">
         <w:r>
           <w:rPr>
             <w:rFonts w:ascii="맑은 고딕" w:cs="맑은 고딕" w:eastAsia="맑은 고딕" w:hAnsi="맑은 고딕"/>
@@ -4642,7 +4695,7 @@
         </w:rPr>
         <w:t xml:space="preserve">을 함께 구축해 「소재 AI 모델–자율실험–데이터플랫폼」을 연결하는 방향이고, 바이오 분야는 </w:t>
       </w:r>
-      <w:hyperlink w:history="1" r:id="rId66avucffmrpwc5-ahupb7">
+      <w:hyperlink w:history="1" r:id="rIdz6f6wdzpc53jhpt39hotz">
         <w:r>
           <w:rPr>
             <w:rFonts w:ascii="맑은 고딕" w:cs="맑은 고딕" w:eastAsia="맑은 고딕" w:hAnsi="맑은 고딕"/>
@@ -4693,7 +4746,7 @@
         </w:rPr>
         <w:t xml:space="preserve">남은 과제 — 개별 실험실 단위의 성과는 축적됐지만, </w:t>
       </w:r>
-      <w:hyperlink w:history="1" r:id="rIdnwdyye9gnaskr8yrjkbek">
+      <w:hyperlink w:history="1" r:id="rIdg-wxxcbb2hcfdgvj7d3d6">
         <w:r>
           <w:rPr>
             <w:rFonts w:ascii="맑은 고딕" w:cs="맑은 고딕" w:eastAsia="맑은 고딕" w:hAnsi="맑은 고딕"/>
@@ -4775,7 +4828,7 @@
               </w:rPr>
               <w:t xml:space="preserve">[1] </w:t>
             </w:r>
-            <w:hyperlink w:history="1" r:id="rIduoloqxjwe5ct2sfdqpw1s">
+            <w:hyperlink w:history="1" r:id="rIdhuhqqkqagsf2kcpdhntjp">
               <w:r>
                 <w:rPr>
                   <w:rFonts w:ascii="맑은 고딕" w:cs="맑은 고딕" w:eastAsia="맑은 고딕" w:hAnsi="맑은 고딕"/>
@@ -4810,9 +4863,9 @@
                 <w:sz w:val="13"/>
                 <w:szCs w:val="13"/>
               </w:rPr>
-              <w:t xml:space="preserve">[18] </w:t>
-            </w:r>
-            <w:hyperlink w:history="1" r:id="rIdgegppuic-148vqaooyh3q">
+              <w:t xml:space="preserve">[19] </w:t>
+            </w:r>
+            <w:hyperlink w:history="1" r:id="rIdmtrfac44ut4xza8haf1hb">
               <w:r>
                 <w:rPr>
                   <w:rFonts w:ascii="맑은 고딕" w:cs="맑은 고딕" w:eastAsia="맑은 고딕" w:hAnsi="맑은 고딕"/>
@@ -4851,7 +4904,7 @@
               </w:rPr>
               <w:t xml:space="preserve">[2] </w:t>
             </w:r>
-            <w:hyperlink w:history="1" r:id="rIdhtik6_6jcflxjclolplss">
+            <w:hyperlink w:history="1" r:id="rId-cvj-2_m13w-0a1bq9n6_">
               <w:r>
                 <w:rPr>
                   <w:rFonts w:ascii="맑은 고딕" w:cs="맑은 고딕" w:eastAsia="맑은 고딕" w:hAnsi="맑은 고딕"/>
@@ -4886,9 +4939,9 @@
                 <w:sz w:val="13"/>
                 <w:szCs w:val="13"/>
               </w:rPr>
-              <w:t xml:space="preserve">[19] </w:t>
-            </w:r>
-            <w:hyperlink w:history="1" r:id="rIdblgtursbkguima_cq20nc">
+              <w:t xml:space="preserve">[20] </w:t>
+            </w:r>
+            <w:hyperlink w:history="1" r:id="rIdewgmxh6edhs0hhg9mrwqh">
               <w:r>
                 <w:rPr>
                   <w:rFonts w:ascii="맑은 고딕" w:cs="맑은 고딕" w:eastAsia="맑은 고딕" w:hAnsi="맑은 고딕"/>
@@ -4927,7 +4980,7 @@
               </w:rPr>
               <w:t xml:space="preserve">[3] </w:t>
             </w:r>
-            <w:hyperlink w:history="1" r:id="rIdqqal8rubbx4ukjzkpolui">
+            <w:hyperlink w:history="1" r:id="rIdjtn7zs7ic4zem7rjnklgb">
               <w:r>
                 <w:rPr>
                   <w:rFonts w:ascii="맑은 고딕" w:cs="맑은 고딕" w:eastAsia="맑은 고딕" w:hAnsi="맑은 고딕"/>
@@ -4962,9 +5015,9 @@
                 <w:sz w:val="13"/>
                 <w:szCs w:val="13"/>
               </w:rPr>
-              <w:t xml:space="preserve">[20] </w:t>
-            </w:r>
-            <w:hyperlink w:history="1" r:id="rIdesop_cynt2lkqg3t1mmra">
+              <w:t xml:space="preserve">[21] </w:t>
+            </w:r>
+            <w:hyperlink w:history="1" r:id="rIdulghjfvl1la_flhnitudq">
               <w:r>
                 <w:rPr>
                   <w:rFonts w:ascii="맑은 고딕" w:cs="맑은 고딕" w:eastAsia="맑은 고딕" w:hAnsi="맑은 고딕"/>
@@ -5003,7 +5056,7 @@
               </w:rPr>
               <w:t xml:space="preserve">[4] </w:t>
             </w:r>
-            <w:hyperlink w:history="1" r:id="rId-ooes59zzmsebrbnwn5e5">
+            <w:hyperlink w:history="1" r:id="rIdhepy5tj2sxlontquchioj">
               <w:r>
                 <w:rPr>
                   <w:rFonts w:ascii="맑은 고딕" w:cs="맑은 고딕" w:eastAsia="맑은 고딕" w:hAnsi="맑은 고딕"/>
@@ -5038,9 +5091,9 @@
                 <w:sz w:val="13"/>
                 <w:szCs w:val="13"/>
               </w:rPr>
-              <w:t xml:space="preserve">[21] </w:t>
-            </w:r>
-            <w:hyperlink w:history="1" r:id="rId4ady1ywt2kvbqrbtys88o">
+              <w:t xml:space="preserve">[22] </w:t>
+            </w:r>
+            <w:hyperlink w:history="1" r:id="rIdibunmvfxbhenhhgiiqrzn">
               <w:r>
                 <w:rPr>
                   <w:rFonts w:ascii="맑은 고딕" w:cs="맑은 고딕" w:eastAsia="맑은 고딕" w:hAnsi="맑은 고딕"/>
@@ -5079,7 +5132,7 @@
               </w:rPr>
               <w:t xml:space="preserve">[5] </w:t>
             </w:r>
-            <w:hyperlink w:history="1" r:id="rIdie0dejit4ugt81b1acol7">
+            <w:hyperlink w:history="1" r:id="rId3fxjgusmvs1trjh0iikbz">
               <w:r>
                 <w:rPr>
                   <w:rFonts w:ascii="맑은 고딕" w:cs="맑은 고딕" w:eastAsia="맑은 고딕" w:hAnsi="맑은 고딕"/>
@@ -5114,9 +5167,9 @@
                 <w:sz w:val="13"/>
                 <w:szCs w:val="13"/>
               </w:rPr>
-              <w:t xml:space="preserve">[22] </w:t>
-            </w:r>
-            <w:hyperlink w:history="1" r:id="rIdlwekufhy3rhxtbcwkwxcz">
+              <w:t xml:space="preserve">[23] </w:t>
+            </w:r>
+            <w:hyperlink w:history="1" r:id="rId8xkh-9dovwdfmjf0bu-gy">
               <w:r>
                 <w:rPr>
                   <w:rFonts w:ascii="맑은 고딕" w:cs="맑은 고딕" w:eastAsia="맑은 고딕" w:hAnsi="맑은 고딕"/>
@@ -5155,7 +5208,7 @@
               </w:rPr>
               <w:t xml:space="preserve">[6] </w:t>
             </w:r>
-            <w:hyperlink w:history="1" r:id="rIdljsnhgdbgd0o_h1-nhj8f">
+            <w:hyperlink w:history="1" r:id="rIdpqgivdtiyujupljgrr22w">
               <w:r>
                 <w:rPr>
                   <w:rFonts w:ascii="맑은 고딕" w:cs="맑은 고딕" w:eastAsia="맑은 고딕" w:hAnsi="맑은 고딕"/>
@@ -5190,9 +5243,9 @@
                 <w:sz w:val="13"/>
                 <w:szCs w:val="13"/>
               </w:rPr>
-              <w:t xml:space="preserve">[23] </w:t>
-            </w:r>
-            <w:hyperlink w:history="1" r:id="rIdn41xuexrtjo8-ju2a29nd">
+              <w:t xml:space="preserve">[24] </w:t>
+            </w:r>
+            <w:hyperlink w:history="1" r:id="rIdvds0o7-4zcgmu74qu6wul">
               <w:r>
                 <w:rPr>
                   <w:rFonts w:ascii="맑은 고딕" w:cs="맑은 고딕" w:eastAsia="맑은 고딕" w:hAnsi="맑은 고딕"/>
@@ -5231,7 +5284,7 @@
               </w:rPr>
               <w:t xml:space="preserve">[7] </w:t>
             </w:r>
-            <w:hyperlink w:history="1" r:id="rIdsbupztlf8c3v9rs89yiak">
+            <w:hyperlink w:history="1" r:id="rIdmel78pki6pvlhvzhlgfos">
               <w:r>
                 <w:rPr>
                   <w:rFonts w:ascii="맑은 고딕" w:cs="맑은 고딕" w:eastAsia="맑은 고딕" w:hAnsi="맑은 고딕"/>
@@ -5266,9 +5319,9 @@
                 <w:sz w:val="13"/>
                 <w:szCs w:val="13"/>
               </w:rPr>
-              <w:t xml:space="preserve">[24] </w:t>
-            </w:r>
-            <w:hyperlink w:history="1" r:id="rId5q4kxljyz6vgt8uyja3z7">
+              <w:t xml:space="preserve">[25] </w:t>
+            </w:r>
+            <w:hyperlink w:history="1" r:id="rIdsu2zeghqgfo43n2zn-ot_">
               <w:r>
                 <w:rPr>
                   <w:rFonts w:ascii="맑은 고딕" w:cs="맑은 고딕" w:eastAsia="맑은 고딕" w:hAnsi="맑은 고딕"/>
@@ -5307,7 +5360,7 @@
               </w:rPr>
               <w:t xml:space="preserve">[8] </w:t>
             </w:r>
-            <w:hyperlink w:history="1" r:id="rIdmaans8hmxdozt7x0rzyzd">
+            <w:hyperlink w:history="1" r:id="rIdqvkx-von33mhyevhjtcbr">
               <w:r>
                 <w:rPr>
                   <w:rFonts w:ascii="맑은 고딕" w:cs="맑은 고딕" w:eastAsia="맑은 고딕" w:hAnsi="맑은 고딕"/>
@@ -5342,9 +5395,9 @@
                 <w:sz w:val="13"/>
                 <w:szCs w:val="13"/>
               </w:rPr>
-              <w:t xml:space="preserve">[25] </w:t>
-            </w:r>
-            <w:hyperlink w:history="1" r:id="rIdj_vfnemjp77i-jzlmux-1">
+              <w:t xml:space="preserve">[26] </w:t>
+            </w:r>
+            <w:hyperlink w:history="1" r:id="rIdp5ydfh10nj7qj-lrdw28r">
               <w:r>
                 <w:rPr>
                   <w:rFonts w:ascii="맑은 고딕" w:cs="맑은 고딕" w:eastAsia="맑은 고딕" w:hAnsi="맑은 고딕"/>
@@ -5383,7 +5436,7 @@
               </w:rPr>
               <w:t xml:space="preserve">[9] </w:t>
             </w:r>
-            <w:hyperlink w:history="1" r:id="rIdpdcrfbej68s1uarxkweti">
+            <w:hyperlink w:history="1" r:id="rIdhqj0odoiq_bqrufu6rf_z">
               <w:r>
                 <w:rPr>
                   <w:rFonts w:ascii="맑은 고딕" w:cs="맑은 고딕" w:eastAsia="맑은 고딕" w:hAnsi="맑은 고딕"/>
@@ -5418,9 +5471,9 @@
                 <w:sz w:val="13"/>
                 <w:szCs w:val="13"/>
               </w:rPr>
-              <w:t xml:space="preserve">[26] </w:t>
-            </w:r>
-            <w:hyperlink w:history="1" r:id="rIdmwxlvugful_qeycnyhc0r">
+              <w:t xml:space="preserve">[27] </w:t>
+            </w:r>
+            <w:hyperlink w:history="1" r:id="rIdvnxj4i1pkwlqdiwjeculb">
               <w:r>
                 <w:rPr>
                   <w:rFonts w:ascii="맑은 고딕" w:cs="맑은 고딕" w:eastAsia="맑은 고딕" w:hAnsi="맑은 고딕"/>
@@ -5459,7 +5512,7 @@
               </w:rPr>
               <w:t xml:space="preserve">[10] </w:t>
             </w:r>
-            <w:hyperlink w:history="1" r:id="rId9l-nazl1ynzor80-ws0ry">
+            <w:hyperlink w:history="1" r:id="rIdbenmcriffq-yvnkyus89k">
               <w:r>
                 <w:rPr>
                   <w:rFonts w:ascii="맑은 고딕" w:cs="맑은 고딕" w:eastAsia="맑은 고딕" w:hAnsi="맑은 고딕"/>
@@ -5494,9 +5547,9 @@
                 <w:sz w:val="13"/>
                 <w:szCs w:val="13"/>
               </w:rPr>
-              <w:t xml:space="preserve">[27] </w:t>
-            </w:r>
-            <w:hyperlink w:history="1" r:id="rIdhba67hf6i5zxgdhkdkf8r">
+              <w:t xml:space="preserve">[28] </w:t>
+            </w:r>
+            <w:hyperlink w:history="1" r:id="rIdjuypynves9hpkz5tgsrrc">
               <w:r>
                 <w:rPr>
                   <w:rFonts w:ascii="맑은 고딕" w:cs="맑은 고딕" w:eastAsia="맑은 고딕" w:hAnsi="맑은 고딕"/>
@@ -5535,7 +5588,7 @@
               </w:rPr>
               <w:t xml:space="preserve">[11] </w:t>
             </w:r>
-            <w:hyperlink w:history="1" r:id="rId39t-_cv5gryr5exm3xwjn">
+            <w:hyperlink w:history="1" r:id="rIdc_rttc_43by16t7x6vdk7">
               <w:r>
                 <w:rPr>
                   <w:rFonts w:ascii="맑은 고딕" w:cs="맑은 고딕" w:eastAsia="맑은 고딕" w:hAnsi="맑은 고딕"/>
@@ -5570,9 +5623,9 @@
                 <w:sz w:val="13"/>
                 <w:szCs w:val="13"/>
               </w:rPr>
-              <w:t xml:space="preserve">[28] </w:t>
-            </w:r>
-            <w:hyperlink w:history="1" r:id="rIdvpgtkhoss6rayoc4w284j">
+              <w:t xml:space="preserve">[29] </w:t>
+            </w:r>
+            <w:hyperlink w:history="1" r:id="rIdazjfrvvesods2ovyiyu2f">
               <w:r>
                 <w:rPr>
                   <w:rFonts w:ascii="맑은 고딕" w:cs="맑은 고딕" w:eastAsia="맑은 고딕" w:hAnsi="맑은 고딕"/>
@@ -5611,7 +5664,7 @@
               </w:rPr>
               <w:t xml:space="preserve">[12] </w:t>
             </w:r>
-            <w:hyperlink w:history="1" r:id="rIddohajioklqez1tdn_xvwq">
+            <w:hyperlink w:history="1" r:id="rIdnvyv4ivxmzzgdz9bhfths">
               <w:r>
                 <w:rPr>
                   <w:rFonts w:ascii="맑은 고딕" w:cs="맑은 고딕" w:eastAsia="맑은 고딕" w:hAnsi="맑은 고딕"/>
@@ -5646,9 +5699,9 @@
                 <w:sz w:val="13"/>
                 <w:szCs w:val="13"/>
               </w:rPr>
-              <w:t xml:space="preserve">[29] </w:t>
-            </w:r>
-            <w:hyperlink w:history="1" r:id="rIdea35k2umxo85k09odfsqb">
+              <w:t xml:space="preserve">[30] </w:t>
+            </w:r>
+            <w:hyperlink w:history="1" r:id="rIddmqglkmfzazr__r3ogfuf">
               <w:r>
                 <w:rPr>
                   <w:rFonts w:ascii="맑은 고딕" w:cs="맑은 고딕" w:eastAsia="맑은 고딕" w:hAnsi="맑은 고딕"/>
@@ -5687,7 +5740,7 @@
               </w:rPr>
               <w:t xml:space="preserve">[13] </w:t>
             </w:r>
-            <w:hyperlink w:history="1" r:id="rIdnyzanabofxnl79ql-ptb7">
+            <w:hyperlink w:history="1" r:id="rIdrdwregzgjkqphdvojqblr">
               <w:r>
                 <w:rPr>
                   <w:rFonts w:ascii="맑은 고딕" w:cs="맑은 고딕" w:eastAsia="맑은 고딕" w:hAnsi="맑은 고딕"/>
@@ -5722,9 +5775,9 @@
                 <w:sz w:val="13"/>
                 <w:szCs w:val="13"/>
               </w:rPr>
-              <w:t xml:space="preserve">[30] </w:t>
-            </w:r>
-            <w:hyperlink w:history="1" r:id="rIdvuoha7_q4abbtky1ojuzc">
+              <w:t xml:space="preserve">[31] </w:t>
+            </w:r>
+            <w:hyperlink w:history="1" r:id="rIdxkfsssrknwn1fnbnxvsg2">
               <w:r>
                 <w:rPr>
                   <w:rFonts w:ascii="맑은 고딕" w:cs="맑은 고딕" w:eastAsia="맑은 고딕" w:hAnsi="맑은 고딕"/>
@@ -5763,7 +5816,7 @@
               </w:rPr>
               <w:t xml:space="preserve">[14] </w:t>
             </w:r>
-            <w:hyperlink w:history="1" r:id="rIdpdqmyqjbiw11ewwvkwq1k">
+            <w:hyperlink w:history="1" r:id="rIdolzf0veokozr2hxssrxi6">
               <w:r>
                 <w:rPr>
                   <w:rFonts w:ascii="맑은 고딕" w:cs="맑은 고딕" w:eastAsia="맑은 고딕" w:hAnsi="맑은 고딕"/>
@@ -5798,9 +5851,9 @@
                 <w:sz w:val="13"/>
                 <w:szCs w:val="13"/>
               </w:rPr>
-              <w:t xml:space="preserve">[31] </w:t>
-            </w:r>
-            <w:hyperlink w:history="1" r:id="rIdcwfv39389t22qhryf9zc9">
+              <w:t xml:space="preserve">[32] </w:t>
+            </w:r>
+            <w:hyperlink w:history="1" r:id="rId8dteog-3x7ppfk2zoekf0">
               <w:r>
                 <w:rPr>
                   <w:rFonts w:ascii="맑은 고딕" w:cs="맑은 고딕" w:eastAsia="맑은 고딕" w:hAnsi="맑은 고딕"/>
@@ -5839,7 +5892,7 @@
               </w:rPr>
               <w:t xml:space="preserve">[15] </w:t>
             </w:r>
-            <w:hyperlink w:history="1" r:id="rIdykwrtjjyqtkhsygyezvix">
+            <w:hyperlink w:history="1" r:id="rIdrsecwpckwwzpphvqmdbiy">
               <w:r>
                 <w:rPr>
                   <w:rFonts w:ascii="맑은 고딕" w:cs="맑은 고딕" w:eastAsia="맑은 고딕" w:hAnsi="맑은 고딕"/>
@@ -5874,9 +5927,9 @@
                 <w:sz w:val="13"/>
                 <w:szCs w:val="13"/>
               </w:rPr>
-              <w:t xml:space="preserve">[32] </w:t>
-            </w:r>
-            <w:hyperlink w:history="1" r:id="rIdtfogmbgwvp-sl_o4trlt3">
+              <w:t xml:space="preserve">[33] </w:t>
+            </w:r>
+            <w:hyperlink w:history="1" r:id="rIddu42d90svw9-ugb4sem5h">
               <w:r>
                 <w:rPr>
                   <w:rFonts w:ascii="맑은 고딕" w:cs="맑은 고딕" w:eastAsia="맑은 고딕" w:hAnsi="맑은 고딕"/>
@@ -5915,7 +5968,7 @@
               </w:rPr>
               <w:t xml:space="preserve">[16] </w:t>
             </w:r>
-            <w:hyperlink w:history="1" r:id="rIdpx9k6ftaqhpqli6s4spo2">
+            <w:hyperlink w:history="1" r:id="rIdgys09uxz-epdzmyca3c3m">
               <w:r>
                 <w:rPr>
                   <w:rFonts w:ascii="맑은 고딕" w:cs="맑은 고딕" w:eastAsia="맑은 고딕" w:hAnsi="맑은 고딕"/>
@@ -5924,7 +5977,7 @@
                   <w:szCs w:val="13"/>
                   <w:u w:val="single"/>
                 </w:rPr>
-                <w:t xml:space="preserve">인더스트리뉴스, "UNIST, 'AI·로봇이 하루 1000번 화학실험'"</w:t>
+                <w:t xml:space="preserve">헬로디디, "에너지연, 무인·로봇 촉매 평가 실험실 문 연다"</w:t>
               </w:r>
             </w:hyperlink>
           </w:p>
@@ -5950,9 +6003,9 @@
                 <w:sz w:val="13"/>
                 <w:szCs w:val="13"/>
               </w:rPr>
-              <w:t xml:space="preserve">[33] </w:t>
-            </w:r>
-            <w:hyperlink w:history="1" r:id="rId2tob3fxwsc1npspqxlhot">
+              <w:t xml:space="preserve">[34] </w:t>
+            </w:r>
+            <w:hyperlink w:history="1" r:id="rIdxvvucbdld3sq5kocu8lgc">
               <w:r>
                 <w:rPr>
                   <w:rFonts w:ascii="맑은 고딕" w:cs="맑은 고딕" w:eastAsia="맑은 고딕" w:hAnsi="맑은 고딕"/>
@@ -5991,7 +6044,7 @@
               </w:rPr>
               <w:t xml:space="preserve">[17] </w:t>
             </w:r>
-            <w:hyperlink w:history="1" r:id="rIdrj2wdq9vtael-5e6vdpv9">
+            <w:hyperlink w:history="1" r:id="rId6--6wac_1xwd0_6rxz8md">
               <w:r>
                 <w:rPr>
                   <w:rFonts w:ascii="맑은 고딕" w:cs="맑은 고딕" w:eastAsia="맑은 고딕" w:hAnsi="맑은 고딕"/>
@@ -6000,7 +6053,7 @@
                   <w:szCs w:val="13"/>
                   <w:u w:val="single"/>
                 </w:rPr>
-                <w:t xml:space="preserve">기초과학연구원(IBS), "인공지능 및 로봇 기반 합성 연구단" 연구단 소개</w:t>
+                <w:t xml:space="preserve">인더스트리뉴스, "UNIST, 'AI·로봇이 하루 1000번 화학실험'"</w:t>
               </w:r>
             </w:hyperlink>
           </w:p>
@@ -6026,9 +6079,9 @@
                 <w:sz w:val="13"/>
                 <w:szCs w:val="13"/>
               </w:rPr>
-              <w:t xml:space="preserve">[34] </w:t>
-            </w:r>
-            <w:hyperlink w:history="1" r:id="rIdrmwcwnd2kaazwsmvrzej-">
+              <w:t xml:space="preserve">[35] </w:t>
+            </w:r>
+            <w:hyperlink w:history="1" r:id="rId-fdk6s1hy1bvfsasyiet0">
               <w:r>
                 <w:rPr>
                   <w:rFonts w:ascii="맑은 고딕" w:cs="맑은 고딕" w:eastAsia="맑은 고딕" w:hAnsi="맑은 고딕"/>
@@ -6040,6 +6093,55 @@
                 <w:t xml:space="preserve">J. Hwang et al., "Self-driving laboratories in Korea: a new era of autonomous discovery", Digital Discovery 5, 1968 (2026)</w:t>
               </w:r>
             </w:hyperlink>
+          </w:p>
+        </w:tc>
+      </w:tr>
+      <w:tr>
+        <w:tc>
+          <w:tcPr>
+            <w:tcW w:type="dxa" w:w="5159"/>
+            <w:tcMar>
+              <w:top w:type="dxa" w:w="10"/>
+              <w:left w:type="dxa" w:w="0"/>
+              <w:bottom w:type="dxa" w:w="10"/>
+              <w:right w:type="dxa" w:w="120"/>
+            </w:tcMar>
+          </w:tcPr>
+          <w:p>
+            <w:pPr>
+              <w:spacing w:after="6" w:before="6" w:line="200" w:lineRule="auto"/>
+            </w:pPr>
+            <w:r>
+              <w:rPr>
+                <w:rFonts w:ascii="맑은 고딕" w:cs="맑은 고딕" w:eastAsia="맑은 고딕" w:hAnsi="맑은 고딕"/>
+                <w:color w:val="444444"/>
+                <w:sz w:val="13"/>
+                <w:szCs w:val="13"/>
+              </w:rPr>
+              <w:t xml:space="preserve">[18] </w:t>
+            </w:r>
+            <w:hyperlink w:history="1" r:id="rIdb3nemqfbyh8lcxt7y18mr">
+              <w:r>
+                <w:rPr>
+                  <w:rFonts w:ascii="맑은 고딕" w:cs="맑은 고딕" w:eastAsia="맑은 고딕" w:hAnsi="맑은 고딕"/>
+                  <w:color w:val="1B54B5"/>
+                  <w:sz w:val="13"/>
+                  <w:szCs w:val="13"/>
+                  <w:u w:val="single"/>
+                </w:rPr>
+                <w:t xml:space="preserve">기초과학연구원(IBS), "인공지능 및 로봇 기반 합성 연구단" 연구단 소개</w:t>
+              </w:r>
+            </w:hyperlink>
+          </w:p>
+        </w:tc>
+        <w:tc>
+          <w:tcPr>
+            <w:tcW w:type="dxa" w:w="5159"/>
+          </w:tcPr>
+          <w:p>
+            <w:r>
+              <w:t xml:space="preserve"/>
+            </w:r>
           </w:p>
         </w:tc>
       </w:tr>
@@ -6059,7 +6161,7 @@
         </w:rPr>
         <w:t xml:space="preserve">본 보고서의 사례·수치는 위 공개 자료에 보도·발표된 내용을 그대로 인용한 것이다. 국내 SDL 전반의 학술적 개관은 </w:t>
       </w:r>
-      <w:hyperlink w:history="1" r:id="rIdkp_c5mgq8du0sk6mcgxmb">
+      <w:hyperlink w:history="1" r:id="rIdmq68gbwlwhcfreqgh4itt">
         <w:r>
           <w:rPr>
             <w:rFonts w:ascii="맑은 고딕" w:cs="맑은 고딕" w:eastAsia="맑은 고딕" w:hAnsi="맑은 고딕"/>

--- a/report/국내_자율실험실_현황_사례중심.docx
+++ b/report/국내_자율실험실_현황_사례중심.docx
@@ -93,7 +93,7 @@
               </w:rPr>
               <w:t xml:space="preserve">자율실험실(Self-Driving Lab, SDL)은 AI가 가설과 실험조건을 설계하고 로봇·자동화 장비가 실험을 수행한 뒤 그 결과를 AI가 다시 학습하는 </w:t>
             </w:r>
-            <w:hyperlink w:history="1" r:id="rIdfqwoiau4hjr0fyfzxv7oa">
+            <w:hyperlink w:history="1" r:id="rIdt6j0hcog9ydw_7cdvydis">
               <w:r>
                 <w:rPr>
                   <w:rFonts w:ascii="맑은 고딕" w:cs="맑은 고딕" w:eastAsia="맑은 고딕" w:hAnsi="맑은 고딕"/>
@@ -118,7 +118,7 @@
               </w:rPr>
               <w:t xml:space="preserve">으로, 24시간 무인 운영을 통해 수년 걸리던 탐색을 수개월로 단축한다. 국내에서는 KIST·재료연·화학연·에너지연 등 출연(연)과 KAIST·서울대·UNIST 등 대학이 소재·촉매·이차전지 분야에서 폐루프 실증에 성공했고, 2026년에는 </w:t>
             </w:r>
-            <w:hyperlink w:history="1" r:id="rIdzr-ijmmpidkejbf9fbrl7">
+            <w:hyperlink w:history="1" r:id="rIdb1uzjjqrqbc_r8nezudoa">
               <w:r>
                 <w:rPr>
                   <w:rFonts w:ascii="맑은 고딕" w:cs="맑은 고딕" w:eastAsia="맑은 고딕" w:hAnsi="맑은 고딕"/>
@@ -143,7 +143,7 @@
               </w:rPr>
               <w:t xml:space="preserve">와 </w:t>
             </w:r>
-            <w:hyperlink w:history="1" r:id="rId3cf7njpzf4oe3l3xf1eib">
+            <w:hyperlink w:history="1" r:id="rIddxwckqnabuuag2mlw8w31">
               <w:r>
                 <w:rPr>
                   <w:rFonts w:ascii="맑은 고딕" w:cs="맑은 고딕" w:eastAsia="맑은 고딕" w:hAnsi="맑은 고딕"/>
@@ -168,7 +168,7 @@
               </w:rPr>
               <w:t xml:space="preserve">로 확산되고 있다. 2026년 8월 11일에는 장비·AI 기업과 대학·출연(연) 등 </w:t>
             </w:r>
-            <w:hyperlink w:history="1" r:id="rIdfyzyv80o7d8psj2hflbdv">
+            <w:hyperlink w:history="1" r:id="rIdew7renv1aeax1fr2yy34-">
               <w:r>
                 <w:rPr>
                   <w:rFonts w:ascii="맑은 고딕" w:cs="맑은 고딕" w:eastAsia="맑은 고딕" w:hAnsi="맑은 고딕"/>
@@ -537,9 +537,9 @@
                 <w:sz w:val="16"/>
                 <w:szCs w:val="16"/>
               </w:rPr>
-              <w:t xml:space="preserve">목표 물성 입력 → 로봇 합성 → 광특성 측정 → AI 재설계의 폐루프 구현. 실험 횟수를 </w:t>
-            </w:r>
-            <w:hyperlink w:history="1" r:id="rIdmob2zdif1lnfb7qyopswd">
+              <w:t xml:space="preserve">목표 물성 입력 → 로봇 합성 → 광특성 측정 → AI 재설계의 폐루프 구현. </w:t>
+            </w:r>
+            <w:hyperlink w:history="1" r:id="rIdeppsviwzdjdm5jk9ooxab">
               <w:r>
                 <w:rPr>
                   <w:rFonts w:ascii="맑은 고딕" w:cs="맑은 고딕" w:eastAsia="맑은 고딕" w:hAnsi="맑은 고딕"/>
@@ -550,21 +550,21 @@
                   <w:szCs w:val="16"/>
                   <w:u w:val="single"/>
                 </w:rPr>
-                <w:t xml:space="preserve">최대 1/500로 감축</w:t>
-              </w:r>
-            </w:hyperlink>
-            <w:r>
-              <w:rPr>
-                <w:rFonts w:ascii="맑은 고딕" w:cs="맑은 고딕" w:eastAsia="맑은 고딕" w:hAnsi="맑은 고딕"/>
-                <w:b w:val="false"/>
-                <w:bCs w:val="false"/>
-                <w:color w:val="222222"/>
-                <w:sz w:val="16"/>
-                <w:szCs w:val="16"/>
-              </w:rPr>
-              <w:t xml:space="preserve">(3변수 기준 약 200회), </w:t>
-            </w:r>
-            <w:hyperlink w:history="1" r:id="rIdxuctrbishlozsr-rzywbm">
+                <w:t xml:space="preserve">변수 3개짜리 소재 기준, 필요한 실험 횟수를 최대 실험 횟수의 1/500 수준으로 감축</w:t>
+              </w:r>
+            </w:hyperlink>
+            <w:r>
+              <w:rPr>
+                <w:rFonts w:ascii="맑은 고딕" w:cs="맑은 고딕" w:eastAsia="맑은 고딕" w:hAnsi="맑은 고딕"/>
+                <w:b w:val="false"/>
+                <w:bCs w:val="false"/>
+                <w:color w:val="222222"/>
+                <w:sz w:val="16"/>
+                <w:szCs w:val="16"/>
+              </w:rPr>
+              <w:t xml:space="preserve">, </w:t>
+            </w:r>
+            <w:hyperlink w:history="1" r:id="rId1flbhjefcvwwwapfup9jw">
               <w:r>
                 <w:rPr>
                   <w:rFonts w:ascii="맑은 고딕" w:cs="맑은 고딕" w:eastAsia="맑은 고딕" w:hAnsi="맑은 고딕"/>
@@ -589,7 +589,7 @@
               </w:rPr>
               <w:t xml:space="preserve">. 원격·다중사용자 운영체계 </w:t>
             </w:r>
-            <w:hyperlink w:history="1" r:id="rIdkzmgxsopv4nbrxrwdwf0c">
+            <w:hyperlink w:history="1" r:id="rId00p-3e-b9ilaoehiv9cyp">
               <w:r>
                 <w:rPr>
                   <w:rFonts w:ascii="맑은 고딕" w:cs="맑은 고딕" w:eastAsia="맑은 고딕" w:hAnsi="맑은 고딕"/>
@@ -720,7 +720,7 @@
               <w:spacing w:after="12" w:before="12" w:line="200" w:lineRule="auto"/>
               <w:jc w:val="left"/>
             </w:pPr>
-            <w:hyperlink w:history="1" r:id="rIdjqp__cliqlzjfdqqxjhy5">
+            <w:hyperlink w:history="1" r:id="rIduuzoe_tizmwb6zsmvtuya">
               <w:r>
                 <w:rPr>
                   <w:rFonts w:ascii="맑은 고딕" w:cs="맑은 고딕" w:eastAsia="맑은 고딕" w:hAnsi="맑은 고딕"/>
@@ -817,7 +817,7 @@
               <w:spacing w:after="12" w:before="12" w:line="200" w:lineRule="auto"/>
               <w:jc w:val="left"/>
             </w:pPr>
-            <w:hyperlink w:history="1" r:id="rIdv9wvyqec5wjl0dbjdcknb">
+            <w:hyperlink w:history="1" r:id="rIdnn4aztvnxgxomcejhltrq">
               <w:r>
                 <w:rPr>
                   <w:rFonts w:ascii="맑은 고딕" w:cs="맑은 고딕" w:eastAsia="맑은 고딕" w:hAnsi="맑은 고딕"/>
@@ -975,7 +975,7 @@
               <w:spacing w:after="12" w:before="12" w:line="200" w:lineRule="auto"/>
               <w:jc w:val="left"/>
             </w:pPr>
-            <w:hyperlink w:history="1" r:id="rIdlcjpu0inv3zxvp97xzcnj">
+            <w:hyperlink w:history="1" r:id="rIdhvbakwpffyxqzr3mlzklo">
               <w:r>
                 <w:rPr>
                   <w:rFonts w:ascii="맑은 고딕" w:cs="맑은 고딕" w:eastAsia="맑은 고딕" w:hAnsi="맑은 고딕"/>
@@ -1053,7 +1053,7 @@
               <w:spacing w:after="12" w:before="12" w:line="200" w:lineRule="auto"/>
               <w:jc w:val="left"/>
             </w:pPr>
-            <w:hyperlink w:history="1" r:id="rIdpldcrget-usce68bh4qwk">
+            <w:hyperlink w:history="1" r:id="rId-zwdxtkcp_4uoba92fb1q">
               <w:r>
                 <w:rPr>
                   <w:rFonts w:ascii="맑은 고딕" w:cs="맑은 고딕" w:eastAsia="맑은 고딕" w:hAnsi="맑은 고딕"/>
@@ -1078,7 +1078,7 @@
               </w:rPr>
               <w:t xml:space="preserve">. 페로브스카이트 태양전지의 스핀코팅 공정을 자동화한 실험실에서 </w:t>
             </w:r>
-            <w:hyperlink w:history="1" r:id="rIdup6_emnlam8a9qbjb1w7y">
+            <w:hyperlink w:history="1" r:id="rIdokdr5c54erzcnrqrmfqqx">
               <w:r>
                 <w:rPr>
                   <w:rFonts w:ascii="맑은 고딕" w:cs="맑은 고딕" w:eastAsia="맑은 고딕" w:hAnsi="맑은 고딕"/>
@@ -1231,7 +1231,7 @@
               </w:rPr>
               <w:t xml:space="preserve">신소재공학과 </w:t>
             </w:r>
-            <w:hyperlink w:history="1" r:id="rIdeogkyvyygj_alvilqfwco">
+            <w:hyperlink w:history="1" r:id="rIdning0kyis_8puhrwax0lv">
               <w:r>
                 <w:rPr>
                   <w:rFonts w:ascii="맑은 고딕" w:cs="맑은 고딕" w:eastAsia="맑은 고딕" w:hAnsi="맑은 고딕"/>
@@ -1328,7 +1328,7 @@
               <w:spacing w:after="12" w:before="12" w:line="200" w:lineRule="auto"/>
               <w:jc w:val="left"/>
             </w:pPr>
-            <w:hyperlink w:history="1" r:id="rIdbect-0qbdmdkgbejavr07">
+            <w:hyperlink w:history="1" r:id="rIdc4nea54cixubbkvebbhec">
               <w:r>
                 <w:rPr>
                   <w:rFonts w:ascii="맑은 고딕" w:cs="맑은 고딕" w:eastAsia="맑은 고딕" w:hAnsi="맑은 고딕"/>
@@ -1353,7 +1353,7 @@
               </w:rPr>
               <w:t xml:space="preserve">하는 자동화 시스템 + 분석 데이터를 해석해 최적 후보를 고르는 AI 모델 결합. </w:t>
             </w:r>
-            <w:hyperlink w:history="1" r:id="rIdkpjg307ounp3v8schlasm">
+            <w:hyperlink w:history="1" r:id="rId6ra3tzl1bc-8r-5rr-isr">
               <w:r>
                 <w:rPr>
                   <w:rFonts w:ascii="맑은 고딕" w:cs="맑은 고딕" w:eastAsia="맑은 고딕" w:hAnsi="맑은 고딕"/>
@@ -1364,7 +1364,7 @@
                   <w:szCs w:val="16"/>
                   <w:u w:val="single"/>
                 </w:rPr>
-                <w:t xml:space="preserve">소재 탐색 기간 93% 단축</w:t>
+                <w:t xml:space="preserve">소재 탐색 기간 93% 단축·기존 연구자 기반 실험 대비 12배 많은 데이터 확보</w:t>
               </w:r>
             </w:hyperlink>
           </w:p>
@@ -1558,7 +1558,7 @@
               <w:spacing w:after="12" w:before="12" w:line="200" w:lineRule="auto"/>
               <w:jc w:val="left"/>
             </w:pPr>
-            <w:hyperlink w:history="1" r:id="rIdiq3ivq6dof3r2tjahkzu_">
+            <w:hyperlink w:history="1" r:id="rIdow429zxok5_txavfarb-i">
               <w:r>
                 <w:rPr>
                   <w:rFonts w:ascii="맑은 고딕" w:cs="맑은 고딕" w:eastAsia="맑은 고딕" w:hAnsi="맑은 고딕"/>
@@ -1583,7 +1583,7 @@
               </w:rPr>
               <w:t xml:space="preserve">. </w:t>
             </w:r>
-            <w:hyperlink w:history="1" r:id="rId3jyckvkwd-vnk95hgts3x">
+            <w:hyperlink w:history="1" r:id="rId6lhxkugwyc-lvo040dsr7">
               <w:r>
                 <w:rPr>
                   <w:rFonts w:ascii="맑은 고딕" w:cs="맑은 고딕" w:eastAsia="맑은 고딕" w:hAnsi="맑은 고딕"/>
@@ -1608,7 +1608,7 @@
               </w:rPr>
               <w:t xml:space="preserve">해 월 30~50명 인력에 해당하는 생산성 확보. 다만 </w:t>
             </w:r>
-            <w:hyperlink w:history="1" r:id="rIdicdbyj4y7ma9emrqbnrij">
+            <w:hyperlink w:history="1" r:id="rIdpsau3osv1jjmou0ldruxs">
               <w:r>
                 <w:rPr>
                   <w:rFonts w:ascii="맑은 고딕" w:cs="맑은 고딕" w:eastAsia="맑은 고딕" w:hAnsi="맑은 고딕"/>
@@ -1750,7 +1750,7 @@
               <w:spacing w:after="12" w:before="12" w:line="200" w:lineRule="auto"/>
               <w:jc w:val="left"/>
             </w:pPr>
-            <w:hyperlink w:history="1" r:id="rIda04_o1_t8m9wzylx5isck">
+            <w:hyperlink w:history="1" r:id="rIdc80b-e07ci9pslybigjtm">
               <w:r>
                 <w:rPr>
                   <w:rFonts w:ascii="맑은 고딕" w:cs="맑은 고딕" w:eastAsia="맑은 고딕" w:hAnsi="맑은 고딕"/>
@@ -1847,7 +1847,7 @@
               <w:spacing w:after="12" w:before="12" w:line="200" w:lineRule="auto"/>
               <w:jc w:val="left"/>
             </w:pPr>
-            <w:hyperlink w:history="1" r:id="rIdq5yday4zcqroxaf1obu4c">
+            <w:hyperlink w:history="1" r:id="rIdvqzgxbsop_aox-b17mfev">
               <w:r>
                 <w:rPr>
                   <w:rFonts w:ascii="맑은 고딕" w:cs="맑은 고딕" w:eastAsia="맑은 고딕" w:hAnsi="맑은 고딕"/>
@@ -1870,7 +1870,32 @@
                 <w:sz w:val="16"/>
                 <w:szCs w:val="16"/>
               </w:rPr>
-              <w:t xml:space="preserve">, 수천 가지 반응 조건을 동시 탐색해 반응 네트워크를 정밀 지도화하고 원하는 물질을 선택적으로 생성</w:t>
+              <w:t xml:space="preserve">. </w:t>
+            </w:r>
+            <w:hyperlink w:history="1" r:id="rId2vpdo1h8enesoipgdwjtd">
+              <w:r>
+                <w:rPr>
+                  <w:rFonts w:ascii="맑은 고딕" w:cs="맑은 고딕" w:eastAsia="맑은 고딕" w:hAnsi="맑은 고딕"/>
+                  <w:b w:val="false"/>
+                  <w:bCs w:val="false"/>
+                  <w:color w:val="1B54B5"/>
+                  <w:sz w:val="16"/>
+                  <w:szCs w:val="16"/>
+                  <w:u w:val="single"/>
+                </w:rPr>
+                <w:t xml:space="preserve">150년 된 한츠슈 피리딘 합성의 반응 네트워크를 정밀 지도화해 기존에 알려진 7종 외에 새로운 중간체·생성물 9종을 규명</w:t>
+              </w:r>
+            </w:hyperlink>
+            <w:r>
+              <w:rPr>
+                <w:rFonts w:ascii="맑은 고딕" w:cs="맑은 고딕" w:eastAsia="맑은 고딕" w:hAnsi="맑은 고딕"/>
+                <w:b w:val="false"/>
+                <w:bCs w:val="false"/>
+                <w:color w:val="222222"/>
+                <w:sz w:val="16"/>
+                <w:szCs w:val="16"/>
+              </w:rPr>
+              <w:t xml:space="preserve">, 2025년 9월 Nature 게재</w:t>
             </w:r>
           </w:p>
         </w:tc>
@@ -1988,7 +2013,7 @@
               <w:spacing w:after="12" w:before="12" w:line="200" w:lineRule="auto"/>
               <w:jc w:val="left"/>
             </w:pPr>
-            <w:hyperlink w:history="1" r:id="rIdrig9ax48o195elmry0h3j">
+            <w:hyperlink w:history="1" r:id="rIdrkag2g4oadpo2_mcz6u0d">
               <w:r>
                 <w:rPr>
                   <w:rFonts w:ascii="맑은 고딕" w:cs="맑은 고딕" w:eastAsia="맑은 고딕" w:hAnsi="맑은 고딕"/>
@@ -2160,7 +2185,7 @@
               <w:spacing w:after="12" w:before="12" w:line="200" w:lineRule="auto"/>
               <w:jc w:val="left"/>
             </w:pPr>
-            <w:hyperlink w:history="1" r:id="rIdrosysjovylgdxtor4-8z5">
+            <w:hyperlink w:history="1" r:id="rIdpohl3wzaj5i0cozziw2ns">
               <w:r>
                 <w:rPr>
                   <w:rFonts w:ascii="맑은 고딕" w:cs="맑은 고딕" w:eastAsia="맑은 고딕" w:hAnsi="맑은 고딕"/>
@@ -2257,7 +2282,7 @@
               <w:spacing w:after="12" w:before="12" w:line="200" w:lineRule="auto"/>
               <w:jc w:val="left"/>
             </w:pPr>
-            <w:hyperlink w:history="1" r:id="rIdecwnktuooopa0ayihvsyi">
+            <w:hyperlink w:history="1" r:id="rIdiifehpw_jvbkb0cs4ktiz">
               <w:r>
                 <w:rPr>
                   <w:rFonts w:ascii="맑은 고딕" w:cs="맑은 고딕" w:eastAsia="맑은 고딕" w:hAnsi="맑은 고딕"/>
@@ -2282,7 +2307,7 @@
               </w:rPr>
               <w:t xml:space="preserve">으로, 아직 본격 구동 전이라 실험 성과는 나오지 않았다. 다만 개방형(Open-Access) 자율실험실로 설계돼 외부 연구자도 클라우드 원격제어로 접속해 실험할 수 있다는 점이 다른 사례와 구분된다. </w:t>
             </w:r>
-            <w:hyperlink w:history="1" r:id="rIdfcs_1wszes1piesbkhpcf">
+            <w:hyperlink w:history="1" r:id="rIdtkfuxazhmhhrmn4xtyk2m">
               <w:r>
                 <w:rPr>
                   <w:rFonts w:ascii="맑은 고딕" w:cs="맑은 고딕" w:eastAsia="맑은 고딕" w:hAnsi="맑은 고딕"/>
@@ -2307,7 +2332,7 @@
               </w:rPr>
               <w:t xml:space="preserve">을 받아 </w:t>
             </w:r>
-            <w:hyperlink w:history="1" r:id="rIdkr5t_s3_swpatskxldxay">
+            <w:hyperlink w:history="1" r:id="rIdo45ccx_wnib0zsdb0-glx">
               <w:r>
                 <w:rPr>
                   <w:rFonts w:ascii="맑은 고딕" w:cs="맑은 고딕" w:eastAsia="맑은 고딕" w:hAnsi="맑은 고딕"/>
@@ -2437,7 +2462,7 @@
               <w:spacing w:after="12" w:before="12" w:line="200" w:lineRule="auto"/>
               <w:jc w:val="left"/>
             </w:pPr>
-            <w:hyperlink w:history="1" r:id="rIdhnoffeaehjhaajzkqecc5">
+            <w:hyperlink w:history="1" r:id="rIdj75i8jdu6-jr7dthsxea4">
               <w:r>
                 <w:rPr>
                   <w:rFonts w:ascii="맑은 고딕" w:cs="맑은 고딕" w:eastAsia="맑은 고딕" w:hAnsi="맑은 고딕"/>
@@ -2543,7 +2568,7 @@
               </w:rPr>
               <w:t xml:space="preserve">K-문샷 신약개발 가속화의 기반 사업. </w:t>
             </w:r>
-            <w:hyperlink w:history="1" r:id="rIdzmbf7fwjacrbddznr0pss">
+            <w:hyperlink w:history="1" r:id="rIdy2hyxlizpwxw3neujp47a">
               <w:r>
                 <w:rPr>
                   <w:rFonts w:ascii="맑은 고딕" w:cs="맑은 고딕" w:eastAsia="맑은 고딕" w:hAnsi="맑은 고딕"/>
@@ -2568,7 +2593,7 @@
               </w:rPr>
               <w:t xml:space="preserve">, </w:t>
             </w:r>
-            <w:hyperlink w:history="1" r:id="rIdlnbkuhvdevu-bvb9uoq8a">
+            <w:hyperlink w:history="1" r:id="rId0hvoa95yuyym0ubiyf5cg">
               <w:r>
                 <w:rPr>
                   <w:rFonts w:ascii="맑은 고딕" w:cs="맑은 고딕" w:eastAsia="맑은 고딕" w:hAnsi="맑은 고딕"/>
@@ -2699,7 +2724,7 @@
               <w:spacing w:after="12" w:before="12" w:line="200" w:lineRule="auto"/>
               <w:jc w:val="left"/>
             </w:pPr>
-            <w:hyperlink w:history="1" r:id="rIdo4tlzsjgv_kghecqdxki6">
+            <w:hyperlink w:history="1" r:id="rIdnprcjbbdpb8dk3m5jptdz">
               <w:r>
                 <w:rPr>
                   <w:rFonts w:ascii="맑은 고딕" w:cs="맑은 고딕" w:eastAsia="맑은 고딕" w:hAnsi="맑은 고딕"/>
@@ -2779,7 +2804,7 @@
               <w:spacing w:after="12" w:before="12" w:line="200" w:lineRule="auto"/>
               <w:jc w:val="left"/>
             </w:pPr>
-            <w:hyperlink w:history="1" r:id="rIdp9yaxrbunqdpoh__sbh6t">
+            <w:hyperlink w:history="1" r:id="rIdjddxfw-uum-_ojadacdeq">
               <w:r>
                 <w:rPr>
                   <w:rFonts w:ascii="맑은 고딕" w:cs="맑은 고딕" w:eastAsia="맑은 고딕" w:hAnsi="맑은 고딕"/>
@@ -3216,7 +3241,7 @@
               </w:rPr>
               <w:t xml:space="preserve">설계–제작–시험–학습(DBTL) 사이클을 로봇으로 자동화. </w:t>
             </w:r>
-            <w:hyperlink w:history="1" r:id="rIdfx_xaadarv_93lxukns9w">
+            <w:hyperlink w:history="1" r:id="rIdpfel_-858xwb-y1j1qckc">
               <w:r>
                 <w:rPr>
                   <w:rFonts w:ascii="맑은 고딕" w:cs="맑은 고딕" w:eastAsia="맑은 고딕" w:hAnsi="맑은 고딕"/>
@@ -3372,7 +3397,7 @@
               <w:spacing w:after="12" w:before="12" w:line="200" w:lineRule="auto"/>
               <w:jc w:val="center"/>
             </w:pPr>
-            <w:hyperlink w:history="1" r:id="rIdkxrle-pguawl1elea5dqb">
+            <w:hyperlink w:history="1" r:id="rIdmsiavftvlda2pwexyli_y">
               <w:r>
                 <w:rPr>
                   <w:rFonts w:ascii="맑은 고딕" w:cs="맑은 고딕" w:eastAsia="맑은 고딕" w:hAnsi="맑은 고딕"/>
@@ -3397,7 +3422,7 @@
               </w:rPr>
               <w:t xml:space="preserve">하고 AI 기반 데이터 해석까지 가능한 지능형 융합 실험실을 목표로 제시. </w:t>
             </w:r>
-            <w:hyperlink w:history="1" r:id="rIdigdu_enppbefy55-b_2u7">
+            <w:hyperlink w:history="1" r:id="rIdw37m_4a0lnq6mvzfsn3qr">
               <w:r>
                 <w:rPr>
                   <w:rFonts w:ascii="맑은 고딕" w:cs="맑은 고딕" w:eastAsia="맑은 고딕" w:hAnsi="맑은 고딕"/>
@@ -3549,7 +3574,7 @@
               <w:spacing w:after="12" w:before="12" w:line="200" w:lineRule="auto"/>
               <w:jc w:val="center"/>
             </w:pPr>
-            <w:hyperlink w:history="1" r:id="rIdawurzckxgz8yzk8uqwxai">
+            <w:hyperlink w:history="1" r:id="rIdgwdvacqbtgpppjuoy4sn0">
               <w:r>
                 <w:rPr>
                   <w:rFonts w:ascii="맑은 고딕" w:cs="맑은 고딕" w:eastAsia="맑은 고딕" w:hAnsi="맑은 고딕"/>
@@ -3705,7 +3730,7 @@
               <w:spacing w:after="12" w:before="12" w:line="200" w:lineRule="auto"/>
               <w:jc w:val="center"/>
             </w:pPr>
-            <w:hyperlink w:history="1" r:id="rIdtewwevlzykmop3q5vvrzb">
+            <w:hyperlink w:history="1" r:id="rIdqi7t1ny5lg1nwshtnx-ae">
               <w:r>
                 <w:rPr>
                   <w:rFonts w:ascii="맑은 고딕" w:cs="맑은 고딕" w:eastAsia="맑은 고딕" w:hAnsi="맑은 고딕"/>
@@ -3874,7 +3899,7 @@
               <w:spacing w:after="12" w:before="12" w:line="200" w:lineRule="auto"/>
               <w:jc w:val="center"/>
             </w:pPr>
-            <w:hyperlink w:history="1" r:id="rIdeqqa76c8dn_unaubvhfl2">
+            <w:hyperlink w:history="1" r:id="rIduijgnoqicyofcypq876t2">
               <w:r>
                 <w:rPr>
                   <w:rFonts w:ascii="맑은 고딕" w:cs="맑은 고딕" w:eastAsia="맑은 고딕" w:hAnsi="맑은 고딕"/>
@@ -4030,7 +4055,7 @@
               <w:spacing w:after="12" w:before="12" w:line="200" w:lineRule="auto"/>
               <w:jc w:val="center"/>
             </w:pPr>
-            <w:hyperlink w:history="1" r:id="rId_tcxcfaspr-ez1zalj3qc">
+            <w:hyperlink w:history="1" r:id="rIdhulm1mzn2whyf2i3enyd0">
               <w:r>
                 <w:rPr>
                   <w:rFonts w:ascii="맑은 고딕" w:cs="맑은 고딕" w:eastAsia="맑은 고딕" w:hAnsi="맑은 고딕"/>
@@ -4199,7 +4224,7 @@
               <w:spacing w:after="12" w:before="12" w:line="200" w:lineRule="auto"/>
               <w:jc w:val="center"/>
             </w:pPr>
-            <w:hyperlink w:history="1" r:id="rIdjx8cxyxttirmftqwkx_9y">
+            <w:hyperlink w:history="1" r:id="rId7esy1qe1m2aqho7orthjd">
               <w:r>
                 <w:rPr>
                   <w:rFonts w:ascii="맑은 고딕" w:cs="맑은 고딕" w:eastAsia="맑은 고딕" w:hAnsi="맑은 고딕"/>
@@ -4372,7 +4397,7 @@
               <w:spacing w:after="12" w:before="12" w:line="200" w:lineRule="auto"/>
               <w:jc w:val="center"/>
             </w:pPr>
-            <w:hyperlink w:history="1" r:id="rIdmf-_nt6t8vngjznkf4kim">
+            <w:hyperlink w:history="1" r:id="rIdppozbgtqarh52jhp_cfdm">
               <w:r>
                 <w:rPr>
                   <w:rFonts w:ascii="맑은 고딕" w:cs="맑은 고딕" w:eastAsia="맑은 고딕" w:hAnsi="맑은 고딕"/>
@@ -4383,7 +4408,7 @@
                   <w:szCs w:val="16"/>
                   <w:u w:val="single"/>
                 </w:rPr>
-                <w:t xml:space="preserve">3세대 PLS-II와 4세대 PAL-XFEL, 31기 빔라인을 운영</w:t>
+                <w:t xml:space="preserve">3세대 PLS-II와 4세대 PAL-XFEL을 함께 운영</w:t>
               </w:r>
             </w:hyperlink>
             <w:r>
@@ -4397,7 +4422,7 @@
               </w:rPr>
               <w:t xml:space="preserve">하는 국내 유일의 대형 가속기 인프라로, 자율실험실이 필요로 하는 고속·정밀 구조분석을 뒷받침한다. </w:t>
             </w:r>
-            <w:hyperlink w:history="1" r:id="rId-_-_iojlcf8rmq7in91fn">
+            <w:hyperlink w:history="1" r:id="rIdrjrwrdbaaom-vweey9whh">
               <w:r>
                 <w:rPr>
                   <w:rFonts w:ascii="맑은 고딕" w:cs="맑은 고딕" w:eastAsia="맑은 고딕" w:hAnsi="맑은 고딕"/>
@@ -4549,7 +4574,7 @@
               <w:spacing w:after="12" w:before="12" w:line="200" w:lineRule="auto"/>
               <w:jc w:val="center"/>
             </w:pPr>
-            <w:hyperlink w:history="1" r:id="rIdhmxegntlcklxcoj_ayk5o">
+            <w:hyperlink w:history="1" r:id="rIdqmhdtit5e7w4zumz0fho3">
               <w:r>
                 <w:rPr>
                   <w:rFonts w:ascii="맑은 고딕" w:cs="맑은 고딕" w:eastAsia="맑은 고딕" w:hAnsi="맑은 고딕"/>
@@ -4619,7 +4644,7 @@
         </w:rPr>
         <w:t xml:space="preserve">국가 차원 결집 — 2026년 8월 11일 출범한 </w:t>
       </w:r>
-      <w:hyperlink w:history="1" r:id="rIdhdpunrolkeu9-lrjez19n">
+      <w:hyperlink w:history="1" r:id="rIdxcuoq2t8zudnilrqtjuqy">
         <w:r>
           <w:rPr>
             <w:rFonts w:ascii="맑은 고딕" w:cs="맑은 고딕" w:eastAsia="맑은 고딕" w:hAnsi="맑은 고딕"/>
@@ -4670,7 +4695,7 @@
         </w:rPr>
         <w:t xml:space="preserve">분야별 확산 — 소재 분야는 </w:t>
       </w:r>
-      <w:hyperlink w:history="1" r:id="rId7xx_xezxpc1yw5qlab5gy">
+      <w:hyperlink w:history="1" r:id="rIdeunxjgrrw0mimhjzxp3dn">
         <w:r>
           <w:rPr>
             <w:rFonts w:ascii="맑은 고딕" w:cs="맑은 고딕" w:eastAsia="맑은 고딕" w:hAnsi="맑은 고딕"/>
@@ -4695,7 +4720,7 @@
         </w:rPr>
         <w:t xml:space="preserve">을 함께 구축해 「소재 AI 모델–자율실험–데이터플랫폼」을 연결하는 방향이고, 바이오 분야는 </w:t>
       </w:r>
-      <w:hyperlink w:history="1" r:id="rIdz6f6wdzpc53jhpt39hotz">
+      <w:hyperlink w:history="1" r:id="rIdetkwq0cbwqvd3m_tnvmvl">
         <w:r>
           <w:rPr>
             <w:rFonts w:ascii="맑은 고딕" w:cs="맑은 고딕" w:eastAsia="맑은 고딕" w:hAnsi="맑은 고딕"/>
@@ -4746,7 +4771,7 @@
         </w:rPr>
         <w:t xml:space="preserve">남은 과제 — 개별 실험실 단위의 성과는 축적됐지만, </w:t>
       </w:r>
-      <w:hyperlink w:history="1" r:id="rIdg-wxxcbb2hcfdgvj7d3d6">
+      <w:hyperlink w:history="1" r:id="rIdyvev_gauimd2srz5pcigy">
         <w:r>
           <w:rPr>
             <w:rFonts w:ascii="맑은 고딕" w:cs="맑은 고딕" w:eastAsia="맑은 고딕" w:hAnsi="맑은 고딕"/>
@@ -4828,7 +4853,7 @@
               </w:rPr>
               <w:t xml:space="preserve">[1] </w:t>
             </w:r>
-            <w:hyperlink w:history="1" r:id="rIdhuhqqkqagsf2kcpdhntjp">
+            <w:hyperlink w:history="1" r:id="rIdet7g137s_q0zj1q4ncnw7">
               <w:r>
                 <w:rPr>
                   <w:rFonts w:ascii="맑은 고딕" w:cs="맑은 고딕" w:eastAsia="맑은 고딕" w:hAnsi="맑은 고딕"/>
@@ -4865,7 +4890,7 @@
               </w:rPr>
               <w:t xml:space="preserve">[19] </w:t>
             </w:r>
-            <w:hyperlink w:history="1" r:id="rIdmtrfac44ut4xza8haf1hb">
+            <w:hyperlink w:history="1" r:id="rId8stv9riuhgcpmve7g12se">
               <w:r>
                 <w:rPr>
                   <w:rFonts w:ascii="맑은 고딕" w:cs="맑은 고딕" w:eastAsia="맑은 고딕" w:hAnsi="맑은 고딕"/>
@@ -4874,7 +4899,7 @@
                   <w:szCs w:val="13"/>
                   <w:u w:val="single"/>
                 </w:rPr>
-                <w:t xml:space="preserve">서울대 AI연구원(AIIS), "선도혁신연구센터"(스마트실험실 자율화)</w:t>
+                <w:t xml:space="preserve">기초과학연구원(IBS), "인공지능 및 로봇 기반 합성 연구단" 연구단 소개</w:t>
               </w:r>
             </w:hyperlink>
           </w:p>
@@ -4904,7 +4929,7 @@
               </w:rPr>
               <w:t xml:space="preserve">[2] </w:t>
             </w:r>
-            <w:hyperlink w:history="1" r:id="rId-cvj-2_m13w-0a1bq9n6_">
+            <w:hyperlink w:history="1" r:id="rIdjmzyimmji-kl2ogeuz5x_">
               <w:r>
                 <w:rPr>
                   <w:rFonts w:ascii="맑은 고딕" w:cs="맑은 고딕" w:eastAsia="맑은 고딕" w:hAnsi="맑은 고딕"/>
@@ -4941,7 +4966,7 @@
               </w:rPr>
               <w:t xml:space="preserve">[20] </w:t>
             </w:r>
-            <w:hyperlink w:history="1" r:id="rIdewgmxh6edhs0hhg9mrwqh">
+            <w:hyperlink w:history="1" r:id="rIdtaevjhapcgqwkqq2xw7t5">
               <w:r>
                 <w:rPr>
                   <w:rFonts w:ascii="맑은 고딕" w:cs="맑은 고딕" w:eastAsia="맑은 고딕" w:hAnsi="맑은 고딕"/>
@@ -4950,7 +4975,7 @@
                   <w:szCs w:val="13"/>
                   <w:u w:val="single"/>
                 </w:rPr>
-                <w:t xml:space="preserve">핀포인트뉴스, "이화여대 '멀티스케일 물질 및 시스템 연구소' 출범"(2026.1.22)</w:t>
+                <w:t xml:space="preserve">서울대 AI연구원(AIIS), "선도혁신연구센터"(스마트실험실 자율화)</w:t>
               </w:r>
             </w:hyperlink>
           </w:p>
@@ -4980,7 +5005,7 @@
               </w:rPr>
               <w:t xml:space="preserve">[3] </w:t>
             </w:r>
-            <w:hyperlink w:history="1" r:id="rIdjtn7zs7ic4zem7rjnklgb">
+            <w:hyperlink w:history="1" r:id="rId9_evu2r4kq4vzrmsmdfhx">
               <w:r>
                 <w:rPr>
                   <w:rFonts w:ascii="맑은 고딕" w:cs="맑은 고딕" w:eastAsia="맑은 고딕" w:hAnsi="맑은 고딕"/>
@@ -5017,7 +5042,7 @@
               </w:rPr>
               <w:t xml:space="preserve">[21] </w:t>
             </w:r>
-            <w:hyperlink w:history="1" r:id="rIdulghjfvl1la_flhnitudq">
+            <w:hyperlink w:history="1" r:id="rIdx6ksvocs1ebnfzoqdxkka">
               <w:r>
                 <w:rPr>
                   <w:rFonts w:ascii="맑은 고딕" w:cs="맑은 고딕" w:eastAsia="맑은 고딕" w:hAnsi="맑은 고딕"/>
@@ -5026,7 +5051,7 @@
                   <w:szCs w:val="13"/>
                   <w:u w:val="single"/>
                 </w:rPr>
-                <w:t xml:space="preserve">이화여대 IMMS, "Research Platforms" — OA-SDL 소개</w:t>
+                <w:t xml:space="preserve">핀포인트뉴스, "이화여대 '멀티스케일 물질 및 시스템 연구소' 출범"(2026.1.22)</w:t>
               </w:r>
             </w:hyperlink>
           </w:p>
@@ -5056,7 +5081,7 @@
               </w:rPr>
               <w:t xml:space="preserve">[4] </w:t>
             </w:r>
-            <w:hyperlink w:history="1" r:id="rIdhepy5tj2sxlontquchioj">
+            <w:hyperlink w:history="1" r:id="rIdcn1d5btriiz8c_gr-jocx">
               <w:r>
                 <w:rPr>
                   <w:rFonts w:ascii="맑은 고딕" w:cs="맑은 고딕" w:eastAsia="맑은 고딕" w:hAnsi="맑은 고딕"/>
@@ -5093,7 +5118,7 @@
               </w:rPr>
               <w:t xml:space="preserve">[22] </w:t>
             </w:r>
-            <w:hyperlink w:history="1" r:id="rIdibunmvfxbhenhhgiiqrzn">
+            <w:hyperlink w:history="1" r:id="rId3dpddgeszjy__wosmswtc">
               <w:r>
                 <w:rPr>
                   <w:rFonts w:ascii="맑은 고딕" w:cs="맑은 고딕" w:eastAsia="맑은 고딕" w:hAnsi="맑은 고딕"/>
@@ -5102,7 +5127,7 @@
                   <w:szCs w:val="13"/>
                   <w:u w:val="single"/>
                 </w:rPr>
-                <w:t xml:space="preserve">이화여대 Na Group, "NRL 2.0 선정! 자율실험실 공정기술 개발 착수"</w:t>
+                <w:t xml:space="preserve">이화여대 IMMS, "Research Platforms" — OA-SDL 소개</w:t>
               </w:r>
             </w:hyperlink>
           </w:p>
@@ -5132,7 +5157,7 @@
               </w:rPr>
               <w:t xml:space="preserve">[5] </w:t>
             </w:r>
-            <w:hyperlink w:history="1" r:id="rId3fxjgusmvs1trjh0iikbz">
+            <w:hyperlink w:history="1" r:id="rIdlpkjfufu0j6h7dtaesq_e">
               <w:r>
                 <w:rPr>
                   <w:rFonts w:ascii="맑은 고딕" w:cs="맑은 고딕" w:eastAsia="맑은 고딕" w:hAnsi="맑은 고딕"/>
@@ -5169,7 +5194,7 @@
               </w:rPr>
               <w:t xml:space="preserve">[23] </w:t>
             </w:r>
-            <w:hyperlink w:history="1" r:id="rId8xkh-9dovwdfmjf0bu-gy">
+            <w:hyperlink w:history="1" r:id="rIdek-xiz40ois2cdxhodymk">
               <w:r>
                 <w:rPr>
                   <w:rFonts w:ascii="맑은 고딕" w:cs="맑은 고딕" w:eastAsia="맑은 고딕" w:hAnsi="맑은 고딕"/>
@@ -5178,7 +5203,7 @@
                   <w:szCs w:val="13"/>
                   <w:u w:val="single"/>
                 </w:rPr>
-                <w:t xml:space="preserve">포항가속기연구소(PAL) 공식 홈페이지(PLS-II·PAL-XFEL·빔라인)</w:t>
+                <w:t xml:space="preserve">이화여대 Na Group, "NRL 2.0 선정! 자율실험실 공정기술 개발 착수"</w:t>
               </w:r>
             </w:hyperlink>
           </w:p>
@@ -5208,7 +5233,7 @@
               </w:rPr>
               <w:t xml:space="preserve">[6] </w:t>
             </w:r>
-            <w:hyperlink w:history="1" r:id="rIdpqgivdtiyujupljgrr22w">
+            <w:hyperlink w:history="1" r:id="rIdysjldalemgz3_1p9dvyxt">
               <w:r>
                 <w:rPr>
                   <w:rFonts w:ascii="맑은 고딕" w:cs="맑은 고딕" w:eastAsia="맑은 고딕" w:hAnsi="맑은 고딕"/>
@@ -5245,7 +5270,7 @@
               </w:rPr>
               <w:t xml:space="preserve">[24] </w:t>
             </w:r>
-            <w:hyperlink w:history="1" r:id="rIdvds0o7-4zcgmu74qu6wul">
+            <w:hyperlink w:history="1" r:id="rIdpoxjzvxyhr-lsoc5zft1v">
               <w:r>
                 <w:rPr>
                   <w:rFonts w:ascii="맑은 고딕" w:cs="맑은 고딕" w:eastAsia="맑은 고딕" w:hAnsi="맑은 고딕"/>
@@ -5254,7 +5279,7 @@
                   <w:szCs w:val="13"/>
                   <w:u w:val="single"/>
                 </w:rPr>
-                <w:t xml:space="preserve">라이브뉴스, "코스맥스, 포항가속기연구소와 첨단 분석 인프라 MOU"</w:t>
+                <w:t xml:space="preserve">포항가속기연구소(PAL) 공식 홈페이지(PLS-II·PAL-XFEL·빔라인)</w:t>
               </w:r>
             </w:hyperlink>
           </w:p>
@@ -5284,7 +5309,7 @@
               </w:rPr>
               <w:t xml:space="preserve">[7] </w:t>
             </w:r>
-            <w:hyperlink w:history="1" r:id="rIdmel78pki6pvlhvzhlgfos">
+            <w:hyperlink w:history="1" r:id="rIdhjmfv3jhcho-tzc9osgco">
               <w:r>
                 <w:rPr>
                   <w:rFonts w:ascii="맑은 고딕" w:cs="맑은 고딕" w:eastAsia="맑은 고딕" w:hAnsi="맑은 고딕"/>
@@ -5321,7 +5346,7 @@
               </w:rPr>
               <w:t xml:space="preserve">[25] </w:t>
             </w:r>
-            <w:hyperlink w:history="1" r:id="rIdsu2zeghqgfo43n2zn-ot_">
+            <w:hyperlink w:history="1" r:id="rIdroweujkdilbxhy3brmbdy">
               <w:r>
                 <w:rPr>
                   <w:rFonts w:ascii="맑은 고딕" w:cs="맑은 고딕" w:eastAsia="맑은 고딕" w:hAnsi="맑은 고딕"/>
@@ -5330,7 +5355,7 @@
                   <w:szCs w:val="13"/>
                   <w:u w:val="single"/>
                 </w:rPr>
-                <w:t xml:space="preserve">헬로디디, "'외산 장비만 바라볼 수 없다'···韓 '자율랩' 생태계 만든다"</w:t>
+                <w:t xml:space="preserve">라이브뉴스, "코스맥스, 포항가속기연구소와 첨단 분석 인프라 MOU"</w:t>
               </w:r>
             </w:hyperlink>
           </w:p>
@@ -5360,7 +5385,7 @@
               </w:rPr>
               <w:t xml:space="preserve">[8] </w:t>
             </w:r>
-            <w:hyperlink w:history="1" r:id="rIdqvkx-von33mhyevhjtcbr">
+            <w:hyperlink w:history="1" r:id="rIdx06_s4htwyyqehnsw8ohb">
               <w:r>
                 <w:rPr>
                   <w:rFonts w:ascii="맑은 고딕" w:cs="맑은 고딕" w:eastAsia="맑은 고딕" w:hAnsi="맑은 고딕"/>
@@ -5397,7 +5422,7 @@
               </w:rPr>
               <w:t xml:space="preserve">[26] </w:t>
             </w:r>
-            <w:hyperlink w:history="1" r:id="rIdp5ydfh10nj7qj-lrdw28r">
+            <w:hyperlink w:history="1" r:id="rIdtboarmh3wafxmzj8begzi">
               <w:r>
                 <w:rPr>
                   <w:rFonts w:ascii="맑은 고딕" w:cs="맑은 고딕" w:eastAsia="맑은 고딕" w:hAnsi="맑은 고딕"/>
@@ -5406,7 +5431,7 @@
                   <w:szCs w:val="13"/>
                   <w:u w:val="single"/>
                 </w:rPr>
-                <w:t xml:space="preserve">히트뉴스, "AI 신약개발 다음은 '자율실험실'…인프라 구축 필요"</w:t>
+                <w:t xml:space="preserve">헬로디디, "'외산 장비만 바라볼 수 없다'···韓 '자율랩' 생태계 만든다"</w:t>
               </w:r>
             </w:hyperlink>
           </w:p>
@@ -5436,7 +5461,7 @@
               </w:rPr>
               <w:t xml:space="preserve">[9] </w:t>
             </w:r>
-            <w:hyperlink w:history="1" r:id="rIdhqj0odoiq_bqrufu6rf_z">
+            <w:hyperlink w:history="1" r:id="rIdcgqpsyquyhexacmbgcmp8">
               <w:r>
                 <w:rPr>
                   <w:rFonts w:ascii="맑은 고딕" w:cs="맑은 고딕" w:eastAsia="맑은 고딕" w:hAnsi="맑은 고딕"/>
@@ -5473,7 +5498,7 @@
               </w:rPr>
               <w:t xml:space="preserve">[27] </w:t>
             </w:r>
-            <w:hyperlink w:history="1" r:id="rIdvnxj4i1pkwlqdiwjeculb">
+            <w:hyperlink w:history="1" r:id="rId3t4spm10jy3pobzoq3kwx">
               <w:r>
                 <w:rPr>
                   <w:rFonts w:ascii="맑은 고딕" w:cs="맑은 고딕" w:eastAsia="맑은 고딕" w:hAnsi="맑은 고딕"/>
@@ -5482,7 +5507,7 @@
                   <w:szCs w:val="13"/>
                   <w:u w:val="single"/>
                 </w:rPr>
-                <w:t xml:space="preserve">메디포뉴스, "제약바이오협회 AI신약개발자문위"(SDL 실습교육장 운영)</w:t>
+                <w:t xml:space="preserve">히트뉴스, "AI 신약개발 다음은 '자율실험실'…인프라 구축 필요"</w:t>
               </w:r>
             </w:hyperlink>
           </w:p>
@@ -5512,7 +5537,7 @@
               </w:rPr>
               <w:t xml:space="preserve">[10] </w:t>
             </w:r>
-            <w:hyperlink w:history="1" r:id="rIdbenmcriffq-yvnkyus89k">
+            <w:hyperlink w:history="1" r:id="rIdkde2nboznafa-3wgqrhjx">
               <w:r>
                 <w:rPr>
                   <w:rFonts w:ascii="맑은 고딕" w:cs="맑은 고딕" w:eastAsia="맑은 고딕" w:hAnsi="맑은 고딕"/>
@@ -5549,7 +5574,7 @@
               </w:rPr>
               <w:t xml:space="preserve">[28] </w:t>
             </w:r>
-            <w:hyperlink w:history="1" r:id="rIdjuypynves9hpkz5tgsrrc">
+            <w:hyperlink w:history="1" r:id="rIdfypekemabeecjadpx27cp">
               <w:r>
                 <w:rPr>
                   <w:rFonts w:ascii="맑은 고딕" w:cs="맑은 고딕" w:eastAsia="맑은 고딕" w:hAnsi="맑은 고딕"/>
@@ -5558,7 +5583,7 @@
                   <w:szCs w:val="13"/>
                   <w:u w:val="single"/>
                 </w:rPr>
-                <w:t xml:space="preserve">Telescope Innovations, "Korea's First Self-Driving Lab for Pharma R&amp;D"(2025.12.9)</w:t>
+                <w:t xml:space="preserve">메디포뉴스, "제약바이오협회 AI신약개발자문위"(SDL 실습교육장 운영)</w:t>
               </w:r>
             </w:hyperlink>
           </w:p>
@@ -5588,7 +5613,7 @@
               </w:rPr>
               <w:t xml:space="preserve">[11] </w:t>
             </w:r>
-            <w:hyperlink w:history="1" r:id="rIdc_rttc_43by16t7x6vdk7">
+            <w:hyperlink w:history="1" r:id="rIdnrz22abywxh7rp-tsdxs1">
               <w:r>
                 <w:rPr>
                   <w:rFonts w:ascii="맑은 고딕" w:cs="맑은 고딕" w:eastAsia="맑은 고딕" w:hAnsi="맑은 고딕"/>
@@ -5625,7 +5650,7 @@
               </w:rPr>
               <w:t xml:space="preserve">[29] </w:t>
             </w:r>
-            <w:hyperlink w:history="1" r:id="rIdazjfrvvesods2ovyiyu2f">
+            <w:hyperlink w:history="1" r:id="rIdpt8ejak1-y4sl6jupqzrl">
               <w:r>
                 <w:rPr>
                   <w:rFonts w:ascii="맑은 고딕" w:cs="맑은 고딕" w:eastAsia="맑은 고딕" w:hAnsi="맑은 고딕"/>
@@ -5634,7 +5659,7 @@
                   <w:szCs w:val="13"/>
                   <w:u w:val="single"/>
                 </w:rPr>
-                <w:t xml:space="preserve">한국생명공학연구원, "K-바이오파운드리, 합성생물학 국제표준 주도"</w:t>
+                <w:t xml:space="preserve">Telescope Innovations, "Korea's First Self-Driving Lab for Pharma R&amp;D"(2025.12.9)</w:t>
               </w:r>
             </w:hyperlink>
           </w:p>
@@ -5664,7 +5689,7 @@
               </w:rPr>
               <w:t xml:space="preserve">[12] </w:t>
             </w:r>
-            <w:hyperlink w:history="1" r:id="rIdnvyv4ivxmzzgdz9bhfths">
+            <w:hyperlink w:history="1" r:id="rIdvcsiysr_-v42jwjequjyj">
               <w:r>
                 <w:rPr>
                   <w:rFonts w:ascii="맑은 고딕" w:cs="맑은 고딕" w:eastAsia="맑은 고딕" w:hAnsi="맑은 고딕"/>
@@ -5701,7 +5726,7 @@
               </w:rPr>
               <w:t xml:space="preserve">[30] </w:t>
             </w:r>
-            <w:hyperlink w:history="1" r:id="rIddmqglkmfzazr__r3ogfuf">
+            <w:hyperlink w:history="1" r:id="rIdi5iilfnw2bbxmjqdrzov2">
               <w:r>
                 <w:rPr>
                   <w:rFonts w:ascii="맑은 고딕" w:cs="맑은 고딕" w:eastAsia="맑은 고딕" w:hAnsi="맑은 고딕"/>
@@ -5710,7 +5735,7 @@
                   <w:szCs w:val="13"/>
                   <w:u w:val="single"/>
                 </w:rPr>
-                <w:t xml:space="preserve">LG화학, "안전은 올리고 속도는 빠르게, LG화학 자동화 실험실"(2025.12.11)</w:t>
+                <w:t xml:space="preserve">한국생명공학연구원, "K-바이오파운드리, 합성생물학 국제표준 주도"</w:t>
               </w:r>
             </w:hyperlink>
           </w:p>
@@ -5740,7 +5765,7 @@
               </w:rPr>
               <w:t xml:space="preserve">[13] </w:t>
             </w:r>
-            <w:hyperlink w:history="1" r:id="rIdrdwregzgjkqphdvojqblr">
+            <w:hyperlink w:history="1" r:id="rIdungw3hqgqc-9r_rhd8eio">
               <w:r>
                 <w:rPr>
                   <w:rFonts w:ascii="맑은 고딕" w:cs="맑은 고딕" w:eastAsia="맑은 고딕" w:hAnsi="맑은 고딕"/>
@@ -5777,7 +5802,7 @@
               </w:rPr>
               <w:t xml:space="preserve">[31] </w:t>
             </w:r>
-            <w:hyperlink w:history="1" r:id="rIdxkfsssrknwn1fnbnxvsg2">
+            <w:hyperlink w:history="1" r:id="rIdbxf72nwccmkg-7tgsfllx">
               <w:r>
                 <w:rPr>
                   <w:rFonts w:ascii="맑은 고딕" w:cs="맑은 고딕" w:eastAsia="맑은 고딕" w:hAnsi="맑은 고딕"/>
@@ -5786,7 +5811,7 @@
                   <w:szCs w:val="13"/>
                   <w:u w:val="single"/>
                 </w:rPr>
-                <w:t xml:space="preserve">더바이오뉴스, "에이블랩스, 100억 투자 발판 '자율실험실' 속도"</w:t>
+                <w:t xml:space="preserve">LG화학, "안전은 올리고 속도는 빠르게, LG화학 자동화 실험실"(2025.12.11)</w:t>
               </w:r>
             </w:hyperlink>
           </w:p>
@@ -5816,7 +5841,7 @@
               </w:rPr>
               <w:t xml:space="preserve">[14] </w:t>
             </w:r>
-            <w:hyperlink w:history="1" r:id="rIdolzf0veokozr2hxssrxi6">
+            <w:hyperlink w:history="1" r:id="rIdddmhclq2wnjka7doqc6zy">
               <w:r>
                 <w:rPr>
                   <w:rFonts w:ascii="맑은 고딕" w:cs="맑은 고딕" w:eastAsia="맑은 고딕" w:hAnsi="맑은 고딕"/>
@@ -5853,7 +5878,7 @@
               </w:rPr>
               <w:t xml:space="preserve">[32] </w:t>
             </w:r>
-            <w:hyperlink w:history="1" r:id="rId8dteog-3x7ppfk2zoekf0">
+            <w:hyperlink w:history="1" r:id="rIdnikb-hhvemxffmj6r33mg">
               <w:r>
                 <w:rPr>
                   <w:rFonts w:ascii="맑은 고딕" w:cs="맑은 고딕" w:eastAsia="맑은 고딕" w:hAnsi="맑은 고딕"/>
@@ -5862,7 +5887,7 @@
                   <w:szCs w:val="13"/>
                   <w:u w:val="single"/>
                 </w:rPr>
-                <w:t xml:space="preserve">서울대 공대, "정유성 교수팀, LLM 기반 신소재 재설계 기술 개발"</w:t>
+                <w:t xml:space="preserve">더바이오뉴스, "에이블랩스, 100억 투자 발판 '자율실험실' 속도"</w:t>
               </w:r>
             </w:hyperlink>
           </w:p>
@@ -5892,7 +5917,7 @@
               </w:rPr>
               <w:t xml:space="preserve">[15] </w:t>
             </w:r>
-            <w:hyperlink w:history="1" r:id="rIdrsecwpckwwzpphvqmdbiy">
+            <w:hyperlink w:history="1" r:id="rId-vy2zmuzy4rsitc5--d8e">
               <w:r>
                 <w:rPr>
                   <w:rFonts w:ascii="맑은 고딕" w:cs="맑은 고딕" w:eastAsia="맑은 고딕" w:hAnsi="맑은 고딕"/>
@@ -5929,7 +5954,7 @@
               </w:rPr>
               <w:t xml:space="preserve">[33] </w:t>
             </w:r>
-            <w:hyperlink w:history="1" r:id="rIddu42d90svw9-ugb4sem5h">
+            <w:hyperlink w:history="1" r:id="rIdzmbykfgrgvcoocm1d2r4u">
               <w:r>
                 <w:rPr>
                   <w:rFonts w:ascii="맑은 고딕" w:cs="맑은 고딕" w:eastAsia="맑은 고딕" w:hAnsi="맑은 고딕"/>
@@ -5938,7 +5963,7 @@
                   <w:szCs w:val="13"/>
                   <w:u w:val="single"/>
                 </w:rPr>
-                <w:t xml:space="preserve">K-MELLODDY 사업단 공식 홈페이지(연합학습 기반 신약개발 가속화 프로젝트)</w:t>
+                <w:t xml:space="preserve">서울대 공대, "정유성 교수팀, LLM 기반 신소재 재설계 기술 개발"</w:t>
               </w:r>
             </w:hyperlink>
           </w:p>
@@ -5968,7 +5993,7 @@
               </w:rPr>
               <w:t xml:space="preserve">[16] </w:t>
             </w:r>
-            <w:hyperlink w:history="1" r:id="rIdgys09uxz-epdzmyca3c3m">
+            <w:hyperlink w:history="1" r:id="rIddmgl2j6ofzokm94zl2x8p">
               <w:r>
                 <w:rPr>
                   <w:rFonts w:ascii="맑은 고딕" w:cs="맑은 고딕" w:eastAsia="맑은 고딕" w:hAnsi="맑은 고딕"/>
@@ -6005,7 +6030,7 @@
               </w:rPr>
               <w:t xml:space="preserve">[34] </w:t>
             </w:r>
-            <w:hyperlink w:history="1" r:id="rIdxvvucbdld3sq5kocu8lgc">
+            <w:hyperlink w:history="1" r:id="rIdxc2d6vvmewrmcjaigqoas">
               <w:r>
                 <w:rPr>
                   <w:rFonts w:ascii="맑은 고딕" w:cs="맑은 고딕" w:eastAsia="맑은 고딕" w:hAnsi="맑은 고딕"/>
@@ -6014,7 +6039,7 @@
                   <w:szCs w:val="13"/>
                   <w:u w:val="single"/>
                 </w:rPr>
-                <w:t xml:space="preserve">KISTI 국가연구데이터플랫폼 DataON</w:t>
+                <w:t xml:space="preserve">K-MELLODDY 사업단 공식 홈페이지(연합학습 기반 신약개발 가속화 프로젝트)</w:t>
               </w:r>
             </w:hyperlink>
           </w:p>
@@ -6044,7 +6069,7 @@
               </w:rPr>
               <w:t xml:space="preserve">[17] </w:t>
             </w:r>
-            <w:hyperlink w:history="1" r:id="rId6--6wac_1xwd0_6rxz8md">
+            <w:hyperlink w:history="1" r:id="rIdu2wfz-xrdkwloavazfap_">
               <w:r>
                 <w:rPr>
                   <w:rFonts w:ascii="맑은 고딕" w:cs="맑은 고딕" w:eastAsia="맑은 고딕" w:hAnsi="맑은 고딕"/>
@@ -6081,7 +6106,7 @@
               </w:rPr>
               <w:t xml:space="preserve">[35] </w:t>
             </w:r>
-            <w:hyperlink w:history="1" r:id="rId-fdk6s1hy1bvfsasyiet0">
+            <w:hyperlink w:history="1" r:id="rIdmou-una8wmlzu3a62zgck">
               <w:r>
                 <w:rPr>
                   <w:rFonts w:ascii="맑은 고딕" w:cs="맑은 고딕" w:eastAsia="맑은 고딕" w:hAnsi="맑은 고딕"/>
@@ -6090,7 +6115,7 @@
                   <w:szCs w:val="13"/>
                   <w:u w:val="single"/>
                 </w:rPr>
-                <w:t xml:space="preserve">J. Hwang et al., "Self-driving laboratories in Korea: a new era of autonomous discovery", Digital Discovery 5, 1968 (2026)</w:t>
+                <w:t xml:space="preserve">KISTI 국가연구데이터플랫폼 DataON</w:t>
               </w:r>
             </w:hyperlink>
           </w:p>
@@ -6120,7 +6145,7 @@
               </w:rPr>
               <w:t xml:space="preserve">[18] </w:t>
             </w:r>
-            <w:hyperlink w:history="1" r:id="rIdb3nemqfbyh8lcxt7y18mr">
+            <w:hyperlink w:history="1" r:id="rIdq6gsostrrhw-ce-suybh9">
               <w:r>
                 <w:rPr>
                   <w:rFonts w:ascii="맑은 고딕" w:cs="맑은 고딕" w:eastAsia="맑은 고딕" w:hAnsi="맑은 고딕"/>
@@ -6129,7 +6154,7 @@
                   <w:szCs w:val="13"/>
                   <w:u w:val="single"/>
                 </w:rPr>
-                <w:t xml:space="preserve">기초과학연구원(IBS), "인공지능 및 로봇 기반 합성 연구단" 연구단 소개</w:t>
+                <w:t xml:space="preserve">인공지능신문, "UNIST 그쥐보프스키 교수팀, 자동화 플랫폼으로 화학 반응 네트워크 맵핑"(Nature, 2025.9.25)</w:t>
               </w:r>
             </w:hyperlink>
           </w:p>
@@ -6137,11 +6162,38 @@
         <w:tc>
           <w:tcPr>
             <w:tcW w:type="dxa" w:w="5159"/>
-          </w:tcPr>
-          <w:p>
-            <w:r>
-              <w:t xml:space="preserve"/>
-            </w:r>
+            <w:tcMar>
+              <w:top w:type="dxa" w:w="10"/>
+              <w:left w:type="dxa" w:w="0"/>
+              <w:bottom w:type="dxa" w:w="10"/>
+              <w:right w:type="dxa" w:w="120"/>
+            </w:tcMar>
+          </w:tcPr>
+          <w:p>
+            <w:pPr>
+              <w:spacing w:after="6" w:before="6" w:line="200" w:lineRule="auto"/>
+            </w:pPr>
+            <w:r>
+              <w:rPr>
+                <w:rFonts w:ascii="맑은 고딕" w:cs="맑은 고딕" w:eastAsia="맑은 고딕" w:hAnsi="맑은 고딕"/>
+                <w:color w:val="444444"/>
+                <w:sz w:val="13"/>
+                <w:szCs w:val="13"/>
+              </w:rPr>
+              <w:t xml:space="preserve">[36] </w:t>
+            </w:r>
+            <w:hyperlink w:history="1" r:id="rId9zmahoylclsh3qhyhzpcw">
+              <w:r>
+                <w:rPr>
+                  <w:rFonts w:ascii="맑은 고딕" w:cs="맑은 고딕" w:eastAsia="맑은 고딕" w:hAnsi="맑은 고딕"/>
+                  <w:color w:val="1B54B5"/>
+                  <w:sz w:val="13"/>
+                  <w:szCs w:val="13"/>
+                  <w:u w:val="single"/>
+                </w:rPr>
+                <w:t xml:space="preserve">J. Hwang et al., "Self-driving laboratories in Korea: a new era of autonomous discovery", Digital Discovery 5, 1968 (2026)</w:t>
+              </w:r>
+            </w:hyperlink>
           </w:p>
         </w:tc>
       </w:tr>
@@ -6161,7 +6213,7 @@
         </w:rPr>
         <w:t xml:space="preserve">본 보고서의 사례·수치는 위 공개 자료에 보도·발표된 내용을 그대로 인용한 것이다. 국내 SDL 전반의 학술적 개관은 </w:t>
       </w:r>
-      <w:hyperlink w:history="1" r:id="rIdmq68gbwlwhcfreqgh4itt">
+      <w:hyperlink w:history="1" r:id="rIdsj2v6e_gn3dqxc09bu1on">
         <w:r>
           <w:rPr>
             <w:rFonts w:ascii="맑은 고딕" w:cs="맑은 고딕" w:eastAsia="맑은 고딕" w:hAnsi="맑은 고딕"/>
